--- a/backend/services/generated_files/generated_cv.docx
+++ b/backend/services/generated_files/generated_cv.docx
@@ -75,6 +75,7 @@
                 <w:szCs w:val="80"/>
               </w:rPr>
             </w:pPr>
+            <w:proofErr w:type="gramStart"/>
             <w:r>
               <w:rPr>
                 <w:rStyle w:val="span"/>
@@ -105,6 +106,7 @@
                 <w:szCs w:val="80"/>
               </w:rPr>
             </w:pPr>
+            <w:proofErr w:type="gramStart"/>
             <w:r>
               <w:rPr>
                 <w:rStyle w:val="span"/>
@@ -166,6 +168,7 @@
               </w:rPr>
               <w:t xml:space="preserve"> </w:t>
             </w:r>
+            <w:proofErr w:type="gramStart"/>
             <w:r>
               <w:rPr>
                 <w:rFonts w:ascii="Saira" w:eastAsia="Saira" w:hAnsi="Saira"/>
@@ -248,6 +251,7 @@
               </w:rPr>
               <w:t xml:space="preserve">   </w:t>
             </w:r>
+            <w:proofErr w:type="gramStart"/>
             <w:r>
               <w:rPr>
                 <w:rStyle w:val="span"/>
@@ -272,6 +276,7 @@
               </w:rPr>
               <w:t xml:space="preserve">   </w:t>
             </w:r>
+            <w:proofErr w:type="gramEnd"/>
             <w:r>
               <w:rPr>
                 <w:rStyle w:val="divdocumentsprtr"/>
@@ -321,6 +326,7 @@
                 </wp:inline>
               </w:drawing>
             </w:r>
+            <w:proofErr w:type="gramStart"/>
             <w:r>
               <w:rPr>
                 <w:rStyle w:val="divdocumentsprtr"/>
@@ -349,6 +355,7 @@
               </w:rPr>
               <w:t xml:space="preserve">   </w:t>
             </w:r>
+            <w:proofErr w:type="gramEnd"/>
             <w:r>
               <w:rPr>
                 <w:rStyle w:val="divdocumentsprtr"/>
@@ -398,6 +405,7 @@
                 </wp:inline>
               </w:drawing>
             </w:r>
+            <w:proofErr w:type="gramStart"/>
             <w:r>
               <w:rPr>
                 <w:rStyle w:val="divdocumentsprtr"/>
@@ -433,6 +441,7 @@
               </w:rPr>
               <w:t xml:space="preserve">   </w:t>
             </w:r>
+            <w:proofErr w:type="gramEnd"/>
             <w:r>
               <w:rPr>
                 <w:rStyle w:val="divdocumentsprtr"/>
@@ -482,6 +491,7 @@
                 </wp:inline>
               </w:drawing>
             </w:r>
+            <w:proofErr w:type="gramStart"/>
             <w:r>
               <w:rPr>
                 <w:rStyle w:val="divdocumentsprtr"/>
@@ -683,13 +693,14 @@
                 <w:szCs w:val="20"/>
               </w:rPr>
             </w:pPr>
+            <w:proofErr w:type="gramStart"/>
             <w:r>
               <w:rPr>
                 <w:rFonts w:ascii="Saira" w:eastAsia="Saira" w:hAnsi="Saira"/>
                 <w:sz w:val="20"/>
                 <w:szCs w:val="20"/>
               </w:rPr>
-              <w:t xml:space="preserve">As a final-year BSc student specializing in Applied Mathematics and Computer Science, I have honed my skills in Python and JavaScript, focusing on developing robust automated solutions and software utilities that streamline workflows. My academic journey and independent projects have equipped me with the ability to tackle complex problems using structured programming principles. I have gained practical experience as a Computer Science Intern at Stellenbosch University, where I designed and built automation scripts that significantly improved efficiency in academic and content-generation workflows. My role required me to integrate APIs and AI tools, showcasing my ability to handle data transformation and reporting tasks effectively. Additionally, my experience as a Sales Representative has further developed my communication and adaptability skills, which are crucial in a collaborative testing environment. My project portfolio includes diverse experiences, such as developing web applications using React and JavaScript, simulating epidemiological models with Python, and solving algorithmic challenges. These projects demonstrate my analytical thinking, systematic debugging skills, and ability to translate theoretical concepts into practical applications. As I transition into a QA Tester role, I am eager to apply my skills in designing and executing test plans, performing functional and regression testing, and collaborating closely with developers to ensure the delivery of high-quality software. My understanding of Agile methodologies and experience with version control systems like Git will be instrumental in contributing to continuous improvement processes. I am excited about the opportunity to leverage my technical expertise and problem-solving abilities to ensure the performance and reliability of web applications in a dynamic and innovative environment.</w:t>
+              <w:t xml:space="preserve">As a final-year BSc student specializing in Applied Mathematics and Computer Science, I have honed my skills in Python and JavaScript, focusing on developing robust software solutions and automation tools. My academic journey has been complemented by hands-on experience as a Computer Science Intern and Test Automation Developer at Stellenbosch University, where I designed and implemented automation scripts to streamline workflows, integrated APIs for data transformation, and documented processes to ensure tool reusability. Additionally, my role as a Sales Representative at M AND L HPC BRANDS GROUP has enhanced my communication, patience, and adaptability skills, crucial for collaborative environments. I have also undertaken various technical projects, such as developing reusable software utilities and implementing core computer science algorithms, which have strengthened my problem-solving and analytical thinking abilities. My projects demonstrate a strong foundation in software development, data analysis, and applied problem-solving, aligning well with the requirements of a QA Tester role. I am eager to leverage my skills in designing and executing test plans, identifying bugs, and collaborating with developers to ensure the quality and reliability of web applications. With a strong understanding of development methodologies and excellent attention to detail, I am well-prepared to contribute to the continuous improvement of QA processes and tools in an Agile environment.</w:t>
             </w:r>
           </w:p>
           <w:p>
@@ -759,19 +770,29 @@
                 <w:sz w:val="20"/>
                 <w:szCs w:val="20"/>
               </w:rPr>
-              <w:t xml:space="preserve"> </w:t>
-            </w:r>
-          </w:p>
-          <w:p>
-            <w:pPr>
-              <w:rPr>
-                <w:rFonts w:ascii="Saira" w:hAnsi="Saira"/>
-                <w:b/>
-                <w:bCs/>
-                <w:sz w:val="20"/>
-                <w:szCs w:val="20"/>
-              </w:rPr>
-            </w:pPr>
+              <w:t xml:space="preserve"/>
+            </w:r>
+            <w:proofErr w:type="gramEnd"/>
+            <w:r>
+              <w:rPr>
+                <w:rFonts w:ascii="Saira" w:hAnsi="Saira"/>
+                <w:sz w:val="20"/>
+                <w:szCs w:val="20"/>
+              </w:rPr>
+              <w:t xml:space="preserve"> </w:t>
+            </w:r>
+          </w:p>
+          <w:p>
+            <w:pPr>
+              <w:rPr>
+                <w:rFonts w:ascii="Saira" w:hAnsi="Saira"/>
+                <w:b/>
+                <w:bCs/>
+                <w:sz w:val="20"/>
+                <w:szCs w:val="20"/>
+              </w:rPr>
+            </w:pPr>
+            <w:proofErr w:type="gramStart"/>
             <w:r>
               <w:rPr>
                 <w:rFonts w:ascii="Saira" w:hAnsi="Saira"/>
@@ -791,6 +812,15 @@
                 <w:szCs w:val="20"/>
               </w:rPr>
             </w:pPr>
+            <w:r>
+              <w:rPr>
+                <w:rFonts w:ascii="Saira" w:hAnsi="Saira"/>
+                <w:sz w:val="20"/>
+                <w:szCs w:val="20"/>
+              </w:rPr>
+              <w:t xml:space="preserve"/>
+            </w:r>
+            <w:proofErr w:type="gramEnd"/>
             <w:r>
               <w:rPr>
                 <w:rFonts w:ascii="Saira" w:hAnsi="Saira"/>
@@ -813,6 +843,7 @@
                 <w:szCs w:val="20"/>
               </w:rPr>
             </w:pPr>
+            <w:proofErr w:type="gramStart"/>
             <w:r>
               <w:rPr>
                 <w:rFonts w:ascii="Saira" w:hAnsi="Saira"/>
@@ -829,17 +860,35 @@
                 <w:sz w:val="20"/>
                 <w:szCs w:val="20"/>
               </w:rPr>
-              <w:t xml:space="preserve"> — Essential for scripting automated tests and analyzing test data efficiently. </w:t>
-            </w:r>
-          </w:p>
-          <w:p>
-            <w:pPr>
-              <w:rPr>
-                <w:rFonts w:ascii="Saira" w:hAnsi="Saira"/>
-                <w:sz w:val="20"/>
-                <w:szCs w:val="20"/>
-              </w:rPr>
-            </w:pPr>
+              <w:t xml:space="preserve"> — </w:t>
+            </w:r>
+            <w:proofErr w:type="gramStart"/>
+            <w:r>
+              <w:rPr>
+                <w:rFonts w:ascii="Saira" w:hAnsi="Saira"/>
+                <w:sz w:val="20"/>
+                <w:szCs w:val="20"/>
+              </w:rPr>
+              <w:t xml:space="preserve">Python is essential for scripting automated tests and analyzing test data efficiently. </w:t>
+            </w:r>
+          </w:p>
+          <w:p>
+            <w:pPr>
+              <w:rPr>
+                <w:rFonts w:ascii="Saira" w:hAnsi="Saira"/>
+                <w:sz w:val="20"/>
+                <w:szCs w:val="20"/>
+              </w:rPr>
+            </w:pPr>
+            <w:r>
+              <w:rPr>
+                <w:rFonts w:ascii="Saira" w:hAnsi="Saira"/>
+                <w:sz w:val="20"/>
+                <w:szCs w:val="20"/>
+              </w:rPr>
+              <w:t xml:space="preserve"/>
+            </w:r>
+            <w:proofErr w:type="gramEnd"/>
             <w:r>
               <w:rPr>
                 <w:rFonts w:ascii="Saira" w:hAnsi="Saira"/>
@@ -862,6 +911,7 @@
                 <w:szCs w:val="20"/>
               </w:rPr>
             </w:pPr>
+            <w:proofErr w:type="gramStart"/>
             <w:r>
               <w:rPr>
                 <w:rFonts w:ascii="Saira" w:hAnsi="Saira"/>
@@ -878,17 +928,35 @@
                 <w:sz w:val="20"/>
                 <w:szCs w:val="20"/>
               </w:rPr>
-              <w:t xml:space="preserve"> — Useful for testing Java-based applications and understanding object-oriented principles. </w:t>
-            </w:r>
-          </w:p>
-          <w:p>
-            <w:pPr>
-              <w:rPr>
-                <w:rFonts w:ascii="Saira" w:hAnsi="Saira"/>
-                <w:sz w:val="20"/>
-                <w:szCs w:val="20"/>
-              </w:rPr>
-            </w:pPr>
+              <w:t xml:space="preserve"> — </w:t>
+            </w:r>
+            <w:proofErr w:type="gramStart"/>
+            <w:r>
+              <w:rPr>
+                <w:rFonts w:ascii="Saira" w:hAnsi="Saira"/>
+                <w:sz w:val="20"/>
+                <w:szCs w:val="20"/>
+              </w:rPr>
+              <w:t xml:space="preserve">Java is crucial for testing applications built on Java-based systems. </w:t>
+            </w:r>
+          </w:p>
+          <w:p>
+            <w:pPr>
+              <w:rPr>
+                <w:rFonts w:ascii="Saira" w:hAnsi="Saira"/>
+                <w:sz w:val="20"/>
+                <w:szCs w:val="20"/>
+              </w:rPr>
+            </w:pPr>
+            <w:r>
+              <w:rPr>
+                <w:rFonts w:ascii="Saira" w:hAnsi="Saira"/>
+                <w:sz w:val="20"/>
+                <w:szCs w:val="20"/>
+              </w:rPr>
+              <w:t xml:space="preserve"/>
+            </w:r>
+            <w:proofErr w:type="gramEnd"/>
             <w:r>
               <w:rPr>
                 <w:rFonts w:ascii="Saira" w:hAnsi="Saira"/>
@@ -911,6 +979,7 @@
                 <w:szCs w:val="20"/>
               </w:rPr>
             </w:pPr>
+            <w:proofErr w:type="gramStart"/>
             <w:r>
               <w:rPr>
                 <w:rFonts w:ascii="Saira" w:hAnsi="Saira"/>
@@ -927,17 +996,35 @@
                 <w:sz w:val="20"/>
                 <w:szCs w:val="20"/>
               </w:rPr>
-              <w:t xml:space="preserve"> — Critical for testing web applications and ensuring client-side functionality. </w:t>
-            </w:r>
-          </w:p>
-          <w:p>
-            <w:pPr>
-              <w:rPr>
-                <w:rFonts w:ascii="Saira" w:hAnsi="Saira"/>
-                <w:sz w:val="20"/>
-                <w:szCs w:val="20"/>
-              </w:rPr>
-            </w:pPr>
+              <w:t xml:space="preserve"> — </w:t>
+            </w:r>
+            <w:proofErr w:type="gramStart"/>
+            <w:r>
+              <w:rPr>
+                <w:rFonts w:ascii="Saira" w:hAnsi="Saira"/>
+                <w:sz w:val="20"/>
+                <w:szCs w:val="20"/>
+              </w:rPr>
+              <w:t xml:space="preserve">JavaScript is vital for testing web applications and ensuring client-side functionality. </w:t>
+            </w:r>
+          </w:p>
+          <w:p>
+            <w:pPr>
+              <w:rPr>
+                <w:rFonts w:ascii="Saira" w:hAnsi="Saira"/>
+                <w:sz w:val="20"/>
+                <w:szCs w:val="20"/>
+              </w:rPr>
+            </w:pPr>
+            <w:r>
+              <w:rPr>
+                <w:rFonts w:ascii="Saira" w:hAnsi="Saira"/>
+                <w:sz w:val="20"/>
+                <w:szCs w:val="20"/>
+              </w:rPr>
+              <w:t xml:space="preserve"/>
+            </w:r>
+            <w:proofErr w:type="gramEnd"/>
             <w:r>
               <w:rPr>
                 <w:rFonts w:ascii="Saira" w:hAnsi="Saira"/>
@@ -960,6 +1047,7 @@
                 <w:szCs w:val="20"/>
               </w:rPr>
             </w:pPr>
+            <w:proofErr w:type="gramStart"/>
             <w:r>
               <w:rPr>
                 <w:rFonts w:ascii="Saira" w:hAnsi="Saira"/>
@@ -976,17 +1064,35 @@
                 <w:sz w:val="20"/>
                 <w:szCs w:val="20"/>
               </w:rPr>
-              <w:t xml:space="preserve"> — Helps in understanding code structure and improving test case design. </w:t>
-            </w:r>
-          </w:p>
-          <w:p>
-            <w:pPr>
-              <w:rPr>
-                <w:rFonts w:ascii="Saira" w:hAnsi="Saira"/>
-                <w:sz w:val="20"/>
-                <w:szCs w:val="20"/>
-              </w:rPr>
-            </w:pPr>
+              <w:t xml:space="preserve"> — </w:t>
+            </w:r>
+            <w:proofErr w:type="gramStart"/>
+            <w:r>
+              <w:rPr>
+                <w:rFonts w:ascii="Saira" w:hAnsi="Saira"/>
+                <w:sz w:val="20"/>
+                <w:szCs w:val="20"/>
+              </w:rPr>
+              <w:t xml:space="preserve">OOP helps design structured test cases and understand application architecture. </w:t>
+            </w:r>
+          </w:p>
+          <w:p>
+            <w:pPr>
+              <w:rPr>
+                <w:rFonts w:ascii="Saira" w:hAnsi="Saira"/>
+                <w:sz w:val="20"/>
+                <w:szCs w:val="20"/>
+              </w:rPr>
+            </w:pPr>
+            <w:r>
+              <w:rPr>
+                <w:rFonts w:ascii="Saira" w:hAnsi="Saira"/>
+                <w:sz w:val="20"/>
+                <w:szCs w:val="20"/>
+              </w:rPr>
+              <w:t xml:space="preserve"/>
+            </w:r>
+            <w:proofErr w:type="gramEnd"/>
             <w:r>
               <w:rPr>
                 <w:rFonts w:ascii="Saira" w:hAnsi="Saira"/>
@@ -1009,6 +1115,7 @@
                 <w:szCs w:val="20"/>
               </w:rPr>
             </w:pPr>
+            <w:proofErr w:type="gramStart"/>
             <w:r>
               <w:rPr>
                 <w:rFonts w:ascii="Saira" w:hAnsi="Saira"/>
@@ -1025,17 +1132,35 @@
                 <w:sz w:val="20"/>
                 <w:szCs w:val="20"/>
               </w:rPr>
-              <w:t xml:space="preserve"> — Key for creating automated test scripts to improve testing efficiency. </w:t>
-            </w:r>
-          </w:p>
-          <w:p>
-            <w:pPr>
-              <w:rPr>
-                <w:rFonts w:ascii="Saira" w:hAnsi="Saira"/>
-                <w:sz w:val="20"/>
-                <w:szCs w:val="20"/>
-              </w:rPr>
-            </w:pPr>
+              <w:t xml:space="preserve"> — </w:t>
+            </w:r>
+            <w:proofErr w:type="gramStart"/>
+            <w:r>
+              <w:rPr>
+                <w:rFonts w:ascii="Saira" w:hAnsi="Saira"/>
+                <w:sz w:val="20"/>
+                <w:szCs w:val="20"/>
+              </w:rPr>
+              <w:t xml:space="preserve">Automation skills streamline repetitive testing tasks, improving efficiency and accuracy. </w:t>
+            </w:r>
+          </w:p>
+          <w:p>
+            <w:pPr>
+              <w:rPr>
+                <w:rFonts w:ascii="Saira" w:hAnsi="Saira"/>
+                <w:sz w:val="20"/>
+                <w:szCs w:val="20"/>
+              </w:rPr>
+            </w:pPr>
+            <w:r>
+              <w:rPr>
+                <w:rFonts w:ascii="Saira" w:hAnsi="Saira"/>
+                <w:sz w:val="20"/>
+                <w:szCs w:val="20"/>
+              </w:rPr>
+              <w:t xml:space="preserve"/>
+            </w:r>
+            <w:proofErr w:type="gramEnd"/>
             <w:r>
               <w:rPr>
                 <w:rFonts w:ascii="Saira" w:hAnsi="Saira"/>
@@ -1058,6 +1183,7 @@
                 <w:szCs w:val="20"/>
               </w:rPr>
             </w:pPr>
+            <w:proofErr w:type="gramStart"/>
             <w:r>
               <w:rPr>
                 <w:rFonts w:ascii="Saira" w:hAnsi="Saira"/>
@@ -1074,17 +1200,35 @@
                 <w:sz w:val="20"/>
                 <w:szCs w:val="20"/>
               </w:rPr>
-              <w:t xml:space="preserve"> — Important for analyzing test results and identifying trends or issues. </w:t>
-            </w:r>
-          </w:p>
-          <w:p>
-            <w:pPr>
-              <w:rPr>
-                <w:rFonts w:ascii="Saira" w:hAnsi="Saira"/>
-                <w:sz w:val="20"/>
-                <w:szCs w:val="20"/>
-              </w:rPr>
-            </w:pPr>
+              <w:t xml:space="preserve"> — </w:t>
+            </w:r>
+            <w:proofErr w:type="gramStart"/>
+            <w:r>
+              <w:rPr>
+                <w:rFonts w:ascii="Saira" w:hAnsi="Saira"/>
+                <w:sz w:val="20"/>
+                <w:szCs w:val="20"/>
+              </w:rPr>
+              <w:t xml:space="preserve">Data analysis skills are key for interpreting test results and identifying trends. </w:t>
+            </w:r>
+          </w:p>
+          <w:p>
+            <w:pPr>
+              <w:rPr>
+                <w:rFonts w:ascii="Saira" w:hAnsi="Saira"/>
+                <w:sz w:val="20"/>
+                <w:szCs w:val="20"/>
+              </w:rPr>
+            </w:pPr>
+            <w:r>
+              <w:rPr>
+                <w:rFonts w:ascii="Saira" w:hAnsi="Saira"/>
+                <w:sz w:val="20"/>
+                <w:szCs w:val="20"/>
+              </w:rPr>
+              <w:t xml:space="preserve"/>
+            </w:r>
+            <w:proofErr w:type="gramEnd"/>
             <w:r>
               <w:rPr>
                 <w:rFonts w:ascii="Saira" w:hAnsi="Saira"/>
@@ -1107,6 +1251,7 @@
                 <w:szCs w:val="20"/>
               </w:rPr>
             </w:pPr>
+            <w:proofErr w:type="gramStart"/>
             <w:r>
               <w:rPr>
                 <w:rFonts w:ascii="Saira" w:hAnsi="Saira"/>
@@ -1123,17 +1268,35 @@
                 <w:sz w:val="20"/>
                 <w:szCs w:val="20"/>
               </w:rPr>
-              <w:t xml:space="preserve"> — Necessary for testing web applications and understanding system interactions. </w:t>
-            </w:r>
-          </w:p>
-          <w:p>
-            <w:pPr>
-              <w:rPr>
-                <w:rFonts w:ascii="Saira" w:hAnsi="Saira"/>
-                <w:sz w:val="20"/>
-                <w:szCs w:val="20"/>
-              </w:rPr>
-            </w:pPr>
+              <w:t xml:space="preserve"> — </w:t>
+            </w:r>
+            <w:proofErr w:type="gramStart"/>
+            <w:r>
+              <w:rPr>
+                <w:rFonts w:ascii="Saira" w:hAnsi="Saira"/>
+                <w:sz w:val="20"/>
+                <w:szCs w:val="20"/>
+              </w:rPr>
+              <w:t xml:space="preserve">Understanding web systems ensures comprehensive testing of web applications. </w:t>
+            </w:r>
+          </w:p>
+          <w:p>
+            <w:pPr>
+              <w:rPr>
+                <w:rFonts w:ascii="Saira" w:hAnsi="Saira"/>
+                <w:sz w:val="20"/>
+                <w:szCs w:val="20"/>
+              </w:rPr>
+            </w:pPr>
+            <w:r>
+              <w:rPr>
+                <w:rFonts w:ascii="Saira" w:hAnsi="Saira"/>
+                <w:sz w:val="20"/>
+                <w:szCs w:val="20"/>
+              </w:rPr>
+              <w:t xml:space="preserve"/>
+            </w:r>
+            <w:proofErr w:type="gramEnd"/>
             <w:r>
               <w:rPr>
                 <w:rFonts w:ascii="Saira" w:hAnsi="Saira"/>
@@ -1156,6 +1319,7 @@
                 <w:szCs w:val="20"/>
               </w:rPr>
             </w:pPr>
+            <w:proofErr w:type="gramStart"/>
             <w:r>
               <w:rPr>
                 <w:rFonts w:ascii="Saira" w:hAnsi="Saira"/>
@@ -1172,17 +1336,35 @@
                 <w:sz w:val="20"/>
                 <w:szCs w:val="20"/>
               </w:rPr>
-              <w:t xml:space="preserve"> — Vital for version control and managing test scripts collaboratively. </w:t>
-            </w:r>
-          </w:p>
-          <w:p>
-            <w:pPr>
-              <w:rPr>
-                <w:rFonts w:ascii="Saira" w:hAnsi="Saira"/>
-                <w:sz w:val="20"/>
-                <w:szCs w:val="20"/>
-              </w:rPr>
-            </w:pPr>
+              <w:t xml:space="preserve"> — </w:t>
+            </w:r>
+            <w:proofErr w:type="gramStart"/>
+            <w:r>
+              <w:rPr>
+                <w:rFonts w:ascii="Saira" w:hAnsi="Saira"/>
+                <w:sz w:val="20"/>
+                <w:szCs w:val="20"/>
+              </w:rPr>
+              <w:t xml:space="preserve">Git is used for version control, tracking changes in test scripts and documentation. </w:t>
+            </w:r>
+          </w:p>
+          <w:p>
+            <w:pPr>
+              <w:rPr>
+                <w:rFonts w:ascii="Saira" w:hAnsi="Saira"/>
+                <w:sz w:val="20"/>
+                <w:szCs w:val="20"/>
+              </w:rPr>
+            </w:pPr>
+            <w:r>
+              <w:rPr>
+                <w:rFonts w:ascii="Saira" w:hAnsi="Saira"/>
+                <w:sz w:val="20"/>
+                <w:szCs w:val="20"/>
+              </w:rPr>
+              <w:t xml:space="preserve"/>
+            </w:r>
+            <w:proofErr w:type="gramEnd"/>
             <w:r>
               <w:rPr>
                 <w:rFonts w:ascii="Saira" w:hAnsi="Saira"/>
@@ -1205,6 +1387,7 @@
                 <w:szCs w:val="20"/>
               </w:rPr>
             </w:pPr>
+            <w:proofErr w:type="gramStart"/>
             <w:r>
               <w:rPr>
                 <w:rFonts w:ascii="Saira" w:hAnsi="Saira"/>
@@ -1221,17 +1404,35 @@
                 <w:sz w:val="20"/>
                 <w:szCs w:val="20"/>
               </w:rPr>
-              <w:t xml:space="preserve"> — Platforms for hosting and collaborating on test scripts and documentation. </w:t>
-            </w:r>
-          </w:p>
-          <w:p>
-            <w:pPr>
-              <w:rPr>
-                <w:rFonts w:ascii="Saira" w:hAnsi="Saira"/>
-                <w:sz w:val="20"/>
-                <w:szCs w:val="20"/>
-              </w:rPr>
-            </w:pPr>
+              <w:t xml:space="preserve"> — </w:t>
+            </w:r>
+            <w:proofErr w:type="gramStart"/>
+            <w:r>
+              <w:rPr>
+                <w:rFonts w:ascii="Saira" w:hAnsi="Saira"/>
+                <w:sz w:val="20"/>
+                <w:szCs w:val="20"/>
+              </w:rPr>
+              <w:t xml:space="preserve">These platforms facilitate collaboration and code review in the testing process. </w:t>
+            </w:r>
+          </w:p>
+          <w:p>
+            <w:pPr>
+              <w:rPr>
+                <w:rFonts w:ascii="Saira" w:hAnsi="Saira"/>
+                <w:sz w:val="20"/>
+                <w:szCs w:val="20"/>
+              </w:rPr>
+            </w:pPr>
+            <w:r>
+              <w:rPr>
+                <w:rFonts w:ascii="Saira" w:hAnsi="Saira"/>
+                <w:sz w:val="20"/>
+                <w:szCs w:val="20"/>
+              </w:rPr>
+              <w:t xml:space="preserve"/>
+            </w:r>
+            <w:proofErr w:type="gramEnd"/>
             <w:r>
               <w:rPr>
                 <w:rFonts w:ascii="Saira" w:hAnsi="Saira"/>
@@ -1254,6 +1455,7 @@
                 <w:szCs w:val="20"/>
               </w:rPr>
             </w:pPr>
+            <w:proofErr w:type="gramStart"/>
             <w:r>
               <w:rPr>
                 <w:rFonts w:ascii="Saira" w:hAnsi="Saira"/>
@@ -1270,17 +1472,35 @@
                 <w:sz w:val="20"/>
                 <w:szCs w:val="20"/>
               </w:rPr>
-              <w:t xml:space="preserve"> — Useful for automating tasks and managing test data in Google Workspace. </w:t>
-            </w:r>
-          </w:p>
-          <w:p>
-            <w:pPr>
-              <w:rPr>
-                <w:rFonts w:ascii="Saira" w:hAnsi="Saira"/>
-                <w:sz w:val="20"/>
-                <w:szCs w:val="20"/>
-              </w:rPr>
-            </w:pPr>
+              <w:t xml:space="preserve"> — </w:t>
+            </w:r>
+            <w:proofErr w:type="gramStart"/>
+            <w:r>
+              <w:rPr>
+                <w:rFonts w:ascii="Saira" w:hAnsi="Saira"/>
+                <w:sz w:val="20"/>
+                <w:szCs w:val="20"/>
+              </w:rPr>
+              <w:t xml:space="preserve">Google Apps Script automates workflows, enhancing productivity in test management. </w:t>
+            </w:r>
+          </w:p>
+          <w:p>
+            <w:pPr>
+              <w:rPr>
+                <w:rFonts w:ascii="Saira" w:hAnsi="Saira"/>
+                <w:sz w:val="20"/>
+                <w:szCs w:val="20"/>
+              </w:rPr>
+            </w:pPr>
+            <w:r>
+              <w:rPr>
+                <w:rFonts w:ascii="Saira" w:hAnsi="Saira"/>
+                <w:sz w:val="20"/>
+                <w:szCs w:val="20"/>
+              </w:rPr>
+              <w:t xml:space="preserve"/>
+            </w:r>
+            <w:proofErr w:type="gramEnd"/>
             <w:r>
               <w:rPr>
                 <w:rFonts w:ascii="Saira" w:hAnsi="Saira"/>
@@ -1303,6 +1523,7 @@
                 <w:szCs w:val="20"/>
               </w:rPr>
             </w:pPr>
+            <w:proofErr w:type="gramStart"/>
             <w:r>
               <w:rPr>
                 <w:rFonts w:ascii="Saira" w:hAnsi="Saira"/>
@@ -1319,17 +1540,35 @@
                 <w:sz w:val="20"/>
                 <w:szCs w:val="20"/>
               </w:rPr>
-              <w:t xml:space="preserve"> — Helpful for creating well-structured technical documentation and reports. </w:t>
-            </w:r>
-          </w:p>
-          <w:p>
-            <w:pPr>
-              <w:rPr>
-                <w:rFonts w:ascii="Saira" w:hAnsi="Saira"/>
-                <w:sz w:val="20"/>
-                <w:szCs w:val="20"/>
-              </w:rPr>
-            </w:pPr>
+              <w:t xml:space="preserve"> — </w:t>
+            </w:r>
+            <w:proofErr w:type="gramStart"/>
+            <w:r>
+              <w:rPr>
+                <w:rFonts w:ascii="Saira" w:hAnsi="Saira"/>
+                <w:sz w:val="20"/>
+                <w:szCs w:val="20"/>
+              </w:rPr>
+              <w:t xml:space="preserve">Latex is useful for creating detailed and professional test documentation. </w:t>
+            </w:r>
+          </w:p>
+          <w:p>
+            <w:pPr>
+              <w:rPr>
+                <w:rFonts w:ascii="Saira" w:hAnsi="Saira"/>
+                <w:sz w:val="20"/>
+                <w:szCs w:val="20"/>
+              </w:rPr>
+            </w:pPr>
+            <w:r>
+              <w:rPr>
+                <w:rFonts w:ascii="Saira" w:hAnsi="Saira"/>
+                <w:sz w:val="20"/>
+                <w:szCs w:val="20"/>
+              </w:rPr>
+              <w:t xml:space="preserve"/>
+            </w:r>
+            <w:proofErr w:type="gramEnd"/>
             <w:r>
               <w:rPr>
                 <w:rFonts w:ascii="Saira" w:hAnsi="Saira"/>
@@ -1352,6 +1591,7 @@
                 <w:szCs w:val="20"/>
               </w:rPr>
             </w:pPr>
+            <w:proofErr w:type="gramStart"/>
             <w:r>
               <w:rPr>
                 <w:rFonts w:ascii="Saira" w:hAnsi="Saira"/>
@@ -1368,17 +1608,35 @@
                 <w:sz w:val="20"/>
                 <w:szCs w:val="20"/>
               </w:rPr>
-              <w:t xml:space="preserve"> — Crucial for writing clear test plans and documenting test results. </w:t>
-            </w:r>
-          </w:p>
-          <w:p>
-            <w:pPr>
-              <w:rPr>
-                <w:rFonts w:ascii="Saira" w:hAnsi="Saira"/>
-                <w:sz w:val="20"/>
-                <w:szCs w:val="20"/>
-              </w:rPr>
-            </w:pPr>
+              <w:t xml:space="preserve"> — </w:t>
+            </w:r>
+            <w:proofErr w:type="gramStart"/>
+            <w:r>
+              <w:rPr>
+                <w:rFonts w:ascii="Saira" w:hAnsi="Saira"/>
+                <w:sz w:val="20"/>
+                <w:szCs w:val="20"/>
+              </w:rPr>
+              <w:t xml:space="preserve">Clear documentation is crucial for communicating test plans and results. </w:t>
+            </w:r>
+          </w:p>
+          <w:p>
+            <w:pPr>
+              <w:rPr>
+                <w:rFonts w:ascii="Saira" w:hAnsi="Saira"/>
+                <w:sz w:val="20"/>
+                <w:szCs w:val="20"/>
+              </w:rPr>
+            </w:pPr>
+            <w:r>
+              <w:rPr>
+                <w:rFonts w:ascii="Saira" w:hAnsi="Saira"/>
+                <w:sz w:val="20"/>
+                <w:szCs w:val="20"/>
+              </w:rPr>
+              <w:t xml:space="preserve"/>
+            </w:r>
+            <w:proofErr w:type="gramEnd"/>
             <w:r>
               <w:rPr>
                 <w:rFonts w:ascii="Saira" w:hAnsi="Saira"/>
@@ -1401,6 +1659,7 @@
                 <w:szCs w:val="20"/>
               </w:rPr>
             </w:pPr>
+            <w:proofErr w:type="gramStart"/>
             <w:r>
               <w:rPr>
                 <w:rFonts w:ascii="Saira" w:hAnsi="Saira"/>
@@ -1417,17 +1676,35 @@
                 <w:sz w:val="20"/>
                 <w:szCs w:val="20"/>
               </w:rPr>
-              <w:t xml:space="preserve"> — Essential for effectively reporting bugs and collaborating with the development team. </w:t>
-            </w:r>
-          </w:p>
-          <w:p>
-            <w:pPr>
-              <w:rPr>
-                <w:rFonts w:ascii="Saira" w:hAnsi="Saira"/>
-                <w:sz w:val="20"/>
-                <w:szCs w:val="20"/>
-              </w:rPr>
-            </w:pPr>
+              <w:t xml:space="preserve"> — </w:t>
+            </w:r>
+            <w:proofErr w:type="gramStart"/>
+            <w:r>
+              <w:rPr>
+                <w:rFonts w:ascii="Saira" w:hAnsi="Saira"/>
+                <w:sz w:val="20"/>
+                <w:szCs w:val="20"/>
+              </w:rPr>
+              <w:t xml:space="preserve">Effective communication ensures clear reporting of bugs and collaboration with developers. </w:t>
+            </w:r>
+          </w:p>
+          <w:p>
+            <w:pPr>
+              <w:rPr>
+                <w:rFonts w:ascii="Saira" w:hAnsi="Saira"/>
+                <w:sz w:val="20"/>
+                <w:szCs w:val="20"/>
+              </w:rPr>
+            </w:pPr>
+            <w:r>
+              <w:rPr>
+                <w:rFonts w:ascii="Saira" w:hAnsi="Saira"/>
+                <w:sz w:val="20"/>
+                <w:szCs w:val="20"/>
+              </w:rPr>
+              <w:t xml:space="preserve"/>
+            </w:r>
+            <w:proofErr w:type="gramEnd"/>
             <w:r>
               <w:rPr>
                 <w:rFonts w:ascii="Saira" w:hAnsi="Saira"/>
@@ -1450,6 +1727,7 @@
                 <w:szCs w:val="20"/>
               </w:rPr>
             </w:pPr>
+            <w:proofErr w:type="gramStart"/>
             <w:r>
               <w:rPr>
                 <w:rFonts w:ascii="Saira" w:hAnsi="Saira"/>
@@ -1466,17 +1744,35 @@
                 <w:sz w:val="20"/>
                 <w:szCs w:val="20"/>
               </w:rPr>
-              <w:t xml:space="preserve"> — Important for working closely with developers to resolve issues and improve quality. </w:t>
-            </w:r>
-          </w:p>
-          <w:p>
-            <w:pPr>
-              <w:rPr>
-                <w:rFonts w:ascii="Saira" w:hAnsi="Saira"/>
-                <w:sz w:val="20"/>
-                <w:szCs w:val="20"/>
-              </w:rPr>
-            </w:pPr>
+              <w:t xml:space="preserve"> — </w:t>
+            </w:r>
+            <w:proofErr w:type="gramStart"/>
+            <w:r>
+              <w:rPr>
+                <w:rFonts w:ascii="Saira" w:hAnsi="Saira"/>
+                <w:sz w:val="20"/>
+                <w:szCs w:val="20"/>
+              </w:rPr>
+              <w:t xml:space="preserve">Collaboration skills are essential for working with cross-functional teams to resolve issues. </w:t>
+            </w:r>
+          </w:p>
+          <w:p>
+            <w:pPr>
+              <w:rPr>
+                <w:rFonts w:ascii="Saira" w:hAnsi="Saira"/>
+                <w:sz w:val="20"/>
+                <w:szCs w:val="20"/>
+              </w:rPr>
+            </w:pPr>
+            <w:r>
+              <w:rPr>
+                <w:rFonts w:ascii="Saira" w:hAnsi="Saira"/>
+                <w:sz w:val="20"/>
+                <w:szCs w:val="20"/>
+              </w:rPr>
+              <w:t xml:space="preserve"/>
+            </w:r>
+            <w:proofErr w:type="gramEnd"/>
             <w:r>
               <w:rPr>
                 <w:rFonts w:ascii="Saira" w:hAnsi="Saira"/>
@@ -1499,6 +1795,7 @@
                 <w:szCs w:val="20"/>
               </w:rPr>
             </w:pPr>
+            <w:proofErr w:type="gramStart"/>
             <w:r>
               <w:rPr>
                 <w:rFonts w:ascii="Saira" w:hAnsi="Saira"/>
@@ -1515,17 +1812,35 @@
                 <w:sz w:val="20"/>
                 <w:szCs w:val="20"/>
               </w:rPr>
-              <w:t xml:space="preserve"> — Core skill from your profile, relevant to this role. </w:t>
-            </w:r>
-          </w:p>
-          <w:p>
-            <w:pPr>
-              <w:rPr>
-                <w:rFonts w:ascii="Saira" w:hAnsi="Saira"/>
-                <w:sz w:val="20"/>
-                <w:szCs w:val="20"/>
-              </w:rPr>
-            </w:pPr>
+              <w:t xml:space="preserve"> — </w:t>
+            </w:r>
+            <w:proofErr w:type="gramStart"/>
+            <w:r>
+              <w:rPr>
+                <w:rFonts w:ascii="Saira" w:hAnsi="Saira"/>
+                <w:sz w:val="20"/>
+                <w:szCs w:val="20"/>
+              </w:rPr>
+              <w:t xml:space="preserve">Core skill from your profile, relevant to this role. </w:t>
+            </w:r>
+          </w:p>
+          <w:p>
+            <w:pPr>
+              <w:rPr>
+                <w:rFonts w:ascii="Saira" w:hAnsi="Saira"/>
+                <w:sz w:val="20"/>
+                <w:szCs w:val="20"/>
+              </w:rPr>
+            </w:pPr>
+            <w:r>
+              <w:rPr>
+                <w:rFonts w:ascii="Saira" w:hAnsi="Saira"/>
+                <w:sz w:val="20"/>
+                <w:szCs w:val="20"/>
+              </w:rPr>
+              <w:t xml:space="preserve"/>
+            </w:r>
+            <w:proofErr w:type="gramEnd"/>
             <w:r>
               <w:rPr>
                 <w:rFonts w:ascii="Saira" w:hAnsi="Saira"/>
@@ -1548,6 +1863,7 @@
                 <w:szCs w:val="20"/>
               </w:rPr>
             </w:pPr>
+            <w:proofErr w:type="gramStart"/>
             <w:r>
               <w:rPr>
                 <w:rFonts w:ascii="Saira" w:hAnsi="Saira"/>
@@ -1564,53 +1880,72 @@
                 <w:sz w:val="20"/>
                 <w:szCs w:val="20"/>
               </w:rPr>
-              <w:t xml:space="preserve"> — Necessary for adjusting to new testing tools and methodologies quickly. </w:t>
-            </w:r>
-          </w:p>
-          <w:p>
-            <w:pPr>
-              <w:rPr>
-                <w:rFonts w:ascii="Saira" w:hAnsi="Saira"/>
-                <w:sz w:val="20"/>
-                <w:szCs w:val="20"/>
-              </w:rPr>
-            </w:pPr>
-            <w:r>
-              <w:rPr>
-                <w:rFonts w:ascii="Saira" w:hAnsi="Saira"/>
-                <w:sz w:val="20"/>
-                <w:szCs w:val="20"/>
-              </w:rPr>
-              <w:t xml:space="preserve"> </w:t>
-            </w:r>
-          </w:p>
-          <w:p>
-            <w:pPr>
-              <w:rPr>
-                <w:rFonts w:ascii="Saira" w:hAnsi="Saira"/>
-                <w:sz w:val="20"/>
-                <w:szCs w:val="20"/>
-              </w:rPr>
-            </w:pPr>
-            <w:r>
-              <w:rPr>
-                <w:rFonts w:ascii="Saira" w:hAnsi="Saira"/>
-                <w:sz w:val="20"/>
-                <w:szCs w:val="20"/>
-              </w:rPr>
-              <w:t xml:space="preserve"> </w:t>
-            </w:r>
-          </w:p>
-          <w:p>
-            <w:pPr>
-              <w:rPr>
-                <w:rFonts w:ascii="Saira" w:hAnsi="Saira"/>
-                <w:b/>
-                <w:bCs/>
-                <w:sz w:val="20"/>
-                <w:szCs w:val="20"/>
-              </w:rPr>
-            </w:pPr>
+              <w:t xml:space="preserve"> — </w:t>
+            </w:r>
+            <w:proofErr w:type="gramStart"/>
+            <w:r>
+              <w:rPr>
+                <w:rFonts w:ascii="Saira" w:hAnsi="Saira"/>
+                <w:sz w:val="20"/>
+                <w:szCs w:val="20"/>
+              </w:rPr>
+              <w:t xml:space="preserve">Adaptability allows quick response to changes in testing requirements or project scope. </w:t>
+            </w:r>
+          </w:p>
+          <w:p>
+            <w:pPr>
+              <w:rPr>
+                <w:rFonts w:ascii="Saira" w:hAnsi="Saira"/>
+                <w:sz w:val="20"/>
+                <w:szCs w:val="20"/>
+              </w:rPr>
+            </w:pPr>
+            <w:r>
+              <w:rPr>
+                <w:rFonts w:ascii="Saira" w:hAnsi="Saira"/>
+                <w:sz w:val="20"/>
+                <w:szCs w:val="20"/>
+              </w:rPr>
+              <w:t xml:space="preserve"> </w:t>
+            </w:r>
+          </w:p>
+          <w:p>
+            <w:pPr>
+              <w:rPr>
+                <w:rFonts w:ascii="Saira" w:hAnsi="Saira"/>
+                <w:sz w:val="20"/>
+                <w:szCs w:val="20"/>
+              </w:rPr>
+            </w:pPr>
+            <w:r>
+              <w:rPr>
+                <w:rFonts w:ascii="Saira" w:hAnsi="Saira"/>
+                <w:sz w:val="20"/>
+                <w:szCs w:val="20"/>
+              </w:rPr>
+              <w:t xml:space="preserve"/>
+            </w:r>
+            <w:proofErr w:type="gramEnd"/>
+            <w:r>
+              <w:rPr>
+                <w:rFonts w:ascii="Saira" w:hAnsi="Saira"/>
+                <w:sz w:val="20"/>
+                <w:szCs w:val="20"/>
+              </w:rPr>
+              <w:t xml:space="preserve"> </w:t>
+            </w:r>
+          </w:p>
+          <w:p>
+            <w:pPr>
+              <w:rPr>
+                <w:rFonts w:ascii="Saira" w:hAnsi="Saira"/>
+                <w:b/>
+                <w:bCs/>
+                <w:sz w:val="20"/>
+                <w:szCs w:val="20"/>
+              </w:rPr>
+            </w:pPr>
+            <w:proofErr w:type="gramStart"/>
             <w:r>
               <w:rPr>
                 <w:rFonts w:ascii="Saira" w:hAnsi="Saira"/>
@@ -1630,6 +1965,15 @@
                 <w:szCs w:val="20"/>
               </w:rPr>
             </w:pPr>
+            <w:r>
+              <w:rPr>
+                <w:rFonts w:ascii="Saira" w:hAnsi="Saira"/>
+                <w:sz w:val="20"/>
+                <w:szCs w:val="20"/>
+              </w:rPr>
+              <w:t xml:space="preserve"/>
+            </w:r>
+            <w:proofErr w:type="gramEnd"/>
             <w:r>
               <w:rPr>
                 <w:rFonts w:ascii="Saira" w:hAnsi="Saira"/>
@@ -1652,6 +1996,7 @@
                 <w:szCs w:val="20"/>
               </w:rPr>
             </w:pPr>
+            <w:proofErr w:type="gramStart"/>
             <w:r>
               <w:rPr>
                 <w:rFonts w:ascii="Saira" w:hAnsi="Saira"/>
@@ -1668,17 +2013,35 @@
                 <w:sz w:val="20"/>
                 <w:szCs w:val="20"/>
               </w:rPr>
-              <w:t xml:space="preserve"> — Laravel is a PHP framework used for building web applications, and this job requires it for testing Laravel-based applications. </w:t>
-            </w:r>
-          </w:p>
-          <w:p>
-            <w:pPr>
-              <w:rPr>
-                <w:rFonts w:ascii="Saira" w:hAnsi="Saira"/>
-                <w:sz w:val="20"/>
-                <w:szCs w:val="20"/>
-              </w:rPr>
-            </w:pPr>
+              <w:t xml:space="preserve"> — </w:t>
+            </w:r>
+            <w:proofErr w:type="gramStart"/>
+            <w:r>
+              <w:rPr>
+                <w:rFonts w:ascii="Saira" w:hAnsi="Saira"/>
+                <w:sz w:val="20"/>
+                <w:szCs w:val="20"/>
+              </w:rPr>
+              <w:t xml:space="preserve">Laravel is a PHP framework used for building web applications, and this job requires it for testing web applications built on this framework. </w:t>
+            </w:r>
+          </w:p>
+          <w:p>
+            <w:pPr>
+              <w:rPr>
+                <w:rFonts w:ascii="Saira" w:hAnsi="Saira"/>
+                <w:sz w:val="20"/>
+                <w:szCs w:val="20"/>
+              </w:rPr>
+            </w:pPr>
+            <w:r>
+              <w:rPr>
+                <w:rFonts w:ascii="Saira" w:hAnsi="Saira"/>
+                <w:sz w:val="20"/>
+                <w:szCs w:val="20"/>
+              </w:rPr>
+              <w:t xml:space="preserve"/>
+            </w:r>
+            <w:proofErr w:type="gramEnd"/>
             <w:r>
               <w:rPr>
                 <w:rFonts w:ascii="Saira" w:hAnsi="Saira"/>
@@ -1701,6 +2064,7 @@
                 <w:szCs w:val="20"/>
               </w:rPr>
             </w:pPr>
+            <w:proofErr w:type="gramStart"/>
             <w:r>
               <w:rPr>
                 <w:rFonts w:ascii="Saira" w:hAnsi="Saira"/>
@@ -1717,53 +2081,72 @@
                 <w:sz w:val="20"/>
                 <w:szCs w:val="20"/>
               </w:rPr>
-              <w:t xml:space="preserve"> — PHP is a server-side scripting language used in web development, and this job requires it for understanding the backend of Laravel applications. </w:t>
-            </w:r>
-          </w:p>
-          <w:p>
-            <w:pPr>
-              <w:rPr>
-                <w:rFonts w:ascii="Saira" w:hAnsi="Saira"/>
-                <w:sz w:val="20"/>
-                <w:szCs w:val="20"/>
-              </w:rPr>
-            </w:pPr>
-            <w:r>
-              <w:rPr>
-                <w:rFonts w:ascii="Saira" w:hAnsi="Saira"/>
-                <w:sz w:val="20"/>
-                <w:szCs w:val="20"/>
-              </w:rPr>
-              <w:t xml:space="preserve"> </w:t>
-            </w:r>
-          </w:p>
-          <w:p>
-            <w:pPr>
-              <w:rPr>
-                <w:rFonts w:ascii="Saira" w:hAnsi="Saira"/>
-                <w:sz w:val="20"/>
-                <w:szCs w:val="20"/>
-              </w:rPr>
-            </w:pPr>
-            <w:r>
-              <w:rPr>
-                <w:rFonts w:ascii="Saira" w:hAnsi="Saira"/>
-                <w:sz w:val="20"/>
-                <w:szCs w:val="20"/>
-              </w:rPr>
-              <w:t xml:space="preserve"> </w:t>
-            </w:r>
-          </w:p>
-          <w:p>
-            <w:pPr>
-              <w:rPr>
-                <w:rFonts w:ascii="Saira" w:hAnsi="Saira"/>
-                <w:b/>
-                <w:bCs/>
-                <w:sz w:val="20"/>
-                <w:szCs w:val="20"/>
-              </w:rPr>
-            </w:pPr>
+              <w:t xml:space="preserve"> — </w:t>
+            </w:r>
+            <w:proofErr w:type="gramStart"/>
+            <w:r>
+              <w:rPr>
+                <w:rFonts w:ascii="Saira" w:hAnsi="Saira"/>
+                <w:sz w:val="20"/>
+                <w:szCs w:val="20"/>
+              </w:rPr>
+              <w:t xml:space="preserve">PHP is a server-side scripting language used in web development, and this job requires it to understand and test applications built with Laravel. </w:t>
+            </w:r>
+          </w:p>
+          <w:p>
+            <w:pPr>
+              <w:rPr>
+                <w:rFonts w:ascii="Saira" w:hAnsi="Saira"/>
+                <w:sz w:val="20"/>
+                <w:szCs w:val="20"/>
+              </w:rPr>
+            </w:pPr>
+            <w:r>
+              <w:rPr>
+                <w:rFonts w:ascii="Saira" w:hAnsi="Saira"/>
+                <w:sz w:val="20"/>
+                <w:szCs w:val="20"/>
+              </w:rPr>
+              <w:t xml:space="preserve"> </w:t>
+            </w:r>
+          </w:p>
+          <w:p>
+            <w:pPr>
+              <w:rPr>
+                <w:rFonts w:ascii="Saira" w:hAnsi="Saira"/>
+                <w:sz w:val="20"/>
+                <w:szCs w:val="20"/>
+              </w:rPr>
+            </w:pPr>
+            <w:r>
+              <w:rPr>
+                <w:rFonts w:ascii="Saira" w:hAnsi="Saira"/>
+                <w:sz w:val="20"/>
+                <w:szCs w:val="20"/>
+              </w:rPr>
+              <w:t xml:space="preserve"/>
+            </w:r>
+            <w:proofErr w:type="gramEnd"/>
+            <w:r>
+              <w:rPr>
+                <w:rFonts w:ascii="Saira" w:hAnsi="Saira"/>
+                <w:sz w:val="20"/>
+                <w:szCs w:val="20"/>
+              </w:rPr>
+              <w:t xml:space="preserve"> </w:t>
+            </w:r>
+          </w:p>
+          <w:p>
+            <w:pPr>
+              <w:rPr>
+                <w:rFonts w:ascii="Saira" w:hAnsi="Saira"/>
+                <w:b/>
+                <w:bCs/>
+                <w:sz w:val="20"/>
+                <w:szCs w:val="20"/>
+              </w:rPr>
+            </w:pPr>
+            <w:proofErr w:type="gramStart"/>
             <w:r>
               <w:rPr>
                 <w:rFonts w:ascii="Saira" w:hAnsi="Saira"/>
@@ -1783,6 +2166,15 @@
                 <w:szCs w:val="20"/>
               </w:rPr>
             </w:pPr>
+            <w:r>
+              <w:rPr>
+                <w:rFonts w:ascii="Saira" w:hAnsi="Saira"/>
+                <w:sz w:val="20"/>
+                <w:szCs w:val="20"/>
+              </w:rPr>
+              <w:t xml:space="preserve"/>
+            </w:r>
+            <w:proofErr w:type="gramEnd"/>
             <w:r>
               <w:rPr>
                 <w:rFonts w:ascii="Saira" w:hAnsi="Saira"/>
@@ -1805,33 +2197,52 @@
                 <w:szCs w:val="20"/>
               </w:rPr>
             </w:pPr>
-            <w:r>
-              <w:rPr>
-                <w:rFonts w:ascii="Saira" w:hAnsi="Saira"/>
-                <w:b/>
-                <w:bCs/>
-                <w:sz w:val="20"/>
-                <w:szCs w:val="20"/>
-              </w:rPr>
-              <w:t xml:space="preserve">Jira</w:t>
-            </w:r>
-            <w:r>
-              <w:rPr>
-                <w:rFonts w:ascii="Saira" w:hAnsi="Saira"/>
-                <w:sz w:val="20"/>
-                <w:szCs w:val="20"/>
-              </w:rPr>
-              <w:t xml:space="preserve"> — Jira is a tool used for tracking issues and bugs, and this job requires it for documenting and managing defects. </w:t>
-            </w:r>
-          </w:p>
-          <w:p>
-            <w:pPr>
-              <w:rPr>
-                <w:rFonts w:ascii="Saira" w:hAnsi="Saira"/>
-                <w:sz w:val="20"/>
-                <w:szCs w:val="20"/>
-              </w:rPr>
-            </w:pPr>
+            <w:proofErr w:type="gramStart"/>
+            <w:r>
+              <w:rPr>
+                <w:rFonts w:ascii="Saira" w:hAnsi="Saira"/>
+                <w:b/>
+                <w:bCs/>
+                <w:sz w:val="20"/>
+                <w:szCs w:val="20"/>
+              </w:rPr>
+              <w:t xml:space="preserve">Selenium</w:t>
+            </w:r>
+            <w:r>
+              <w:rPr>
+                <w:rFonts w:ascii="Saira" w:hAnsi="Saira"/>
+                <w:sz w:val="20"/>
+                <w:szCs w:val="20"/>
+              </w:rPr>
+              <w:t xml:space="preserve"> — </w:t>
+            </w:r>
+            <w:proofErr w:type="gramStart"/>
+            <w:r>
+              <w:rPr>
+                <w:rFonts w:ascii="Saira" w:hAnsi="Saira"/>
+                <w:sz w:val="20"/>
+                <w:szCs w:val="20"/>
+              </w:rPr>
+              <w:t xml:space="preserve">Selenium is a tool for automating web browsers, and this job requires it for automated testing of web applications. </w:t>
+            </w:r>
+          </w:p>
+          <w:p>
+            <w:pPr>
+              <w:rPr>
+                <w:rFonts w:ascii="Saira" w:hAnsi="Saira"/>
+                <w:sz w:val="20"/>
+                <w:szCs w:val="20"/>
+              </w:rPr>
+            </w:pPr>
+            <w:r>
+              <w:rPr>
+                <w:rFonts w:ascii="Saira" w:hAnsi="Saira"/>
+                <w:sz w:val="20"/>
+                <w:szCs w:val="20"/>
+              </w:rPr>
+              <w:t xml:space="preserve"/>
+            </w:r>
+            <w:proofErr w:type="gramEnd"/>
             <w:r>
               <w:rPr>
                 <w:rFonts w:ascii="Saira" w:hAnsi="Saira"/>
@@ -1854,33 +2265,52 @@
                 <w:szCs w:val="20"/>
               </w:rPr>
             </w:pPr>
-            <w:r>
-              <w:rPr>
-                <w:rFonts w:ascii="Saira" w:hAnsi="Saira"/>
-                <w:b/>
-                <w:bCs/>
-                <w:sz w:val="20"/>
-                <w:szCs w:val="20"/>
-              </w:rPr>
-              <w:t xml:space="preserve">Selenium</w:t>
-            </w:r>
-            <w:r>
-              <w:rPr>
-                <w:rFonts w:ascii="Saira" w:hAnsi="Saira"/>
-                <w:sz w:val="20"/>
-                <w:szCs w:val="20"/>
-              </w:rPr>
-              <w:t xml:space="preserve"> — Selenium is a tool for automating web browsers, and this job requires it for automated testing of web applications. </w:t>
-            </w:r>
-          </w:p>
-          <w:p>
-            <w:pPr>
-              <w:rPr>
-                <w:rFonts w:ascii="Saira" w:hAnsi="Saira"/>
-                <w:sz w:val="20"/>
-                <w:szCs w:val="20"/>
-              </w:rPr>
-            </w:pPr>
+            <w:proofErr w:type="gramStart"/>
+            <w:r>
+              <w:rPr>
+                <w:rFonts w:ascii="Saira" w:hAnsi="Saira"/>
+                <w:b/>
+                <w:bCs/>
+                <w:sz w:val="20"/>
+                <w:szCs w:val="20"/>
+              </w:rPr>
+              <w:t xml:space="preserve">Laravel Dusk</w:t>
+            </w:r>
+            <w:r>
+              <w:rPr>
+                <w:rFonts w:ascii="Saira" w:hAnsi="Saira"/>
+                <w:sz w:val="20"/>
+                <w:szCs w:val="20"/>
+              </w:rPr>
+              <w:t xml:space="preserve"> — </w:t>
+            </w:r>
+            <w:proofErr w:type="gramStart"/>
+            <w:r>
+              <w:rPr>
+                <w:rFonts w:ascii="Saira" w:hAnsi="Saira"/>
+                <w:sz w:val="20"/>
+                <w:szCs w:val="20"/>
+              </w:rPr>
+              <w:t xml:space="preserve">Laravel Dusk is a browser automation tool for testing Laravel applications, and this job requires it for automated testing. </w:t>
+            </w:r>
+          </w:p>
+          <w:p>
+            <w:pPr>
+              <w:rPr>
+                <w:rFonts w:ascii="Saira" w:hAnsi="Saira"/>
+                <w:sz w:val="20"/>
+                <w:szCs w:val="20"/>
+              </w:rPr>
+            </w:pPr>
+            <w:r>
+              <w:rPr>
+                <w:rFonts w:ascii="Saira" w:hAnsi="Saira"/>
+                <w:sz w:val="20"/>
+                <w:szCs w:val="20"/>
+              </w:rPr>
+              <w:t xml:space="preserve"/>
+            </w:r>
+            <w:proofErr w:type="gramEnd"/>
             <w:r>
               <w:rPr>
                 <w:rFonts w:ascii="Saira" w:hAnsi="Saira"/>
@@ -1903,33 +2333,52 @@
                 <w:szCs w:val="20"/>
               </w:rPr>
             </w:pPr>
-            <w:r>
-              <w:rPr>
-                <w:rFonts w:ascii="Saira" w:hAnsi="Saira"/>
-                <w:b/>
-                <w:bCs/>
-                <w:sz w:val="20"/>
-                <w:szCs w:val="20"/>
-              </w:rPr>
-              <w:t xml:space="preserve">Laravel Dusk</w:t>
-            </w:r>
-            <w:r>
-              <w:rPr>
-                <w:rFonts w:ascii="Saira" w:hAnsi="Saira"/>
-                <w:sz w:val="20"/>
-                <w:szCs w:val="20"/>
-              </w:rPr>
-              <w:t xml:space="preserve"> — Laravel Dusk is a browser automation and testing tool for Laravel applications, and this job requires it for automated testing. </w:t>
-            </w:r>
-          </w:p>
-          <w:p>
-            <w:pPr>
-              <w:rPr>
-                <w:rFonts w:ascii="Saira" w:hAnsi="Saira"/>
-                <w:sz w:val="20"/>
-                <w:szCs w:val="20"/>
-              </w:rPr>
-            </w:pPr>
+            <w:proofErr w:type="gramStart"/>
+            <w:r>
+              <w:rPr>
+                <w:rFonts w:ascii="Saira" w:hAnsi="Saira"/>
+                <w:b/>
+                <w:bCs/>
+                <w:sz w:val="20"/>
+                <w:szCs w:val="20"/>
+              </w:rPr>
+              <w:t xml:space="preserve">Jira</w:t>
+            </w:r>
+            <w:r>
+              <w:rPr>
+                <w:rFonts w:ascii="Saira" w:hAnsi="Saira"/>
+                <w:sz w:val="20"/>
+                <w:szCs w:val="20"/>
+              </w:rPr>
+              <w:t xml:space="preserve"> — </w:t>
+            </w:r>
+            <w:proofErr w:type="gramStart"/>
+            <w:r>
+              <w:rPr>
+                <w:rFonts w:ascii="Saira" w:hAnsi="Saira"/>
+                <w:sz w:val="20"/>
+                <w:szCs w:val="20"/>
+              </w:rPr>
+              <w:t xml:space="preserve">Jira is a tool for issue tracking and project management, and this job requires it for reporting and tracking defects. </w:t>
+            </w:r>
+          </w:p>
+          <w:p>
+            <w:pPr>
+              <w:rPr>
+                <w:rFonts w:ascii="Saira" w:hAnsi="Saira"/>
+                <w:sz w:val="20"/>
+                <w:szCs w:val="20"/>
+              </w:rPr>
+            </w:pPr>
+            <w:r>
+              <w:rPr>
+                <w:rFonts w:ascii="Saira" w:hAnsi="Saira"/>
+                <w:sz w:val="20"/>
+                <w:szCs w:val="20"/>
+              </w:rPr>
+              <w:t xml:space="preserve"/>
+            </w:r>
+            <w:proofErr w:type="gramEnd"/>
             <w:r>
               <w:rPr>
                 <w:rFonts w:ascii="Saira" w:hAnsi="Saira"/>
@@ -1952,69 +2401,89 @@
                 <w:szCs w:val="20"/>
               </w:rPr>
             </w:pPr>
-            <w:r>
-              <w:rPr>
-                <w:rFonts w:ascii="Saira" w:hAnsi="Saira"/>
-                <w:b/>
-                <w:bCs/>
-                <w:sz w:val="20"/>
-                <w:szCs w:val="20"/>
-              </w:rPr>
-              <w:t xml:space="preserve">PHPUnit</w:t>
-            </w:r>
-            <w:r>
-              <w:rPr>
-                <w:rFonts w:ascii="Saira" w:hAnsi="Saira"/>
-                <w:sz w:val="20"/>
-                <w:szCs w:val="20"/>
-              </w:rPr>
-              <w:t xml:space="preserve"> — PHPUnit is a testing framework for PHP, and this job requires it for unit testing Laravel applications. </w:t>
-            </w:r>
-          </w:p>
-          <w:p>
-            <w:pPr>
-              <w:rPr>
-                <w:rFonts w:ascii="Saira" w:hAnsi="Saira"/>
-                <w:sz w:val="20"/>
-                <w:szCs w:val="20"/>
-              </w:rPr>
-            </w:pPr>
-            <w:r>
-              <w:rPr>
-                <w:rFonts w:ascii="Saira" w:hAnsi="Saira"/>
-                <w:sz w:val="20"/>
-                <w:szCs w:val="20"/>
-              </w:rPr>
-              <w:t xml:space="preserve"> </w:t>
-            </w:r>
-          </w:p>
-          <w:p>
-            <w:pPr>
-              <w:rPr>
-                <w:rFonts w:ascii="Saira" w:hAnsi="Saira"/>
-                <w:sz w:val="20"/>
-                <w:szCs w:val="20"/>
-              </w:rPr>
-            </w:pPr>
-            <w:r>
-              <w:rPr>
-                <w:rFonts w:ascii="Saira" w:hAnsi="Saira"/>
-                <w:sz w:val="20"/>
-                <w:szCs w:val="20"/>
-              </w:rPr>
-              <w:t xml:space="preserve"> </w:t>
-            </w:r>
-          </w:p>
-          <w:p>
-            <w:pPr>
-              <w:rPr>
-                <w:rFonts w:ascii="Saira" w:hAnsi="Saira"/>
-                <w:b/>
-                <w:bCs/>
-                <w:sz w:val="20"/>
-                <w:szCs w:val="20"/>
-              </w:rPr>
-            </w:pPr>
+            <w:proofErr w:type="gramStart"/>
+            <w:r>
+              <w:rPr>
+                <w:rFonts w:ascii="Saira" w:hAnsi="Saira"/>
+                <w:b/>
+                <w:bCs/>
+                <w:sz w:val="20"/>
+                <w:szCs w:val="20"/>
+              </w:rPr>
+              <w:t xml:space="preserve">MySQL</w:t>
+            </w:r>
+            <w:r>
+              <w:rPr>
+                <w:rFonts w:ascii="Saira" w:hAnsi="Saira"/>
+                <w:sz w:val="20"/>
+                <w:szCs w:val="20"/>
+              </w:rPr>
+              <w:t xml:space="preserve"> — </w:t>
+            </w:r>
+            <w:proofErr w:type="gramStart"/>
+            <w:r>
+              <w:rPr>
+                <w:rFonts w:ascii="Saira" w:hAnsi="Saira"/>
+                <w:sz w:val="20"/>
+                <w:szCs w:val="20"/>
+              </w:rPr>
+              <w:t xml:space="preserve">MySQL is a relational database management system, and this job requires it for validating database operations and ensuring backend integrity. </w:t>
+            </w:r>
+          </w:p>
+          <w:p>
+            <w:pPr>
+              <w:rPr>
+                <w:rFonts w:ascii="Saira" w:hAnsi="Saira"/>
+                <w:sz w:val="20"/>
+                <w:szCs w:val="20"/>
+              </w:rPr>
+            </w:pPr>
+            <w:r>
+              <w:rPr>
+                <w:rFonts w:ascii="Saira" w:hAnsi="Saira"/>
+                <w:sz w:val="20"/>
+                <w:szCs w:val="20"/>
+              </w:rPr>
+              <w:t xml:space="preserve"> </w:t>
+            </w:r>
+          </w:p>
+          <w:p>
+            <w:pPr>
+              <w:rPr>
+                <w:rFonts w:ascii="Saira" w:hAnsi="Saira"/>
+                <w:sz w:val="20"/>
+                <w:szCs w:val="20"/>
+              </w:rPr>
+            </w:pPr>
+            <w:r>
+              <w:rPr>
+                <w:rFonts w:ascii="Saira" w:hAnsi="Saira"/>
+                <w:sz w:val="20"/>
+                <w:szCs w:val="20"/>
+              </w:rPr>
+              <w:t xml:space="preserve"/>
+            </w:r>
+            <w:proofErr w:type="gramEnd"/>
+            <w:r>
+              <w:rPr>
+                <w:rFonts w:ascii="Saira" w:hAnsi="Saira"/>
+                <w:sz w:val="20"/>
+                <w:szCs w:val="20"/>
+              </w:rPr>
+              <w:t xml:space="preserve"> </w:t>
+            </w:r>
+          </w:p>
+          <w:p>
+            <w:pPr>
+              <w:rPr>
+                <w:rFonts w:ascii="Saira" w:hAnsi="Saira"/>
+                <w:b/>
+                <w:bCs/>
+                <w:sz w:val="20"/>
+                <w:szCs w:val="20"/>
+              </w:rPr>
+            </w:pPr>
+            <w:proofErr w:type="gramStart"/>
             <w:r>
               <w:rPr>
                 <w:rFonts w:ascii="Saira" w:hAnsi="Saira"/>
@@ -2034,6 +2503,15 @@
                 <w:szCs w:val="20"/>
               </w:rPr>
             </w:pPr>
+            <w:r>
+              <w:rPr>
+                <w:rFonts w:ascii="Saira" w:hAnsi="Saira"/>
+                <w:sz w:val="20"/>
+                <w:szCs w:val="20"/>
+              </w:rPr>
+              <w:t xml:space="preserve"/>
+            </w:r>
+            <w:proofErr w:type="gramEnd"/>
             <w:r>
               <w:rPr>
                 <w:rFonts w:ascii="Saira" w:hAnsi="Saira"/>
@@ -2056,88 +2534,117 @@
                 <w:szCs w:val="20"/>
               </w:rPr>
             </w:pPr>
-            <w:r>
-              <w:rPr>
-                <w:rFonts w:ascii="Saira" w:hAnsi="Saira"/>
-                <w:b/>
-                <w:bCs/>
-                <w:sz w:val="20"/>
-                <w:szCs w:val="20"/>
-              </w:rPr>
-              <w:t xml:space="preserve">MySQL</w:t>
-            </w:r>
-            <w:r>
-              <w:rPr>
-                <w:rFonts w:ascii="Saira" w:hAnsi="Saira"/>
-                <w:sz w:val="20"/>
-                <w:szCs w:val="20"/>
-              </w:rPr>
-              <w:t xml:space="preserve"> — MySQL is a relational database management system, and this job requires it for validating database operations and ensuring backend integrity. </w:t>
-            </w:r>
-          </w:p>
-          <w:p>
-            <w:pPr>
-              <w:rPr>
-                <w:rFonts w:ascii="Saira" w:hAnsi="Saira"/>
-                <w:sz w:val="20"/>
-                <w:szCs w:val="20"/>
-              </w:rPr>
-            </w:pPr>
-            <w:r>
-              <w:rPr>
-                <w:rFonts w:ascii="Saira" w:hAnsi="Saira"/>
-                <w:sz w:val="20"/>
-                <w:szCs w:val="20"/>
-              </w:rPr>
-              <w:t xml:space="preserve"> </w:t>
-            </w:r>
-          </w:p>
-          <w:p>
-            <w:pPr>
-              <w:rPr>
-                <w:rFonts w:ascii="Saira" w:hAnsi="Saira"/>
-                <w:sz w:val="20"/>
-                <w:szCs w:val="20"/>
-              </w:rPr>
-            </w:pPr>
-            <w:r>
-              <w:rPr>
-                <w:rFonts w:ascii="Saira" w:hAnsi="Saira"/>
-                <w:sz w:val="20"/>
-                <w:szCs w:val="20"/>
-              </w:rPr>
-              <w:t xml:space="preserve"> </w:t>
-            </w:r>
-          </w:p>
-          <w:p>
-            <w:pPr>
-              <w:rPr>
-                <w:rFonts w:ascii="Saira" w:hAnsi="Saira"/>
-                <w:b/>
-                <w:bCs/>
-                <w:sz w:val="20"/>
-                <w:szCs w:val="20"/>
-              </w:rPr>
-            </w:pPr>
-            <w:r>
-              <w:rPr>
-                <w:rFonts w:ascii="Saira" w:hAnsi="Saira"/>
-                <w:b/>
-                <w:bCs/>
-                <w:sz w:val="20"/>
-                <w:szCs w:val="20"/>
-              </w:rPr>
-              <w:t xml:space="preserve">Preferred Skills </w:t>
-            </w:r>
-          </w:p>
-          <w:p>
-            <w:pPr>
-              <w:rPr>
-                <w:rFonts w:ascii="Saira" w:hAnsi="Saira"/>
-                <w:sz w:val="20"/>
-                <w:szCs w:val="20"/>
-              </w:rPr>
-            </w:pPr>
+            <w:proofErr w:type="gramStart"/>
+            <w:r>
+              <w:rPr>
+                <w:rFonts w:ascii="Saira" w:hAnsi="Saira"/>
+                <w:b/>
+                <w:bCs/>
+                <w:sz w:val="20"/>
+                <w:szCs w:val="20"/>
+              </w:rPr>
+              <w:t xml:space="preserve">RESTful APIs</w:t>
+            </w:r>
+            <w:r>
+              <w:rPr>
+                <w:rFonts w:ascii="Saira" w:hAnsi="Saira"/>
+                <w:sz w:val="20"/>
+                <w:szCs w:val="20"/>
+              </w:rPr>
+              <w:t xml:space="preserve"> — </w:t>
+            </w:r>
+            <w:proofErr w:type="gramStart"/>
+            <w:r>
+              <w:rPr>
+                <w:rFonts w:ascii="Saira" w:hAnsi="Saira"/>
+                <w:sz w:val="20"/>
+                <w:szCs w:val="20"/>
+              </w:rPr>
+              <w:t xml:space="preserve">RESTful APIs are web services that follow REST architecture, and this job requires understanding them for API testing. </w:t>
+            </w:r>
+          </w:p>
+          <w:p>
+            <w:pPr>
+              <w:rPr>
+                <w:rFonts w:ascii="Saira" w:hAnsi="Saira"/>
+                <w:sz w:val="20"/>
+                <w:szCs w:val="20"/>
+              </w:rPr>
+            </w:pPr>
+            <w:r>
+              <w:rPr>
+                <w:rFonts w:ascii="Saira" w:hAnsi="Saira"/>
+                <w:sz w:val="20"/>
+                <w:szCs w:val="20"/>
+              </w:rPr>
+              <w:t xml:space="preserve"> </w:t>
+            </w:r>
+          </w:p>
+          <w:p>
+            <w:pPr>
+              <w:rPr>
+                <w:rFonts w:ascii="Saira" w:hAnsi="Saira"/>
+                <w:sz w:val="20"/>
+                <w:szCs w:val="20"/>
+              </w:rPr>
+            </w:pPr>
+            <w:r>
+              <w:rPr>
+                <w:rFonts w:ascii="Saira" w:hAnsi="Saira"/>
+                <w:sz w:val="20"/>
+                <w:szCs w:val="20"/>
+              </w:rPr>
+              <w:t xml:space="preserve"/>
+            </w:r>
+            <w:proofErr w:type="gramEnd"/>
+            <w:r>
+              <w:rPr>
+                <w:rFonts w:ascii="Saira" w:hAnsi="Saira"/>
+                <w:sz w:val="20"/>
+                <w:szCs w:val="20"/>
+              </w:rPr>
+              <w:t xml:space="preserve"> </w:t>
+            </w:r>
+          </w:p>
+          <w:p>
+            <w:pPr>
+              <w:rPr>
+                <w:rFonts w:ascii="Saira" w:hAnsi="Saira"/>
+                <w:b/>
+                <w:bCs/>
+                <w:sz w:val="20"/>
+                <w:szCs w:val="20"/>
+              </w:rPr>
+            </w:pPr>
+            <w:proofErr w:type="gramStart"/>
+            <w:r>
+              <w:rPr>
+                <w:rFonts w:ascii="Saira" w:hAnsi="Saira"/>
+                <w:b/>
+                <w:bCs/>
+                <w:sz w:val="20"/>
+                <w:szCs w:val="20"/>
+              </w:rPr>
+              <w:t xml:space="preserve">Soft Skills </w:t>
+            </w:r>
+          </w:p>
+          <w:p>
+            <w:pPr>
+              <w:rPr>
+                <w:rFonts w:ascii="Saira" w:hAnsi="Saira"/>
+                <w:sz w:val="20"/>
+                <w:szCs w:val="20"/>
+              </w:rPr>
+            </w:pPr>
+            <w:r>
+              <w:rPr>
+                <w:rFonts w:ascii="Saira" w:hAnsi="Saira"/>
+                <w:sz w:val="20"/>
+                <w:szCs w:val="20"/>
+              </w:rPr>
+              <w:t xml:space="preserve"/>
+            </w:r>
+            <w:proofErr w:type="gramEnd"/>
             <w:r>
               <w:rPr>
                 <w:rFonts w:ascii="Saira" w:hAnsi="Saira"/>
@@ -2160,33 +2667,117 @@
                 <w:szCs w:val="20"/>
               </w:rPr>
             </w:pPr>
-            <w:r>
-              <w:rPr>
-                <w:rFonts w:ascii="Saira" w:hAnsi="Saira"/>
-                <w:b/>
-                <w:bCs/>
-                <w:sz w:val="20"/>
-                <w:szCs w:val="20"/>
-              </w:rPr>
-              <w:t xml:space="preserve">CI/CD pipelines</w:t>
-            </w:r>
-            <w:r>
-              <w:rPr>
-                <w:rFonts w:ascii="Saira" w:hAnsi="Saira"/>
-                <w:sz w:val="20"/>
-                <w:szCs w:val="20"/>
-              </w:rPr>
-              <w:t xml:space="preserve"> — CI/CD pipelines automate the process of software delivery, and this job prefers it for efficient deployment and testing. </w:t>
-            </w:r>
-          </w:p>
-          <w:p>
-            <w:pPr>
-              <w:rPr>
-                <w:rFonts w:ascii="Saira" w:hAnsi="Saira"/>
-                <w:sz w:val="20"/>
-                <w:szCs w:val="20"/>
-              </w:rPr>
-            </w:pPr>
+            <w:proofErr w:type="gramStart"/>
+            <w:r>
+              <w:rPr>
+                <w:rFonts w:ascii="Saira" w:hAnsi="Saira"/>
+                <w:b/>
+                <w:bCs/>
+                <w:sz w:val="20"/>
+                <w:szCs w:val="20"/>
+              </w:rPr>
+              <w:t xml:space="preserve">Attention to Detail</w:t>
+            </w:r>
+            <w:r>
+              <w:rPr>
+                <w:rFonts w:ascii="Saira" w:hAnsi="Saira"/>
+                <w:sz w:val="20"/>
+                <w:szCs w:val="20"/>
+              </w:rPr>
+              <w:t xml:space="preserve"> — </w:t>
+            </w:r>
+            <w:proofErr w:type="gramStart"/>
+            <w:r>
+              <w:rPr>
+                <w:rFonts w:ascii="Saira" w:hAnsi="Saira"/>
+                <w:sz w:val="20"/>
+                <w:szCs w:val="20"/>
+              </w:rPr>
+              <w:t xml:space="preserve">Attention to detail is crucial for identifying bugs and ensuring high-quality software, and this job requires it for effective testing. </w:t>
+            </w:r>
+          </w:p>
+          <w:p>
+            <w:pPr>
+              <w:rPr>
+                <w:rFonts w:ascii="Saira" w:hAnsi="Saira"/>
+                <w:sz w:val="20"/>
+                <w:szCs w:val="20"/>
+              </w:rPr>
+            </w:pPr>
+            <w:r>
+              <w:rPr>
+                <w:rFonts w:ascii="Saira" w:hAnsi="Saira"/>
+                <w:sz w:val="20"/>
+                <w:szCs w:val="20"/>
+              </w:rPr>
+              <w:t xml:space="preserve"> </w:t>
+            </w:r>
+          </w:p>
+          <w:p>
+            <w:pPr>
+              <w:rPr>
+                <w:rFonts w:ascii="Saira" w:hAnsi="Saira"/>
+                <w:sz w:val="20"/>
+                <w:szCs w:val="20"/>
+              </w:rPr>
+            </w:pPr>
+            <w:r>
+              <w:rPr>
+                <w:rFonts w:ascii="Saira" w:hAnsi="Saira"/>
+                <w:sz w:val="20"/>
+                <w:szCs w:val="20"/>
+              </w:rPr>
+              <w:t xml:space="preserve"/>
+            </w:r>
+            <w:proofErr w:type="gramEnd"/>
+            <w:r>
+              <w:rPr>
+                <w:rFonts w:ascii="Saira" w:hAnsi="Saira"/>
+                <w:sz w:val="20"/>
+                <w:szCs w:val="20"/>
+              </w:rPr>
+              <w:t xml:space="preserve"> </w:t>
+            </w:r>
+          </w:p>
+          <w:p>
+            <w:pPr>
+              <w:rPr>
+                <w:rFonts w:ascii="Saira" w:hAnsi="Saira"/>
+                <w:b/>
+                <w:bCs/>
+                <w:sz w:val="20"/>
+                <w:szCs w:val="20"/>
+              </w:rPr>
+            </w:pPr>
+            <w:proofErr w:type="gramStart"/>
+            <w:r>
+              <w:rPr>
+                <w:rFonts w:ascii="Saira" w:hAnsi="Saira"/>
+                <w:b/>
+                <w:bCs/>
+                <w:sz w:val="20"/>
+                <w:szCs w:val="20"/>
+              </w:rPr>
+              <w:t xml:space="preserve">Preferred Skills </w:t>
+            </w:r>
+          </w:p>
+          <w:p>
+            <w:pPr>
+              <w:rPr>
+                <w:rFonts w:ascii="Saira" w:hAnsi="Saira"/>
+                <w:sz w:val="20"/>
+                <w:szCs w:val="20"/>
+              </w:rPr>
+            </w:pPr>
+            <w:r>
+              <w:rPr>
+                <w:rFonts w:ascii="Saira" w:hAnsi="Saira"/>
+                <w:sz w:val="20"/>
+                <w:szCs w:val="20"/>
+              </w:rPr>
+              <w:t xml:space="preserve"/>
+            </w:r>
+            <w:proofErr w:type="gramEnd"/>
             <w:r>
               <w:rPr>
                 <w:rFonts w:ascii="Saira" w:hAnsi="Saira"/>
@@ -2209,33 +2800,52 @@
                 <w:szCs w:val="20"/>
               </w:rPr>
             </w:pPr>
-            <w:r>
-              <w:rPr>
-                <w:rFonts w:ascii="Saira" w:hAnsi="Saira"/>
-                <w:b/>
-                <w:bCs/>
-                <w:sz w:val="20"/>
-                <w:szCs w:val="20"/>
-              </w:rPr>
-              <w:t xml:space="preserve">Azure</w:t>
-            </w:r>
-            <w:r>
-              <w:rPr>
-                <w:rFonts w:ascii="Saira" w:hAnsi="Saira"/>
-                <w:sz w:val="20"/>
-                <w:szCs w:val="20"/>
-              </w:rPr>
-              <w:t xml:space="preserve"> — Azure is a cloud computing service, and this job prefers it for deploying and managing applications in the cloud. </w:t>
-            </w:r>
-          </w:p>
-          <w:p>
-            <w:pPr>
-              <w:rPr>
-                <w:rFonts w:ascii="Saira" w:hAnsi="Saira"/>
-                <w:sz w:val="20"/>
-                <w:szCs w:val="20"/>
-              </w:rPr>
-            </w:pPr>
+            <w:proofErr w:type="gramStart"/>
+            <w:r>
+              <w:rPr>
+                <w:rFonts w:ascii="Saira" w:hAnsi="Saira"/>
+                <w:b/>
+                <w:bCs/>
+                <w:sz w:val="20"/>
+                <w:szCs w:val="20"/>
+              </w:rPr>
+              <w:t xml:space="preserve">CI/CD Pipelines</w:t>
+            </w:r>
+            <w:r>
+              <w:rPr>
+                <w:rFonts w:ascii="Saira" w:hAnsi="Saira"/>
+                <w:sz w:val="20"/>
+                <w:szCs w:val="20"/>
+              </w:rPr>
+              <w:t xml:space="preserve"> — </w:t>
+            </w:r>
+            <w:proofErr w:type="gramStart"/>
+            <w:r>
+              <w:rPr>
+                <w:rFonts w:ascii="Saira" w:hAnsi="Saira"/>
+                <w:sz w:val="20"/>
+                <w:szCs w:val="20"/>
+              </w:rPr>
+              <w:t xml:space="preserve">CI/CD pipelines automate the integration and deployment process, and this job prefers experience with tools like GitHub Actions or Jenkins. </w:t>
+            </w:r>
+          </w:p>
+          <w:p>
+            <w:pPr>
+              <w:rPr>
+                <w:rFonts w:ascii="Saira" w:hAnsi="Saira"/>
+                <w:sz w:val="20"/>
+                <w:szCs w:val="20"/>
+              </w:rPr>
+            </w:pPr>
+            <w:r>
+              <w:rPr>
+                <w:rFonts w:ascii="Saira" w:hAnsi="Saira"/>
+                <w:sz w:val="20"/>
+                <w:szCs w:val="20"/>
+              </w:rPr>
+              <w:t xml:space="preserve"/>
+            </w:r>
+            <w:proofErr w:type="gramEnd"/>
             <w:r>
               <w:rPr>
                 <w:rFonts w:ascii="Saira" w:hAnsi="Saira"/>
@@ -2258,33 +2868,52 @@
                 <w:szCs w:val="20"/>
               </w:rPr>
             </w:pPr>
-            <w:r>
-              <w:rPr>
-                <w:rFonts w:ascii="Saira" w:hAnsi="Saira"/>
-                <w:b/>
-                <w:bCs/>
-                <w:sz w:val="20"/>
-                <w:szCs w:val="20"/>
-              </w:rPr>
-              <w:t xml:space="preserve">Performance Testing</w:t>
-            </w:r>
-            <w:r>
-              <w:rPr>
-                <w:rFonts w:ascii="Saira" w:hAnsi="Saira"/>
-                <w:sz w:val="20"/>
-                <w:szCs w:val="20"/>
-              </w:rPr>
-              <w:t xml:space="preserve"> — Performance testing evaluates the speed and scalability of applications, and this job prefers it to ensure optimal application performance. </w:t>
-            </w:r>
-          </w:p>
-          <w:p>
-            <w:pPr>
-              <w:rPr>
-                <w:rFonts w:ascii="Saira" w:hAnsi="Saira"/>
-                <w:sz w:val="20"/>
-                <w:szCs w:val="20"/>
-              </w:rPr>
-            </w:pPr>
+            <w:proofErr w:type="gramStart"/>
+            <w:r>
+              <w:rPr>
+                <w:rFonts w:ascii="Saira" w:hAnsi="Saira"/>
+                <w:b/>
+                <w:bCs/>
+                <w:sz w:val="20"/>
+                <w:szCs w:val="20"/>
+              </w:rPr>
+              <w:t xml:space="preserve">Azure</w:t>
+            </w:r>
+            <w:r>
+              <w:rPr>
+                <w:rFonts w:ascii="Saira" w:hAnsi="Saira"/>
+                <w:sz w:val="20"/>
+                <w:szCs w:val="20"/>
+              </w:rPr>
+              <w:t xml:space="preserve"> — </w:t>
+            </w:r>
+            <w:proofErr w:type="gramStart"/>
+            <w:r>
+              <w:rPr>
+                <w:rFonts w:ascii="Saira" w:hAnsi="Saira"/>
+                <w:sz w:val="20"/>
+                <w:szCs w:val="20"/>
+              </w:rPr>
+              <w:t xml:space="preserve">Azure is a cloud computing service, and this job prefers exposure to it or similar cloud environments. </w:t>
+            </w:r>
+          </w:p>
+          <w:p>
+            <w:pPr>
+              <w:rPr>
+                <w:rFonts w:ascii="Saira" w:hAnsi="Saira"/>
+                <w:sz w:val="20"/>
+                <w:szCs w:val="20"/>
+              </w:rPr>
+            </w:pPr>
+            <w:r>
+              <w:rPr>
+                <w:rFonts w:ascii="Saira" w:hAnsi="Saira"/>
+                <w:sz w:val="20"/>
+                <w:szCs w:val="20"/>
+              </w:rPr>
+              <w:t xml:space="preserve"/>
+            </w:r>
+            <w:proofErr w:type="gramEnd"/>
             <w:r>
               <w:rPr>
                 <w:rFonts w:ascii="Saira" w:hAnsi="Saira"/>
@@ -2307,6 +2936,75 @@
                 <w:szCs w:val="20"/>
               </w:rPr>
             </w:pPr>
+            <w:proofErr w:type="gramStart"/>
+            <w:r>
+              <w:rPr>
+                <w:rFonts w:ascii="Saira" w:hAnsi="Saira"/>
+                <w:b/>
+                <w:bCs/>
+                <w:sz w:val="20"/>
+                <w:szCs w:val="20"/>
+              </w:rPr>
+              <w:t xml:space="preserve">Performance Testing</w:t>
+            </w:r>
+            <w:r>
+              <w:rPr>
+                <w:rFonts w:ascii="Saira" w:hAnsi="Saira"/>
+                <w:sz w:val="20"/>
+                <w:szCs w:val="20"/>
+              </w:rPr>
+              <w:t xml:space="preserve"> — </w:t>
+            </w:r>
+            <w:proofErr w:type="gramStart"/>
+            <w:r>
+              <w:rPr>
+                <w:rFonts w:ascii="Saira" w:hAnsi="Saira"/>
+                <w:sz w:val="20"/>
+                <w:szCs w:val="20"/>
+              </w:rPr>
+              <w:t xml:space="preserve">Performance testing evaluates the speed, responsiveness, and stability of a system, and this job prefers understanding of it. </w:t>
+            </w:r>
+          </w:p>
+          <w:p>
+            <w:pPr>
+              <w:rPr>
+                <w:rFonts w:ascii="Saira" w:hAnsi="Saira"/>
+                <w:sz w:val="20"/>
+                <w:szCs w:val="20"/>
+              </w:rPr>
+            </w:pPr>
+            <w:r>
+              <w:rPr>
+                <w:rFonts w:ascii="Saira" w:hAnsi="Saira"/>
+                <w:sz w:val="20"/>
+                <w:szCs w:val="20"/>
+              </w:rPr>
+              <w:t xml:space="preserve"/>
+            </w:r>
+            <w:proofErr w:type="gramEnd"/>
+            <w:r>
+              <w:rPr>
+                <w:rFonts w:ascii="Saira" w:hAnsi="Saira"/>
+                <w:sz w:val="20"/>
+                <w:szCs w:val="20"/>
+              </w:rPr>
+              <w:t xml:space="preserve"> </w:t>
+            </w:r>
+          </w:p>
+          <w:p>
+            <w:pPr>
+              <w:pStyle w:val="ListParagraph"/>
+              <w:numPr>
+                <w:ilvl w:val="0"/>
+                <w:numId w:val="21"/>
+              </w:numPr>
+              <w:rPr>
+                <w:rFonts w:ascii="Saira" w:hAnsi="Saira"/>
+                <w:sz w:val="20"/>
+                <w:szCs w:val="20"/>
+              </w:rPr>
+            </w:pPr>
+            <w:proofErr w:type="gramStart"/>
             <w:r>
               <w:rPr>
                 <w:rFonts w:ascii="Saira" w:hAnsi="Saira"/>
@@ -2323,7 +3021,16 @@
                 <w:sz w:val="20"/>
                 <w:szCs w:val="20"/>
               </w:rPr>
-              <w:t xml:space="preserve"> — Security testing identifies vulnerabilities in applications, and this job prefers it to ensure application security. </w:t>
+              <w:t xml:space="preserve"> — </w:t>
+            </w:r>
+            <w:proofErr w:type="gramStart"/>
+            <w:r>
+              <w:rPr>
+                <w:rFonts w:ascii="Saira" w:hAnsi="Saira"/>
+                <w:sz w:val="20"/>
+                <w:szCs w:val="20"/>
+              </w:rPr>
+              <w:t xml:space="preserve">Security testing identifies vulnerabilities in a system, and this job prefers understanding of it. </w:t>
             </w:r>
           </w:p>
           <w:p>
@@ -2436,57 +3143,101 @@
                 <w:sz w:val="20"/>
                 <w:szCs w:val="20"/>
               </w:rPr>
-              <w:t xml:space="preserve"> </w:t>
-            </w:r>
-            <w:r>
-              <w:rPr>
-                <w:rFonts w:ascii="Saira" w:hAnsi="Saira"/>
-                <w:sz w:val="20"/>
-                <w:szCs w:val="20"/>
-              </w:rPr>
-              <w:t xml:space="preserve"> </w:t>
-            </w:r>
-          </w:p>
-          <w:p>
-            <w:pPr>
-              <w:rPr>
-                <w:rFonts w:ascii="Saira" w:hAnsi="Saira"/>
-                <w:b/>
-                <w:bCs/>
-                <w:sz w:val="20"/>
-                <w:szCs w:val="20"/>
-              </w:rPr>
-            </w:pPr>
-            <w:r>
-              <w:rPr>
-                <w:rFonts w:ascii="Saira" w:hAnsi="Saira"/>
-                <w:b/>
-                <w:bCs/>
-                <w:sz w:val="20"/>
-                <w:szCs w:val="20"/>
-              </w:rPr>
-              <w:t xml:space="preserve">COMPUTER SCIENCE INTERN /TEST AUTOMATION DEVELOPER 2021 - Present  </w:t>
-            </w:r>
-          </w:p>
-          <w:p>
-            <w:pPr>
-              <w:rPr>
-                <w:rFonts w:ascii="Saira" w:hAnsi="Saira"/>
-                <w:b/>
-                <w:bCs/>
-                <w:sz w:val="20"/>
-                <w:szCs w:val="20"/>
-              </w:rPr>
-            </w:pPr>
-            <w:r>
-              <w:rPr>
-                <w:rFonts w:ascii="Saira" w:hAnsi="Saira"/>
-                <w:b/>
-                <w:bCs/>
-                <w:sz w:val="20"/>
-                <w:szCs w:val="20"/>
-              </w:rPr>
-              <w:t xml:space="preserve">Stellenbosch University | Stellenbosch, South Africa  </w:t>
+              <w:t xml:space="preserve"/>
+            </w:r>
+            <w:proofErr w:type="gramEnd"/>
+            <w:r>
+              <w:rPr>
+                <w:rFonts w:ascii="Saira" w:hAnsi="Saira"/>
+                <w:sz w:val="20"/>
+                <w:szCs w:val="20"/>
+              </w:rPr>
+              <w:t xml:space="preserve"> </w:t>
+            </w:r>
+            <w:r>
+              <w:rPr>
+                <w:rFonts w:ascii="Saira" w:hAnsi="Saira"/>
+                <w:sz w:val="20"/>
+                <w:szCs w:val="20"/>
+              </w:rPr>
+              <w:t xml:space="preserve"> </w:t>
+            </w:r>
+          </w:p>
+          <w:p>
+            <w:pPr>
+              <w:rPr>
+                <w:rFonts w:ascii="Saira" w:hAnsi="Saira"/>
+                <w:b/>
+                <w:bCs/>
+                <w:sz w:val="20"/>
+                <w:szCs w:val="20"/>
+              </w:rPr>
+            </w:pPr>
+            <w:proofErr w:type="gramStart"/>
+            <w:r>
+              <w:rPr>
+                <w:rFonts w:ascii="Saira" w:hAnsi="Saira"/>
+                <w:b/>
+                <w:bCs/>
+                <w:sz w:val="20"/>
+                <w:szCs w:val="20"/>
+              </w:rPr>
+              <w:t xml:space="preserve">COMPUTER SCIENCE INTERN /TEST AUTOMATION DEVELOPER </w:t>
+            </w:r>
+            <w:proofErr w:type="gramStart"/>
+            <w:r>
+              <w:rPr>
+                <w:rFonts w:ascii="Saira" w:hAnsi="Saira"/>
+                <w:b/>
+                <w:bCs/>
+                <w:sz w:val="20"/>
+                <w:szCs w:val="20"/>
+              </w:rPr>
+              <w:t xml:space="preserve">2021 - </w:t>
+            </w:r>
+            <w:proofErr w:type="gramStart"/>
+            <w:r>
+              <w:rPr>
+                <w:rFonts w:ascii="Saira" w:hAnsi="Saira"/>
+                <w:b/>
+                <w:bCs/>
+                <w:sz w:val="20"/>
+                <w:szCs w:val="20"/>
+              </w:rPr>
+              <w:t xml:space="preserve">Present  </w:t>
+            </w:r>
+          </w:p>
+          <w:p>
+            <w:pPr>
+              <w:rPr>
+                <w:rFonts w:ascii="Saira" w:hAnsi="Saira"/>
+                <w:b/>
+                <w:bCs/>
+                <w:sz w:val="20"/>
+                <w:szCs w:val="20"/>
+              </w:rPr>
+            </w:pPr>
+            <w:proofErr w:type="gramStart"/>
+            <w:r>
+              <w:rPr>
+                <w:rFonts w:ascii="Saira" w:hAnsi="Saira"/>
+                <w:b/>
+                <w:bCs/>
+                <w:sz w:val="20"/>
+                <w:szCs w:val="20"/>
+              </w:rPr>
+              <w:t xml:space="preserve">Stellenbosch University | </w:t>
+            </w:r>
+            <w:proofErr w:type="gramStart"/>
+            <w:r>
+              <w:rPr>
+                <w:rFonts w:ascii="Saira" w:hAnsi="Saira"/>
+                <w:b/>
+                <w:bCs/>
+                <w:sz w:val="20"/>
+                <w:szCs w:val="20"/>
+              </w:rPr>
+              <w:t xml:space="preserve">Stellenbosch, South Africa  </w:t>
             </w:r>
           </w:p>
           <w:p>
@@ -2527,6 +3278,7 @@
                 <w:szCs w:val="20"/>
               </w:rPr>
             </w:pPr>
+            <w:proofErr w:type="gramStart"/>
             <w:r>
               <w:rPr>
                 <w:rFonts w:ascii="Saira" w:hAnsi="Saira"/>
@@ -2574,6 +3326,7 @@
                 <w:szCs w:val="20"/>
               </w:rPr>
             </w:pPr>
+            <w:proofErr w:type="gramStart"/>
             <w:r>
               <w:rPr>
                 <w:rFonts w:ascii="Saira" w:hAnsi="Saira"/>
@@ -2621,105 +3374,14 @@
                 <w:szCs w:val="20"/>
               </w:rPr>
             </w:pPr>
-            <w:r>
-              <w:rPr>
-                <w:rFonts w:ascii="Saira" w:hAnsi="Saira"/>
-                <w:sz w:val="20"/>
-                <w:szCs w:val="20"/>
-              </w:rPr>
-              <w:t xml:space="preserve">Enhanced testing processes by integrating APIs and AI tools to automate data transformation, content generation, and reporting tasks.  </w:t>
-            </w:r>
-          </w:p>
-          <w:p>
-            <w:pPr>
-              <w:rPr>
-                <w:rFonts w:ascii="Saira" w:hAnsi="Saira"/>
-                <w:sz w:val="20"/>
-                <w:szCs w:val="20"/>
-              </w:rPr>
-            </w:pPr>
-            <w:r>
-              <w:rPr>
-                <w:rFonts w:ascii="Saira" w:hAnsi="Saira"/>
-                <w:sz w:val="20"/>
-                <w:szCs w:val="20"/>
-              </w:rPr>
-              <w:t xml:space="preserve"> </w:t>
-            </w:r>
-            <w:r>
-              <w:rPr>
-                <w:rFonts w:ascii="Saira" w:hAnsi="Saira"/>
-                <w:sz w:val="20"/>
-                <w:szCs w:val="20"/>
-              </w:rPr>
-              <w:t xml:space="preserve"> </w:t>
-            </w:r>
-          </w:p>
-          <w:p>
-            <w:pPr>
-              <w:rPr>
-                <w:rFonts w:ascii="Saira" w:hAnsi="Saira"/>
-                <w:sz w:val="20"/>
-                <w:szCs w:val="20"/>
-              </w:rPr>
-            </w:pPr>
-            <w:r>
-              <w:rPr>
-                <w:rFonts w:ascii="Saira" w:hAnsi="Saira"/>
-                <w:sz w:val="20"/>
-                <w:szCs w:val="20"/>
-              </w:rPr>
-              <w:t xml:space="preserve"> </w:t>
-            </w:r>
-            <w:r>
-              <w:rPr>
-                <w:rFonts w:ascii="Saira" w:hAnsi="Saira"/>
-                <w:sz w:val="20"/>
-                <w:szCs w:val="20"/>
-              </w:rPr>
-              <w:t xml:space="preserve"> </w:t>
-            </w:r>
-          </w:p>
-          <w:p>
-            <w:pPr>
-              <w:rPr>
-                <w:rFonts w:ascii="Saira" w:hAnsi="Saira"/>
-                <w:b/>
-                <w:bCs/>
-                <w:sz w:val="20"/>
-                <w:szCs w:val="20"/>
-              </w:rPr>
-            </w:pPr>
-            <w:r>
-              <w:rPr>
-                <w:rFonts w:ascii="Saira" w:hAnsi="Saira"/>
-                <w:b/>
-                <w:bCs/>
-                <w:sz w:val="20"/>
-                <w:szCs w:val="20"/>
-              </w:rPr>
-              <w:t xml:space="preserve">SALES REPRESENTATIVE 2023 - 2025  </w:t>
-            </w:r>
-          </w:p>
-          <w:p>
-            <w:pPr>
-              <w:rPr>
-                <w:rFonts w:ascii="Saira" w:hAnsi="Saira"/>
-                <w:b/>
-                <w:bCs/>
-                <w:sz w:val="20"/>
-                <w:szCs w:val="20"/>
-              </w:rPr>
-            </w:pPr>
-            <w:r>
-              <w:rPr>
-                <w:rFonts w:ascii="Saira" w:hAnsi="Saira"/>
-                <w:b/>
-                <w:bCs/>
-                <w:sz w:val="20"/>
-                <w:szCs w:val="20"/>
-              </w:rPr>
-              <w:t xml:space="preserve">M AND L HPC BRANDS GROUP (PTY) LTP, | Johannesburg, South Afica  </w:t>
+            <w:proofErr w:type="gramStart"/>
+            <w:r>
+              <w:rPr>
+                <w:rFonts w:ascii="Saira" w:hAnsi="Saira"/>
+                <w:sz w:val="20"/>
+                <w:szCs w:val="20"/>
+              </w:rPr>
+              <w:t xml:space="preserve">Integrated APIs and AI tools to automate data transformation, content generation, and reporting tasks.  </w:t>
             </w:r>
           </w:p>
           <w:p>
@@ -2760,13 +3422,14 @@
                 <w:szCs w:val="20"/>
               </w:rPr>
             </w:pPr>
-            <w:r>
-              <w:rPr>
-                <w:rFonts w:ascii="Saira" w:hAnsi="Saira"/>
-                <w:sz w:val="20"/>
-                <w:szCs w:val="20"/>
-              </w:rPr>
-              <w:t xml:space="preserve">Developed strong communication, patience, and adaptability skills through daily interaction with diverse individuals, directly transferable to a classroom environment.  </w:t>
+            <w:proofErr w:type="gramStart"/>
+            <w:r>
+              <w:rPr>
+                <w:rFonts w:ascii="Saira" w:hAnsi="Saira"/>
+                <w:sz w:val="20"/>
+                <w:szCs w:val="20"/>
+              </w:rPr>
+              <w:t xml:space="preserve">Documented tools and workflows clearly to ensure reusability and knowledge sharing.  </w:t>
             </w:r>
           </w:p>
           <w:p>
@@ -2807,13 +3470,198 @@
                 <w:szCs w:val="20"/>
               </w:rPr>
             </w:pPr>
-            <w:r>
-              <w:rPr>
-                <w:rFonts w:ascii="Saira" w:hAnsi="Saira"/>
-                <w:sz w:val="20"/>
-                <w:szCs w:val="20"/>
-              </w:rPr>
-              <w:t xml:space="preserve">Leveraged interpersonal skills to effectively communicate technical concepts and solutions to non-technical stakeholders.  </w:t>
+            <w:proofErr w:type="gramStart"/>
+            <w:r>
+              <w:rPr>
+                <w:rFonts w:ascii="Saira" w:hAnsi="Saira"/>
+                <w:sz w:val="20"/>
+                <w:szCs w:val="20"/>
+              </w:rPr>
+              <w:t xml:space="preserve">Collaborated closely with developers to identify root causes and verify fixes, ensuring high-quality software delivery.  </w:t>
+            </w:r>
+          </w:p>
+          <w:p>
+            <w:pPr>
+              <w:rPr>
+                <w:rFonts w:ascii="Saira" w:hAnsi="Saira"/>
+                <w:sz w:val="20"/>
+                <w:szCs w:val="20"/>
+              </w:rPr>
+            </w:pPr>
+            <w:r>
+              <w:rPr>
+                <w:rFonts w:ascii="Saira" w:hAnsi="Saira"/>
+                <w:sz w:val="20"/>
+                <w:szCs w:val="20"/>
+              </w:rPr>
+              <w:t xml:space="preserve"> </w:t>
+            </w:r>
+            <w:r>
+              <w:rPr>
+                <w:rFonts w:ascii="Saira" w:hAnsi="Saira"/>
+                <w:sz w:val="20"/>
+                <w:szCs w:val="20"/>
+              </w:rPr>
+              <w:t xml:space="preserve"> </w:t>
+            </w:r>
+          </w:p>
+          <w:p>
+            <w:pPr>
+              <w:rPr>
+                <w:rFonts w:ascii="Saira" w:hAnsi="Saira"/>
+                <w:sz w:val="20"/>
+                <w:szCs w:val="20"/>
+              </w:rPr>
+            </w:pPr>
+            <w:r>
+              <w:rPr>
+                <w:rFonts w:ascii="Saira" w:hAnsi="Saira"/>
+                <w:sz w:val="20"/>
+                <w:szCs w:val="20"/>
+              </w:rPr>
+              <w:t xml:space="preserve"/>
+            </w:r>
+            <w:proofErr w:type="gramEnd"/>
+            <w:r>
+              <w:rPr>
+                <w:rFonts w:ascii="Saira" w:hAnsi="Saira"/>
+                <w:sz w:val="20"/>
+                <w:szCs w:val="20"/>
+              </w:rPr>
+              <w:t xml:space="preserve"> </w:t>
+            </w:r>
+            <w:r>
+              <w:rPr>
+                <w:rFonts w:ascii="Saira" w:hAnsi="Saira"/>
+                <w:sz w:val="20"/>
+                <w:szCs w:val="20"/>
+              </w:rPr>
+              <w:t xml:space="preserve"> </w:t>
+            </w:r>
+          </w:p>
+          <w:p>
+            <w:pPr>
+              <w:rPr>
+                <w:rFonts w:ascii="Saira" w:hAnsi="Saira"/>
+                <w:b/>
+                <w:bCs/>
+                <w:sz w:val="20"/>
+                <w:szCs w:val="20"/>
+              </w:rPr>
+            </w:pPr>
+            <w:proofErr w:type="gramStart"/>
+            <w:r>
+              <w:rPr>
+                <w:rFonts w:ascii="Saira" w:hAnsi="Saira"/>
+                <w:b/>
+                <w:bCs/>
+                <w:sz w:val="20"/>
+                <w:szCs w:val="20"/>
+              </w:rPr>
+              <w:t xml:space="preserve">SALES REPRESENTATIVE </w:t>
+            </w:r>
+            <w:proofErr w:type="gramStart"/>
+            <w:r>
+              <w:rPr>
+                <w:rFonts w:ascii="Saira" w:hAnsi="Saira"/>
+                <w:b/>
+                <w:bCs/>
+                <w:sz w:val="20"/>
+                <w:szCs w:val="20"/>
+              </w:rPr>
+              <w:t xml:space="preserve">2023 - </w:t>
+            </w:r>
+            <w:proofErr w:type="gramStart"/>
+            <w:r>
+              <w:rPr>
+                <w:rFonts w:ascii="Saira" w:hAnsi="Saira"/>
+                <w:b/>
+                <w:bCs/>
+                <w:sz w:val="20"/>
+                <w:szCs w:val="20"/>
+              </w:rPr>
+              <w:t xml:space="preserve">2025  </w:t>
+            </w:r>
+          </w:p>
+          <w:p>
+            <w:pPr>
+              <w:rPr>
+                <w:rFonts w:ascii="Saira" w:hAnsi="Saira"/>
+                <w:b/>
+                <w:bCs/>
+                <w:sz w:val="20"/>
+                <w:szCs w:val="20"/>
+              </w:rPr>
+            </w:pPr>
+            <w:proofErr w:type="gramStart"/>
+            <w:r>
+              <w:rPr>
+                <w:rFonts w:ascii="Saira" w:hAnsi="Saira"/>
+                <w:b/>
+                <w:bCs/>
+                <w:sz w:val="20"/>
+                <w:szCs w:val="20"/>
+              </w:rPr>
+              <w:t xml:space="preserve">M AND L HPC BRANDS GROUP (PTY) LTP, | </w:t>
+            </w:r>
+            <w:proofErr w:type="gramStart"/>
+            <w:r>
+              <w:rPr>
+                <w:rFonts w:ascii="Saira" w:hAnsi="Saira"/>
+                <w:b/>
+                <w:bCs/>
+                <w:sz w:val="20"/>
+                <w:szCs w:val="20"/>
+              </w:rPr>
+              <w:t xml:space="preserve">Johannesburg, South Afica  </w:t>
+            </w:r>
+          </w:p>
+          <w:p>
+            <w:pPr>
+              <w:rPr>
+                <w:rFonts w:ascii="Saira" w:hAnsi="Saira"/>
+                <w:sz w:val="20"/>
+                <w:szCs w:val="20"/>
+              </w:rPr>
+            </w:pPr>
+            <w:r>
+              <w:rPr>
+                <w:rFonts w:ascii="Saira" w:hAnsi="Saira"/>
+                <w:sz w:val="20"/>
+                <w:szCs w:val="20"/>
+              </w:rPr>
+              <w:t xml:space="preserve"> </w:t>
+            </w:r>
+            <w:r>
+              <w:rPr>
+                <w:rFonts w:ascii="Saira" w:hAnsi="Saira"/>
+                <w:sz w:val="20"/>
+                <w:szCs w:val="20"/>
+              </w:rPr>
+              <w:t xml:space="preserve"> </w:t>
+            </w:r>
+          </w:p>
+          <w:p>
+            <w:pPr>
+              <w:pStyle w:val="ListParagraph"/>
+              <w:numPr>
+                <w:ilvl w:val="0"/>
+                <w:numId w:val="21"/>
+              </w:numPr>
+              <w:rPr>
+                <w:rFonts w:ascii="Saira" w:hAnsi="Saira"/>
+                <w:sz w:val="20"/>
+                <w:szCs w:val="20"/>
+              </w:rPr>
+            </w:pPr>
+            <w:proofErr w:type="gramStart"/>
+            <w:r>
+              <w:rPr>
+                <w:rFonts w:ascii="Saira" w:hAnsi="Saira"/>
+                <w:sz w:val="20"/>
+                <w:szCs w:val="20"/>
+              </w:rPr>
+              <w:t xml:space="preserve">Developed strong communication, patience, and adaptability skills through daily interaction with diverse individuals, directly transferable to a classroom environment.  </w:t>
             </w:r>
           </w:p>
           <w:p>
@@ -2957,6 +3805,7 @@
                 <w:szCs w:val="20"/>
               </w:rPr>
             </w:pPr>
+            <w:proofErr w:type="gramStart"/>
             <w:r>
               <w:rPr>
                 <w:rFonts w:ascii="Saira" w:eastAsia="Saira" w:hAnsi="Saira" w:cs="Saira"/>
@@ -2975,8 +3824,9 @@
                 <w:sz w:val="20"/>
                 <w:szCs w:val="20"/>
               </w:rPr>
-              <w:t xml:space="preserve"> December 2026 </w:t>
-            </w:r>
+              <w:t xml:space="preserve"> </w:t>
+            </w:r>
+            <w:proofErr w:type="gramStart"/>
             <w:r>
               <w:rPr>
                 <w:rFonts w:ascii="Saira" w:eastAsia="Saira" w:hAnsi="Saira" w:cs="Saira"/>
@@ -2984,28 +3834,17 @@
                 <w:sz w:val="20"/>
                 <w:szCs w:val="20"/>
               </w:rPr>
-              <w:t xml:space="preserve"> </w:t>
-            </w:r>
-          </w:p>
-          <w:p>
-            <w:pPr>
+              <w:t xml:space="preserve">December </w:t>
+            </w:r>
+            <w:proofErr w:type="gramStart"/>
+            <w:r>
               <w:rPr>
                 <w:rFonts w:ascii="Saira" w:eastAsia="Saira" w:hAnsi="Saira" w:cs="Saira"/>
                 <w:color w:val="020303"/>
                 <w:sz w:val="20"/>
                 <w:szCs w:val="20"/>
               </w:rPr>
-            </w:pPr>
-            <w:r>
-              <w:rPr>
-                <w:rFonts w:ascii="Saira" w:eastAsia="Saira" w:hAnsi="Saira" w:cs="Saira"/>
-                <w:b/>
-                <w:bCs/>
-                <w:color w:val="020303"/>
-                <w:sz w:val="20"/>
-                <w:szCs w:val="20"/>
-              </w:rPr>
-              <w:t xml:space="preserve">Stellenbosch University </w:t>
+              <w:t xml:space="preserve">2026 </w:t>
             </w:r>
             <w:r>
               <w:rPr>
@@ -3014,27 +3853,40 @@
                 <w:sz w:val="20"/>
                 <w:szCs w:val="20"/>
               </w:rPr>
-              <w:t xml:space="preserve"> | Stellenbosch, South Africa </w:t>
-            </w:r>
-            <w:r>
+              <w:t xml:space="preserve"> </w:t>
+            </w:r>
+          </w:p>
+          <w:p>
+            <w:pPr>
               <w:rPr>
                 <w:rFonts w:ascii="Saira" w:eastAsia="Saira" w:hAnsi="Saira" w:cs="Saira"/>
                 <w:color w:val="020303"/>
                 <w:sz w:val="20"/>
                 <w:szCs w:val="20"/>
               </w:rPr>
-              <w:t xml:space="preserve"> </w:t>
-            </w:r>
-          </w:p>
-          <w:p>
-            <w:pPr>
+            </w:pPr>
+            <w:proofErr w:type="gramStart"/>
+            <w:r>
+              <w:rPr>
+                <w:rFonts w:ascii="Saira" w:eastAsia="Saira" w:hAnsi="Saira" w:cs="Saira"/>
+                <w:b/>
+                <w:bCs/>
+                <w:color w:val="020303"/>
+                <w:sz w:val="20"/>
+                <w:szCs w:val="20"/>
+              </w:rPr>
+              <w:t xml:space="preserve">Stellenbosch University </w:t>
+            </w:r>
+            <w:r>
               <w:rPr>
                 <w:rFonts w:ascii="Saira" w:eastAsia="Saira" w:hAnsi="Saira" w:cs="Saira"/>
                 <w:color w:val="020303"/>
                 <w:sz w:val="20"/>
                 <w:szCs w:val="20"/>
               </w:rPr>
-            </w:pPr>
+              <w:t xml:space="preserve"> | </w:t>
+            </w:r>
+            <w:proofErr w:type="gramStart"/>
             <w:r>
               <w:rPr>
                 <w:rFonts w:ascii="Saira" w:eastAsia="Saira" w:hAnsi="Saira" w:cs="Saira"/>
@@ -3042,19 +3894,9 @@
                 <w:sz w:val="20"/>
                 <w:szCs w:val="20"/>
               </w:rPr>
-              <w:t xml:space="preserve"/>
-            </w:r>
-            <w:r>
-              <w:rPr>
-                <w:rFonts w:ascii="Saira" w:eastAsia="Saira" w:hAnsi="Saira" w:cs="Saira"/>
-                <w:b/>
-                <w:bCs/>
-                <w:color w:val="020303"/>
-                <w:sz w:val="20"/>
-                <w:szCs w:val="20"/>
-              </w:rPr>
-              <w:t xml:space="preserve">Minimum Average: </w:t>
-            </w:r>
+              <w:t xml:space="preserve">Stellenbosch, </w:t>
+            </w:r>
+            <w:proofErr w:type="gramStart"/>
             <w:r>
               <w:rPr>
                 <w:rFonts w:ascii="Saira" w:eastAsia="Saira" w:hAnsi="Saira" w:cs="Saira"/>
@@ -3062,7 +3904,78 @@
                 <w:sz w:val="20"/>
                 <w:szCs w:val="20"/>
               </w:rPr>
-              <w:t xml:space="preserve">70% </w:t>
+              <w:t xml:space="preserve">South Africa </w:t>
+            </w:r>
+            <w:r>
+              <w:rPr>
+                <w:rFonts w:ascii="Saira" w:eastAsia="Saira" w:hAnsi="Saira" w:cs="Saira"/>
+                <w:color w:val="020303"/>
+                <w:sz w:val="20"/>
+                <w:szCs w:val="20"/>
+              </w:rPr>
+              <w:t xml:space="preserve"> </w:t>
+            </w:r>
+          </w:p>
+          <w:p>
+            <w:pPr>
+              <w:rPr>
+                <w:rFonts w:ascii="Saira" w:eastAsia="Saira" w:hAnsi="Saira" w:cs="Saira"/>
+                <w:color w:val="020303"/>
+                <w:sz w:val="20"/>
+                <w:szCs w:val="20"/>
+              </w:rPr>
+            </w:pPr>
+            <w:r>
+              <w:rPr>
+                <w:rFonts w:ascii="Saira" w:eastAsia="Saira" w:hAnsi="Saira" w:cs="Saira"/>
+                <w:color w:val="020303"/>
+                <w:sz w:val="20"/>
+                <w:szCs w:val="20"/>
+              </w:rPr>
+              <w:t xml:space="preserve"/>
+            </w:r>
+            <w:r>
+              <w:rPr>
+                <w:rFonts w:ascii="Saira" w:eastAsia="Saira" w:hAnsi="Saira" w:cs="Saira"/>
+                <w:b/>
+                <w:bCs/>
+                <w:color w:val="020303"/>
+                <w:sz w:val="20"/>
+                <w:szCs w:val="20"/>
+              </w:rPr>
+              <w:t xml:space="preserve">Minimum</w:t>
+            </w:r>
+            <w:proofErr w:type="gramEnd"/>
+            <w:r>
+              <w:rPr>
+                <w:rFonts w:ascii="Saira" w:eastAsia="Saira" w:hAnsi="Saira" w:cs="Saira"/>
+                <w:b/>
+                <w:bCs/>
+                <w:color w:val="020303"/>
+                <w:sz w:val="20"/>
+                <w:szCs w:val="20"/>
+              </w:rPr>
+              <w:t xml:space="preserve"> Average: </w:t>
+            </w:r>
+            <w:proofErr w:type="gramStart"/>
+            <w:r>
+              <w:rPr>
+                <w:rFonts w:ascii="Saira" w:eastAsia="Saira" w:hAnsi="Saira" w:cs="Saira"/>
+                <w:color w:val="020303"/>
+                <w:sz w:val="20"/>
+                <w:szCs w:val="20"/>
+              </w:rPr>
+              <w:t xml:space="preserve">70%</w:t>
+            </w:r>
+            <w:proofErr w:type="gramEnd"/>
+            <w:r>
+              <w:rPr>
+                <w:rFonts w:ascii="Saira" w:eastAsia="Saira" w:hAnsi="Saira" w:cs="Saira"/>
+                <w:color w:val="020303"/>
+                <w:sz w:val="20"/>
+                <w:szCs w:val="20"/>
+              </w:rPr>
+              <w:t xml:space="preserve"> </w:t>
             </w:r>
             <w:r>
               <w:rPr>
@@ -3139,6 +4052,7 @@
                 <w:szCs w:val="20"/>
               </w:rPr>
             </w:pPr>
+            <w:proofErr w:type="gramStart"/>
             <w:r>
               <w:rPr>
                 <w:rFonts w:ascii="Saira" w:eastAsia="Saira" w:hAnsi="Saira" w:cs="Saira"/>
@@ -3146,7 +4060,7 @@
                 <w:sz w:val="20"/>
                 <w:szCs w:val="20"/>
               </w:rPr>
-              <w:t xml:space="preserve">Algorithms  Data Structures: Covers fundamental data structures and algorithms, essential for designing efficient test cases.  </w:t>
+              <w:t xml:space="preserve">Algorithms  Data Structures: Covers fundamental algorithms and data structures, crucial for software development and testing.  </w:t>
             </w:r>
           </w:p>
           <w:p>
@@ -3191,6 +4105,7 @@
                 <w:szCs w:val="20"/>
               </w:rPr>
             </w:pPr>
+            <w:proofErr w:type="gramStart"/>
             <w:r>
               <w:rPr>
                 <w:rFonts w:ascii="Saira" w:eastAsia="Saira" w:hAnsi="Saira" w:cs="Saira"/>
@@ -3198,7 +4113,7 @@
                 <w:sz w:val="20"/>
                 <w:szCs w:val="20"/>
               </w:rPr>
-              <w:t xml:space="preserve">Web Programming  Databases: Involves building web applications and managing databases, relevant for testing web-based systems.  </w:t>
+              <w:t xml:space="preserve">Web Programming  Databases: Focuses on web technologies and database management, relevant for testing web applications.  </w:t>
             </w:r>
           </w:p>
           <w:p>
@@ -3243,6 +4158,7 @@
                 <w:szCs w:val="20"/>
               </w:rPr>
             </w:pPr>
+            <w:proofErr w:type="gramStart"/>
             <w:r>
               <w:rPr>
                 <w:rFonts w:ascii="Saira" w:eastAsia="Saira" w:hAnsi="Saira" w:cs="Saira"/>
@@ -3250,7 +4166,7 @@
                 <w:sz w:val="20"/>
                 <w:szCs w:val="20"/>
               </w:rPr>
-              <w:t xml:space="preserve">Operations Research: Teaches optimization techniques, useful for improving testing processes and efficiency.  </w:t>
+              <w:t xml:space="preserve">Operations Research: Teaches optimization techniques, useful for improving testing processes.  </w:t>
             </w:r>
           </w:p>
           <w:p>
@@ -3295,6 +4211,7 @@
                 <w:szCs w:val="20"/>
               </w:rPr>
             </w:pPr>
+            <w:proofErr w:type="gramStart"/>
             <w:r>
               <w:rPr>
                 <w:rFonts w:ascii="Saira" w:eastAsia="Saira" w:hAnsi="Saira" w:cs="Saira"/>
@@ -3302,7 +4219,7 @@
                 <w:sz w:val="20"/>
                 <w:szCs w:val="20"/>
               </w:rPr>
-              <w:t xml:space="preserve">Linear Algebra: Provides mathematical foundations for understanding algorithms and data transformations in testing.  </w:t>
+              <w:t xml:space="preserve">Linear Algebra: Provides mathematical foundations for data analysis and algorithm development.  </w:t>
             </w:r>
           </w:p>
           <w:p>
@@ -3347,6 +4264,7 @@
                 <w:szCs w:val="20"/>
               </w:rPr>
             </w:pPr>
+            <w:proofErr w:type="gramStart"/>
             <w:r>
               <w:rPr>
                 <w:rFonts w:ascii="Saira" w:eastAsia="Saira" w:hAnsi="Saira" w:cs="Saira"/>
@@ -3354,7 +4272,7 @@
                 <w:sz w:val="20"/>
                 <w:szCs w:val="20"/>
               </w:rPr>
-              <w:t xml:space="preserve">Analysis: Focuses on mathematical analysis, critical for evaluating system specifications and performance.  </w:t>
+              <w:t xml:space="preserve">Analysis: Covers advanced mathematical concepts, enhancing problem-solving skills.  </w:t>
             </w:r>
           </w:p>
           <w:p>
@@ -3399,6 +4317,7 @@
                 <w:szCs w:val="20"/>
               </w:rPr>
             </w:pPr>
+            <w:proofErr w:type="gramStart"/>
             <w:r>
               <w:rPr>
                 <w:rFonts w:ascii="Saira" w:eastAsia="Saira" w:hAnsi="Saira" w:cs="Saira"/>
@@ -3406,7 +4325,7 @@
                 <w:sz w:val="20"/>
                 <w:szCs w:val="20"/>
               </w:rPr>
-              <w:t xml:space="preserve">Mathematical Modelling: Involves creating models to simulate real-world scenarios, applicable in testing simulations.  </w:t>
+              <w:t xml:space="preserve">Mathematical Modelling: Applies mathematical techniques to real-world problems, relevant for developing testing scenarios.  </w:t>
             </w:r>
           </w:p>
           <w:p>
@@ -3451,6 +4370,7 @@
                 <w:szCs w:val="20"/>
               </w:rPr>
             </w:pPr>
+            <w:proofErr w:type="gramStart"/>
             <w:r>
               <w:rPr>
                 <w:rFonts w:ascii="Saira" w:eastAsia="Saira" w:hAnsi="Saira" w:cs="Saira"/>
@@ -3458,7 +4378,7 @@
                 <w:sz w:val="20"/>
                 <w:szCs w:val="20"/>
               </w:rPr>
-              <w:t xml:space="preserve">WA for Aurora Netball Team, 2021 to 2025: Demonstrates teamwork and leadership skills, beneficial in collaborative testing environments.  </w:t>
+              <w:t xml:space="preserve">WA for Aurora Netball Team, 2021 to 2025: Developed teamwork and leadership skills.  </w:t>
             </w:r>
           </w:p>
           <w:p>
@@ -3503,6 +4423,7 @@
                 <w:szCs w:val="20"/>
               </w:rPr>
             </w:pPr>
+            <w:proofErr w:type="gramStart"/>
             <w:r>
               <w:rPr>
                 <w:rFonts w:ascii="Saira" w:eastAsia="Saira" w:hAnsi="Saira" w:cs="Saira"/>
@@ -3510,7 +4431,7 @@
                 <w:sz w:val="20"/>
                 <w:szCs w:val="20"/>
               </w:rPr>
-              <w:t xml:space="preserve">Sales Representative Apprenticeship, M AND L HPC BRANDS GROUP (PTY) LTP , Completed 2025: Enhances communication and negotiation skills, valuable for stakeholder engagement in testing.  </w:t>
+              <w:t xml:space="preserve">Sales Representative Apprenticeship, M AND L HPC BRANDS GROUP (PTY) LTP , Completed 2025: Enhanced communication and sales skills.  </w:t>
             </w:r>
           </w:p>
           <w:p>
@@ -3616,27 +4537,37 @@
                 <w:sz w:val="20"/>
                 <w:szCs w:val="20"/>
               </w:rPr>
-              <w:t xml:space="preserve"> </w:t>
-            </w:r>
-            <w:r>
-              <w:rPr>
-                <w:rFonts w:ascii="Saira" w:hAnsi="Saira"/>
-                <w:sz w:val="20"/>
-                <w:szCs w:val="20"/>
-              </w:rPr>
-              <w:t xml:space="preserve"> </w:t>
-            </w:r>
-          </w:p>
-          <w:p>
-            <w:pPr>
-              <w:rPr>
-                <w:rFonts w:ascii="Saira" w:hAnsi="Saira"/>
-                <w:b/>
-                <w:bCs/>
-                <w:sz w:val="20"/>
-                <w:szCs w:val="20"/>
-              </w:rPr>
-            </w:pPr>
+              <w:t xml:space="preserve"/>
+            </w:r>
+            <w:proofErr w:type="gramEnd"/>
+            <w:r>
+              <w:rPr>
+                <w:rFonts w:ascii="Saira" w:hAnsi="Saira"/>
+                <w:sz w:val="20"/>
+                <w:szCs w:val="20"/>
+              </w:rPr>
+              <w:t xml:space="preserve"> </w:t>
+            </w:r>
+            <w:r>
+              <w:rPr>
+                <w:rFonts w:ascii="Saira" w:hAnsi="Saira"/>
+                <w:sz w:val="20"/>
+                <w:szCs w:val="20"/>
+              </w:rPr>
+              <w:t xml:space="preserve"> </w:t>
+            </w:r>
+          </w:p>
+          <w:p>
+            <w:pPr>
+              <w:rPr>
+                <w:rFonts w:ascii="Saira" w:hAnsi="Saira"/>
+                <w:b/>
+                <w:bCs/>
+                <w:sz w:val="20"/>
+                <w:szCs w:val="20"/>
+              </w:rPr>
+            </w:pPr>
+            <w:proofErr w:type="gramStart"/>
             <w:r>
               <w:rPr>
                 <w:rFonts w:ascii="Saira" w:hAnsi="Saira"/>
@@ -3656,6 +4587,7 @@
                 <w:szCs w:val="20"/>
               </w:rPr>
             </w:pPr>
+            <w:proofErr w:type="gramStart"/>
             <w:r>
               <w:rPr>
                 <w:rFonts w:ascii="Saira" w:hAnsi="Saira"/>
@@ -3711,6 +4643,7 @@
                 <w:szCs w:val="20"/>
               </w:rPr>
             </w:pPr>
+            <w:proofErr w:type="gramStart"/>
             <w:r>
               <w:rPr>
                 <w:rFonts w:ascii="Saira" w:hAnsi="Saira"/>
@@ -3758,13 +4691,14 @@
                 <w:szCs w:val="20"/>
               </w:rPr>
             </w:pPr>
-            <w:r>
-              <w:rPr>
-                <w:rFonts w:ascii="Saira" w:hAnsi="Saira"/>
-                <w:sz w:val="20"/>
-                <w:szCs w:val="20"/>
-              </w:rPr>
-              <w:t xml:space="preserve">Integrated external APIs to support data retrieval, processing, and transformation.  </w:t>
+            <w:proofErr w:type="gramStart"/>
+            <w:r>
+              <w:rPr>
+                <w:rFonts w:ascii="Saira" w:hAnsi="Saira"/>
+                <w:sz w:val="20"/>
+                <w:szCs w:val="20"/>
+              </w:rPr>
+              <w:t xml:space="preserve">Designed and implemented reusable scripts and small software utilities to automate repetitive tasks and improve workflow efficiency.  </w:t>
             </w:r>
           </w:p>
           <w:p>
@@ -3805,13 +4739,14 @@
                 <w:szCs w:val="20"/>
               </w:rPr>
             </w:pPr>
-            <w:r>
-              <w:rPr>
-                <w:rFonts w:ascii="Saira" w:hAnsi="Saira"/>
-                <w:sz w:val="20"/>
-                <w:szCs w:val="20"/>
-              </w:rPr>
-              <w:t xml:space="preserve">Designed and implemented reusable scripts and small software utilities to automate repetitive tasks and improve workflow efficiency.  </w:t>
+            <w:proofErr w:type="gramStart"/>
+            <w:r>
+              <w:rPr>
+                <w:rFonts w:ascii="Saira" w:hAnsi="Saira"/>
+                <w:sz w:val="20"/>
+                <w:szCs w:val="20"/>
+              </w:rPr>
+              <w:t xml:space="preserve">Applied structured programming principles, modular design, and clear naming conventions to produce maintainable code.  </w:t>
             </w:r>
           </w:p>
           <w:p>
@@ -3852,13 +4787,14 @@
                 <w:szCs w:val="20"/>
               </w:rPr>
             </w:pPr>
-            <w:r>
-              <w:rPr>
-                <w:rFonts w:ascii="Saira" w:hAnsi="Saira"/>
-                <w:sz w:val="20"/>
-                <w:szCs w:val="20"/>
-              </w:rPr>
-              <w:t xml:space="preserve">Applied structured programming principles, modular design, and clear naming conventions to produce maintainable code.  </w:t>
+            <w:proofErr w:type="gramStart"/>
+            <w:r>
+              <w:rPr>
+                <w:rFonts w:ascii="Saira" w:hAnsi="Saira"/>
+                <w:sz w:val="20"/>
+                <w:szCs w:val="20"/>
+              </w:rPr>
+              <w:t xml:space="preserve">Integrated external APIs to support data retrieval, processing, and transformation.  </w:t>
             </w:r>
           </w:p>
           <w:p>
@@ -3899,13 +4835,14 @@
                 <w:szCs w:val="20"/>
               </w:rPr>
             </w:pPr>
-            <w:r>
-              <w:rPr>
-                <w:rFonts w:ascii="Saira" w:hAnsi="Saira"/>
-                <w:sz w:val="20"/>
-                <w:szCs w:val="20"/>
-              </w:rPr>
-              <w:t xml:space="preserve">Developed automated testing scripts to validate functionality and ensure software reliability, aligning with QA Tester responsibilities.  </w:t>
+            <w:proofErr w:type="gramStart"/>
+            <w:r>
+              <w:rPr>
+                <w:rFonts w:ascii="Saira" w:hAnsi="Saira"/>
+                <w:sz w:val="20"/>
+                <w:szCs w:val="20"/>
+              </w:rPr>
+              <w:t xml:space="preserve">Emphasized documentation and clarity to ensure tools could be reused or extended by others.  </w:t>
             </w:r>
           </w:p>
           <w:p>
@@ -3946,109 +4883,14 @@
                 <w:szCs w:val="20"/>
               </w:rPr>
             </w:pPr>
-            <w:r>
-              <w:rPr>
-                <w:rFonts w:ascii="Saira" w:hAnsi="Saira"/>
-                <w:sz w:val="20"/>
-                <w:szCs w:val="20"/>
-              </w:rPr>
-              <w:t xml:space="preserve">Collaborated with team members to integrate automation solutions into existing workflows, demonstrating skills in cross-functional teamwork.  </w:t>
-            </w:r>
-          </w:p>
-          <w:p>
-            <w:pPr>
-              <w:rPr>
-                <w:rFonts w:ascii="Saira" w:hAnsi="Saira"/>
-                <w:sz w:val="20"/>
-                <w:szCs w:val="20"/>
-              </w:rPr>
-            </w:pPr>
-            <w:r>
-              <w:rPr>
-                <w:rFonts w:ascii="Saira" w:hAnsi="Saira"/>
-                <w:sz w:val="20"/>
-                <w:szCs w:val="20"/>
-              </w:rPr>
-              <w:t xml:space="preserve"> </w:t>
-            </w:r>
-            <w:r>
-              <w:rPr>
-                <w:rFonts w:ascii="Saira" w:hAnsi="Saira"/>
-                <w:sz w:val="20"/>
-                <w:szCs w:val="20"/>
-              </w:rPr>
-              <w:t xml:space="preserve"> </w:t>
-            </w:r>
-          </w:p>
-          <w:p>
-            <w:pPr>
-              <w:rPr>
-                <w:rFonts w:ascii="Saira" w:hAnsi="Saira"/>
-                <w:sz w:val="20"/>
-                <w:szCs w:val="20"/>
-              </w:rPr>
-            </w:pPr>
-            <w:r>
-              <w:rPr>
-                <w:rFonts w:ascii="Saira" w:hAnsi="Saira"/>
-                <w:sz w:val="20"/>
-                <w:szCs w:val="20"/>
-              </w:rPr>
-              <w:t xml:space="preserve"> </w:t>
-            </w:r>
-            <w:r>
-              <w:rPr>
-                <w:rFonts w:ascii="Saira" w:hAnsi="Saira"/>
-                <w:sz w:val="20"/>
-                <w:szCs w:val="20"/>
-              </w:rPr>
-              <w:t xml:space="preserve"> </w:t>
-            </w:r>
-          </w:p>
-          <w:p>
-            <w:pPr>
-              <w:rPr>
-                <w:rFonts w:ascii="Saira" w:hAnsi="Saira"/>
-                <w:b/>
-                <w:bCs/>
-                <w:sz w:val="20"/>
-                <w:szCs w:val="20"/>
-              </w:rPr>
-            </w:pPr>
-            <w:r>
-              <w:rPr>
-                <w:rFonts w:ascii="Saira" w:hAnsi="Saira"/>
-                <w:b/>
-                <w:bCs/>
-                <w:sz w:val="20"/>
-                <w:szCs w:val="20"/>
-              </w:rPr>
-              <w:t xml:space="preserve">Algorithms  Problem-Solving Projects  </w:t>
-            </w:r>
-          </w:p>
-          <w:p>
-            <w:pPr>
-              <w:rPr>
-                <w:rFonts w:ascii="Saira" w:hAnsi="Saira"/>
-                <w:sz w:val="20"/>
-                <w:szCs w:val="20"/>
-              </w:rPr>
-            </w:pPr>
-            <w:r>
-              <w:rPr>
-                <w:rFonts w:ascii="Saira" w:hAnsi="Saira"/>
-                <w:sz w:val="20"/>
-                <w:szCs w:val="20"/>
-              </w:rPr>
-              <w:t xml:space="preserve">Python, Java </w:t>
-            </w:r>
-            <w:r>
-              <w:rPr>
-                <w:rFonts w:ascii="Saira" w:hAnsi="Saira"/>
-                <w:sz w:val="20"/>
-                <w:szCs w:val="20"/>
-              </w:rPr>
-              <w:t xml:space="preserve"> </w:t>
+            <w:proofErr w:type="gramStart"/>
+            <w:r>
+              <w:rPr>
+                <w:rFonts w:ascii="Saira" w:hAnsi="Saira"/>
+                <w:sz w:val="20"/>
+                <w:szCs w:val="20"/>
+              </w:rPr>
+              <w:t xml:space="preserve">Developed test cases to validate the functionality of automation scripts, ensuring reliability and accuracy.  </w:t>
             </w:r>
           </w:p>
           <w:p>
@@ -4089,13 +4931,121 @@
                 <w:szCs w:val="20"/>
               </w:rPr>
             </w:pPr>
-            <w:r>
-              <w:rPr>
-                <w:rFonts w:ascii="Saira" w:hAnsi="Saira"/>
-                <w:sz w:val="20"/>
-                <w:szCs w:val="20"/>
-              </w:rPr>
-              <w:t xml:space="preserve">Demonstrated strong analytical thinking and systematic debugging skills.   </w:t>
+            <w:proofErr w:type="gramStart"/>
+            <w:r>
+              <w:rPr>
+                <w:rFonts w:ascii="Saira" w:hAnsi="Saira"/>
+                <w:sz w:val="20"/>
+                <w:szCs w:val="20"/>
+              </w:rPr>
+              <w:t xml:space="preserve">Contributed to the improvement of automation frameworks, aligning with Agile methodologies and sprint goals.  </w:t>
+            </w:r>
+          </w:p>
+          <w:p>
+            <w:pPr>
+              <w:rPr>
+                <w:rFonts w:ascii="Saira" w:hAnsi="Saira"/>
+                <w:sz w:val="20"/>
+                <w:szCs w:val="20"/>
+              </w:rPr>
+            </w:pPr>
+            <w:r>
+              <w:rPr>
+                <w:rFonts w:ascii="Saira" w:hAnsi="Saira"/>
+                <w:sz w:val="20"/>
+                <w:szCs w:val="20"/>
+              </w:rPr>
+              <w:t xml:space="preserve"> </w:t>
+            </w:r>
+            <w:r>
+              <w:rPr>
+                <w:rFonts w:ascii="Saira" w:hAnsi="Saira"/>
+                <w:sz w:val="20"/>
+                <w:szCs w:val="20"/>
+              </w:rPr>
+              <w:t xml:space="preserve"> </w:t>
+            </w:r>
+          </w:p>
+          <w:p>
+            <w:pPr>
+              <w:rPr>
+                <w:rFonts w:ascii="Saira" w:hAnsi="Saira"/>
+                <w:sz w:val="20"/>
+                <w:szCs w:val="20"/>
+              </w:rPr>
+            </w:pPr>
+            <w:r>
+              <w:rPr>
+                <w:rFonts w:ascii="Saira" w:hAnsi="Saira"/>
+                <w:sz w:val="20"/>
+                <w:szCs w:val="20"/>
+              </w:rPr>
+              <w:t xml:space="preserve"/>
+            </w:r>
+            <w:proofErr w:type="gramEnd"/>
+            <w:r>
+              <w:rPr>
+                <w:rFonts w:ascii="Saira" w:hAnsi="Saira"/>
+                <w:sz w:val="20"/>
+                <w:szCs w:val="20"/>
+              </w:rPr>
+              <w:t xml:space="preserve"> </w:t>
+            </w:r>
+            <w:r>
+              <w:rPr>
+                <w:rFonts w:ascii="Saira" w:hAnsi="Saira"/>
+                <w:sz w:val="20"/>
+                <w:szCs w:val="20"/>
+              </w:rPr>
+              <w:t xml:space="preserve"> </w:t>
+            </w:r>
+          </w:p>
+          <w:p>
+            <w:pPr>
+              <w:rPr>
+                <w:rFonts w:ascii="Saira" w:hAnsi="Saira"/>
+                <w:b/>
+                <w:bCs/>
+                <w:sz w:val="20"/>
+                <w:szCs w:val="20"/>
+              </w:rPr>
+            </w:pPr>
+            <w:proofErr w:type="gramStart"/>
+            <w:r>
+              <w:rPr>
+                <w:rFonts w:ascii="Saira" w:hAnsi="Saira"/>
+                <w:b/>
+                <w:bCs/>
+                <w:sz w:val="20"/>
+                <w:szCs w:val="20"/>
+              </w:rPr>
+              <w:t xml:space="preserve">Algorithms  Problem-Solving Projects  </w:t>
+            </w:r>
+          </w:p>
+          <w:p>
+            <w:pPr>
+              <w:rPr>
+                <w:rFonts w:ascii="Saira" w:hAnsi="Saira"/>
+                <w:sz w:val="20"/>
+                <w:szCs w:val="20"/>
+              </w:rPr>
+            </w:pPr>
+            <w:proofErr w:type="gramStart"/>
+            <w:r>
+              <w:rPr>
+                <w:rFonts w:ascii="Saira" w:hAnsi="Saira"/>
+                <w:sz w:val="20"/>
+                <w:szCs w:val="20"/>
+              </w:rPr>
+              <w:t xml:space="preserve">Python, Java </w:t>
+            </w:r>
+            <w:r>
+              <w:rPr>
+                <w:rFonts w:ascii="Saira" w:hAnsi="Saira"/>
+                <w:sz w:val="20"/>
+                <w:szCs w:val="20"/>
+              </w:rPr>
+              <w:t xml:space="preserve"> </w:t>
             </w:r>
           </w:p>
           <w:p>
@@ -4136,13 +5086,14 @@
                 <w:szCs w:val="20"/>
               </w:rPr>
             </w:pPr>
-            <w:r>
-              <w:rPr>
-                <w:rFonts w:ascii="Saira" w:hAnsi="Saira"/>
-                <w:sz w:val="20"/>
-                <w:szCs w:val="20"/>
-              </w:rPr>
-              <w:t xml:space="preserve">Solved logic-based programming challenges by breaking problems into smaller, manageable components.  </w:t>
+            <w:proofErr w:type="gramStart"/>
+            <w:r>
+              <w:rPr>
+                <w:rFonts w:ascii="Saira" w:hAnsi="Saira"/>
+                <w:sz w:val="20"/>
+                <w:szCs w:val="20"/>
+              </w:rPr>
+              <w:t xml:space="preserve">Implemented core computer science algorithms, including searching, sorting, and basic optimization techniques.  </w:t>
             </w:r>
           </w:p>
           <w:p>
@@ -4183,13 +5134,14 @@
                 <w:szCs w:val="20"/>
               </w:rPr>
             </w:pPr>
-            <w:r>
-              <w:rPr>
-                <w:rFonts w:ascii="Saira" w:hAnsi="Saira"/>
-                <w:sz w:val="20"/>
-                <w:szCs w:val="20"/>
-              </w:rPr>
-              <w:t xml:space="preserve">Implemented core computer science algorithms, including searching, sorting, and basic optimization techniques.  </w:t>
+            <w:proofErr w:type="gramStart"/>
+            <w:r>
+              <w:rPr>
+                <w:rFonts w:ascii="Saira" w:hAnsi="Saira"/>
+                <w:sz w:val="20"/>
+                <w:szCs w:val="20"/>
+              </w:rPr>
+              <w:t xml:space="preserve">Focused on understanding time and space complexity and selecting appropriate data structures.  </w:t>
             </w:r>
           </w:p>
           <w:p>
@@ -4230,13 +5182,14 @@
                 <w:szCs w:val="20"/>
               </w:rPr>
             </w:pPr>
-            <w:r>
-              <w:rPr>
-                <w:rFonts w:ascii="Saira" w:hAnsi="Saira"/>
-                <w:sz w:val="20"/>
-                <w:szCs w:val="20"/>
-              </w:rPr>
-              <w:t xml:space="preserve">Focused on understanding time and space complexity and selecting appropriate data structures.  </w:t>
+            <w:proofErr w:type="gramStart"/>
+            <w:r>
+              <w:rPr>
+                <w:rFonts w:ascii="Saira" w:hAnsi="Saira"/>
+                <w:sz w:val="20"/>
+                <w:szCs w:val="20"/>
+              </w:rPr>
+              <w:t xml:space="preserve">Solved logic-based programming challenges by breaking problems into smaller, manageable components.  </w:t>
             </w:r>
           </w:p>
           <w:p>
@@ -4277,13 +5230,14 @@
                 <w:szCs w:val="20"/>
               </w:rPr>
             </w:pPr>
-            <w:r>
-              <w:rPr>
-                <w:rFonts w:ascii="Saira" w:hAnsi="Saira"/>
-                <w:sz w:val="20"/>
-                <w:szCs w:val="20"/>
-              </w:rPr>
-              <w:t xml:space="preserve">Applied problem-solving skills to design test cases for algorithm validation, relevant to QA testing processes.  </w:t>
+            <w:proofErr w:type="gramStart"/>
+            <w:r>
+              <w:rPr>
+                <w:rFonts w:ascii="Saira" w:hAnsi="Saira"/>
+                <w:sz w:val="20"/>
+                <w:szCs w:val="20"/>
+              </w:rPr>
+              <w:t xml:space="preserve">Demonstrated strong analytical thinking and systematic debugging skills.  </w:t>
             </w:r>
           </w:p>
           <w:p>
@@ -4324,109 +5278,14 @@
                 <w:szCs w:val="20"/>
               </w:rPr>
             </w:pPr>
-            <w:r>
-              <w:rPr>
-                <w:rFonts w:ascii="Saira" w:hAnsi="Saira"/>
-                <w:sz w:val="20"/>
-                <w:szCs w:val="20"/>
-              </w:rPr>
-              <w:t xml:space="preserve">Demonstrated systematic debugging skills to identify and resolve issues, aligning with QA testing requirements.  </w:t>
-            </w:r>
-          </w:p>
-          <w:p>
-            <w:pPr>
-              <w:rPr>
-                <w:rFonts w:ascii="Saira" w:hAnsi="Saira"/>
-                <w:sz w:val="20"/>
-                <w:szCs w:val="20"/>
-              </w:rPr>
-            </w:pPr>
-            <w:r>
-              <w:rPr>
-                <w:rFonts w:ascii="Saira" w:hAnsi="Saira"/>
-                <w:sz w:val="20"/>
-                <w:szCs w:val="20"/>
-              </w:rPr>
-              <w:t xml:space="preserve"> </w:t>
-            </w:r>
-            <w:r>
-              <w:rPr>
-                <w:rFonts w:ascii="Saira" w:hAnsi="Saira"/>
-                <w:sz w:val="20"/>
-                <w:szCs w:val="20"/>
-              </w:rPr>
-              <w:t xml:space="preserve"> </w:t>
-            </w:r>
-          </w:p>
-          <w:p>
-            <w:pPr>
-              <w:rPr>
-                <w:rFonts w:ascii="Saira" w:hAnsi="Saira"/>
-                <w:sz w:val="20"/>
-                <w:szCs w:val="20"/>
-              </w:rPr>
-            </w:pPr>
-            <w:r>
-              <w:rPr>
-                <w:rFonts w:ascii="Saira" w:hAnsi="Saira"/>
-                <w:sz w:val="20"/>
-                <w:szCs w:val="20"/>
-              </w:rPr>
-              <w:t xml:space="preserve"> </w:t>
-            </w:r>
-            <w:r>
-              <w:rPr>
-                <w:rFonts w:ascii="Saira" w:hAnsi="Saira"/>
-                <w:sz w:val="20"/>
-                <w:szCs w:val="20"/>
-              </w:rPr>
-              <w:t xml:space="preserve"> </w:t>
-            </w:r>
-          </w:p>
-          <w:p>
-            <w:pPr>
-              <w:rPr>
-                <w:rFonts w:ascii="Saira" w:hAnsi="Saira"/>
-                <w:b/>
-                <w:bCs/>
-                <w:sz w:val="20"/>
-                <w:szCs w:val="20"/>
-              </w:rPr>
-            </w:pPr>
-            <w:r>
-              <w:rPr>
-                <w:rFonts w:ascii="Saira" w:hAnsi="Saira"/>
-                <w:b/>
-                <w:bCs/>
-                <w:sz w:val="20"/>
-                <w:szCs w:val="20"/>
-              </w:rPr>
-              <w:t xml:space="preserve">SEIR / SEIRD Epidemiological Modelling Project  </w:t>
-            </w:r>
-          </w:p>
-          <w:p>
-            <w:pPr>
-              <w:rPr>
-                <w:rFonts w:ascii="Saira" w:hAnsi="Saira"/>
-                <w:sz w:val="20"/>
-                <w:szCs w:val="20"/>
-              </w:rPr>
-            </w:pPr>
-            <w:r>
-              <w:rPr>
-                <w:rFonts w:ascii="Saira" w:hAnsi="Saira"/>
-                <w:sz w:val="20"/>
-                <w:szCs w:val="20"/>
-              </w:rPr>
-              <w:t xml:space="preserve">Python, Mathematical Modelling </w:t>
-            </w:r>
-            <w:r>
-              <w:rPr>
-                <w:rFonts w:ascii="Saira" w:hAnsi="Saira"/>
-                <w:sz w:val="20"/>
-                <w:szCs w:val="20"/>
-              </w:rPr>
-              <w:t xml:space="preserve"> </w:t>
+            <w:proofErr w:type="gramStart"/>
+            <w:r>
+              <w:rPr>
+                <w:rFonts w:ascii="Saira" w:hAnsi="Saira"/>
+                <w:sz w:val="20"/>
+                <w:szCs w:val="20"/>
+              </w:rPr>
+              <w:t xml:space="preserve">Developed automated tests to ensure algorithm correctness and performance.  </w:t>
             </w:r>
           </w:p>
           <w:p>
@@ -4467,13 +5326,121 @@
                 <w:szCs w:val="20"/>
               </w:rPr>
             </w:pPr>
-            <w:r>
-              <w:rPr>
-                <w:rFonts w:ascii="Saira" w:hAnsi="Saira"/>
-                <w:sz w:val="20"/>
-                <w:szCs w:val="20"/>
-              </w:rPr>
-              <w:t xml:space="preserve">Demonstrated ability to translate theoretical concepts into practical computational models  </w:t>
+            <w:proofErr w:type="gramStart"/>
+            <w:r>
+              <w:rPr>
+                <w:rFonts w:ascii="Saira" w:hAnsi="Saira"/>
+                <w:sz w:val="20"/>
+                <w:szCs w:val="20"/>
+              </w:rPr>
+              <w:t xml:space="preserve">Aligned project work with Agile development practices, enhancing team collaboration and project outcomes.  </w:t>
+            </w:r>
+          </w:p>
+          <w:p>
+            <w:pPr>
+              <w:rPr>
+                <w:rFonts w:ascii="Saira" w:hAnsi="Saira"/>
+                <w:sz w:val="20"/>
+                <w:szCs w:val="20"/>
+              </w:rPr>
+            </w:pPr>
+            <w:r>
+              <w:rPr>
+                <w:rFonts w:ascii="Saira" w:hAnsi="Saira"/>
+                <w:sz w:val="20"/>
+                <w:szCs w:val="20"/>
+              </w:rPr>
+              <w:t xml:space="preserve"> </w:t>
+            </w:r>
+            <w:r>
+              <w:rPr>
+                <w:rFonts w:ascii="Saira" w:hAnsi="Saira"/>
+                <w:sz w:val="20"/>
+                <w:szCs w:val="20"/>
+              </w:rPr>
+              <w:t xml:space="preserve"> </w:t>
+            </w:r>
+          </w:p>
+          <w:p>
+            <w:pPr>
+              <w:rPr>
+                <w:rFonts w:ascii="Saira" w:hAnsi="Saira"/>
+                <w:sz w:val="20"/>
+                <w:szCs w:val="20"/>
+              </w:rPr>
+            </w:pPr>
+            <w:r>
+              <w:rPr>
+                <w:rFonts w:ascii="Saira" w:hAnsi="Saira"/>
+                <w:sz w:val="20"/>
+                <w:szCs w:val="20"/>
+              </w:rPr>
+              <w:t xml:space="preserve"/>
+            </w:r>
+            <w:proofErr w:type="gramEnd"/>
+            <w:r>
+              <w:rPr>
+                <w:rFonts w:ascii="Saira" w:hAnsi="Saira"/>
+                <w:sz w:val="20"/>
+                <w:szCs w:val="20"/>
+              </w:rPr>
+              <w:t xml:space="preserve"> </w:t>
+            </w:r>
+            <w:r>
+              <w:rPr>
+                <w:rFonts w:ascii="Saira" w:hAnsi="Saira"/>
+                <w:sz w:val="20"/>
+                <w:szCs w:val="20"/>
+              </w:rPr>
+              <w:t xml:space="preserve"> </w:t>
+            </w:r>
+          </w:p>
+          <w:p>
+            <w:pPr>
+              <w:rPr>
+                <w:rFonts w:ascii="Saira" w:hAnsi="Saira"/>
+                <w:b/>
+                <w:bCs/>
+                <w:sz w:val="20"/>
+                <w:szCs w:val="20"/>
+              </w:rPr>
+            </w:pPr>
+            <w:proofErr w:type="gramStart"/>
+            <w:r>
+              <w:rPr>
+                <w:rFonts w:ascii="Saira" w:hAnsi="Saira"/>
+                <w:b/>
+                <w:bCs/>
+                <w:sz w:val="20"/>
+                <w:szCs w:val="20"/>
+              </w:rPr>
+              <w:t xml:space="preserve">SEIR / SEIRD Epidemiological Modelling Project  </w:t>
+            </w:r>
+          </w:p>
+          <w:p>
+            <w:pPr>
+              <w:rPr>
+                <w:rFonts w:ascii="Saira" w:hAnsi="Saira"/>
+                <w:sz w:val="20"/>
+                <w:szCs w:val="20"/>
+              </w:rPr>
+            </w:pPr>
+            <w:proofErr w:type="gramStart"/>
+            <w:r>
+              <w:rPr>
+                <w:rFonts w:ascii="Saira" w:hAnsi="Saira"/>
+                <w:sz w:val="20"/>
+                <w:szCs w:val="20"/>
+              </w:rPr>
+              <w:t xml:space="preserve">Python, Mathematical Modelling </w:t>
+            </w:r>
+            <w:r>
+              <w:rPr>
+                <w:rFonts w:ascii="Saira" w:hAnsi="Saira"/>
+                <w:sz w:val="20"/>
+                <w:szCs w:val="20"/>
+              </w:rPr>
+              <w:t xml:space="preserve"> </w:t>
             </w:r>
           </w:p>
           <w:p>
@@ -4514,13 +5481,14 @@
                 <w:szCs w:val="20"/>
               </w:rPr>
             </w:pPr>
-            <w:r>
-              <w:rPr>
-                <w:rFonts w:ascii="Saira" w:hAnsi="Saira"/>
-                <w:sz w:val="20"/>
-                <w:szCs w:val="20"/>
-              </w:rPr>
-              <w:t xml:space="preserve">Applied data analysis and mathematical reasoning to interpret results and generate structured outputs.  </w:t>
+            <w:proofErr w:type="gramStart"/>
+            <w:r>
+              <w:rPr>
+                <w:rFonts w:ascii="Saira" w:hAnsi="Saira"/>
+                <w:sz w:val="20"/>
+                <w:szCs w:val="20"/>
+              </w:rPr>
+              <w:t xml:space="preserve">Analysed model behaviour under varying parameters to assess sensitivity and outcomes.  </w:t>
             </w:r>
           </w:p>
           <w:p>
@@ -4561,13 +5529,14 @@
                 <w:szCs w:val="20"/>
               </w:rPr>
             </w:pPr>
-            <w:r>
-              <w:rPr>
-                <w:rFonts w:ascii="Saira" w:hAnsi="Saira"/>
-                <w:sz w:val="20"/>
-                <w:szCs w:val="20"/>
-              </w:rPr>
-              <w:t xml:space="preserve">Analysed model behaviour under varying parameters to assess sensitivity and outcomes.  </w:t>
+            <w:proofErr w:type="gramStart"/>
+            <w:r>
+              <w:rPr>
+                <w:rFonts w:ascii="Saira" w:hAnsi="Saira"/>
+                <w:sz w:val="20"/>
+                <w:szCs w:val="20"/>
+              </w:rPr>
+              <w:t xml:space="preserve">Simulated infectious disease spread using compartmental models and differential equations.  </w:t>
             </w:r>
           </w:p>
           <w:p>
@@ -4608,13 +5577,14 @@
                 <w:szCs w:val="20"/>
               </w:rPr>
             </w:pPr>
-            <w:r>
-              <w:rPr>
-                <w:rFonts w:ascii="Saira" w:hAnsi="Saira"/>
-                <w:sz w:val="20"/>
-                <w:szCs w:val="20"/>
-              </w:rPr>
-              <w:t xml:space="preserve">Simulated infectious disease spread using compartmental models and differential equations.  </w:t>
+            <w:proofErr w:type="gramStart"/>
+            <w:r>
+              <w:rPr>
+                <w:rFonts w:ascii="Saira" w:hAnsi="Saira"/>
+                <w:sz w:val="20"/>
+                <w:szCs w:val="20"/>
+              </w:rPr>
+              <w:t xml:space="preserve">Analyzed model behavior under varying parameters to assess sensitivity and outcomes.  </w:t>
             </w:r>
           </w:p>
           <w:p>
@@ -4655,13 +5625,14 @@
                 <w:szCs w:val="20"/>
               </w:rPr>
             </w:pPr>
-            <w:r>
-              <w:rPr>
-                <w:rFonts w:ascii="Saira" w:hAnsi="Saira"/>
-                <w:sz w:val="20"/>
-                <w:szCs w:val="20"/>
-              </w:rPr>
-              <w:t xml:space="preserve">Analyzed model behavior under varying parameters to assess sensitivity and outcomes.  </w:t>
+            <w:proofErr w:type="gramStart"/>
+            <w:r>
+              <w:rPr>
+                <w:rFonts w:ascii="Saira" w:hAnsi="Saira"/>
+                <w:sz w:val="20"/>
+                <w:szCs w:val="20"/>
+              </w:rPr>
+              <w:t xml:space="preserve">Applied data analysis and mathematical reasoning to interpret results and generate structured outputs.  </w:t>
             </w:r>
           </w:p>
           <w:p>
@@ -4702,13 +5673,14 @@
                 <w:szCs w:val="20"/>
               </w:rPr>
             </w:pPr>
-            <w:r>
-              <w:rPr>
-                <w:rFonts w:ascii="Saira" w:hAnsi="Saira"/>
-                <w:sz w:val="20"/>
-                <w:szCs w:val="20"/>
-              </w:rPr>
-              <w:t xml:space="preserve">Developed test scenarios to validate model accuracy, relevant to QA testing and validation.  </w:t>
+            <w:proofErr w:type="gramStart"/>
+            <w:r>
+              <w:rPr>
+                <w:rFonts w:ascii="Saira" w:hAnsi="Saira"/>
+                <w:sz w:val="20"/>
+                <w:szCs w:val="20"/>
+              </w:rPr>
+              <w:t xml:space="preserve">Demonstrated ability to translate theoretical concepts into practical computational models.  </w:t>
             </w:r>
           </w:p>
           <w:p>
@@ -4749,109 +5721,14 @@
                 <w:szCs w:val="20"/>
               </w:rPr>
             </w:pPr>
-            <w:r>
-              <w:rPr>
-                <w:rFonts w:ascii="Saira" w:hAnsi="Saira"/>
-                <w:sz w:val="20"/>
-                <w:szCs w:val="20"/>
-              </w:rPr>
-              <w:t xml:space="preserve">Translated theoretical models into computational simulations, showcasing analytical and problem-solving skills.  </w:t>
-            </w:r>
-          </w:p>
-          <w:p>
-            <w:pPr>
-              <w:rPr>
-                <w:rFonts w:ascii="Saira" w:hAnsi="Saira"/>
-                <w:sz w:val="20"/>
-                <w:szCs w:val="20"/>
-              </w:rPr>
-            </w:pPr>
-            <w:r>
-              <w:rPr>
-                <w:rFonts w:ascii="Saira" w:hAnsi="Saira"/>
-                <w:sz w:val="20"/>
-                <w:szCs w:val="20"/>
-              </w:rPr>
-              <w:t xml:space="preserve"> </w:t>
-            </w:r>
-            <w:r>
-              <w:rPr>
-                <w:rFonts w:ascii="Saira" w:hAnsi="Saira"/>
-                <w:sz w:val="20"/>
-                <w:szCs w:val="20"/>
-              </w:rPr>
-              <w:t xml:space="preserve"> </w:t>
-            </w:r>
-          </w:p>
-          <w:p>
-            <w:pPr>
-              <w:rPr>
-                <w:rFonts w:ascii="Saira" w:hAnsi="Saira"/>
-                <w:sz w:val="20"/>
-                <w:szCs w:val="20"/>
-              </w:rPr>
-            </w:pPr>
-            <w:r>
-              <w:rPr>
-                <w:rFonts w:ascii="Saira" w:hAnsi="Saira"/>
-                <w:sz w:val="20"/>
-                <w:szCs w:val="20"/>
-              </w:rPr>
-              <w:t xml:space="preserve"> </w:t>
-            </w:r>
-            <w:r>
-              <w:rPr>
-                <w:rFonts w:ascii="Saira" w:hAnsi="Saira"/>
-                <w:sz w:val="20"/>
-                <w:szCs w:val="20"/>
-              </w:rPr>
-              <w:t xml:space="preserve"> </w:t>
-            </w:r>
-          </w:p>
-          <w:p>
-            <w:pPr>
-              <w:rPr>
-                <w:rFonts w:ascii="Saira" w:hAnsi="Saira"/>
-                <w:b/>
-                <w:bCs/>
-                <w:sz w:val="20"/>
-                <w:szCs w:val="20"/>
-              </w:rPr>
-            </w:pPr>
-            <w:r>
-              <w:rPr>
-                <w:rFonts w:ascii="Saira" w:hAnsi="Saira"/>
-                <w:b/>
-                <w:bCs/>
-                <w:sz w:val="20"/>
-                <w:szCs w:val="20"/>
-              </w:rPr>
-              <w:t xml:space="preserve">Web Application Development Project  </w:t>
-            </w:r>
-          </w:p>
-          <w:p>
-            <w:pPr>
-              <w:rPr>
-                <w:rFonts w:ascii="Saira" w:hAnsi="Saira"/>
-                <w:sz w:val="20"/>
-                <w:szCs w:val="20"/>
-              </w:rPr>
-            </w:pPr>
-            <w:r>
-              <w:rPr>
-                <w:rFonts w:ascii="Saira" w:hAnsi="Saira"/>
-                <w:sz w:val="20"/>
-                <w:szCs w:val="20"/>
-              </w:rPr>
-              <w:t xml:space="preserve">React, JavaScript, HTML, CSS </w:t>
-            </w:r>
-            <w:r>
-              <w:rPr>
-                <w:rFonts w:ascii="Saira" w:hAnsi="Saira"/>
-                <w:sz w:val="20"/>
-                <w:szCs w:val="20"/>
-              </w:rPr>
-              <w:t xml:space="preserve"> </w:t>
+            <w:proofErr w:type="gramStart"/>
+            <w:r>
+              <w:rPr>
+                <w:rFonts w:ascii="Saira" w:hAnsi="Saira"/>
+                <w:sz w:val="20"/>
+                <w:szCs w:val="20"/>
+              </w:rPr>
+              <w:t xml:space="preserve">Validated model accuracy through rigorous testing and comparison with real-world data.  </w:t>
             </w:r>
           </w:p>
           <w:p>
@@ -4892,13 +5769,121 @@
                 <w:szCs w:val="20"/>
               </w:rPr>
             </w:pPr>
-            <w:r>
-              <w:rPr>
-                <w:rFonts w:ascii="Saira" w:hAnsi="Saira"/>
-                <w:sz w:val="20"/>
-                <w:szCs w:val="20"/>
-              </w:rPr>
-              <w:t xml:space="preserve">Strengthened understanding of client-side logic and user-facing software systems.   </w:t>
+            <w:proofErr w:type="gramStart"/>
+            <w:r>
+              <w:rPr>
+                <w:rFonts w:ascii="Saira" w:hAnsi="Saira"/>
+                <w:sz w:val="20"/>
+                <w:szCs w:val="20"/>
+              </w:rPr>
+              <w:t xml:space="preserve">Enhanced understanding of complex systems and their applications in real-world scenarios.  </w:t>
+            </w:r>
+          </w:p>
+          <w:p>
+            <w:pPr>
+              <w:rPr>
+                <w:rFonts w:ascii="Saira" w:hAnsi="Saira"/>
+                <w:sz w:val="20"/>
+                <w:szCs w:val="20"/>
+              </w:rPr>
+            </w:pPr>
+            <w:r>
+              <w:rPr>
+                <w:rFonts w:ascii="Saira" w:hAnsi="Saira"/>
+                <w:sz w:val="20"/>
+                <w:szCs w:val="20"/>
+              </w:rPr>
+              <w:t xml:space="preserve"> </w:t>
+            </w:r>
+            <w:r>
+              <w:rPr>
+                <w:rFonts w:ascii="Saira" w:hAnsi="Saira"/>
+                <w:sz w:val="20"/>
+                <w:szCs w:val="20"/>
+              </w:rPr>
+              <w:t xml:space="preserve"> </w:t>
+            </w:r>
+          </w:p>
+          <w:p>
+            <w:pPr>
+              <w:rPr>
+                <w:rFonts w:ascii="Saira" w:hAnsi="Saira"/>
+                <w:sz w:val="20"/>
+                <w:szCs w:val="20"/>
+              </w:rPr>
+            </w:pPr>
+            <w:r>
+              <w:rPr>
+                <w:rFonts w:ascii="Saira" w:hAnsi="Saira"/>
+                <w:sz w:val="20"/>
+                <w:szCs w:val="20"/>
+              </w:rPr>
+              <w:t xml:space="preserve"/>
+            </w:r>
+            <w:proofErr w:type="gramEnd"/>
+            <w:r>
+              <w:rPr>
+                <w:rFonts w:ascii="Saira" w:hAnsi="Saira"/>
+                <w:sz w:val="20"/>
+                <w:szCs w:val="20"/>
+              </w:rPr>
+              <w:t xml:space="preserve"> </w:t>
+            </w:r>
+            <w:r>
+              <w:rPr>
+                <w:rFonts w:ascii="Saira" w:hAnsi="Saira"/>
+                <w:sz w:val="20"/>
+                <w:szCs w:val="20"/>
+              </w:rPr>
+              <w:t xml:space="preserve"> </w:t>
+            </w:r>
+          </w:p>
+          <w:p>
+            <w:pPr>
+              <w:rPr>
+                <w:rFonts w:ascii="Saira" w:hAnsi="Saira"/>
+                <w:b/>
+                <w:bCs/>
+                <w:sz w:val="20"/>
+                <w:szCs w:val="20"/>
+              </w:rPr>
+            </w:pPr>
+            <w:proofErr w:type="gramStart"/>
+            <w:r>
+              <w:rPr>
+                <w:rFonts w:ascii="Saira" w:hAnsi="Saira"/>
+                <w:b/>
+                <w:bCs/>
+                <w:sz w:val="20"/>
+                <w:szCs w:val="20"/>
+              </w:rPr>
+              <w:t xml:space="preserve">Web Application Development Project  </w:t>
+            </w:r>
+          </w:p>
+          <w:p>
+            <w:pPr>
+              <w:rPr>
+                <w:rFonts w:ascii="Saira" w:hAnsi="Saira"/>
+                <w:sz w:val="20"/>
+                <w:szCs w:val="20"/>
+              </w:rPr>
+            </w:pPr>
+            <w:proofErr w:type="gramStart"/>
+            <w:r>
+              <w:rPr>
+                <w:rFonts w:ascii="Saira" w:hAnsi="Saira"/>
+                <w:sz w:val="20"/>
+                <w:szCs w:val="20"/>
+              </w:rPr>
+              <w:t xml:space="preserve">React, JavaScript, HTML, CSS </w:t>
+            </w:r>
+            <w:r>
+              <w:rPr>
+                <w:rFonts w:ascii="Saira" w:hAnsi="Saira"/>
+                <w:sz w:val="20"/>
+                <w:szCs w:val="20"/>
+              </w:rPr>
+              <w:t xml:space="preserve"> </w:t>
             </w:r>
           </w:p>
           <w:p>
@@ -4939,13 +5924,14 @@
                 <w:szCs w:val="20"/>
               </w:rPr>
             </w:pPr>
-            <w:r>
-              <w:rPr>
-                <w:rFonts w:ascii="Saira" w:hAnsi="Saira"/>
-                <w:sz w:val="20"/>
-                <w:szCs w:val="20"/>
-              </w:rPr>
-              <w:t xml:space="preserve">Applied frontend development best practices, including modular design and code reuse  </w:t>
+            <w:proofErr w:type="gramStart"/>
+            <w:r>
+              <w:rPr>
+                <w:rFonts w:ascii="Saira" w:hAnsi="Saira"/>
+                <w:sz w:val="20"/>
+                <w:szCs w:val="20"/>
+              </w:rPr>
+              <w:t xml:space="preserve">Built a web application featuring structured components, routing, and dynamic content rendering.  </w:t>
             </w:r>
           </w:p>
           <w:p>
@@ -4986,13 +5972,14 @@
                 <w:szCs w:val="20"/>
               </w:rPr>
             </w:pPr>
-            <w:r>
-              <w:rPr>
-                <w:rFonts w:ascii="Saira" w:hAnsi="Saira"/>
-                <w:sz w:val="20"/>
-                <w:szCs w:val="20"/>
-              </w:rPr>
-              <w:t xml:space="preserve">Built a web application featuring structured components, routing, and dynamic content rendering.  </w:t>
+            <w:proofErr w:type="gramStart"/>
+            <w:r>
+              <w:rPr>
+                <w:rFonts w:ascii="Saira" w:hAnsi="Saira"/>
+                <w:sz w:val="20"/>
+                <w:szCs w:val="20"/>
+              </w:rPr>
+              <w:t xml:space="preserve">Implemented search and filtering functionality and managed application state effectively.  </w:t>
             </w:r>
           </w:p>
           <w:p>
@@ -5033,13 +6020,14 @@
                 <w:szCs w:val="20"/>
               </w:rPr>
             </w:pPr>
-            <w:r>
-              <w:rPr>
-                <w:rFonts w:ascii="Saira" w:hAnsi="Saira"/>
-                <w:sz w:val="20"/>
-                <w:szCs w:val="20"/>
-              </w:rPr>
-              <w:t xml:space="preserve">Implemented search and filtering functionality and managed application state effectively.  </w:t>
+            <w:proofErr w:type="gramStart"/>
+            <w:r>
+              <w:rPr>
+                <w:rFonts w:ascii="Saira" w:hAnsi="Saira"/>
+                <w:sz w:val="20"/>
+                <w:szCs w:val="20"/>
+              </w:rPr>
+              <w:t xml:space="preserve">Applied frontend development best practices, including modular design and code reuse.  </w:t>
             </w:r>
           </w:p>
           <w:p>
@@ -5080,13 +6068,14 @@
                 <w:szCs w:val="20"/>
               </w:rPr>
             </w:pPr>
-            <w:r>
-              <w:rPr>
-                <w:rFonts w:ascii="Saira" w:hAnsi="Saira"/>
-                <w:sz w:val="20"/>
-                <w:szCs w:val="20"/>
-              </w:rPr>
-              <w:t xml:space="preserve">Conducted UI testing to ensure responsive design and functionality across devices, aligning with QA testing requirements.  </w:t>
+            <w:proofErr w:type="gramStart"/>
+            <w:r>
+              <w:rPr>
+                <w:rFonts w:ascii="Saira" w:hAnsi="Saira"/>
+                <w:sz w:val="20"/>
+                <w:szCs w:val="20"/>
+              </w:rPr>
+              <w:t xml:space="preserve">Strengthened understanding of client-side logic and user-facing software systems.  </w:t>
             </w:r>
           </w:p>
           <w:p>
@@ -5127,109 +6116,14 @@
                 <w:szCs w:val="20"/>
               </w:rPr>
             </w:pPr>
-            <w:r>
-              <w:rPr>
-                <w:rFonts w:ascii="Saira" w:hAnsi="Saira"/>
-                <w:sz w:val="20"/>
-                <w:szCs w:val="20"/>
-              </w:rPr>
-              <w:t xml:space="preserve">Applied best practices in frontend development, demonstrating skills in client-side logic and user interface testing.  </w:t>
-            </w:r>
-          </w:p>
-          <w:p>
-            <w:pPr>
-              <w:rPr>
-                <w:rFonts w:ascii="Saira" w:hAnsi="Saira"/>
-                <w:sz w:val="20"/>
-                <w:szCs w:val="20"/>
-              </w:rPr>
-            </w:pPr>
-            <w:r>
-              <w:rPr>
-                <w:rFonts w:ascii="Saira" w:hAnsi="Saira"/>
-                <w:sz w:val="20"/>
-                <w:szCs w:val="20"/>
-              </w:rPr>
-              <w:t xml:space="preserve"> </w:t>
-            </w:r>
-            <w:r>
-              <w:rPr>
-                <w:rFonts w:ascii="Saira" w:hAnsi="Saira"/>
-                <w:sz w:val="20"/>
-                <w:szCs w:val="20"/>
-              </w:rPr>
-              <w:t xml:space="preserve"> </w:t>
-            </w:r>
-          </w:p>
-          <w:p>
-            <w:pPr>
-              <w:rPr>
-                <w:rFonts w:ascii="Saira" w:hAnsi="Saira"/>
-                <w:sz w:val="20"/>
-                <w:szCs w:val="20"/>
-              </w:rPr>
-            </w:pPr>
-            <w:r>
-              <w:rPr>
-                <w:rFonts w:ascii="Saira" w:hAnsi="Saira"/>
-                <w:sz w:val="20"/>
-                <w:szCs w:val="20"/>
-              </w:rPr>
-              <w:t xml:space="preserve"> </w:t>
-            </w:r>
-            <w:r>
-              <w:rPr>
-                <w:rFonts w:ascii="Saira" w:hAnsi="Saira"/>
-                <w:sz w:val="20"/>
-                <w:szCs w:val="20"/>
-              </w:rPr>
-              <w:t xml:space="preserve"> </w:t>
-            </w:r>
-          </w:p>
-          <w:p>
-            <w:pPr>
-              <w:rPr>
-                <w:rFonts w:ascii="Saira" w:hAnsi="Saira"/>
-                <w:b/>
-                <w:bCs/>
-                <w:sz w:val="20"/>
-                <w:szCs w:val="20"/>
-              </w:rPr>
-            </w:pPr>
-            <w:r>
-              <w:rPr>
-                <w:rFonts w:ascii="Saira" w:hAnsi="Saira"/>
-                <w:b/>
-                <w:bCs/>
-                <w:sz w:val="20"/>
-                <w:szCs w:val="20"/>
-              </w:rPr>
-              <w:t xml:space="preserve">Data Analysis  Processing Projects  </w:t>
-            </w:r>
-          </w:p>
-          <w:p>
-            <w:pPr>
-              <w:rPr>
-                <w:rFonts w:ascii="Saira" w:hAnsi="Saira"/>
-                <w:sz w:val="20"/>
-                <w:szCs w:val="20"/>
-              </w:rPr>
-            </w:pPr>
-            <w:r>
-              <w:rPr>
-                <w:rFonts w:ascii="Saira" w:hAnsi="Saira"/>
-                <w:sz w:val="20"/>
-                <w:szCs w:val="20"/>
-              </w:rPr>
-              <w:t xml:space="preserve">Python, Data Handling </w:t>
-            </w:r>
-            <w:r>
-              <w:rPr>
-                <w:rFonts w:ascii="Saira" w:hAnsi="Saira"/>
-                <w:sz w:val="20"/>
-                <w:szCs w:val="20"/>
-              </w:rPr>
-              <w:t xml:space="preserve"> </w:t>
+            <w:proofErr w:type="gramStart"/>
+            <w:r>
+              <w:rPr>
+                <w:rFonts w:ascii="Saira" w:hAnsi="Saira"/>
+                <w:sz w:val="20"/>
+                <w:szCs w:val="20"/>
+              </w:rPr>
+              <w:t xml:space="preserve">Conducted cross-browser testing to ensure consistent user experience across different platforms.  </w:t>
             </w:r>
           </w:p>
           <w:p>
@@ -5270,13 +6164,121 @@
                 <w:szCs w:val="20"/>
               </w:rPr>
             </w:pPr>
-            <w:r>
-              <w:rPr>
-                <w:rFonts w:ascii="Saira" w:hAnsi="Saira"/>
-                <w:sz w:val="20"/>
-                <w:szCs w:val="20"/>
-              </w:rPr>
-              <w:t xml:space="preserve">Demonstrated attention to data quality, correctness, and reproducibility.   </w:t>
+            <w:proofErr w:type="gramStart"/>
+            <w:r>
+              <w:rPr>
+                <w:rFonts w:ascii="Saira" w:hAnsi="Saira"/>
+                <w:sz w:val="20"/>
+                <w:szCs w:val="20"/>
+              </w:rPr>
+              <w:t xml:space="preserve">Collaborated with backend developers to integrate APIs and ensure seamless data flow.  </w:t>
+            </w:r>
+          </w:p>
+          <w:p>
+            <w:pPr>
+              <w:rPr>
+                <w:rFonts w:ascii="Saira" w:hAnsi="Saira"/>
+                <w:sz w:val="20"/>
+                <w:szCs w:val="20"/>
+              </w:rPr>
+            </w:pPr>
+            <w:r>
+              <w:rPr>
+                <w:rFonts w:ascii="Saira" w:hAnsi="Saira"/>
+                <w:sz w:val="20"/>
+                <w:szCs w:val="20"/>
+              </w:rPr>
+              <w:t xml:space="preserve"> </w:t>
+            </w:r>
+            <w:r>
+              <w:rPr>
+                <w:rFonts w:ascii="Saira" w:hAnsi="Saira"/>
+                <w:sz w:val="20"/>
+                <w:szCs w:val="20"/>
+              </w:rPr>
+              <w:t xml:space="preserve"> </w:t>
+            </w:r>
+          </w:p>
+          <w:p>
+            <w:pPr>
+              <w:rPr>
+                <w:rFonts w:ascii="Saira" w:hAnsi="Saira"/>
+                <w:sz w:val="20"/>
+                <w:szCs w:val="20"/>
+              </w:rPr>
+            </w:pPr>
+            <w:r>
+              <w:rPr>
+                <w:rFonts w:ascii="Saira" w:hAnsi="Saira"/>
+                <w:sz w:val="20"/>
+                <w:szCs w:val="20"/>
+              </w:rPr>
+              <w:t xml:space="preserve"/>
+            </w:r>
+            <w:proofErr w:type="gramEnd"/>
+            <w:r>
+              <w:rPr>
+                <w:rFonts w:ascii="Saira" w:hAnsi="Saira"/>
+                <w:sz w:val="20"/>
+                <w:szCs w:val="20"/>
+              </w:rPr>
+              <w:t xml:space="preserve"> </w:t>
+            </w:r>
+            <w:r>
+              <w:rPr>
+                <w:rFonts w:ascii="Saira" w:hAnsi="Saira"/>
+                <w:sz w:val="20"/>
+                <w:szCs w:val="20"/>
+              </w:rPr>
+              <w:t xml:space="preserve"> </w:t>
+            </w:r>
+          </w:p>
+          <w:p>
+            <w:pPr>
+              <w:rPr>
+                <w:rFonts w:ascii="Saira" w:hAnsi="Saira"/>
+                <w:b/>
+                <w:bCs/>
+                <w:sz w:val="20"/>
+                <w:szCs w:val="20"/>
+              </w:rPr>
+            </w:pPr>
+            <w:proofErr w:type="gramStart"/>
+            <w:r>
+              <w:rPr>
+                <w:rFonts w:ascii="Saira" w:hAnsi="Saira"/>
+                <w:b/>
+                <w:bCs/>
+                <w:sz w:val="20"/>
+                <w:szCs w:val="20"/>
+              </w:rPr>
+              <w:t xml:space="preserve">Data Analysis  Processing Projects  </w:t>
+            </w:r>
+          </w:p>
+          <w:p>
+            <w:pPr>
+              <w:rPr>
+                <w:rFonts w:ascii="Saira" w:hAnsi="Saira"/>
+                <w:sz w:val="20"/>
+                <w:szCs w:val="20"/>
+              </w:rPr>
+            </w:pPr>
+            <w:proofErr w:type="gramStart"/>
+            <w:r>
+              <w:rPr>
+                <w:rFonts w:ascii="Saira" w:hAnsi="Saira"/>
+                <w:sz w:val="20"/>
+                <w:szCs w:val="20"/>
+              </w:rPr>
+              <w:t xml:space="preserve">Python, Data Handling </w:t>
+            </w:r>
+            <w:r>
+              <w:rPr>
+                <w:rFonts w:ascii="Saira" w:hAnsi="Saira"/>
+                <w:sz w:val="20"/>
+                <w:szCs w:val="20"/>
+              </w:rPr>
+              <w:t xml:space="preserve"> </w:t>
             </w:r>
           </w:p>
           <w:p>
@@ -5317,13 +6319,14 @@
                 <w:szCs w:val="20"/>
               </w:rPr>
             </w:pPr>
-            <w:r>
-              <w:rPr>
-                <w:rFonts w:ascii="Saira" w:hAnsi="Saira"/>
-                <w:sz w:val="20"/>
-                <w:szCs w:val="20"/>
-              </w:rPr>
-              <w:t xml:space="preserve">Produced clear, structured outputs suitable for reporting or further analysis.  </w:t>
+            <w:proofErr w:type="gramStart"/>
+            <w:r>
+              <w:rPr>
+                <w:rFonts w:ascii="Saira" w:hAnsi="Saira"/>
+                <w:sz w:val="20"/>
+                <w:szCs w:val="20"/>
+              </w:rPr>
+              <w:t xml:space="preserve">Developed scripts to load, clean, and process structured datasets.  </w:t>
             </w:r>
           </w:p>
           <w:p>
@@ -5364,13 +6367,14 @@
                 <w:szCs w:val="20"/>
               </w:rPr>
             </w:pPr>
-            <w:r>
-              <w:rPr>
-                <w:rFonts w:ascii="Saira" w:hAnsi="Saira"/>
-                <w:sz w:val="20"/>
-                <w:szCs w:val="20"/>
-              </w:rPr>
-              <w:t xml:space="preserve">Developed scripts to load, clean, and process structured datasets.  </w:t>
+            <w:proofErr w:type="gramStart"/>
+            <w:r>
+              <w:rPr>
+                <w:rFonts w:ascii="Saira" w:hAnsi="Saira"/>
+                <w:sz w:val="20"/>
+                <w:szCs w:val="20"/>
+              </w:rPr>
+              <w:t xml:space="preserve">Applied analytical reasoning to extract insights and summarize results.  </w:t>
             </w:r>
           </w:p>
           <w:p>
@@ -5411,13 +6415,14 @@
                 <w:szCs w:val="20"/>
               </w:rPr>
             </w:pPr>
-            <w:r>
-              <w:rPr>
-                <w:rFonts w:ascii="Saira" w:hAnsi="Saira"/>
-                <w:sz w:val="20"/>
-                <w:szCs w:val="20"/>
-              </w:rPr>
-              <w:t xml:space="preserve">Applied analytical reasoning to extract insights and summarize results.  </w:t>
+            <w:proofErr w:type="gramStart"/>
+            <w:r>
+              <w:rPr>
+                <w:rFonts w:ascii="Saira" w:hAnsi="Saira"/>
+                <w:sz w:val="20"/>
+                <w:szCs w:val="20"/>
+              </w:rPr>
+              <w:t xml:space="preserve">Produced clear, structured outputs suitable for reporting or further analysis.  </w:t>
             </w:r>
           </w:p>
           <w:p>
@@ -5458,13 +6463,14 @@
                 <w:szCs w:val="20"/>
               </w:rPr>
             </w:pPr>
-            <w:r>
-              <w:rPr>
-                <w:rFonts w:ascii="Saira" w:hAnsi="Saira"/>
-                <w:sz w:val="20"/>
-                <w:szCs w:val="20"/>
-              </w:rPr>
-              <w:t xml:space="preserve">Validated data processing scripts to ensure accuracy and reproducibility, relevant to QA testing tasks.  </w:t>
+            <w:proofErr w:type="gramStart"/>
+            <w:r>
+              <w:rPr>
+                <w:rFonts w:ascii="Saira" w:hAnsi="Saira"/>
+                <w:sz w:val="20"/>
+                <w:szCs w:val="20"/>
+              </w:rPr>
+              <w:t xml:space="preserve">Demonstrated attention to data quality, correctness, and reproducibility.  </w:t>
             </w:r>
           </w:p>
           <w:p>
@@ -5505,109 +6511,14 @@
                 <w:szCs w:val="20"/>
               </w:rPr>
             </w:pPr>
-            <w:r>
-              <w:rPr>
-                <w:rFonts w:ascii="Saira" w:hAnsi="Saira"/>
-                <w:sz w:val="20"/>
-                <w:szCs w:val="20"/>
-              </w:rPr>
-              <w:t xml:space="preserve">Collaborated with cross-functional teams to integrate data analysis tools, aligning with QA testing collaboration.  </w:t>
-            </w:r>
-          </w:p>
-          <w:p>
-            <w:pPr>
-              <w:rPr>
-                <w:rFonts w:ascii="Saira" w:hAnsi="Saira"/>
-                <w:sz w:val="20"/>
-                <w:szCs w:val="20"/>
-              </w:rPr>
-            </w:pPr>
-            <w:r>
-              <w:rPr>
-                <w:rFonts w:ascii="Saira" w:hAnsi="Saira"/>
-                <w:sz w:val="20"/>
-                <w:szCs w:val="20"/>
-              </w:rPr>
-              <w:t xml:space="preserve"> </w:t>
-            </w:r>
-            <w:r>
-              <w:rPr>
-                <w:rFonts w:ascii="Saira" w:hAnsi="Saira"/>
-                <w:sz w:val="20"/>
-                <w:szCs w:val="20"/>
-              </w:rPr>
-              <w:t xml:space="preserve"> </w:t>
-            </w:r>
-          </w:p>
-          <w:p>
-            <w:pPr>
-              <w:rPr>
-                <w:rFonts w:ascii="Saira" w:hAnsi="Saira"/>
-                <w:sz w:val="20"/>
-                <w:szCs w:val="20"/>
-              </w:rPr>
-            </w:pPr>
-            <w:r>
-              <w:rPr>
-                <w:rFonts w:ascii="Saira" w:hAnsi="Saira"/>
-                <w:sz w:val="20"/>
-                <w:szCs w:val="20"/>
-              </w:rPr>
-              <w:t xml:space="preserve"> </w:t>
-            </w:r>
-            <w:r>
-              <w:rPr>
-                <w:rFonts w:ascii="Saira" w:hAnsi="Saira"/>
-                <w:sz w:val="20"/>
-                <w:szCs w:val="20"/>
-              </w:rPr>
-              <w:t xml:space="preserve"> </w:t>
-            </w:r>
-          </w:p>
-          <w:p>
-            <w:pPr>
-              <w:rPr>
-                <w:rFonts w:ascii="Saira" w:hAnsi="Saira"/>
-                <w:b/>
-                <w:bCs/>
-                <w:sz w:val="20"/>
-                <w:szCs w:val="20"/>
-              </w:rPr>
-            </w:pPr>
-            <w:r>
-              <w:rPr>
-                <w:rFonts w:ascii="Saira" w:hAnsi="Saira"/>
-                <w:b/>
-                <w:bCs/>
-                <w:sz w:val="20"/>
-                <w:szCs w:val="20"/>
-              </w:rPr>
-              <w:t xml:space="preserve">Testing  Debugging Projects  </w:t>
-            </w:r>
-          </w:p>
-          <w:p>
-            <w:pPr>
-              <w:rPr>
-                <w:rFonts w:ascii="Saira" w:hAnsi="Saira"/>
-                <w:sz w:val="20"/>
-                <w:szCs w:val="20"/>
-              </w:rPr>
-            </w:pPr>
-            <w:r>
-              <w:rPr>
-                <w:rFonts w:ascii="Saira" w:hAnsi="Saira"/>
-                <w:sz w:val="20"/>
-                <w:szCs w:val="20"/>
-              </w:rPr>
-              <w:t xml:space="preserve">Python, JavaScript </w:t>
-            </w:r>
-            <w:r>
-              <w:rPr>
-                <w:rFonts w:ascii="Saira" w:hAnsi="Saira"/>
-                <w:sz w:val="20"/>
-                <w:szCs w:val="20"/>
-              </w:rPr>
-              <w:t xml:space="preserve"> </w:t>
+            <w:proofErr w:type="gramStart"/>
+            <w:r>
+              <w:rPr>
+                <w:rFonts w:ascii="Saira" w:hAnsi="Saira"/>
+                <w:sz w:val="20"/>
+                <w:szCs w:val="20"/>
+              </w:rPr>
+              <w:t xml:space="preserve">Implemented automated tests to validate data processing workflows.  </w:t>
             </w:r>
           </w:p>
           <w:p>
@@ -5648,13 +6559,121 @@
                 <w:szCs w:val="20"/>
               </w:rPr>
             </w:pPr>
-            <w:r>
-              <w:rPr>
-                <w:rFonts w:ascii="Saira" w:hAnsi="Saira"/>
-                <w:sz w:val="20"/>
-                <w:szCs w:val="20"/>
-              </w:rPr>
-              <w:t xml:space="preserve">Emphasised code correctness and robustness throughout development.  </w:t>
+            <w:proofErr w:type="gramStart"/>
+            <w:r>
+              <w:rPr>
+                <w:rFonts w:ascii="Saira" w:hAnsi="Saira"/>
+                <w:sz w:val="20"/>
+                <w:szCs w:val="20"/>
+              </w:rPr>
+              <w:t xml:space="preserve">Aligned data analysis techniques with project goals, enhancing decision-making processes.  </w:t>
+            </w:r>
+          </w:p>
+          <w:p>
+            <w:pPr>
+              <w:rPr>
+                <w:rFonts w:ascii="Saira" w:hAnsi="Saira"/>
+                <w:sz w:val="20"/>
+                <w:szCs w:val="20"/>
+              </w:rPr>
+            </w:pPr>
+            <w:r>
+              <w:rPr>
+                <w:rFonts w:ascii="Saira" w:hAnsi="Saira"/>
+                <w:sz w:val="20"/>
+                <w:szCs w:val="20"/>
+              </w:rPr>
+              <w:t xml:space="preserve"> </w:t>
+            </w:r>
+            <w:r>
+              <w:rPr>
+                <w:rFonts w:ascii="Saira" w:hAnsi="Saira"/>
+                <w:sz w:val="20"/>
+                <w:szCs w:val="20"/>
+              </w:rPr>
+              <w:t xml:space="preserve"> </w:t>
+            </w:r>
+          </w:p>
+          <w:p>
+            <w:pPr>
+              <w:rPr>
+                <w:rFonts w:ascii="Saira" w:hAnsi="Saira"/>
+                <w:sz w:val="20"/>
+                <w:szCs w:val="20"/>
+              </w:rPr>
+            </w:pPr>
+            <w:r>
+              <w:rPr>
+                <w:rFonts w:ascii="Saira" w:hAnsi="Saira"/>
+                <w:sz w:val="20"/>
+                <w:szCs w:val="20"/>
+              </w:rPr>
+              <w:t xml:space="preserve"/>
+            </w:r>
+            <w:proofErr w:type="gramEnd"/>
+            <w:r>
+              <w:rPr>
+                <w:rFonts w:ascii="Saira" w:hAnsi="Saira"/>
+                <w:sz w:val="20"/>
+                <w:szCs w:val="20"/>
+              </w:rPr>
+              <w:t xml:space="preserve"> </w:t>
+            </w:r>
+            <w:r>
+              <w:rPr>
+                <w:rFonts w:ascii="Saira" w:hAnsi="Saira"/>
+                <w:sz w:val="20"/>
+                <w:szCs w:val="20"/>
+              </w:rPr>
+              <w:t xml:space="preserve"> </w:t>
+            </w:r>
+          </w:p>
+          <w:p>
+            <w:pPr>
+              <w:rPr>
+                <w:rFonts w:ascii="Saira" w:hAnsi="Saira"/>
+                <w:b/>
+                <w:bCs/>
+                <w:sz w:val="20"/>
+                <w:szCs w:val="20"/>
+              </w:rPr>
+            </w:pPr>
+            <w:proofErr w:type="gramStart"/>
+            <w:r>
+              <w:rPr>
+                <w:rFonts w:ascii="Saira" w:hAnsi="Saira"/>
+                <w:b/>
+                <w:bCs/>
+                <w:sz w:val="20"/>
+                <w:szCs w:val="20"/>
+              </w:rPr>
+              <w:t xml:space="preserve">Testing  Debugging Projects  </w:t>
+            </w:r>
+          </w:p>
+          <w:p>
+            <w:pPr>
+              <w:rPr>
+                <w:rFonts w:ascii="Saira" w:hAnsi="Saira"/>
+                <w:sz w:val="20"/>
+                <w:szCs w:val="20"/>
+              </w:rPr>
+            </w:pPr>
+            <w:proofErr w:type="gramStart"/>
+            <w:r>
+              <w:rPr>
+                <w:rFonts w:ascii="Saira" w:hAnsi="Saira"/>
+                <w:sz w:val="20"/>
+                <w:szCs w:val="20"/>
+              </w:rPr>
+              <w:t xml:space="preserve">Python, JavaScript </w:t>
+            </w:r>
+            <w:r>
+              <w:rPr>
+                <w:rFonts w:ascii="Saira" w:hAnsi="Saira"/>
+                <w:sz w:val="20"/>
+                <w:szCs w:val="20"/>
+              </w:rPr>
+              <w:t xml:space="preserve"> </w:t>
             </w:r>
           </w:p>
           <w:p>
@@ -5695,13 +6714,14 @@
                 <w:szCs w:val="20"/>
               </w:rPr>
             </w:pPr>
-            <w:r>
-              <w:rPr>
-                <w:rFonts w:ascii="Saira" w:hAnsi="Saira"/>
-                <w:sz w:val="20"/>
-                <w:szCs w:val="20"/>
-              </w:rPr>
-              <w:t xml:space="preserve">Practiced systematic troubleshooting and verification of expected behaviour.  </w:t>
+            <w:proofErr w:type="gramStart"/>
+            <w:r>
+              <w:rPr>
+                <w:rFonts w:ascii="Saira" w:hAnsi="Saira"/>
+                <w:sz w:val="20"/>
+                <w:szCs w:val="20"/>
+              </w:rPr>
+              <w:t xml:space="preserve">Emphasised code correctness and robustness throughout development.  </w:t>
             </w:r>
           </w:p>
           <w:p>
@@ -5742,6 +6762,7 @@
                 <w:szCs w:val="20"/>
               </w:rPr>
             </w:pPr>
+            <w:proofErr w:type="gramStart"/>
             <w:r>
               <w:rPr>
                 <w:rFonts w:ascii="Saira" w:hAnsi="Saira"/>
@@ -5789,6 +6810,7 @@
                 <w:szCs w:val="20"/>
               </w:rPr>
             </w:pPr>
+            <w:proofErr w:type="gramStart"/>
             <w:r>
               <w:rPr>
                 <w:rFonts w:ascii="Saira" w:hAnsi="Saira"/>
@@ -5836,6 +6858,7 @@
                 <w:szCs w:val="20"/>
               </w:rPr>
             </w:pPr>
+            <w:proofErr w:type="gramStart"/>
             <w:r>
               <w:rPr>
                 <w:rFonts w:ascii="Saira" w:hAnsi="Saira"/>
@@ -5883,13 +6906,14 @@
                 <w:szCs w:val="20"/>
               </w:rPr>
             </w:pPr>
-            <w:r>
-              <w:rPr>
-                <w:rFonts w:ascii="Saira" w:hAnsi="Saira"/>
-                <w:sz w:val="20"/>
-                <w:szCs w:val="20"/>
-              </w:rPr>
-              <w:t xml:space="preserve">Implemented automated testing frameworks to enhance testing efficiency, relevant to QA Tester responsibilities.  </w:t>
+            <w:proofErr w:type="gramStart"/>
+            <w:r>
+              <w:rPr>
+                <w:rFonts w:ascii="Saira" w:hAnsi="Saira"/>
+                <w:sz w:val="20"/>
+                <w:szCs w:val="20"/>
+              </w:rPr>
+              <w:t xml:space="preserve">Practiced systematic troubleshooting and verification of expected behavior.  </w:t>
             </w:r>
           </w:p>
           <w:p>
@@ -5930,13 +6954,110 @@
                 <w:szCs w:val="20"/>
               </w:rPr>
             </w:pPr>
-            <w:r>
-              <w:rPr>
-                <w:rFonts w:ascii="Saira" w:hAnsi="Saira"/>
-                <w:sz w:val="20"/>
-                <w:szCs w:val="20"/>
-              </w:rPr>
-              <w:t xml:space="preserve">Collaborated with developers to identify and resolve issues, demonstrating teamwork in a testing environment.  </w:t>
+            <w:proofErr w:type="gramStart"/>
+            <w:r>
+              <w:rPr>
+                <w:rFonts w:ascii="Saira" w:hAnsi="Saira"/>
+                <w:sz w:val="20"/>
+                <w:szCs w:val="20"/>
+              </w:rPr>
+              <w:t xml:space="preserve">Emphasized code correctness and robustness throughout development.  </w:t>
+            </w:r>
+          </w:p>
+          <w:p>
+            <w:pPr>
+              <w:rPr>
+                <w:rFonts w:ascii="Saira" w:hAnsi="Saira"/>
+                <w:sz w:val="20"/>
+                <w:szCs w:val="20"/>
+              </w:rPr>
+            </w:pPr>
+            <w:r>
+              <w:rPr>
+                <w:rFonts w:ascii="Saira" w:hAnsi="Saira"/>
+                <w:sz w:val="20"/>
+                <w:szCs w:val="20"/>
+              </w:rPr>
+              <w:t xml:space="preserve"> </w:t>
+            </w:r>
+            <w:r>
+              <w:rPr>
+                <w:rFonts w:ascii="Saira" w:hAnsi="Saira"/>
+                <w:sz w:val="20"/>
+                <w:szCs w:val="20"/>
+              </w:rPr>
+              <w:t xml:space="preserve"> </w:t>
+            </w:r>
+          </w:p>
+          <w:p>
+            <w:pPr>
+              <w:pStyle w:val="ListParagraph"/>
+              <w:numPr>
+                <w:ilvl w:val="0"/>
+                <w:numId w:val="21"/>
+              </w:numPr>
+              <w:rPr>
+                <w:rFonts w:ascii="Saira" w:hAnsi="Saira"/>
+                <w:sz w:val="20"/>
+                <w:szCs w:val="20"/>
+              </w:rPr>
+            </w:pPr>
+            <w:proofErr w:type="gramStart"/>
+            <w:r>
+              <w:rPr>
+                <w:rFonts w:ascii="Saira" w:hAnsi="Saira"/>
+                <w:sz w:val="20"/>
+                <w:szCs w:val="20"/>
+              </w:rPr>
+              <w:t xml:space="preserve">Collaborated with developers to identify and resolve bugs, ensuring high-quality software delivery.  </w:t>
+            </w:r>
+          </w:p>
+          <w:p>
+            <w:pPr>
+              <w:rPr>
+                <w:rFonts w:ascii="Saira" w:hAnsi="Saira"/>
+                <w:sz w:val="20"/>
+                <w:szCs w:val="20"/>
+              </w:rPr>
+            </w:pPr>
+            <w:r>
+              <w:rPr>
+                <w:rFonts w:ascii="Saira" w:hAnsi="Saira"/>
+                <w:sz w:val="20"/>
+                <w:szCs w:val="20"/>
+              </w:rPr>
+              <w:t xml:space="preserve"> </w:t>
+            </w:r>
+            <w:r>
+              <w:rPr>
+                <w:rFonts w:ascii="Saira" w:hAnsi="Saira"/>
+                <w:sz w:val="20"/>
+                <w:szCs w:val="20"/>
+              </w:rPr>
+              <w:t xml:space="preserve"> </w:t>
+            </w:r>
+          </w:p>
+          <w:p>
+            <w:pPr>
+              <w:pStyle w:val="ListParagraph"/>
+              <w:numPr>
+                <w:ilvl w:val="0"/>
+                <w:numId w:val="21"/>
+              </w:numPr>
+              <w:rPr>
+                <w:rFonts w:ascii="Saira" w:hAnsi="Saira"/>
+                <w:sz w:val="20"/>
+                <w:szCs w:val="20"/>
+              </w:rPr>
+            </w:pPr>
+            <w:proofErr w:type="gramStart"/>
+            <w:r>
+              <w:rPr>
+                <w:rFonts w:ascii="Saira" w:hAnsi="Saira"/>
+                <w:sz w:val="20"/>
+                <w:szCs w:val="20"/>
+              </w:rPr>
+              <w:t xml:space="preserve">Contributed to the development of automated testing frameworks, aligning with Agile practices.  </w:t>
             </w:r>
           </w:p>
           <w:p>
@@ -6014,7 +7135,7 @@
                 <w:b/>
                 <w:bCs/>
               </w:rPr>
-              <w:t>Languages</w:t>
+              <w:t xml:space="preserve">Languages</w:t>
             </w:r>
           </w:p>
           <w:p>
@@ -6052,15 +7173,17 @@
               </w:rPr>
               <w:t xml:space="preserve"/>
             </w:r>
-          </w:p>
-          <w:p>
-            <w:pPr>
-              <w:rPr>
-                <w:rFonts w:ascii="Saira" w:hAnsi="Saira"/>
-                <w:sz w:val="20"/>
-                <w:szCs w:val="20"/>
-              </w:rPr>
-            </w:pPr>
+            <w:proofErr w:type="gramEnd"/>
+          </w:p>
+          <w:p>
+            <w:pPr>
+              <w:rPr>
+                <w:rFonts w:ascii="Saira" w:hAnsi="Saira"/>
+                <w:sz w:val="20"/>
+                <w:szCs w:val="20"/>
+              </w:rPr>
+            </w:pPr>
+            <w:proofErr w:type="gramStart"/>
             <w:r>
               <w:rPr>
                 <w:rFonts w:ascii="Saira" w:hAnsi="Saira"/>
@@ -6085,7 +7208,16 @@
                 <w:sz w:val="20"/>
                 <w:szCs w:val="20"/>
               </w:rPr>
-              <w:t xml:space="preserve">         </w:t>
+              <w:t xml:space="preserve">  </w:t>
+            </w:r>
+            <w:proofErr w:type="gramEnd"/>
+            <w:r>
+              <w:rPr>
+                <w:rFonts w:ascii="Saira" w:hAnsi="Saira"/>
+                <w:sz w:val="20"/>
+                <w:szCs w:val="20"/>
+              </w:rPr>
+              <w:t xml:space="preserve">       </w:t>
             </w:r>
             <w:r>
               <w:rPr>
@@ -6101,7 +7233,16 @@
                 <w:sz w:val="20"/>
                 <w:szCs w:val="20"/>
               </w:rPr>
-              <w:t xml:space="preserve">          </w:t>
+              <w:t xml:space="preserve">       </w:t>
+            </w:r>
+            <w:proofErr w:type="gramStart"/>
+            <w:r>
+              <w:rPr>
+                <w:rFonts w:ascii="Saira" w:hAnsi="Saira"/>
+                <w:sz w:val="20"/>
+                <w:szCs w:val="20"/>
+              </w:rPr>
+              <w:t xml:space="preserve">   </w:t>
             </w:r>
             <w:r>
               <w:rPr>
@@ -6205,6 +7346,7 @@
                 <w:szCs w:val="20"/>
               </w:rPr>
             </w:pPr>
+            <w:proofErr w:type="gramStart"/>
             <w:r>
               <w:rPr>
                 <w:rFonts w:ascii="Saira" w:hAnsi="Saira"/>
@@ -6239,15 +7381,17 @@
               </w:rPr>
               <w:t xml:space="preserve"/>
             </w:r>
-          </w:p>
-          <w:p>
-            <w:pPr>
-              <w:rPr>
-                <w:rFonts w:ascii="Saira" w:hAnsi="Saira"/>
-                <w:sz w:val="20"/>
-                <w:szCs w:val="20"/>
-              </w:rPr>
-            </w:pPr>
+            <w:proofErr w:type="gramEnd"/>
+          </w:p>
+          <w:p>
+            <w:pPr>
+              <w:rPr>
+                <w:rFonts w:ascii="Saira" w:hAnsi="Saira"/>
+                <w:sz w:val="20"/>
+                <w:szCs w:val="20"/>
+              </w:rPr>
+            </w:pPr>
+            <w:proofErr w:type="gramStart"/>
             <w:r>
               <w:rPr>
                 <w:rFonts w:ascii="Saira" w:hAnsi="Saira"/>
@@ -6272,7 +7416,16 @@
                 <w:sz w:val="20"/>
                 <w:szCs w:val="20"/>
               </w:rPr>
-              <w:t xml:space="preserve">         </w:t>
+              <w:t xml:space="preserve">  </w:t>
+            </w:r>
+            <w:proofErr w:type="gramEnd"/>
+            <w:r>
+              <w:rPr>
+                <w:rFonts w:ascii="Saira" w:hAnsi="Saira"/>
+                <w:sz w:val="20"/>
+                <w:szCs w:val="20"/>
+              </w:rPr>
+              <w:t xml:space="preserve">       </w:t>
             </w:r>
             <w:r>
               <w:rPr>
@@ -6288,7 +7441,16 @@
                 <w:sz w:val="20"/>
                 <w:szCs w:val="20"/>
               </w:rPr>
-              <w:t xml:space="preserve">          </w:t>
+              <w:t xml:space="preserve">       </w:t>
+            </w:r>
+            <w:proofErr w:type="gramStart"/>
+            <w:r>
+              <w:rPr>
+                <w:rFonts w:ascii="Saira" w:hAnsi="Saira"/>
+                <w:sz w:val="20"/>
+                <w:szCs w:val="20"/>
+              </w:rPr>
+              <w:t xml:space="preserve">   </w:t>
             </w:r>
             <w:r>
               <w:rPr>
@@ -6392,6 +7554,7 @@
                 <w:szCs w:val="20"/>
               </w:rPr>
             </w:pPr>
+            <w:proofErr w:type="gramStart"/>
             <w:r>
               <w:rPr>
                 <w:rFonts w:ascii="Saira" w:hAnsi="Saira"/>
@@ -6426,15 +7589,17 @@
               </w:rPr>
               <w:t xml:space="preserve"/>
             </w:r>
-          </w:p>
-          <w:p>
-            <w:pPr>
-              <w:rPr>
-                <w:rFonts w:ascii="Saira" w:hAnsi="Saira"/>
-                <w:sz w:val="20"/>
-                <w:szCs w:val="20"/>
-              </w:rPr>
-            </w:pPr>
+            <w:proofErr w:type="gramEnd"/>
+          </w:p>
+          <w:p>
+            <w:pPr>
+              <w:rPr>
+                <w:rFonts w:ascii="Saira" w:hAnsi="Saira"/>
+                <w:sz w:val="20"/>
+                <w:szCs w:val="20"/>
+              </w:rPr>
+            </w:pPr>
+            <w:proofErr w:type="gramStart"/>
             <w:r>
               <w:rPr>
                 <w:rFonts w:ascii="Saira" w:hAnsi="Saira"/>
@@ -6459,7 +7624,16 @@
                 <w:sz w:val="20"/>
                 <w:szCs w:val="20"/>
               </w:rPr>
-              <w:t xml:space="preserve">         </w:t>
+              <w:t xml:space="preserve">  </w:t>
+            </w:r>
+            <w:proofErr w:type="gramEnd"/>
+            <w:r>
+              <w:rPr>
+                <w:rFonts w:ascii="Saira" w:hAnsi="Saira"/>
+                <w:sz w:val="20"/>
+                <w:szCs w:val="20"/>
+              </w:rPr>
+              <w:t xml:space="preserve">       </w:t>
             </w:r>
             <w:r>
               <w:rPr>
@@ -6475,7 +7649,16 @@
                 <w:sz w:val="20"/>
                 <w:szCs w:val="20"/>
               </w:rPr>
-              <w:t xml:space="preserve">          </w:t>
+              <w:t xml:space="preserve">       </w:t>
+            </w:r>
+            <w:proofErr w:type="gramStart"/>
+            <w:r>
+              <w:rPr>
+                <w:rFonts w:ascii="Saira" w:hAnsi="Saira"/>
+                <w:sz w:val="20"/>
+                <w:szCs w:val="20"/>
+              </w:rPr>
+              <w:t xml:space="preserve">   </w:t>
             </w:r>
             <w:r>
               <w:rPr>
@@ -6579,6 +7762,7 @@
                 <w:szCs w:val="20"/>
               </w:rPr>
             </w:pPr>
+            <w:proofErr w:type="gramStart"/>
             <w:r>
               <w:rPr>
                 <w:rFonts w:ascii="Saira" w:hAnsi="Saira"/>
@@ -6613,15 +7797,17 @@
               </w:rPr>
               <w:t xml:space="preserve"/>
             </w:r>
-          </w:p>
-          <w:p>
-            <w:pPr>
-              <w:rPr>
-                <w:rFonts w:ascii="Saira" w:hAnsi="Saira"/>
-                <w:sz w:val="20"/>
-                <w:szCs w:val="20"/>
-              </w:rPr>
-            </w:pPr>
+            <w:proofErr w:type="gramEnd"/>
+          </w:p>
+          <w:p>
+            <w:pPr>
+              <w:rPr>
+                <w:rFonts w:ascii="Saira" w:hAnsi="Saira"/>
+                <w:sz w:val="20"/>
+                <w:szCs w:val="20"/>
+              </w:rPr>
+            </w:pPr>
+            <w:proofErr w:type="gramStart"/>
             <w:r>
               <w:rPr>
                 <w:rFonts w:ascii="Saira" w:hAnsi="Saira"/>
@@ -6646,7 +7832,16 @@
                 <w:sz w:val="20"/>
                 <w:szCs w:val="20"/>
               </w:rPr>
-              <w:t xml:space="preserve">         </w:t>
+              <w:t xml:space="preserve">  </w:t>
+            </w:r>
+            <w:proofErr w:type="gramEnd"/>
+            <w:r>
+              <w:rPr>
+                <w:rFonts w:ascii="Saira" w:hAnsi="Saira"/>
+                <w:sz w:val="20"/>
+                <w:szCs w:val="20"/>
+              </w:rPr>
+              <w:t xml:space="preserve">       </w:t>
             </w:r>
             <w:r>
               <w:rPr>
@@ -6662,7 +7857,16 @@
                 <w:sz w:val="20"/>
                 <w:szCs w:val="20"/>
               </w:rPr>
-              <w:t xml:space="preserve">          </w:t>
+              <w:t xml:space="preserve">       </w:t>
+            </w:r>
+            <w:proofErr w:type="gramStart"/>
+            <w:r>
+              <w:rPr>
+                <w:rFonts w:ascii="Saira" w:hAnsi="Saira"/>
+                <w:sz w:val="20"/>
+                <w:szCs w:val="20"/>
+              </w:rPr>
+              <w:t xml:space="preserve">   </w:t>
             </w:r>
             <w:r>
               <w:rPr>
@@ -6766,6 +7970,7 @@
                 <w:szCs w:val="20"/>
               </w:rPr>
             </w:pPr>
+            <w:proofErr w:type="gramStart"/>
             <w:r>
               <w:rPr>
                 <w:rFonts w:ascii="Saira" w:hAnsi="Saira"/>
@@ -6800,15 +8005,17 @@
               </w:rPr>
               <w:t xml:space="preserve"/>
             </w:r>
-          </w:p>
-          <w:p>
-            <w:pPr>
-              <w:rPr>
-                <w:rFonts w:ascii="Saira" w:hAnsi="Saira"/>
-                <w:sz w:val="20"/>
-                <w:szCs w:val="20"/>
-              </w:rPr>
-            </w:pPr>
+            <w:proofErr w:type="gramEnd"/>
+          </w:p>
+          <w:p>
+            <w:pPr>
+              <w:rPr>
+                <w:rFonts w:ascii="Saira" w:hAnsi="Saira"/>
+                <w:sz w:val="20"/>
+                <w:szCs w:val="20"/>
+              </w:rPr>
+            </w:pPr>
+            <w:proofErr w:type="gramStart"/>
             <w:r>
               <w:rPr>
                 <w:rFonts w:ascii="Saira" w:hAnsi="Saira"/>
@@ -6833,7 +8040,16 @@
                 <w:sz w:val="20"/>
                 <w:szCs w:val="20"/>
               </w:rPr>
-              <w:t xml:space="preserve">         </w:t>
+              <w:t xml:space="preserve">  </w:t>
+            </w:r>
+            <w:proofErr w:type="gramEnd"/>
+            <w:r>
+              <w:rPr>
+                <w:rFonts w:ascii="Saira" w:hAnsi="Saira"/>
+                <w:sz w:val="20"/>
+                <w:szCs w:val="20"/>
+              </w:rPr>
+              <w:t xml:space="preserve">       </w:t>
             </w:r>
             <w:r>
               <w:rPr>
@@ -6849,7 +8065,16 @@
                 <w:sz w:val="20"/>
                 <w:szCs w:val="20"/>
               </w:rPr>
-              <w:t xml:space="preserve">          </w:t>
+              <w:t xml:space="preserve">       </w:t>
+            </w:r>
+            <w:proofErr w:type="gramStart"/>
+            <w:r>
+              <w:rPr>
+                <w:rFonts w:ascii="Saira" w:hAnsi="Saira"/>
+                <w:sz w:val="20"/>
+                <w:szCs w:val="20"/>
+              </w:rPr>
+              <w:t xml:space="preserve">   </w:t>
             </w:r>
             <w:r>
               <w:rPr>
@@ -6953,6 +8178,7 @@
                 <w:szCs w:val="20"/>
               </w:rPr>
             </w:pPr>
+            <w:proofErr w:type="gramStart"/>
             <w:r>
               <w:rPr>
                 <w:rFonts w:ascii="Saira" w:hAnsi="Saira"/>
@@ -7044,6 +8270,7 @@
                 <w:szCs w:val="20"/>
               </w:rPr>
             </w:pPr>
+            <w:proofErr w:type="gramStart"/>
             <w:r>
               <w:rPr>
                 <w:rStyle w:val="divsectionbody"/>

--- a/backend/services/generated_files/generated_cv.docx
+++ b/backend/services/generated_files/generated_cv.docx
@@ -177,7 +177,7 @@
                 <w:sz w:val="34"/>
                 <w:szCs w:val="44"/>
               </w:rPr>
-              <w:t xml:space="preserve">Computer Scientist Intern</w:t>
+              <w:t xml:space="preserve">Computer Scientist, Software Developer</w:t>
             </w:r>
           </w:p>
           <w:p>
@@ -262,7 +262,7 @@
                 <w:sz w:val="28"/>
                 <w:szCs w:val="28"/>
               </w:rPr>
-              <w:t xml:space="preserve">Cape Town, WC 7130</w:t>
+              <w:t xml:space="preserve">Somerset West</w:t>
             </w:r>
             <w:r>
               <w:rPr>
@@ -346,7 +346,7 @@
                 <w:sz w:val="28"/>
                 <w:szCs w:val="28"/>
               </w:rPr>
-              <w:t xml:space="preserve">+27723333217</w:t>
+              <w:t xml:space="preserve">0723333217</w:t>
             </w:r>
             <w:r>
               <w:rPr>
@@ -700,7 +700,7 @@
                 <w:sz w:val="20"/>
                 <w:szCs w:val="20"/>
               </w:rPr>
-              <w:t xml:space="preserve">As a final-year BSc student specializing in Applied Mathematics and Computer Science, I have honed my skills in Python and JavaScript, focusing on developing robust software solutions and automation tools. My academic journey has been complemented by hands-on experience as a Computer Science Intern and Test Automation Developer at Stellenbosch University, where I designed and implemented automation scripts to streamline workflows, integrated APIs for data transformation, and documented processes to ensure tool reusability. Additionally, my role as a Sales Representative at M AND L HPC BRANDS GROUP has enhanced my communication, patience, and adaptability skills, crucial for collaborative environments. I have also undertaken various technical projects, such as developing reusable software utilities and implementing core computer science algorithms, which have strengthened my problem-solving and analytical thinking abilities. My projects demonstrate a strong foundation in software development, data analysis, and applied problem-solving, aligning well with the requirements of a QA Tester role. I am eager to leverage my skills in designing and executing test plans, identifying bugs, and collaborating with developers to ensure the quality and reliability of web applications. With a strong understanding of development methodologies and excellent attention to detail, I am well-prepared to contribute to the continuous improvement of QA processes and tools in an Agile environment.</w:t>
+              <w:t xml:space="preserve">As a final-year BSc student in Applied Mathematics and Computer Science, I have honed my analytical and problem-solving skills, which are crucial for a role requiring patience, adaptability, and initiative. My experience as a Computer Science Intern/Test Automation Developer at Stellenbosch University has equipped me with the ability to collaborate effectively, a skill that will be invaluable in managing the day-to-day care and supervision of children. My technical background in developing efficient automation scripts and optimizing workflows translates into my capacity to plan and lead engaging activities for children, ensuring their safety and happiness. Additionally, my role as a Sales Representative has refined my communication and relationship management skills, essential for fostering a nurturing and supportive environment. My fluency in English and proficiency in several other languages, including TshiVenda and isiZulu, will enrich the cultural exchange aspect of the Au Pair position. I am enthusiastic about sharing my cultural heritage and learning from yours, making me a well-rounded candidate for this rewarding opportunity.</w:t>
             </w:r>
           </w:p>
           <w:p>
@@ -869,7 +869,7 @@
                 <w:sz w:val="20"/>
                 <w:szCs w:val="20"/>
               </w:rPr>
-              <w:t xml:space="preserve">Python is essential for scripting automated tests and analyzing test data efficiently. </w:t>
+              <w:t xml:space="preserve">While not directly related to childcare, Python can be useful for creating educational games or managing schedules. </w:t>
             </w:r>
           </w:p>
           <w:p>
@@ -937,7 +937,7 @@
                 <w:sz w:val="20"/>
                 <w:szCs w:val="20"/>
               </w:rPr>
-              <w:t xml:space="preserve">Java is crucial for testing applications built on Java-based systems. </w:t>
+              <w:t xml:space="preserve">Java is not typically relevant to childcare but could be useful for developing educational applications. </w:t>
             </w:r>
           </w:p>
           <w:p>
@@ -1005,7 +1005,7 @@
                 <w:sz w:val="20"/>
                 <w:szCs w:val="20"/>
               </w:rPr>
-              <w:t xml:space="preserve">JavaScript is vital for testing web applications and ensuring client-side functionality. </w:t>
+              <w:t xml:space="preserve">JavaScript skills could be used to create interactive web-based learning tools for children. </w:t>
             </w:r>
           </w:p>
           <w:p>
@@ -1073,7 +1073,7 @@
                 <w:sz w:val="20"/>
                 <w:szCs w:val="20"/>
               </w:rPr>
-              <w:t xml:space="preserve">OOP helps design structured test cases and understand application architecture. </w:t>
+              <w:t xml:space="preserve">Understanding OOP can help in organizing educational software projects for children. </w:t>
             </w:r>
           </w:p>
           <w:p>
@@ -1124,7 +1124,7 @@
                 <w:sz w:val="20"/>
                 <w:szCs w:val="20"/>
               </w:rPr>
-              <w:t xml:space="preserve">Software  Automation</w:t>
+              <w:t xml:space="preserve">Algorithms  Data Structures</w:t>
             </w:r>
             <w:r>
               <w:rPr>
@@ -1141,7 +1141,7 @@
                 <w:sz w:val="20"/>
                 <w:szCs w:val="20"/>
               </w:rPr>
-              <w:t xml:space="preserve">Automation skills streamline repetitive testing tasks, improving efficiency and accuracy. </w:t>
+              <w:t xml:space="preserve">These skills are not directly applicable but can enhance problem-solving abilities. </w:t>
             </w:r>
           </w:p>
           <w:p>
@@ -1192,7 +1192,7 @@
                 <w:sz w:val="20"/>
                 <w:szCs w:val="20"/>
               </w:rPr>
-              <w:t xml:space="preserve">Data  Analysis</w:t>
+              <w:t xml:space="preserve">Data Analysis</w:t>
             </w:r>
             <w:r>
               <w:rPr>
@@ -1209,7 +1209,7 @@
                 <w:sz w:val="20"/>
                 <w:szCs w:val="20"/>
               </w:rPr>
-              <w:t xml:space="preserve">Data analysis skills are key for interpreting test results and identifying trends. </w:t>
+              <w:t xml:space="preserve">Data analysis can help track and improve children's learning progress and routines. </w:t>
             </w:r>
           </w:p>
           <w:p>
@@ -1260,7 +1260,7 @@
                 <w:sz w:val="20"/>
                 <w:szCs w:val="20"/>
               </w:rPr>
-              <w:t xml:space="preserve">Web  Systems</w:t>
+              <w:t xml:space="preserve">Mathematical Modelling</w:t>
             </w:r>
             <w:r>
               <w:rPr>
@@ -1277,7 +1277,7 @@
                 <w:sz w:val="20"/>
                 <w:szCs w:val="20"/>
               </w:rPr>
-              <w:t xml:space="preserve">Understanding web systems ensures comprehensive testing of web applications. </w:t>
+              <w:t xml:space="preserve">This skill can be used to create educational content that involves math learning. </w:t>
             </w:r>
           </w:p>
           <w:p>
@@ -1328,7 +1328,7 @@
                 <w:sz w:val="20"/>
                 <w:szCs w:val="20"/>
               </w:rPr>
-              <w:t xml:space="preserve">Git</w:t>
+              <w:t xml:space="preserve">Problem Solving</w:t>
             </w:r>
             <w:r>
               <w:rPr>
@@ -1345,7 +1345,7 @@
                 <w:sz w:val="20"/>
                 <w:szCs w:val="20"/>
               </w:rPr>
-              <w:t xml:space="preserve">Git is used for version control, tracking changes in test scripts and documentation. </w:t>
+              <w:t xml:space="preserve">Essential for quickly addressing and resolving any issues that arise in childcare. </w:t>
             </w:r>
           </w:p>
           <w:p>
@@ -1396,7 +1396,7 @@
                 <w:sz w:val="20"/>
                 <w:szCs w:val="20"/>
               </w:rPr>
-              <w:t xml:space="preserve">Github/Gitlab</w:t>
+              <w:t xml:space="preserve">Analytical Thinking</w:t>
             </w:r>
             <w:r>
               <w:rPr>
@@ -1413,7 +1413,7 @@
                 <w:sz w:val="20"/>
                 <w:szCs w:val="20"/>
               </w:rPr>
-              <w:t xml:space="preserve">These platforms facilitate collaboration and code review in the testing process. </w:t>
+              <w:t xml:space="preserve">Important for assessing situations and making informed decisions in childcare. </w:t>
             </w:r>
           </w:p>
           <w:p>
@@ -1464,7 +1464,7 @@
                 <w:sz w:val="20"/>
                 <w:szCs w:val="20"/>
               </w:rPr>
-              <w:t xml:space="preserve">Google Apps Script</w:t>
+              <w:t xml:space="preserve">Git</w:t>
             </w:r>
             <w:r>
               <w:rPr>
@@ -1481,7 +1481,7 @@
                 <w:sz w:val="20"/>
                 <w:szCs w:val="20"/>
               </w:rPr>
-              <w:t xml:space="preserve">Google Apps Script automates workflows, enhancing productivity in test management. </w:t>
+              <w:t xml:space="preserve">Version control skills are not directly applicable but useful for managing personal projects. </w:t>
             </w:r>
           </w:p>
           <w:p>
@@ -1532,7 +1532,7 @@
                 <w:sz w:val="20"/>
                 <w:szCs w:val="20"/>
               </w:rPr>
-              <w:t xml:space="preserve">Latex</w:t>
+              <w:t xml:space="preserve">GitHub / GitLab</w:t>
             </w:r>
             <w:r>
               <w:rPr>
@@ -1549,7 +1549,7 @@
                 <w:sz w:val="20"/>
                 <w:szCs w:val="20"/>
               </w:rPr>
-              <w:t xml:space="preserve">Latex is useful for creating detailed and professional test documentation. </w:t>
+              <w:t xml:space="preserve">These platforms are not directly relevant but can be used for sharing educational resources. </w:t>
             </w:r>
           </w:p>
           <w:p>
@@ -1600,7 +1600,7 @@
                 <w:sz w:val="20"/>
                 <w:szCs w:val="20"/>
               </w:rPr>
-              <w:t xml:space="preserve">Technical Documentation</w:t>
+              <w:t xml:space="preserve">Google Apps Script</w:t>
             </w:r>
             <w:r>
               <w:rPr>
@@ -1617,7 +1617,7 @@
                 <w:sz w:val="20"/>
                 <w:szCs w:val="20"/>
               </w:rPr>
-              <w:t xml:space="preserve">Clear documentation is crucial for communicating test plans and results. </w:t>
+              <w:t xml:space="preserve">Can automate scheduling and reminders for children's activities using Google Calendar. </w:t>
             </w:r>
           </w:p>
           <w:p>
@@ -1668,7 +1668,7 @@
                 <w:sz w:val="20"/>
                 <w:szCs w:val="20"/>
               </w:rPr>
-              <w:t xml:space="preserve">Communication</w:t>
+              <w:t xml:space="preserve">VS Code</w:t>
             </w:r>
             <w:r>
               <w:rPr>
@@ -1685,7 +1685,7 @@
                 <w:sz w:val="20"/>
                 <w:szCs w:val="20"/>
               </w:rPr>
-              <w:t xml:space="preserve">Effective communication ensures clear reporting of bugs and collaboration with developers. </w:t>
+              <w:t xml:space="preserve">A code editor like VS Code is not directly relevant but useful for personal projects. </w:t>
             </w:r>
           </w:p>
           <w:p>
@@ -1736,7 +1736,7 @@
                 <w:sz w:val="20"/>
                 <w:szCs w:val="20"/>
               </w:rPr>
-              <w:t xml:space="preserve">Collaboration</w:t>
+              <w:t xml:space="preserve">LaTeX</w:t>
             </w:r>
             <w:r>
               <w:rPr>
@@ -1753,7 +1753,7 @@
                 <w:sz w:val="20"/>
                 <w:szCs w:val="20"/>
               </w:rPr>
-              <w:t xml:space="preserve">Collaboration skills are essential for working with cross-functional teams to resolve issues. </w:t>
+              <w:t xml:space="preserve">Not directly applicable but can be used for creating well-formatted educational materials. </w:t>
             </w:r>
           </w:p>
           <w:p>
@@ -1804,7 +1804,7 @@
                 <w:sz w:val="20"/>
                 <w:szCs w:val="20"/>
               </w:rPr>
-              <w:t xml:space="preserve">Time  Management</w:t>
+              <w:t xml:space="preserve">Software Development</w:t>
             </w:r>
             <w:r>
               <w:rPr>
@@ -1821,7 +1821,7 @@
                 <w:sz w:val="20"/>
                 <w:szCs w:val="20"/>
               </w:rPr>
-              <w:t xml:space="preserve">Core skill from your profile, relevant to this role. </w:t>
+              <w:t xml:space="preserve">Developing educational software can enhance the learning experience for children. </w:t>
             </w:r>
           </w:p>
           <w:p>
@@ -1872,7 +1872,7 @@
                 <w:sz w:val="20"/>
                 <w:szCs w:val="20"/>
               </w:rPr>
-              <w:t xml:space="preserve">Adaptability</w:t>
+              <w:t xml:space="preserve">Workflow Automation</w:t>
             </w:r>
             <w:r>
               <w:rPr>
@@ -1889,72 +1889,7 @@
                 <w:sz w:val="20"/>
                 <w:szCs w:val="20"/>
               </w:rPr>
-              <w:t xml:space="preserve">Adaptability allows quick response to changes in testing requirements or project scope. </w:t>
-            </w:r>
-          </w:p>
-          <w:p>
-            <w:pPr>
-              <w:rPr>
-                <w:rFonts w:ascii="Saira" w:hAnsi="Saira"/>
-                <w:sz w:val="20"/>
-                <w:szCs w:val="20"/>
-              </w:rPr>
-            </w:pPr>
-            <w:r>
-              <w:rPr>
-                <w:rFonts w:ascii="Saira" w:hAnsi="Saira"/>
-                <w:sz w:val="20"/>
-                <w:szCs w:val="20"/>
-              </w:rPr>
-              <w:t xml:space="preserve"> </w:t>
-            </w:r>
-          </w:p>
-          <w:p>
-            <w:pPr>
-              <w:rPr>
-                <w:rFonts w:ascii="Saira" w:hAnsi="Saira"/>
-                <w:sz w:val="20"/>
-                <w:szCs w:val="20"/>
-              </w:rPr>
-            </w:pPr>
-            <w:r>
-              <w:rPr>
-                <w:rFonts w:ascii="Saira" w:hAnsi="Saira"/>
-                <w:sz w:val="20"/>
-                <w:szCs w:val="20"/>
-              </w:rPr>
-              <w:t xml:space="preserve"/>
-            </w:r>
-            <w:proofErr w:type="gramEnd"/>
-            <w:r>
-              <w:rPr>
-                <w:rFonts w:ascii="Saira" w:hAnsi="Saira"/>
-                <w:sz w:val="20"/>
-                <w:szCs w:val="20"/>
-              </w:rPr>
-              <w:t xml:space="preserve"> </w:t>
-            </w:r>
-          </w:p>
-          <w:p>
-            <w:pPr>
-              <w:rPr>
-                <w:rFonts w:ascii="Saira" w:hAnsi="Saira"/>
-                <w:b/>
-                <w:bCs/>
-                <w:sz w:val="20"/>
-                <w:szCs w:val="20"/>
-              </w:rPr>
-            </w:pPr>
-            <w:proofErr w:type="gramStart"/>
-            <w:r>
-              <w:rPr>
-                <w:rFonts w:ascii="Saira" w:hAnsi="Saira"/>
-                <w:b/>
-                <w:bCs/>
-                <w:sz w:val="20"/>
-                <w:szCs w:val="20"/>
-              </w:rPr>
-              <w:t xml:space="preserve">Frameworks </w:t>
+              <w:t xml:space="preserve">Automating daily tasks can streamline childcare routines and scheduling. </w:t>
             </w:r>
           </w:p>
           <w:p>
@@ -2005,7 +1940,7 @@
                 <w:sz w:val="20"/>
                 <w:szCs w:val="20"/>
               </w:rPr>
-              <w:t xml:space="preserve">Laravel</w:t>
+              <w:t xml:space="preserve">API Integration</w:t>
             </w:r>
             <w:r>
               <w:rPr>
@@ -2022,7 +1957,7 @@
                 <w:sz w:val="20"/>
                 <w:szCs w:val="20"/>
               </w:rPr>
-              <w:t xml:space="preserve">Laravel is a PHP framework used for building web applications, and this job requires it for testing web applications built on this framework. </w:t>
+              <w:t xml:space="preserve">Not directly relevant but could be used to integrate various educational tools. </w:t>
             </w:r>
           </w:p>
           <w:p>
@@ -2073,7 +2008,7 @@
                 <w:sz w:val="20"/>
                 <w:szCs w:val="20"/>
               </w:rPr>
-              <w:t xml:space="preserve">PHP</w:t>
+              <w:t xml:space="preserve">Scripting</w:t>
             </w:r>
             <w:r>
               <w:rPr>
@@ -2090,72 +2025,7 @@
                 <w:sz w:val="20"/>
                 <w:szCs w:val="20"/>
               </w:rPr>
-              <w:t xml:space="preserve">PHP is a server-side scripting language used in web development, and this job requires it to understand and test applications built with Laravel. </w:t>
-            </w:r>
-          </w:p>
-          <w:p>
-            <w:pPr>
-              <w:rPr>
-                <w:rFonts w:ascii="Saira" w:hAnsi="Saira"/>
-                <w:sz w:val="20"/>
-                <w:szCs w:val="20"/>
-              </w:rPr>
-            </w:pPr>
-            <w:r>
-              <w:rPr>
-                <w:rFonts w:ascii="Saira" w:hAnsi="Saira"/>
-                <w:sz w:val="20"/>
-                <w:szCs w:val="20"/>
-              </w:rPr>
-              <w:t xml:space="preserve"> </w:t>
-            </w:r>
-          </w:p>
-          <w:p>
-            <w:pPr>
-              <w:rPr>
-                <w:rFonts w:ascii="Saira" w:hAnsi="Saira"/>
-                <w:sz w:val="20"/>
-                <w:szCs w:val="20"/>
-              </w:rPr>
-            </w:pPr>
-            <w:r>
-              <w:rPr>
-                <w:rFonts w:ascii="Saira" w:hAnsi="Saira"/>
-                <w:sz w:val="20"/>
-                <w:szCs w:val="20"/>
-              </w:rPr>
-              <w:t xml:space="preserve"/>
-            </w:r>
-            <w:proofErr w:type="gramEnd"/>
-            <w:r>
-              <w:rPr>
-                <w:rFonts w:ascii="Saira" w:hAnsi="Saira"/>
-                <w:sz w:val="20"/>
-                <w:szCs w:val="20"/>
-              </w:rPr>
-              <w:t xml:space="preserve"> </w:t>
-            </w:r>
-          </w:p>
-          <w:p>
-            <w:pPr>
-              <w:rPr>
-                <w:rFonts w:ascii="Saira" w:hAnsi="Saira"/>
-                <w:b/>
-                <w:bCs/>
-                <w:sz w:val="20"/>
-                <w:szCs w:val="20"/>
-              </w:rPr>
-            </w:pPr>
-            <w:proofErr w:type="gramStart"/>
-            <w:r>
-              <w:rPr>
-                <w:rFonts w:ascii="Saira" w:hAnsi="Saira"/>
-                <w:b/>
-                <w:bCs/>
-                <w:sz w:val="20"/>
-                <w:szCs w:val="20"/>
-              </w:rPr>
-              <w:t xml:space="preserve">Tools and Platforms </w:t>
+              <w:t xml:space="preserve">Useful for automating repetitive tasks related to childcare management. </w:t>
             </w:r>
           </w:p>
           <w:p>
@@ -2206,7 +2076,7 @@
                 <w:sz w:val="20"/>
                 <w:szCs w:val="20"/>
               </w:rPr>
-              <w:t xml:space="preserve">Selenium</w:t>
+              <w:t xml:space="preserve">Debugging</w:t>
             </w:r>
             <w:r>
               <w:rPr>
@@ -2223,7 +2093,7 @@
                 <w:sz w:val="20"/>
                 <w:szCs w:val="20"/>
               </w:rPr>
-              <w:t xml:space="preserve">Selenium is a tool for automating web browsers, and this job requires it for automated testing of web applications. </w:t>
+              <w:t xml:space="preserve">Troubleshooting skills are valuable for resolving issues in educational software. </w:t>
             </w:r>
           </w:p>
           <w:p>
@@ -2274,7 +2144,7 @@
                 <w:sz w:val="20"/>
                 <w:szCs w:val="20"/>
               </w:rPr>
-              <w:t xml:space="preserve">Laravel Dusk</w:t>
+              <w:t xml:space="preserve">HTML</w:t>
             </w:r>
             <w:r>
               <w:rPr>
@@ -2291,7 +2161,7 @@
                 <w:sz w:val="20"/>
                 <w:szCs w:val="20"/>
               </w:rPr>
-              <w:t xml:space="preserve">Laravel Dusk is a browser automation tool for testing Laravel applications, and this job requires it for automated testing. </w:t>
+              <w:t xml:space="preserve">HTML skills can be used to create educational websites or resources for children. </w:t>
             </w:r>
           </w:p>
           <w:p>
@@ -2342,7 +2212,7 @@
                 <w:sz w:val="20"/>
                 <w:szCs w:val="20"/>
               </w:rPr>
-              <w:t xml:space="preserve">Jira</w:t>
+              <w:t xml:space="preserve">CSS</w:t>
             </w:r>
             <w:r>
               <w:rPr>
@@ -2359,7 +2229,7 @@
                 <w:sz w:val="20"/>
                 <w:szCs w:val="20"/>
               </w:rPr>
-              <w:t xml:space="preserve">Jira is a tool for issue tracking and project management, and this job requires it for reporting and tracking defects. </w:t>
+              <w:t xml:space="preserve">CSS can be used to design appealing educational web pages for children. </w:t>
             </w:r>
           </w:p>
           <w:p>
@@ -2410,7 +2280,7 @@
                 <w:sz w:val="20"/>
                 <w:szCs w:val="20"/>
               </w:rPr>
-              <w:t xml:space="preserve">MySQL</w:t>
+              <w:t xml:space="preserve">React</w:t>
             </w:r>
             <w:r>
               <w:rPr>
@@ -2427,72 +2297,7 @@
                 <w:sz w:val="20"/>
                 <w:szCs w:val="20"/>
               </w:rPr>
-              <w:t xml:space="preserve">MySQL is a relational database management system, and this job requires it for validating database operations and ensuring backend integrity. </w:t>
-            </w:r>
-          </w:p>
-          <w:p>
-            <w:pPr>
-              <w:rPr>
-                <w:rFonts w:ascii="Saira" w:hAnsi="Saira"/>
-                <w:sz w:val="20"/>
-                <w:szCs w:val="20"/>
-              </w:rPr>
-            </w:pPr>
-            <w:r>
-              <w:rPr>
-                <w:rFonts w:ascii="Saira" w:hAnsi="Saira"/>
-                <w:sz w:val="20"/>
-                <w:szCs w:val="20"/>
-              </w:rPr>
-              <w:t xml:space="preserve"> </w:t>
-            </w:r>
-          </w:p>
-          <w:p>
-            <w:pPr>
-              <w:rPr>
-                <w:rFonts w:ascii="Saira" w:hAnsi="Saira"/>
-                <w:sz w:val="20"/>
-                <w:szCs w:val="20"/>
-              </w:rPr>
-            </w:pPr>
-            <w:r>
-              <w:rPr>
-                <w:rFonts w:ascii="Saira" w:hAnsi="Saira"/>
-                <w:sz w:val="20"/>
-                <w:szCs w:val="20"/>
-              </w:rPr>
-              <w:t xml:space="preserve"/>
-            </w:r>
-            <w:proofErr w:type="gramEnd"/>
-            <w:r>
-              <w:rPr>
-                <w:rFonts w:ascii="Saira" w:hAnsi="Saira"/>
-                <w:sz w:val="20"/>
-                <w:szCs w:val="20"/>
-              </w:rPr>
-              <w:t xml:space="preserve"> </w:t>
-            </w:r>
-          </w:p>
-          <w:p>
-            <w:pPr>
-              <w:rPr>
-                <w:rFonts w:ascii="Saira" w:hAnsi="Saira"/>
-                <w:b/>
-                <w:bCs/>
-                <w:sz w:val="20"/>
-                <w:szCs w:val="20"/>
-              </w:rPr>
-            </w:pPr>
-            <w:proofErr w:type="gramStart"/>
-            <w:r>
-              <w:rPr>
-                <w:rFonts w:ascii="Saira" w:hAnsi="Saira"/>
-                <w:b/>
-                <w:bCs/>
-                <w:sz w:val="20"/>
-                <w:szCs w:val="20"/>
-              </w:rPr>
-              <w:t xml:space="preserve">Data Skills </w:t>
+              <w:t xml:space="preserve">React can be used to build interactive educational applications for children. </w:t>
             </w:r>
           </w:p>
           <w:p>
@@ -2543,7 +2348,7 @@
                 <w:sz w:val="20"/>
                 <w:szCs w:val="20"/>
               </w:rPr>
-              <w:t xml:space="preserve">RESTful APIs</w:t>
+              <w:t xml:space="preserve">Databases  SQL</w:t>
             </w:r>
             <w:r>
               <w:rPr>
@@ -2560,72 +2365,7 @@
                 <w:sz w:val="20"/>
                 <w:szCs w:val="20"/>
               </w:rPr>
-              <w:t xml:space="preserve">RESTful APIs are web services that follow REST architecture, and this job requires understanding them for API testing. </w:t>
-            </w:r>
-          </w:p>
-          <w:p>
-            <w:pPr>
-              <w:rPr>
-                <w:rFonts w:ascii="Saira" w:hAnsi="Saira"/>
-                <w:sz w:val="20"/>
-                <w:szCs w:val="20"/>
-              </w:rPr>
-            </w:pPr>
-            <w:r>
-              <w:rPr>
-                <w:rFonts w:ascii="Saira" w:hAnsi="Saira"/>
-                <w:sz w:val="20"/>
-                <w:szCs w:val="20"/>
-              </w:rPr>
-              <w:t xml:space="preserve"> </w:t>
-            </w:r>
-          </w:p>
-          <w:p>
-            <w:pPr>
-              <w:rPr>
-                <w:rFonts w:ascii="Saira" w:hAnsi="Saira"/>
-                <w:sz w:val="20"/>
-                <w:szCs w:val="20"/>
-              </w:rPr>
-            </w:pPr>
-            <w:r>
-              <w:rPr>
-                <w:rFonts w:ascii="Saira" w:hAnsi="Saira"/>
-                <w:sz w:val="20"/>
-                <w:szCs w:val="20"/>
-              </w:rPr>
-              <w:t xml:space="preserve"/>
-            </w:r>
-            <w:proofErr w:type="gramEnd"/>
-            <w:r>
-              <w:rPr>
-                <w:rFonts w:ascii="Saira" w:hAnsi="Saira"/>
-                <w:sz w:val="20"/>
-                <w:szCs w:val="20"/>
-              </w:rPr>
-              <w:t xml:space="preserve"> </w:t>
-            </w:r>
-          </w:p>
-          <w:p>
-            <w:pPr>
-              <w:rPr>
-                <w:rFonts w:ascii="Saira" w:hAnsi="Saira"/>
-                <w:b/>
-                <w:bCs/>
-                <w:sz w:val="20"/>
-                <w:szCs w:val="20"/>
-              </w:rPr>
-            </w:pPr>
-            <w:proofErr w:type="gramStart"/>
-            <w:r>
-              <w:rPr>
-                <w:rFonts w:ascii="Saira" w:hAnsi="Saira"/>
-                <w:b/>
-                <w:bCs/>
-                <w:sz w:val="20"/>
-                <w:szCs w:val="20"/>
-              </w:rPr>
-              <w:t xml:space="preserve">Soft Skills </w:t>
+              <w:t xml:space="preserve">Useful for organizing and managing information related to children's activities. </w:t>
             </w:r>
           </w:p>
           <w:p>
@@ -2676,7 +2416,7 @@
                 <w:sz w:val="20"/>
                 <w:szCs w:val="20"/>
               </w:rPr>
-              <w:t xml:space="preserve">Attention to Detail</w:t>
+              <w:t xml:space="preserve">Command Line Tools</w:t>
             </w:r>
             <w:r>
               <w:rPr>
@@ -2693,72 +2433,7 @@
                 <w:sz w:val="20"/>
                 <w:szCs w:val="20"/>
               </w:rPr>
-              <w:t xml:space="preserve">Attention to detail is crucial for identifying bugs and ensuring high-quality software, and this job requires it for effective testing. </w:t>
-            </w:r>
-          </w:p>
-          <w:p>
-            <w:pPr>
-              <w:rPr>
-                <w:rFonts w:ascii="Saira" w:hAnsi="Saira"/>
-                <w:sz w:val="20"/>
-                <w:szCs w:val="20"/>
-              </w:rPr>
-            </w:pPr>
-            <w:r>
-              <w:rPr>
-                <w:rFonts w:ascii="Saira" w:hAnsi="Saira"/>
-                <w:sz w:val="20"/>
-                <w:szCs w:val="20"/>
-              </w:rPr>
-              <w:t xml:space="preserve"> </w:t>
-            </w:r>
-          </w:p>
-          <w:p>
-            <w:pPr>
-              <w:rPr>
-                <w:rFonts w:ascii="Saira" w:hAnsi="Saira"/>
-                <w:sz w:val="20"/>
-                <w:szCs w:val="20"/>
-              </w:rPr>
-            </w:pPr>
-            <w:r>
-              <w:rPr>
-                <w:rFonts w:ascii="Saira" w:hAnsi="Saira"/>
-                <w:sz w:val="20"/>
-                <w:szCs w:val="20"/>
-              </w:rPr>
-              <w:t xml:space="preserve"/>
-            </w:r>
-            <w:proofErr w:type="gramEnd"/>
-            <w:r>
-              <w:rPr>
-                <w:rFonts w:ascii="Saira" w:hAnsi="Saira"/>
-                <w:sz w:val="20"/>
-                <w:szCs w:val="20"/>
-              </w:rPr>
-              <w:t xml:space="preserve"> </w:t>
-            </w:r>
-          </w:p>
-          <w:p>
-            <w:pPr>
-              <w:rPr>
-                <w:rFonts w:ascii="Saira" w:hAnsi="Saira"/>
-                <w:b/>
-                <w:bCs/>
-                <w:sz w:val="20"/>
-                <w:szCs w:val="20"/>
-              </w:rPr>
-            </w:pPr>
-            <w:proofErr w:type="gramStart"/>
-            <w:r>
-              <w:rPr>
-                <w:rFonts w:ascii="Saira" w:hAnsi="Saira"/>
-                <w:b/>
-                <w:bCs/>
-                <w:sz w:val="20"/>
-                <w:szCs w:val="20"/>
-              </w:rPr>
-              <w:t xml:space="preserve">Preferred Skills </w:t>
+              <w:t xml:space="preserve">These tools are not directly applicable but can enhance personal productivity. </w:t>
             </w:r>
           </w:p>
           <w:p>
@@ -2809,7 +2484,7 @@
                 <w:sz w:val="20"/>
                 <w:szCs w:val="20"/>
               </w:rPr>
-              <w:t xml:space="preserve">CI/CD Pipelines</w:t>
+              <w:t xml:space="preserve">Technical Documentation</w:t>
             </w:r>
             <w:r>
               <w:rPr>
@@ -2826,7 +2501,7 @@
                 <w:sz w:val="20"/>
                 <w:szCs w:val="20"/>
               </w:rPr>
-              <w:t xml:space="preserve">CI/CD pipelines automate the integration and deployment process, and this job prefers experience with tools like GitHub Actions or Jenkins. </w:t>
+              <w:t xml:space="preserve">Documenting processes can help in creating clear educational materials. </w:t>
             </w:r>
           </w:p>
           <w:p>
@@ -2877,7 +2552,7 @@
                 <w:sz w:val="20"/>
                 <w:szCs w:val="20"/>
               </w:rPr>
-              <w:t xml:space="preserve">Azure</w:t>
+              <w:t xml:space="preserve">Communication</w:t>
             </w:r>
             <w:r>
               <w:rPr>
@@ -2894,7 +2569,7 @@
                 <w:sz w:val="20"/>
                 <w:szCs w:val="20"/>
               </w:rPr>
-              <w:t xml:space="preserve">Azure is a cloud computing service, and this job prefers exposure to it or similar cloud environments. </w:t>
+              <w:t xml:space="preserve">Crucial for effectively interacting with children and parents. </w:t>
             </w:r>
           </w:p>
           <w:p>
@@ -2945,7 +2620,7 @@
                 <w:sz w:val="20"/>
                 <w:szCs w:val="20"/>
               </w:rPr>
-              <w:t xml:space="preserve">Performance Testing</w:t>
+              <w:t xml:space="preserve">Collaboration</w:t>
             </w:r>
             <w:r>
               <w:rPr>
@@ -2962,7 +2637,7 @@
                 <w:sz w:val="20"/>
                 <w:szCs w:val="20"/>
               </w:rPr>
-              <w:t xml:space="preserve">Performance testing evaluates the speed, responsiveness, and stability of a system, and this job prefers understanding of it. </w:t>
+              <w:t xml:space="preserve">Important for working closely with the family to ensure children's well-being. </w:t>
             </w:r>
           </w:p>
           <w:p>
@@ -3013,7 +2688,7 @@
                 <w:sz w:val="20"/>
                 <w:szCs w:val="20"/>
               </w:rPr>
-              <w:t xml:space="preserve">Security Testing</w:t>
+              <w:t xml:space="preserve">Time Management</w:t>
             </w:r>
             <w:r>
               <w:rPr>
@@ -3030,7 +2705,1148 @@
                 <w:sz w:val="20"/>
                 <w:szCs w:val="20"/>
               </w:rPr>
-              <w:t xml:space="preserve">Security testing identifies vulnerabilities in a system, and this job prefers understanding of it. </w:t>
+              <w:t xml:space="preserve">Essential for balancing multiple childcare tasks and responsibilities efficiently. </w:t>
+            </w:r>
+          </w:p>
+          <w:p>
+            <w:pPr>
+              <w:rPr>
+                <w:rFonts w:ascii="Saira" w:hAnsi="Saira"/>
+                <w:sz w:val="20"/>
+                <w:szCs w:val="20"/>
+              </w:rPr>
+            </w:pPr>
+            <w:r>
+              <w:rPr>
+                <w:rFonts w:ascii="Saira" w:hAnsi="Saira"/>
+                <w:sz w:val="20"/>
+                <w:szCs w:val="20"/>
+              </w:rPr>
+              <w:t xml:space="preserve"/>
+            </w:r>
+            <w:proofErr w:type="gramEnd"/>
+            <w:r>
+              <w:rPr>
+                <w:rFonts w:ascii="Saira" w:hAnsi="Saira"/>
+                <w:sz w:val="20"/>
+                <w:szCs w:val="20"/>
+              </w:rPr>
+              <w:t xml:space="preserve"> </w:t>
+            </w:r>
+          </w:p>
+          <w:p>
+            <w:pPr>
+              <w:pStyle w:val="ListParagraph"/>
+              <w:numPr>
+                <w:ilvl w:val="0"/>
+                <w:numId w:val="21"/>
+              </w:numPr>
+              <w:rPr>
+                <w:rFonts w:ascii="Saira" w:hAnsi="Saira"/>
+                <w:sz w:val="20"/>
+                <w:szCs w:val="20"/>
+              </w:rPr>
+            </w:pPr>
+            <w:proofErr w:type="gramStart"/>
+            <w:r>
+              <w:rPr>
+                <w:rFonts w:ascii="Saira" w:hAnsi="Saira"/>
+                <w:b/>
+                <w:bCs/>
+                <w:sz w:val="20"/>
+                <w:szCs w:val="20"/>
+              </w:rPr>
+              <w:t xml:space="preserve">Adaptability</w:t>
+            </w:r>
+            <w:r>
+              <w:rPr>
+                <w:rFonts w:ascii="Saira" w:hAnsi="Saira"/>
+                <w:sz w:val="20"/>
+                <w:szCs w:val="20"/>
+              </w:rPr>
+              <w:t xml:space="preserve"> — </w:t>
+            </w:r>
+            <w:proofErr w:type="gramStart"/>
+            <w:r>
+              <w:rPr>
+                <w:rFonts w:ascii="Saira" w:hAnsi="Saira"/>
+                <w:sz w:val="20"/>
+                <w:szCs w:val="20"/>
+              </w:rPr>
+              <w:t xml:space="preserve">Vital for adjusting to new environments and unexpected changes in childcare. </w:t>
+            </w:r>
+          </w:p>
+          <w:p>
+            <w:pPr>
+              <w:rPr>
+                <w:rFonts w:ascii="Saira" w:hAnsi="Saira"/>
+                <w:sz w:val="20"/>
+                <w:szCs w:val="20"/>
+              </w:rPr>
+            </w:pPr>
+            <w:r>
+              <w:rPr>
+                <w:rFonts w:ascii="Saira" w:hAnsi="Saira"/>
+                <w:sz w:val="20"/>
+                <w:szCs w:val="20"/>
+              </w:rPr>
+              <w:t xml:space="preserve"> </w:t>
+            </w:r>
+          </w:p>
+          <w:p>
+            <w:pPr>
+              <w:rPr>
+                <w:rFonts w:ascii="Saira" w:hAnsi="Saira"/>
+                <w:sz w:val="20"/>
+                <w:szCs w:val="20"/>
+              </w:rPr>
+            </w:pPr>
+            <w:r>
+              <w:rPr>
+                <w:rFonts w:ascii="Saira" w:hAnsi="Saira"/>
+                <w:sz w:val="20"/>
+                <w:szCs w:val="20"/>
+              </w:rPr>
+              <w:t xml:space="preserve"/>
+            </w:r>
+            <w:proofErr w:type="gramEnd"/>
+            <w:r>
+              <w:rPr>
+                <w:rFonts w:ascii="Saira" w:hAnsi="Saira"/>
+                <w:sz w:val="20"/>
+                <w:szCs w:val="20"/>
+              </w:rPr>
+              <w:t xml:space="preserve"> </w:t>
+            </w:r>
+          </w:p>
+          <w:p>
+            <w:pPr>
+              <w:rPr>
+                <w:rFonts w:ascii="Saira" w:hAnsi="Saira"/>
+                <w:b/>
+                <w:bCs/>
+                <w:sz w:val="20"/>
+                <w:szCs w:val="20"/>
+              </w:rPr>
+            </w:pPr>
+            <w:proofErr w:type="gramStart"/>
+            <w:r>
+              <w:rPr>
+                <w:rFonts w:ascii="Saira" w:hAnsi="Saira"/>
+                <w:b/>
+                <w:bCs/>
+                <w:sz w:val="20"/>
+                <w:szCs w:val="20"/>
+              </w:rPr>
+              <w:t xml:space="preserve">Childcare Skills </w:t>
+            </w:r>
+          </w:p>
+          <w:p>
+            <w:pPr>
+              <w:rPr>
+                <w:rFonts w:ascii="Saira" w:hAnsi="Saira"/>
+                <w:sz w:val="20"/>
+                <w:szCs w:val="20"/>
+              </w:rPr>
+            </w:pPr>
+            <w:r>
+              <w:rPr>
+                <w:rFonts w:ascii="Saira" w:hAnsi="Saira"/>
+                <w:sz w:val="20"/>
+                <w:szCs w:val="20"/>
+              </w:rPr>
+              <w:t xml:space="preserve"/>
+            </w:r>
+            <w:proofErr w:type="gramEnd"/>
+            <w:r>
+              <w:rPr>
+                <w:rFonts w:ascii="Saira" w:hAnsi="Saira"/>
+                <w:sz w:val="20"/>
+                <w:szCs w:val="20"/>
+              </w:rPr>
+              <w:t xml:space="preserve"> </w:t>
+            </w:r>
+          </w:p>
+          <w:p>
+            <w:pPr>
+              <w:pStyle w:val="ListParagraph"/>
+              <w:numPr>
+                <w:ilvl w:val="0"/>
+                <w:numId w:val="21"/>
+              </w:numPr>
+              <w:rPr>
+                <w:rFonts w:ascii="Saira" w:hAnsi="Saira"/>
+                <w:sz w:val="20"/>
+                <w:szCs w:val="20"/>
+              </w:rPr>
+            </w:pPr>
+            <w:proofErr w:type="gramStart"/>
+            <w:r>
+              <w:rPr>
+                <w:rFonts w:ascii="Saira" w:hAnsi="Saira"/>
+                <w:b/>
+                <w:bCs/>
+                <w:sz w:val="20"/>
+                <w:szCs w:val="20"/>
+              </w:rPr>
+              <w:t xml:space="preserve">Early Childhood Development</w:t>
+            </w:r>
+            <w:r>
+              <w:rPr>
+                <w:rFonts w:ascii="Saira" w:hAnsi="Saira"/>
+                <w:sz w:val="20"/>
+                <w:szCs w:val="20"/>
+              </w:rPr>
+              <w:t xml:space="preserve"> — </w:t>
+            </w:r>
+            <w:proofErr w:type="gramStart"/>
+            <w:r>
+              <w:rPr>
+                <w:rFonts w:ascii="Saira" w:hAnsi="Saira"/>
+                <w:sz w:val="20"/>
+                <w:szCs w:val="20"/>
+              </w:rPr>
+              <w:t xml:space="preserve">Early Childhood Development involves understanding the physical, cognitive, social, and emotional growth of children from birth to age eight. This job needs it to ensure that the Au Pair can provide activities and care that support and enhance the children's developmental milestones, promoting a healthy and stimulating environment. </w:t>
+            </w:r>
+          </w:p>
+          <w:p>
+            <w:pPr>
+              <w:rPr>
+                <w:rFonts w:ascii="Saira" w:hAnsi="Saira"/>
+                <w:sz w:val="20"/>
+                <w:szCs w:val="20"/>
+              </w:rPr>
+            </w:pPr>
+            <w:r>
+              <w:rPr>
+                <w:rFonts w:ascii="Saira" w:hAnsi="Saira"/>
+                <w:sz w:val="20"/>
+                <w:szCs w:val="20"/>
+              </w:rPr>
+              <w:t xml:space="preserve"/>
+            </w:r>
+            <w:proofErr w:type="gramEnd"/>
+            <w:r>
+              <w:rPr>
+                <w:rFonts w:ascii="Saira" w:hAnsi="Saira"/>
+                <w:sz w:val="20"/>
+                <w:szCs w:val="20"/>
+              </w:rPr>
+              <w:t xml:space="preserve"> </w:t>
+            </w:r>
+          </w:p>
+          <w:p>
+            <w:pPr>
+              <w:pStyle w:val="ListParagraph"/>
+              <w:numPr>
+                <w:ilvl w:val="0"/>
+                <w:numId w:val="21"/>
+              </w:numPr>
+              <w:rPr>
+                <w:rFonts w:ascii="Saira" w:hAnsi="Saira"/>
+                <w:sz w:val="20"/>
+                <w:szCs w:val="20"/>
+              </w:rPr>
+            </w:pPr>
+            <w:proofErr w:type="gramStart"/>
+            <w:r>
+              <w:rPr>
+                <w:rFonts w:ascii="Saira" w:hAnsi="Saira"/>
+                <w:b/>
+                <w:bCs/>
+                <w:sz w:val="20"/>
+                <w:szCs w:val="20"/>
+              </w:rPr>
+              <w:t xml:space="preserve">First Aid Certification</w:t>
+            </w:r>
+            <w:r>
+              <w:rPr>
+                <w:rFonts w:ascii="Saira" w:hAnsi="Saira"/>
+                <w:sz w:val="20"/>
+                <w:szCs w:val="20"/>
+              </w:rPr>
+              <w:t xml:space="preserve"> — </w:t>
+            </w:r>
+            <w:proofErr w:type="gramStart"/>
+            <w:r>
+              <w:rPr>
+                <w:rFonts w:ascii="Saira" w:hAnsi="Saira"/>
+                <w:sz w:val="20"/>
+                <w:szCs w:val="20"/>
+              </w:rPr>
+              <w:t xml:space="preserve">First Aid Certification equips individuals with the skills to respond to emergencies and provide immediate care for injuries or illnesses. This job needs it to ensure the Au Pair can handle any medical emergencies that may arise while caring for the children, ensuring their safety and wellbeing. </w:t>
+            </w:r>
+          </w:p>
+          <w:p>
+            <w:pPr>
+              <w:rPr>
+                <w:rFonts w:ascii="Saira" w:hAnsi="Saira"/>
+                <w:sz w:val="20"/>
+                <w:szCs w:val="20"/>
+              </w:rPr>
+            </w:pPr>
+            <w:r>
+              <w:rPr>
+                <w:rFonts w:ascii="Saira" w:hAnsi="Saira"/>
+                <w:sz w:val="20"/>
+                <w:szCs w:val="20"/>
+              </w:rPr>
+              <w:t xml:space="preserve"/>
+            </w:r>
+            <w:proofErr w:type="gramEnd"/>
+            <w:r>
+              <w:rPr>
+                <w:rFonts w:ascii="Saira" w:hAnsi="Saira"/>
+                <w:sz w:val="20"/>
+                <w:szCs w:val="20"/>
+              </w:rPr>
+              <w:t xml:space="preserve"> </w:t>
+            </w:r>
+          </w:p>
+          <w:p>
+            <w:pPr>
+              <w:pStyle w:val="ListParagraph"/>
+              <w:numPr>
+                <w:ilvl w:val="0"/>
+                <w:numId w:val="21"/>
+              </w:numPr>
+              <w:rPr>
+                <w:rFonts w:ascii="Saira" w:hAnsi="Saira"/>
+                <w:sz w:val="20"/>
+                <w:szCs w:val="20"/>
+              </w:rPr>
+            </w:pPr>
+            <w:proofErr w:type="gramStart"/>
+            <w:r>
+              <w:rPr>
+                <w:rFonts w:ascii="Saira" w:hAnsi="Saira"/>
+                <w:b/>
+                <w:bCs/>
+                <w:sz w:val="20"/>
+                <w:szCs w:val="20"/>
+              </w:rPr>
+              <w:t xml:space="preserve">Child Nutrition</w:t>
+            </w:r>
+            <w:r>
+              <w:rPr>
+                <w:rFonts w:ascii="Saira" w:hAnsi="Saira"/>
+                <w:sz w:val="20"/>
+                <w:szCs w:val="20"/>
+              </w:rPr>
+              <w:t xml:space="preserve"> — </w:t>
+            </w:r>
+            <w:proofErr w:type="gramStart"/>
+            <w:r>
+              <w:rPr>
+                <w:rFonts w:ascii="Saira" w:hAnsi="Saira"/>
+                <w:sz w:val="20"/>
+                <w:szCs w:val="20"/>
+              </w:rPr>
+              <w:t xml:space="preserve">Child Nutrition involves understanding the dietary needs of children to promote healthy growth and development. This job needs it to ensure the Au Pair can prepare and serve nutritious meals and snacks that meet the children's nutritional requirements, supporting their overall health. </w:t>
+            </w:r>
+          </w:p>
+          <w:p>
+            <w:pPr>
+              <w:rPr>
+                <w:rFonts w:ascii="Saira" w:hAnsi="Saira"/>
+                <w:sz w:val="20"/>
+                <w:szCs w:val="20"/>
+              </w:rPr>
+            </w:pPr>
+            <w:r>
+              <w:rPr>
+                <w:rFonts w:ascii="Saira" w:hAnsi="Saira"/>
+                <w:sz w:val="20"/>
+                <w:szCs w:val="20"/>
+              </w:rPr>
+              <w:t xml:space="preserve"> </w:t>
+            </w:r>
+          </w:p>
+          <w:p>
+            <w:pPr>
+              <w:rPr>
+                <w:rFonts w:ascii="Saira" w:hAnsi="Saira"/>
+                <w:sz w:val="20"/>
+                <w:szCs w:val="20"/>
+              </w:rPr>
+            </w:pPr>
+            <w:r>
+              <w:rPr>
+                <w:rFonts w:ascii="Saira" w:hAnsi="Saira"/>
+                <w:sz w:val="20"/>
+                <w:szCs w:val="20"/>
+              </w:rPr>
+              <w:t xml:space="preserve"/>
+            </w:r>
+            <w:proofErr w:type="gramEnd"/>
+            <w:r>
+              <w:rPr>
+                <w:rFonts w:ascii="Saira" w:hAnsi="Saira"/>
+                <w:sz w:val="20"/>
+                <w:szCs w:val="20"/>
+              </w:rPr>
+              <w:t xml:space="preserve"> </w:t>
+            </w:r>
+          </w:p>
+          <w:p>
+            <w:pPr>
+              <w:rPr>
+                <w:rFonts w:ascii="Saira" w:hAnsi="Saira"/>
+                <w:b/>
+                <w:bCs/>
+                <w:sz w:val="20"/>
+                <w:szCs w:val="20"/>
+              </w:rPr>
+            </w:pPr>
+            <w:proofErr w:type="gramStart"/>
+            <w:r>
+              <w:rPr>
+                <w:rFonts w:ascii="Saira" w:hAnsi="Saira"/>
+                <w:b/>
+                <w:bCs/>
+                <w:sz w:val="20"/>
+                <w:szCs w:val="20"/>
+              </w:rPr>
+              <w:t xml:space="preserve">Soft Skills </w:t>
+            </w:r>
+          </w:p>
+          <w:p>
+            <w:pPr>
+              <w:rPr>
+                <w:rFonts w:ascii="Saira" w:hAnsi="Saira"/>
+                <w:sz w:val="20"/>
+                <w:szCs w:val="20"/>
+              </w:rPr>
+            </w:pPr>
+            <w:r>
+              <w:rPr>
+                <w:rFonts w:ascii="Saira" w:hAnsi="Saira"/>
+                <w:sz w:val="20"/>
+                <w:szCs w:val="20"/>
+              </w:rPr>
+              <w:t xml:space="preserve"/>
+            </w:r>
+            <w:proofErr w:type="gramEnd"/>
+            <w:r>
+              <w:rPr>
+                <w:rFonts w:ascii="Saira" w:hAnsi="Saira"/>
+                <w:sz w:val="20"/>
+                <w:szCs w:val="20"/>
+              </w:rPr>
+              <w:t xml:space="preserve"> </w:t>
+            </w:r>
+          </w:p>
+          <w:p>
+            <w:pPr>
+              <w:pStyle w:val="ListParagraph"/>
+              <w:numPr>
+                <w:ilvl w:val="0"/>
+                <w:numId w:val="21"/>
+              </w:numPr>
+              <w:rPr>
+                <w:rFonts w:ascii="Saira" w:hAnsi="Saira"/>
+                <w:sz w:val="20"/>
+                <w:szCs w:val="20"/>
+              </w:rPr>
+            </w:pPr>
+            <w:proofErr w:type="gramStart"/>
+            <w:r>
+              <w:rPr>
+                <w:rFonts w:ascii="Saira" w:hAnsi="Saira"/>
+                <w:b/>
+                <w:bCs/>
+                <w:sz w:val="20"/>
+                <w:szCs w:val="20"/>
+              </w:rPr>
+              <w:t xml:space="preserve">Patience</w:t>
+            </w:r>
+            <w:r>
+              <w:rPr>
+                <w:rFonts w:ascii="Saira" w:hAnsi="Saira"/>
+                <w:sz w:val="20"/>
+                <w:szCs w:val="20"/>
+              </w:rPr>
+              <w:t xml:space="preserve"> — </w:t>
+            </w:r>
+            <w:proofErr w:type="gramStart"/>
+            <w:r>
+              <w:rPr>
+                <w:rFonts w:ascii="Saira" w:hAnsi="Saira"/>
+                <w:sz w:val="20"/>
+                <w:szCs w:val="20"/>
+              </w:rPr>
+              <w:t xml:space="preserve">Patience is the ability to remain calm and composed in challenging situations. This job needs it to ensure the Au Pair can handle the demands of childcare, including managing tantrums and conflicts, with a calm and understanding approach, fostering a positive environment. </w:t>
+            </w:r>
+          </w:p>
+          <w:p>
+            <w:pPr>
+              <w:rPr>
+                <w:rFonts w:ascii="Saira" w:hAnsi="Saira"/>
+                <w:sz w:val="20"/>
+                <w:szCs w:val="20"/>
+              </w:rPr>
+            </w:pPr>
+            <w:r>
+              <w:rPr>
+                <w:rFonts w:ascii="Saira" w:hAnsi="Saira"/>
+                <w:sz w:val="20"/>
+                <w:szCs w:val="20"/>
+              </w:rPr>
+              <w:t xml:space="preserve"/>
+            </w:r>
+            <w:proofErr w:type="gramEnd"/>
+            <w:r>
+              <w:rPr>
+                <w:rFonts w:ascii="Saira" w:hAnsi="Saira"/>
+                <w:sz w:val="20"/>
+                <w:szCs w:val="20"/>
+              </w:rPr>
+              <w:t xml:space="preserve"> </w:t>
+            </w:r>
+          </w:p>
+          <w:p>
+            <w:pPr>
+              <w:pStyle w:val="ListParagraph"/>
+              <w:numPr>
+                <w:ilvl w:val="0"/>
+                <w:numId w:val="21"/>
+              </w:numPr>
+              <w:rPr>
+                <w:rFonts w:ascii="Saira" w:hAnsi="Saira"/>
+                <w:sz w:val="20"/>
+                <w:szCs w:val="20"/>
+              </w:rPr>
+            </w:pPr>
+            <w:proofErr w:type="gramStart"/>
+            <w:r>
+              <w:rPr>
+                <w:rFonts w:ascii="Saira" w:hAnsi="Saira"/>
+                <w:b/>
+                <w:bCs/>
+                <w:sz w:val="20"/>
+                <w:szCs w:val="20"/>
+              </w:rPr>
+              <w:t xml:space="preserve">Initiative</w:t>
+            </w:r>
+            <w:r>
+              <w:rPr>
+                <w:rFonts w:ascii="Saira" w:hAnsi="Saira"/>
+                <w:sz w:val="20"/>
+                <w:szCs w:val="20"/>
+              </w:rPr>
+              <w:t xml:space="preserve"> — </w:t>
+            </w:r>
+            <w:proofErr w:type="gramStart"/>
+            <w:r>
+              <w:rPr>
+                <w:rFonts w:ascii="Saira" w:hAnsi="Saira"/>
+                <w:sz w:val="20"/>
+                <w:szCs w:val="20"/>
+              </w:rPr>
+              <w:t xml:space="preserve">Initiative is the ability to assess and initiate things independently. This job needs it to ensure the Au Pair can proactively manage tasks and responsibilities, such as planning activities and addressing children's needs without constant supervision, contributing to a smoothly running household. </w:t>
+            </w:r>
+          </w:p>
+          <w:p>
+            <w:pPr>
+              <w:rPr>
+                <w:rFonts w:ascii="Saira" w:hAnsi="Saira"/>
+                <w:sz w:val="20"/>
+                <w:szCs w:val="20"/>
+              </w:rPr>
+            </w:pPr>
+            <w:r>
+              <w:rPr>
+                <w:rFonts w:ascii="Saira" w:hAnsi="Saira"/>
+                <w:sz w:val="20"/>
+                <w:szCs w:val="20"/>
+              </w:rPr>
+              <w:t xml:space="preserve"/>
+            </w:r>
+            <w:proofErr w:type="gramEnd"/>
+            <w:r>
+              <w:rPr>
+                <w:rFonts w:ascii="Saira" w:hAnsi="Saira"/>
+                <w:sz w:val="20"/>
+                <w:szCs w:val="20"/>
+              </w:rPr>
+              <w:t xml:space="preserve"> </w:t>
+            </w:r>
+          </w:p>
+          <w:p>
+            <w:pPr>
+              <w:pStyle w:val="ListParagraph"/>
+              <w:numPr>
+                <w:ilvl w:val="0"/>
+                <w:numId w:val="21"/>
+              </w:numPr>
+              <w:rPr>
+                <w:rFonts w:ascii="Saira" w:hAnsi="Saira"/>
+                <w:sz w:val="20"/>
+                <w:szCs w:val="20"/>
+              </w:rPr>
+            </w:pPr>
+            <w:proofErr w:type="gramStart"/>
+            <w:r>
+              <w:rPr>
+                <w:rFonts w:ascii="Saira" w:hAnsi="Saira"/>
+                <w:b/>
+                <w:bCs/>
+                <w:sz w:val="20"/>
+                <w:szCs w:val="20"/>
+              </w:rPr>
+              <w:t xml:space="preserve">Calm Under Pressure</w:t>
+            </w:r>
+            <w:r>
+              <w:rPr>
+                <w:rFonts w:ascii="Saira" w:hAnsi="Saira"/>
+                <w:sz w:val="20"/>
+                <w:szCs w:val="20"/>
+              </w:rPr>
+              <w:t xml:space="preserve"> — </w:t>
+            </w:r>
+            <w:proofErr w:type="gramStart"/>
+            <w:r>
+              <w:rPr>
+                <w:rFonts w:ascii="Saira" w:hAnsi="Saira"/>
+                <w:sz w:val="20"/>
+                <w:szCs w:val="20"/>
+              </w:rPr>
+              <w:t xml:space="preserve">Being calm under pressure involves maintaining composure and making rational decisions in stressful situations. This job needs it to ensure the Au Pair can effectively manage unexpected challenges or emergencies, ensuring the children's safety and wellbeing at all times. </w:t>
+            </w:r>
+          </w:p>
+          <w:p>
+            <w:pPr>
+              <w:rPr>
+                <w:rFonts w:ascii="Saira" w:hAnsi="Saira"/>
+                <w:sz w:val="20"/>
+                <w:szCs w:val="20"/>
+              </w:rPr>
+            </w:pPr>
+            <w:r>
+              <w:rPr>
+                <w:rFonts w:ascii="Saira" w:hAnsi="Saira"/>
+                <w:sz w:val="20"/>
+                <w:szCs w:val="20"/>
+              </w:rPr>
+              <w:t xml:space="preserve"> </w:t>
+            </w:r>
+          </w:p>
+          <w:p>
+            <w:pPr>
+              <w:rPr>
+                <w:rFonts w:ascii="Saira" w:hAnsi="Saira"/>
+                <w:sz w:val="20"/>
+                <w:szCs w:val="20"/>
+              </w:rPr>
+            </w:pPr>
+            <w:r>
+              <w:rPr>
+                <w:rFonts w:ascii="Saira" w:hAnsi="Saira"/>
+                <w:sz w:val="20"/>
+                <w:szCs w:val="20"/>
+              </w:rPr>
+              <w:t xml:space="preserve"/>
+            </w:r>
+            <w:proofErr w:type="gramEnd"/>
+            <w:r>
+              <w:rPr>
+                <w:rFonts w:ascii="Saira" w:hAnsi="Saira"/>
+                <w:sz w:val="20"/>
+                <w:szCs w:val="20"/>
+              </w:rPr>
+              <w:t xml:space="preserve"> </w:t>
+            </w:r>
+          </w:p>
+          <w:p>
+            <w:pPr>
+              <w:rPr>
+                <w:rFonts w:ascii="Saira" w:hAnsi="Saira"/>
+                <w:b/>
+                <w:bCs/>
+                <w:sz w:val="20"/>
+                <w:szCs w:val="20"/>
+              </w:rPr>
+            </w:pPr>
+            <w:proofErr w:type="gramStart"/>
+            <w:r>
+              <w:rPr>
+                <w:rFonts w:ascii="Saira" w:hAnsi="Saira"/>
+                <w:b/>
+                <w:bCs/>
+                <w:sz w:val="20"/>
+                <w:szCs w:val="20"/>
+              </w:rPr>
+              <w:t xml:space="preserve">Logistical Skills </w:t>
+            </w:r>
+          </w:p>
+          <w:p>
+            <w:pPr>
+              <w:rPr>
+                <w:rFonts w:ascii="Saira" w:hAnsi="Saira"/>
+                <w:sz w:val="20"/>
+                <w:szCs w:val="20"/>
+              </w:rPr>
+            </w:pPr>
+            <w:r>
+              <w:rPr>
+                <w:rFonts w:ascii="Saira" w:hAnsi="Saira"/>
+                <w:sz w:val="20"/>
+                <w:szCs w:val="20"/>
+              </w:rPr>
+              <w:t xml:space="preserve"/>
+            </w:r>
+            <w:proofErr w:type="gramEnd"/>
+            <w:r>
+              <w:rPr>
+                <w:rFonts w:ascii="Saira" w:hAnsi="Saira"/>
+                <w:sz w:val="20"/>
+                <w:szCs w:val="20"/>
+              </w:rPr>
+              <w:t xml:space="preserve"> </w:t>
+            </w:r>
+          </w:p>
+          <w:p>
+            <w:pPr>
+              <w:pStyle w:val="ListParagraph"/>
+              <w:numPr>
+                <w:ilvl w:val="0"/>
+                <w:numId w:val="21"/>
+              </w:numPr>
+              <w:rPr>
+                <w:rFonts w:ascii="Saira" w:hAnsi="Saira"/>
+                <w:sz w:val="20"/>
+                <w:szCs w:val="20"/>
+              </w:rPr>
+            </w:pPr>
+            <w:proofErr w:type="gramStart"/>
+            <w:r>
+              <w:rPr>
+                <w:rFonts w:ascii="Saira" w:hAnsi="Saira"/>
+                <w:b/>
+                <w:bCs/>
+                <w:sz w:val="20"/>
+                <w:szCs w:val="20"/>
+              </w:rPr>
+              <w:t xml:space="preserve">Valid Driver's Licence</w:t>
+            </w:r>
+            <w:r>
+              <w:rPr>
+                <w:rFonts w:ascii="Saira" w:hAnsi="Saira"/>
+                <w:sz w:val="20"/>
+                <w:szCs w:val="20"/>
+              </w:rPr>
+              <w:t xml:space="preserve"> — </w:t>
+            </w:r>
+            <w:proofErr w:type="gramStart"/>
+            <w:r>
+              <w:rPr>
+                <w:rFonts w:ascii="Saira" w:hAnsi="Saira"/>
+                <w:sz w:val="20"/>
+                <w:szCs w:val="20"/>
+              </w:rPr>
+              <w:t xml:space="preserve">A valid driver's licence is an official document permitting a person to operate a motor vehicle. This job needs it to ensure the Au Pair can safely transport children to and from school and other activities, providing reliable and flexible support for the family's logistical needs. </w:t>
+            </w:r>
+          </w:p>
+          <w:p>
+            <w:pPr>
+              <w:rPr>
+                <w:rFonts w:ascii="Saira" w:hAnsi="Saira"/>
+                <w:sz w:val="20"/>
+                <w:szCs w:val="20"/>
+              </w:rPr>
+            </w:pPr>
+            <w:r>
+              <w:rPr>
+                <w:rFonts w:ascii="Saira" w:hAnsi="Saira"/>
+                <w:sz w:val="20"/>
+                <w:szCs w:val="20"/>
+              </w:rPr>
+              <w:t xml:space="preserve"/>
+            </w:r>
+            <w:proofErr w:type="gramEnd"/>
+            <w:r>
+              <w:rPr>
+                <w:rFonts w:ascii="Saira" w:hAnsi="Saira"/>
+                <w:sz w:val="20"/>
+                <w:szCs w:val="20"/>
+              </w:rPr>
+              <w:t xml:space="preserve"> </w:t>
+            </w:r>
+          </w:p>
+          <w:p>
+            <w:pPr>
+              <w:pStyle w:val="ListParagraph"/>
+              <w:numPr>
+                <w:ilvl w:val="0"/>
+                <w:numId w:val="21"/>
+              </w:numPr>
+              <w:rPr>
+                <w:rFonts w:ascii="Saira" w:hAnsi="Saira"/>
+                <w:sz w:val="20"/>
+                <w:szCs w:val="20"/>
+              </w:rPr>
+            </w:pPr>
+            <w:proofErr w:type="gramStart"/>
+            <w:r>
+              <w:rPr>
+                <w:rFonts w:ascii="Saira" w:hAnsi="Saira"/>
+                <w:b/>
+                <w:bCs/>
+                <w:sz w:val="20"/>
+                <w:szCs w:val="20"/>
+              </w:rPr>
+              <w:t xml:space="preserve">Background Check</w:t>
+            </w:r>
+            <w:r>
+              <w:rPr>
+                <w:rFonts w:ascii="Saira" w:hAnsi="Saira"/>
+                <w:sz w:val="20"/>
+                <w:szCs w:val="20"/>
+              </w:rPr>
+              <w:t xml:space="preserve"> — </w:t>
+            </w:r>
+            <w:proofErr w:type="gramStart"/>
+            <w:r>
+              <w:rPr>
+                <w:rFonts w:ascii="Saira" w:hAnsi="Saira"/>
+                <w:sz w:val="20"/>
+                <w:szCs w:val="20"/>
+              </w:rPr>
+              <w:t xml:space="preserve">A background check is a process of verifying a person's history and credentials. This job needs it to ensure the Au Pair has a clean record, providing peace of mind to the family regarding the safety and security of their children. </w:t>
+            </w:r>
+          </w:p>
+          <w:p>
+            <w:pPr>
+              <w:rPr>
+                <w:rFonts w:ascii="Saira" w:hAnsi="Saira"/>
+                <w:sz w:val="20"/>
+                <w:szCs w:val="20"/>
+              </w:rPr>
+            </w:pPr>
+            <w:r>
+              <w:rPr>
+                <w:rFonts w:ascii="Saira" w:hAnsi="Saira"/>
+                <w:sz w:val="20"/>
+                <w:szCs w:val="20"/>
+              </w:rPr>
+              <w:t xml:space="preserve"> </w:t>
+            </w:r>
+          </w:p>
+          <w:p>
+            <w:pPr>
+              <w:rPr>
+                <w:rFonts w:ascii="Saira" w:hAnsi="Saira"/>
+                <w:sz w:val="20"/>
+                <w:szCs w:val="20"/>
+              </w:rPr>
+            </w:pPr>
+            <w:r>
+              <w:rPr>
+                <w:rFonts w:ascii="Saira" w:hAnsi="Saira"/>
+                <w:sz w:val="20"/>
+                <w:szCs w:val="20"/>
+              </w:rPr>
+              <w:t xml:space="preserve"/>
+            </w:r>
+            <w:proofErr w:type="gramEnd"/>
+            <w:r>
+              <w:rPr>
+                <w:rFonts w:ascii="Saira" w:hAnsi="Saira"/>
+                <w:sz w:val="20"/>
+                <w:szCs w:val="20"/>
+              </w:rPr>
+              <w:t xml:space="preserve"> </w:t>
+            </w:r>
+          </w:p>
+          <w:p>
+            <w:pPr>
+              <w:rPr>
+                <w:rFonts w:ascii="Saira" w:hAnsi="Saira"/>
+                <w:b/>
+                <w:bCs/>
+                <w:sz w:val="20"/>
+                <w:szCs w:val="20"/>
+              </w:rPr>
+            </w:pPr>
+            <w:proofErr w:type="gramStart"/>
+            <w:r>
+              <w:rPr>
+                <w:rFonts w:ascii="Saira" w:hAnsi="Saira"/>
+                <w:b/>
+                <w:bCs/>
+                <w:sz w:val="20"/>
+                <w:szCs w:val="20"/>
+              </w:rPr>
+              <w:t xml:space="preserve">Cultural Skills </w:t>
+            </w:r>
+          </w:p>
+          <w:p>
+            <w:pPr>
+              <w:rPr>
+                <w:rFonts w:ascii="Saira" w:hAnsi="Saira"/>
+                <w:sz w:val="20"/>
+                <w:szCs w:val="20"/>
+              </w:rPr>
+            </w:pPr>
+            <w:r>
+              <w:rPr>
+                <w:rFonts w:ascii="Saira" w:hAnsi="Saira"/>
+                <w:sz w:val="20"/>
+                <w:szCs w:val="20"/>
+              </w:rPr>
+              <w:t xml:space="preserve"/>
+            </w:r>
+            <w:proofErr w:type="gramEnd"/>
+            <w:r>
+              <w:rPr>
+                <w:rFonts w:ascii="Saira" w:hAnsi="Saira"/>
+                <w:sz w:val="20"/>
+                <w:szCs w:val="20"/>
+              </w:rPr>
+              <w:t xml:space="preserve"> </w:t>
+            </w:r>
+          </w:p>
+          <w:p>
+            <w:pPr>
+              <w:pStyle w:val="ListParagraph"/>
+              <w:numPr>
+                <w:ilvl w:val="0"/>
+                <w:numId w:val="21"/>
+              </w:numPr>
+              <w:rPr>
+                <w:rFonts w:ascii="Saira" w:hAnsi="Saira"/>
+                <w:sz w:val="20"/>
+                <w:szCs w:val="20"/>
+              </w:rPr>
+            </w:pPr>
+            <w:proofErr w:type="gramStart"/>
+            <w:r>
+              <w:rPr>
+                <w:rFonts w:ascii="Saira" w:hAnsi="Saira"/>
+                <w:b/>
+                <w:bCs/>
+                <w:sz w:val="20"/>
+                <w:szCs w:val="20"/>
+              </w:rPr>
+              <w:t xml:space="preserve">Fluency in English</w:t>
+            </w:r>
+            <w:r>
+              <w:rPr>
+                <w:rFonts w:ascii="Saira" w:hAnsi="Saira"/>
+                <w:sz w:val="20"/>
+                <w:szCs w:val="20"/>
+              </w:rPr>
+              <w:t xml:space="preserve"> — </w:t>
+            </w:r>
+            <w:proofErr w:type="gramStart"/>
+            <w:r>
+              <w:rPr>
+                <w:rFonts w:ascii="Saira" w:hAnsi="Saira"/>
+                <w:sz w:val="20"/>
+                <w:szCs w:val="20"/>
+              </w:rPr>
+              <w:t xml:space="preserve">Fluency in English involves the ability to speak, read, and write in English with ease and accuracy. This job needs it to ensure effective communication with the family and children, facilitating a smooth integration into the household and supporting the children's language development. </w:t>
+            </w:r>
+          </w:p>
+          <w:p>
+            <w:pPr>
+              <w:rPr>
+                <w:rFonts w:ascii="Saira" w:hAnsi="Saira"/>
+                <w:sz w:val="20"/>
+                <w:szCs w:val="20"/>
+              </w:rPr>
+            </w:pPr>
+            <w:r>
+              <w:rPr>
+                <w:rFonts w:ascii="Saira" w:hAnsi="Saira"/>
+                <w:sz w:val="20"/>
+                <w:szCs w:val="20"/>
+              </w:rPr>
+              <w:t xml:space="preserve"/>
+            </w:r>
+            <w:proofErr w:type="gramEnd"/>
+            <w:r>
+              <w:rPr>
+                <w:rFonts w:ascii="Saira" w:hAnsi="Saira"/>
+                <w:sz w:val="20"/>
+                <w:szCs w:val="20"/>
+              </w:rPr>
+              <w:t xml:space="preserve"> </w:t>
+            </w:r>
+          </w:p>
+          <w:p>
+            <w:pPr>
+              <w:pStyle w:val="ListParagraph"/>
+              <w:numPr>
+                <w:ilvl w:val="0"/>
+                <w:numId w:val="21"/>
+              </w:numPr>
+              <w:rPr>
+                <w:rFonts w:ascii="Saira" w:hAnsi="Saira"/>
+                <w:sz w:val="20"/>
+                <w:szCs w:val="20"/>
+              </w:rPr>
+            </w:pPr>
+            <w:proofErr w:type="gramStart"/>
+            <w:r>
+              <w:rPr>
+                <w:rFonts w:ascii="Saira" w:hAnsi="Saira"/>
+                <w:b/>
+                <w:bCs/>
+                <w:sz w:val="20"/>
+                <w:szCs w:val="20"/>
+              </w:rPr>
+              <w:t xml:space="preserve">Additional Language</w:t>
+            </w:r>
+            <w:r>
+              <w:rPr>
+                <w:rFonts w:ascii="Saira" w:hAnsi="Saira"/>
+                <w:sz w:val="20"/>
+                <w:szCs w:val="20"/>
+              </w:rPr>
+              <w:t xml:space="preserve"> — </w:t>
+            </w:r>
+            <w:proofErr w:type="gramStart"/>
+            <w:r>
+              <w:rPr>
+                <w:rFonts w:ascii="Saira" w:hAnsi="Saira"/>
+                <w:sz w:val="20"/>
+                <w:szCs w:val="20"/>
+              </w:rPr>
+              <w:t xml:space="preserve">Knowledge of an additional language involves the ability to communicate in a language other than one's native tongue. This job needs it to provide cultural enrichment and language exposure to the children, enhancing their global awareness and linguistic skills. </w:t>
+            </w:r>
+          </w:p>
+          <w:p>
+            <w:pPr>
+              <w:rPr>
+                <w:rFonts w:ascii="Saira" w:hAnsi="Saira"/>
+                <w:sz w:val="20"/>
+                <w:szCs w:val="20"/>
+              </w:rPr>
+            </w:pPr>
+            <w:r>
+              <w:rPr>
+                <w:rFonts w:ascii="Saira" w:hAnsi="Saira"/>
+                <w:sz w:val="20"/>
+                <w:szCs w:val="20"/>
+              </w:rPr>
+              <w:t xml:space="preserve"> </w:t>
+            </w:r>
+          </w:p>
+          <w:p>
+            <w:pPr>
+              <w:rPr>
+                <w:rFonts w:ascii="Saira" w:hAnsi="Saira"/>
+                <w:sz w:val="20"/>
+                <w:szCs w:val="20"/>
+              </w:rPr>
+            </w:pPr>
+            <w:r>
+              <w:rPr>
+                <w:rFonts w:ascii="Saira" w:hAnsi="Saira"/>
+                <w:sz w:val="20"/>
+                <w:szCs w:val="20"/>
+              </w:rPr>
+              <w:t xml:space="preserve"/>
+            </w:r>
+            <w:proofErr w:type="gramEnd"/>
+            <w:r>
+              <w:rPr>
+                <w:rFonts w:ascii="Saira" w:hAnsi="Saira"/>
+                <w:sz w:val="20"/>
+                <w:szCs w:val="20"/>
+              </w:rPr>
+              <w:t xml:space="preserve"> </w:t>
+            </w:r>
+          </w:p>
+          <w:p>
+            <w:pPr>
+              <w:rPr>
+                <w:rFonts w:ascii="Saira" w:hAnsi="Saira"/>
+                <w:b/>
+                <w:bCs/>
+                <w:sz w:val="20"/>
+                <w:szCs w:val="20"/>
+              </w:rPr>
+            </w:pPr>
+            <w:proofErr w:type="gramStart"/>
+            <w:r>
+              <w:rPr>
+                <w:rFonts w:ascii="Saira" w:hAnsi="Saira"/>
+                <w:b/>
+                <w:bCs/>
+                <w:sz w:val="20"/>
+                <w:szCs w:val="20"/>
+              </w:rPr>
+              <w:t xml:space="preserve">Household Management </w:t>
+            </w:r>
+          </w:p>
+          <w:p>
+            <w:pPr>
+              <w:rPr>
+                <w:rFonts w:ascii="Saira" w:hAnsi="Saira"/>
+                <w:sz w:val="20"/>
+                <w:szCs w:val="20"/>
+              </w:rPr>
+            </w:pPr>
+            <w:r>
+              <w:rPr>
+                <w:rFonts w:ascii="Saira" w:hAnsi="Saira"/>
+                <w:sz w:val="20"/>
+                <w:szCs w:val="20"/>
+              </w:rPr>
+              <w:t xml:space="preserve"/>
+            </w:r>
+            <w:proofErr w:type="gramEnd"/>
+            <w:r>
+              <w:rPr>
+                <w:rFonts w:ascii="Saira" w:hAnsi="Saira"/>
+                <w:sz w:val="20"/>
+                <w:szCs w:val="20"/>
+              </w:rPr>
+              <w:t xml:space="preserve"> </w:t>
+            </w:r>
+          </w:p>
+          <w:p>
+            <w:pPr>
+              <w:pStyle w:val="ListParagraph"/>
+              <w:numPr>
+                <w:ilvl w:val="0"/>
+                <w:numId w:val="21"/>
+              </w:numPr>
+              <w:rPr>
+                <w:rFonts w:ascii="Saira" w:hAnsi="Saira"/>
+                <w:sz w:val="20"/>
+                <w:szCs w:val="20"/>
+              </w:rPr>
+            </w:pPr>
+            <w:proofErr w:type="gramStart"/>
+            <w:r>
+              <w:rPr>
+                <w:rFonts w:ascii="Saira" w:hAnsi="Saira"/>
+                <w:b/>
+                <w:bCs/>
+                <w:sz w:val="20"/>
+                <w:szCs w:val="20"/>
+              </w:rPr>
+              <w:t xml:space="preserve">Light Housekeeping</w:t>
+            </w:r>
+            <w:r>
+              <w:rPr>
+                <w:rFonts w:ascii="Saira" w:hAnsi="Saira"/>
+                <w:sz w:val="20"/>
+                <w:szCs w:val="20"/>
+              </w:rPr>
+              <w:t xml:space="preserve"> — </w:t>
+            </w:r>
+            <w:proofErr w:type="gramStart"/>
+            <w:r>
+              <w:rPr>
+                <w:rFonts w:ascii="Saira" w:hAnsi="Saira"/>
+                <w:sz w:val="20"/>
+                <w:szCs w:val="20"/>
+              </w:rPr>
+              <w:t xml:space="preserve">Light housekeeping involves performing basic cleaning and organizing tasks to maintain a tidy living environment. This job needs it to ensure the Au Pair can manage tasks related to the children's spaces, such as tidying play areas and doing laundry, contributing to a well-organized household. </w:t>
             </w:r>
           </w:p>
           <w:p>
@@ -3285,7 +4101,7 @@
                 <w:sz w:val="20"/>
                 <w:szCs w:val="20"/>
               </w:rPr>
-              <w:t xml:space="preserve">Designed and built automation scripts using Python, JavaScript, and Google Apps Script to streamline repetitive academic and content-generation workflows.  </w:t>
+              <w:t xml:space="preserve">Developed and maintained test automation scripts using Python, JavaScript, and Google Apps Script, reducing manual processing time and improving workflow efficiency.  </w:t>
             </w:r>
           </w:p>
           <w:p>
@@ -3333,7 +4149,7 @@
                 <w:sz w:val="20"/>
                 <w:szCs w:val="20"/>
               </w:rPr>
-              <w:t xml:space="preserve">Developed document-processing automations to extract, clean, reorganize, and format large volumes of structured text.  </w:t>
+              <w:t xml:space="preserve">Built and optimized automation tools and document-processing pipelines to extract, clean, and format large datasets for academic and software development projects.  </w:t>
             </w:r>
           </w:p>
           <w:p>
@@ -3381,7 +4197,7 @@
                 <w:sz w:val="20"/>
                 <w:szCs w:val="20"/>
               </w:rPr>
-              <w:t xml:space="preserve">Integrated APIs and AI tools to automate data transformation, content generation, and reporting tasks.  </w:t>
+              <w:t xml:space="preserve">Integrated APIs and AI tools into existing systems to automate data transformation, reporting, and content generation processes.  </w:t>
             </w:r>
           </w:p>
           <w:p>
@@ -3429,7 +4245,7 @@
                 <w:sz w:val="20"/>
                 <w:szCs w:val="20"/>
               </w:rPr>
-              <w:t xml:space="preserve">Documented tools and workflows clearly to ensure reusability and knowledge sharing.  </w:t>
+              <w:t xml:space="preserve">Collaborated with developers to debug, test, and optimize software systems, improving code quality, automation coverage, and overall system performance.  </w:t>
             </w:r>
           </w:p>
           <w:p>
@@ -3477,143 +4293,7 @@
                 <w:sz w:val="20"/>
                 <w:szCs w:val="20"/>
               </w:rPr>
-              <w:t xml:space="preserve">Collaborated closely with developers to identify root causes and verify fixes, ensuring high-quality software delivery.  </w:t>
-            </w:r>
-          </w:p>
-          <w:p>
-            <w:pPr>
-              <w:rPr>
-                <w:rFonts w:ascii="Saira" w:hAnsi="Saira"/>
-                <w:sz w:val="20"/>
-                <w:szCs w:val="20"/>
-              </w:rPr>
-            </w:pPr>
-            <w:r>
-              <w:rPr>
-                <w:rFonts w:ascii="Saira" w:hAnsi="Saira"/>
-                <w:sz w:val="20"/>
-                <w:szCs w:val="20"/>
-              </w:rPr>
-              <w:t xml:space="preserve"> </w:t>
-            </w:r>
-            <w:r>
-              <w:rPr>
-                <w:rFonts w:ascii="Saira" w:hAnsi="Saira"/>
-                <w:sz w:val="20"/>
-                <w:szCs w:val="20"/>
-              </w:rPr>
-              <w:t xml:space="preserve"> </w:t>
-            </w:r>
-          </w:p>
-          <w:p>
-            <w:pPr>
-              <w:rPr>
-                <w:rFonts w:ascii="Saira" w:hAnsi="Saira"/>
-                <w:sz w:val="20"/>
-                <w:szCs w:val="20"/>
-              </w:rPr>
-            </w:pPr>
-            <w:r>
-              <w:rPr>
-                <w:rFonts w:ascii="Saira" w:hAnsi="Saira"/>
-                <w:sz w:val="20"/>
-                <w:szCs w:val="20"/>
-              </w:rPr>
-              <w:t xml:space="preserve"/>
-            </w:r>
-            <w:proofErr w:type="gramEnd"/>
-            <w:r>
-              <w:rPr>
-                <w:rFonts w:ascii="Saira" w:hAnsi="Saira"/>
-                <w:sz w:val="20"/>
-                <w:szCs w:val="20"/>
-              </w:rPr>
-              <w:t xml:space="preserve"> </w:t>
-            </w:r>
-            <w:r>
-              <w:rPr>
-                <w:rFonts w:ascii="Saira" w:hAnsi="Saira"/>
-                <w:sz w:val="20"/>
-                <w:szCs w:val="20"/>
-              </w:rPr>
-              <w:t xml:space="preserve"> </w:t>
-            </w:r>
-          </w:p>
-          <w:p>
-            <w:pPr>
-              <w:rPr>
-                <w:rFonts w:ascii="Saira" w:hAnsi="Saira"/>
-                <w:b/>
-                <w:bCs/>
-                <w:sz w:val="20"/>
-                <w:szCs w:val="20"/>
-              </w:rPr>
-            </w:pPr>
-            <w:proofErr w:type="gramStart"/>
-            <w:r>
-              <w:rPr>
-                <w:rFonts w:ascii="Saira" w:hAnsi="Saira"/>
-                <w:b/>
-                <w:bCs/>
-                <w:sz w:val="20"/>
-                <w:szCs w:val="20"/>
-              </w:rPr>
-              <w:t xml:space="preserve">SALES REPRESENTATIVE </w:t>
-            </w:r>
-            <w:proofErr w:type="gramStart"/>
-            <w:r>
-              <w:rPr>
-                <w:rFonts w:ascii="Saira" w:hAnsi="Saira"/>
-                <w:b/>
-                <w:bCs/>
-                <w:sz w:val="20"/>
-                <w:szCs w:val="20"/>
-              </w:rPr>
-              <w:t xml:space="preserve">2023 - </w:t>
-            </w:r>
-            <w:proofErr w:type="gramStart"/>
-            <w:r>
-              <w:rPr>
-                <w:rFonts w:ascii="Saira" w:hAnsi="Saira"/>
-                <w:b/>
-                <w:bCs/>
-                <w:sz w:val="20"/>
-                <w:szCs w:val="20"/>
-              </w:rPr>
-              <w:t xml:space="preserve">2025  </w:t>
-            </w:r>
-          </w:p>
-          <w:p>
-            <w:pPr>
-              <w:rPr>
-                <w:rFonts w:ascii="Saira" w:hAnsi="Saira"/>
-                <w:b/>
-                <w:bCs/>
-                <w:sz w:val="20"/>
-                <w:szCs w:val="20"/>
-              </w:rPr>
-            </w:pPr>
-            <w:proofErr w:type="gramStart"/>
-            <w:r>
-              <w:rPr>
-                <w:rFonts w:ascii="Saira" w:hAnsi="Saira"/>
-                <w:b/>
-                <w:bCs/>
-                <w:sz w:val="20"/>
-                <w:szCs w:val="20"/>
-              </w:rPr>
-              <w:t xml:space="preserve">M AND L HPC BRANDS GROUP (PTY) LTP, | </w:t>
-            </w:r>
-            <w:proofErr w:type="gramStart"/>
-            <w:r>
-              <w:rPr>
-                <w:rFonts w:ascii="Saira" w:hAnsi="Saira"/>
-                <w:b/>
-                <w:bCs/>
-                <w:sz w:val="20"/>
-                <w:szCs w:val="20"/>
-              </w:rPr>
-              <w:t xml:space="preserve">Johannesburg, South Afica  </w:t>
+              <w:t xml:space="preserve">Applied problem-solving skills to manage and resolve unexpected challenges during project execution.  </w:t>
             </w:r>
           </w:p>
           <w:p>
@@ -3661,7 +4341,527 @@
                 <w:sz w:val="20"/>
                 <w:szCs w:val="20"/>
               </w:rPr>
-              <w:t xml:space="preserve">Developed strong communication, patience, and adaptability skills through daily interaction with diverse individuals, directly transferable to a classroom environment.  </w:t>
+              <w:t xml:space="preserve">Demonstrated adaptability by learning new tools and technologies to enhance project outcomes.  </w:t>
+            </w:r>
+          </w:p>
+          <w:p>
+            <w:pPr>
+              <w:rPr>
+                <w:rFonts w:ascii="Saira" w:hAnsi="Saira"/>
+                <w:sz w:val="20"/>
+                <w:szCs w:val="20"/>
+              </w:rPr>
+            </w:pPr>
+            <w:r>
+              <w:rPr>
+                <w:rFonts w:ascii="Saira" w:hAnsi="Saira"/>
+                <w:sz w:val="20"/>
+                <w:szCs w:val="20"/>
+              </w:rPr>
+              <w:t xml:space="preserve"> </w:t>
+            </w:r>
+            <w:r>
+              <w:rPr>
+                <w:rFonts w:ascii="Saira" w:hAnsi="Saira"/>
+                <w:sz w:val="20"/>
+                <w:szCs w:val="20"/>
+              </w:rPr>
+              <w:t xml:space="preserve"> </w:t>
+            </w:r>
+          </w:p>
+          <w:p>
+            <w:pPr>
+              <w:pStyle w:val="ListParagraph"/>
+              <w:numPr>
+                <w:ilvl w:val="0"/>
+                <w:numId w:val="21"/>
+              </w:numPr>
+              <w:rPr>
+                <w:rFonts w:ascii="Saira" w:hAnsi="Saira"/>
+                <w:sz w:val="20"/>
+                <w:szCs w:val="20"/>
+              </w:rPr>
+            </w:pPr>
+            <w:proofErr w:type="gramStart"/>
+            <w:r>
+              <w:rPr>
+                <w:rFonts w:ascii="Saira" w:hAnsi="Saira"/>
+                <w:sz w:val="20"/>
+                <w:szCs w:val="20"/>
+              </w:rPr>
+              <w:t xml:space="preserve">Utilized strong communication skills to effectively collaborate with team members and stakeholders.  </w:t>
+            </w:r>
+          </w:p>
+          <w:p>
+            <w:pPr>
+              <w:rPr>
+                <w:rFonts w:ascii="Saira" w:hAnsi="Saira"/>
+                <w:sz w:val="20"/>
+                <w:szCs w:val="20"/>
+              </w:rPr>
+            </w:pPr>
+            <w:r>
+              <w:rPr>
+                <w:rFonts w:ascii="Saira" w:hAnsi="Saira"/>
+                <w:sz w:val="20"/>
+                <w:szCs w:val="20"/>
+              </w:rPr>
+              <w:t xml:space="preserve"> </w:t>
+            </w:r>
+            <w:r>
+              <w:rPr>
+                <w:rFonts w:ascii="Saira" w:hAnsi="Saira"/>
+                <w:sz w:val="20"/>
+                <w:szCs w:val="20"/>
+              </w:rPr>
+              <w:t xml:space="preserve"> </w:t>
+            </w:r>
+          </w:p>
+          <w:p>
+            <w:pPr>
+              <w:rPr>
+                <w:rFonts w:ascii="Saira" w:hAnsi="Saira"/>
+                <w:sz w:val="20"/>
+                <w:szCs w:val="20"/>
+              </w:rPr>
+            </w:pPr>
+            <w:r>
+              <w:rPr>
+                <w:rFonts w:ascii="Saira" w:hAnsi="Saira"/>
+                <w:sz w:val="20"/>
+                <w:szCs w:val="20"/>
+              </w:rPr>
+              <w:t xml:space="preserve"/>
+            </w:r>
+            <w:proofErr w:type="gramEnd"/>
+            <w:r>
+              <w:rPr>
+                <w:rFonts w:ascii="Saira" w:hAnsi="Saira"/>
+                <w:sz w:val="20"/>
+                <w:szCs w:val="20"/>
+              </w:rPr>
+              <w:t xml:space="preserve"> </w:t>
+            </w:r>
+            <w:r>
+              <w:rPr>
+                <w:rFonts w:ascii="Saira" w:hAnsi="Saira"/>
+                <w:sz w:val="20"/>
+                <w:szCs w:val="20"/>
+              </w:rPr>
+              <w:t xml:space="preserve"> </w:t>
+            </w:r>
+          </w:p>
+          <w:p>
+            <w:pPr>
+              <w:rPr>
+                <w:rFonts w:ascii="Saira" w:hAnsi="Saira"/>
+                <w:b/>
+                <w:bCs/>
+                <w:sz w:val="20"/>
+                <w:szCs w:val="20"/>
+              </w:rPr>
+            </w:pPr>
+            <w:proofErr w:type="gramStart"/>
+            <w:r>
+              <w:rPr>
+                <w:rFonts w:ascii="Saira" w:hAnsi="Saira"/>
+                <w:b/>
+                <w:bCs/>
+                <w:sz w:val="20"/>
+                <w:szCs w:val="20"/>
+              </w:rPr>
+              <w:t xml:space="preserve">SALES REPRESENTATIVE </w:t>
+            </w:r>
+            <w:proofErr w:type="gramStart"/>
+            <w:r>
+              <w:rPr>
+                <w:rFonts w:ascii="Saira" w:hAnsi="Saira"/>
+                <w:b/>
+                <w:bCs/>
+                <w:sz w:val="20"/>
+                <w:szCs w:val="20"/>
+              </w:rPr>
+              <w:t xml:space="preserve">2023 - </w:t>
+            </w:r>
+            <w:proofErr w:type="gramStart"/>
+            <w:r>
+              <w:rPr>
+                <w:rFonts w:ascii="Saira" w:hAnsi="Saira"/>
+                <w:b/>
+                <w:bCs/>
+                <w:sz w:val="20"/>
+                <w:szCs w:val="20"/>
+              </w:rPr>
+              <w:t xml:space="preserve">2025  </w:t>
+            </w:r>
+          </w:p>
+          <w:p>
+            <w:pPr>
+              <w:rPr>
+                <w:rFonts w:ascii="Saira" w:hAnsi="Saira"/>
+                <w:b/>
+                <w:bCs/>
+                <w:sz w:val="20"/>
+                <w:szCs w:val="20"/>
+              </w:rPr>
+            </w:pPr>
+            <w:proofErr w:type="gramStart"/>
+            <w:r>
+              <w:rPr>
+                <w:rFonts w:ascii="Saira" w:hAnsi="Saira"/>
+                <w:b/>
+                <w:bCs/>
+                <w:sz w:val="20"/>
+                <w:szCs w:val="20"/>
+              </w:rPr>
+              <w:t xml:space="preserve">M AND L HPC BRANDS GROUP (PTY) LTP | </w:t>
+            </w:r>
+            <w:proofErr w:type="gramStart"/>
+            <w:r>
+              <w:rPr>
+                <w:rFonts w:ascii="Saira" w:hAnsi="Saira"/>
+                <w:b/>
+                <w:bCs/>
+                <w:sz w:val="20"/>
+                <w:szCs w:val="20"/>
+              </w:rPr>
+              <w:t xml:space="preserve">Johannesburg, South Africa  </w:t>
+            </w:r>
+          </w:p>
+          <w:p>
+            <w:pPr>
+              <w:rPr>
+                <w:rFonts w:ascii="Saira" w:hAnsi="Saira"/>
+                <w:sz w:val="20"/>
+                <w:szCs w:val="20"/>
+              </w:rPr>
+            </w:pPr>
+            <w:r>
+              <w:rPr>
+                <w:rFonts w:ascii="Saira" w:hAnsi="Saira"/>
+                <w:sz w:val="20"/>
+                <w:szCs w:val="20"/>
+              </w:rPr>
+              <w:t xml:space="preserve"> </w:t>
+            </w:r>
+            <w:r>
+              <w:rPr>
+                <w:rFonts w:ascii="Saira" w:hAnsi="Saira"/>
+                <w:sz w:val="20"/>
+                <w:szCs w:val="20"/>
+              </w:rPr>
+              <w:t xml:space="preserve"> </w:t>
+            </w:r>
+          </w:p>
+          <w:p>
+            <w:pPr>
+              <w:pStyle w:val="ListParagraph"/>
+              <w:numPr>
+                <w:ilvl w:val="0"/>
+                <w:numId w:val="21"/>
+              </w:numPr>
+              <w:rPr>
+                <w:rFonts w:ascii="Saira" w:hAnsi="Saira"/>
+                <w:sz w:val="20"/>
+                <w:szCs w:val="20"/>
+              </w:rPr>
+            </w:pPr>
+            <w:proofErr w:type="gramStart"/>
+            <w:r>
+              <w:rPr>
+                <w:rFonts w:ascii="Saira" w:hAnsi="Saira"/>
+                <w:sz w:val="20"/>
+                <w:szCs w:val="20"/>
+              </w:rPr>
+              <w:t xml:space="preserve">Delivered remote customer engagement and product support, strengthening communication, problem-solving, and client relationship management skills.  </w:t>
+            </w:r>
+          </w:p>
+          <w:p>
+            <w:pPr>
+              <w:rPr>
+                <w:rFonts w:ascii="Saira" w:hAnsi="Saira"/>
+                <w:sz w:val="20"/>
+                <w:szCs w:val="20"/>
+              </w:rPr>
+            </w:pPr>
+            <w:r>
+              <w:rPr>
+                <w:rFonts w:ascii="Saira" w:hAnsi="Saira"/>
+                <w:sz w:val="20"/>
+                <w:szCs w:val="20"/>
+              </w:rPr>
+              <w:t xml:space="preserve"> </w:t>
+            </w:r>
+            <w:r>
+              <w:rPr>
+                <w:rFonts w:ascii="Saira" w:hAnsi="Saira"/>
+                <w:sz w:val="20"/>
+                <w:szCs w:val="20"/>
+              </w:rPr>
+              <w:t xml:space="preserve"> </w:t>
+            </w:r>
+          </w:p>
+          <w:p>
+            <w:pPr>
+              <w:pStyle w:val="ListParagraph"/>
+              <w:numPr>
+                <w:ilvl w:val="0"/>
+                <w:numId w:val="21"/>
+              </w:numPr>
+              <w:rPr>
+                <w:rFonts w:ascii="Saira" w:hAnsi="Saira"/>
+                <w:sz w:val="20"/>
+                <w:szCs w:val="20"/>
+              </w:rPr>
+            </w:pPr>
+            <w:proofErr w:type="gramStart"/>
+            <w:r>
+              <w:rPr>
+                <w:rFonts w:ascii="Saira" w:hAnsi="Saira"/>
+                <w:sz w:val="20"/>
+                <w:szCs w:val="20"/>
+              </w:rPr>
+              <w:t xml:space="preserve">Adapted messaging and sales approaches to interact effectively with diverse customers, improving customer satisfaction and engagement.  </w:t>
+            </w:r>
+          </w:p>
+          <w:p>
+            <w:pPr>
+              <w:rPr>
+                <w:rFonts w:ascii="Saira" w:hAnsi="Saira"/>
+                <w:sz w:val="20"/>
+                <w:szCs w:val="20"/>
+              </w:rPr>
+            </w:pPr>
+            <w:r>
+              <w:rPr>
+                <w:rFonts w:ascii="Saira" w:hAnsi="Saira"/>
+                <w:sz w:val="20"/>
+                <w:szCs w:val="20"/>
+              </w:rPr>
+              <w:t xml:space="preserve"> </w:t>
+            </w:r>
+            <w:r>
+              <w:rPr>
+                <w:rFonts w:ascii="Saira" w:hAnsi="Saira"/>
+                <w:sz w:val="20"/>
+                <w:szCs w:val="20"/>
+              </w:rPr>
+              <w:t xml:space="preserve"> </w:t>
+            </w:r>
+          </w:p>
+          <w:p>
+            <w:pPr>
+              <w:pStyle w:val="ListParagraph"/>
+              <w:numPr>
+                <w:ilvl w:val="0"/>
+                <w:numId w:val="21"/>
+              </w:numPr>
+              <w:rPr>
+                <w:rFonts w:ascii="Saira" w:hAnsi="Saira"/>
+                <w:sz w:val="20"/>
+                <w:szCs w:val="20"/>
+              </w:rPr>
+            </w:pPr>
+            <w:proofErr w:type="gramStart"/>
+            <w:r>
+              <w:rPr>
+                <w:rFonts w:ascii="Saira" w:hAnsi="Saira"/>
+                <w:sz w:val="20"/>
+                <w:szCs w:val="20"/>
+              </w:rPr>
+              <w:t xml:space="preserve">Managed customer inquiries and product information requests, demonstrating patience, active listening, and clear explanation of complex information.  </w:t>
+            </w:r>
+          </w:p>
+          <w:p>
+            <w:pPr>
+              <w:rPr>
+                <w:rFonts w:ascii="Saira" w:hAnsi="Saira"/>
+                <w:sz w:val="20"/>
+                <w:szCs w:val="20"/>
+              </w:rPr>
+            </w:pPr>
+            <w:r>
+              <w:rPr>
+                <w:rFonts w:ascii="Saira" w:hAnsi="Saira"/>
+                <w:sz w:val="20"/>
+                <w:szCs w:val="20"/>
+              </w:rPr>
+              <w:t xml:space="preserve"> </w:t>
+            </w:r>
+            <w:r>
+              <w:rPr>
+                <w:rFonts w:ascii="Saira" w:hAnsi="Saira"/>
+                <w:sz w:val="20"/>
+                <w:szCs w:val="20"/>
+              </w:rPr>
+              <w:t xml:space="preserve"> </w:t>
+            </w:r>
+          </w:p>
+          <w:p>
+            <w:pPr>
+              <w:pStyle w:val="ListParagraph"/>
+              <w:numPr>
+                <w:ilvl w:val="0"/>
+                <w:numId w:val="21"/>
+              </w:numPr>
+              <w:rPr>
+                <w:rFonts w:ascii="Saira" w:hAnsi="Saira"/>
+                <w:sz w:val="20"/>
+                <w:szCs w:val="20"/>
+              </w:rPr>
+            </w:pPr>
+            <w:proofErr w:type="gramStart"/>
+            <w:r>
+              <w:rPr>
+                <w:rFonts w:ascii="Saira" w:hAnsi="Saira"/>
+                <w:sz w:val="20"/>
+                <w:szCs w:val="20"/>
+              </w:rPr>
+              <w:t xml:space="preserve">Maintained consistent remote collaboration with team members and management, supporting sales targets and customer service objectives.  </w:t>
+            </w:r>
+          </w:p>
+          <w:p>
+            <w:pPr>
+              <w:rPr>
+                <w:rFonts w:ascii="Saira" w:hAnsi="Saira"/>
+                <w:sz w:val="20"/>
+                <w:szCs w:val="20"/>
+              </w:rPr>
+            </w:pPr>
+            <w:r>
+              <w:rPr>
+                <w:rFonts w:ascii="Saira" w:hAnsi="Saira"/>
+                <w:sz w:val="20"/>
+                <w:szCs w:val="20"/>
+              </w:rPr>
+              <w:t xml:space="preserve"> </w:t>
+            </w:r>
+            <w:r>
+              <w:rPr>
+                <w:rFonts w:ascii="Saira" w:hAnsi="Saira"/>
+                <w:sz w:val="20"/>
+                <w:szCs w:val="20"/>
+              </w:rPr>
+              <w:t xml:space="preserve"> </w:t>
+            </w:r>
+          </w:p>
+          <w:p>
+            <w:pPr>
+              <w:pStyle w:val="ListParagraph"/>
+              <w:numPr>
+                <w:ilvl w:val="0"/>
+                <w:numId w:val="21"/>
+              </w:numPr>
+              <w:rPr>
+                <w:rFonts w:ascii="Saira" w:hAnsi="Saira"/>
+                <w:sz w:val="20"/>
+                <w:szCs w:val="20"/>
+              </w:rPr>
+            </w:pPr>
+            <w:proofErr w:type="gramStart"/>
+            <w:r>
+              <w:rPr>
+                <w:rFonts w:ascii="Saira" w:hAnsi="Saira"/>
+                <w:sz w:val="20"/>
+                <w:szCs w:val="20"/>
+              </w:rPr>
+              <w:t xml:space="preserve">Cultivated a positive rapport with clients, enhancing customer loyalty and retention.  </w:t>
+            </w:r>
+          </w:p>
+          <w:p>
+            <w:pPr>
+              <w:rPr>
+                <w:rFonts w:ascii="Saira" w:hAnsi="Saira"/>
+                <w:sz w:val="20"/>
+                <w:szCs w:val="20"/>
+              </w:rPr>
+            </w:pPr>
+            <w:r>
+              <w:rPr>
+                <w:rFonts w:ascii="Saira" w:hAnsi="Saira"/>
+                <w:sz w:val="20"/>
+                <w:szCs w:val="20"/>
+              </w:rPr>
+              <w:t xml:space="preserve"> </w:t>
+            </w:r>
+            <w:r>
+              <w:rPr>
+                <w:rFonts w:ascii="Saira" w:hAnsi="Saira"/>
+                <w:sz w:val="20"/>
+                <w:szCs w:val="20"/>
+              </w:rPr>
+              <w:t xml:space="preserve"> </w:t>
+            </w:r>
+          </w:p>
+          <w:p>
+            <w:pPr>
+              <w:pStyle w:val="ListParagraph"/>
+              <w:numPr>
+                <w:ilvl w:val="0"/>
+                <w:numId w:val="21"/>
+              </w:numPr>
+              <w:rPr>
+                <w:rFonts w:ascii="Saira" w:hAnsi="Saira"/>
+                <w:sz w:val="20"/>
+                <w:szCs w:val="20"/>
+              </w:rPr>
+            </w:pPr>
+            <w:proofErr w:type="gramStart"/>
+            <w:r>
+              <w:rPr>
+                <w:rFonts w:ascii="Saira" w:hAnsi="Saira"/>
+                <w:sz w:val="20"/>
+                <w:szCs w:val="20"/>
+              </w:rPr>
+              <w:t xml:space="preserve">Demonstrated initiative in identifying opportunities for process improvements in customer interactions.  </w:t>
+            </w:r>
+          </w:p>
+          <w:p>
+            <w:pPr>
+              <w:rPr>
+                <w:rFonts w:ascii="Saira" w:hAnsi="Saira"/>
+                <w:sz w:val="20"/>
+                <w:szCs w:val="20"/>
+              </w:rPr>
+            </w:pPr>
+            <w:r>
+              <w:rPr>
+                <w:rFonts w:ascii="Saira" w:hAnsi="Saira"/>
+                <w:sz w:val="20"/>
+                <w:szCs w:val="20"/>
+              </w:rPr>
+              <w:t xml:space="preserve"> </w:t>
+            </w:r>
+            <w:r>
+              <w:rPr>
+                <w:rFonts w:ascii="Saira" w:hAnsi="Saira"/>
+                <w:sz w:val="20"/>
+                <w:szCs w:val="20"/>
+              </w:rPr>
+              <w:t xml:space="preserve"> </w:t>
+            </w:r>
+          </w:p>
+          <w:p>
+            <w:pPr>
+              <w:pStyle w:val="ListParagraph"/>
+              <w:numPr>
+                <w:ilvl w:val="0"/>
+                <w:numId w:val="21"/>
+              </w:numPr>
+              <w:rPr>
+                <w:rFonts w:ascii="Saira" w:hAnsi="Saira"/>
+                <w:sz w:val="20"/>
+                <w:szCs w:val="20"/>
+              </w:rPr>
+            </w:pPr>
+            <w:proofErr w:type="gramStart"/>
+            <w:r>
+              <w:rPr>
+                <w:rFonts w:ascii="Saira" w:hAnsi="Saira"/>
+                <w:sz w:val="20"/>
+                <w:szCs w:val="20"/>
+              </w:rPr>
+              <w:t xml:space="preserve">Showcased adaptability by adjusting to different customer needs and expectations.  </w:t>
             </w:r>
           </w:p>
           <w:p>
@@ -3875,7 +5075,7 @@
                 <w:sz w:val="20"/>
                 <w:szCs w:val="20"/>
               </w:rPr>
-              <w:t xml:space="preserve">Stellenbosch University </w:t>
+              <w:t xml:space="preserve">Stellenbosch University</w:t>
             </w:r>
             <w:r>
               <w:rPr>
@@ -3965,7 +5165,7 @@
                 <w:sz w:val="20"/>
                 <w:szCs w:val="20"/>
               </w:rPr>
-              <w:t xml:space="preserve">70%</w:t>
+              <w:t xml:space="preserve">70</w:t>
             </w:r>
             <w:proofErr w:type="gramEnd"/>
             <w:r>
@@ -4060,7 +5260,7 @@
                 <w:sz w:val="20"/>
                 <w:szCs w:val="20"/>
               </w:rPr>
-              <w:t xml:space="preserve">Algorithms  Data Structures: Covers fundamental algorithms and data structures, crucial for software development and testing.  </w:t>
+              <w:t xml:space="preserve">Algorithms  Data Structures: Provides foundational knowledge in designing efficient algorithms, crucial for problem-solving in childcare settings.  </w:t>
             </w:r>
           </w:p>
           <w:p>
@@ -4113,7 +5313,7 @@
                 <w:sz w:val="20"/>
                 <w:szCs w:val="20"/>
               </w:rPr>
-              <w:t xml:space="preserve">Web Programming  Databases: Focuses on web technologies and database management, relevant for testing web applications.  </w:t>
+              <w:t xml:space="preserve">Web Programming  Databases: Equips with skills to manage and organize information, useful for planning and scheduling children's activities.  </w:t>
             </w:r>
           </w:p>
           <w:p>
@@ -4166,7 +5366,7 @@
                 <w:sz w:val="20"/>
                 <w:szCs w:val="20"/>
               </w:rPr>
-              <w:t xml:space="preserve">Operations Research: Teaches optimization techniques, useful for improving testing processes.  </w:t>
+              <w:t xml:space="preserve">Operations Research: Teaches optimization techniques that can be applied to manage time and resources effectively for childcare tasks.  </w:t>
             </w:r>
           </w:p>
           <w:p>
@@ -4219,7 +5419,7 @@
                 <w:sz w:val="20"/>
                 <w:szCs w:val="20"/>
               </w:rPr>
-              <w:t xml:space="preserve">Linear Algebra: Provides mathematical foundations for data analysis and algorithm development.  </w:t>
+              <w:t xml:space="preserve">Linear Algebra: Develops analytical thinking skills, useful for creative problem-solving in engaging children.  </w:t>
             </w:r>
           </w:p>
           <w:p>
@@ -4272,7 +5472,7 @@
                 <w:sz w:val="20"/>
                 <w:szCs w:val="20"/>
               </w:rPr>
-              <w:t xml:space="preserve">Analysis: Covers advanced mathematical concepts, enhancing problem-solving skills.  </w:t>
+              <w:t xml:space="preserve">Analysis: Enhances logical reasoning abilities, important for making informed decisions in childcare.  </w:t>
             </w:r>
           </w:p>
           <w:p>
@@ -4325,7 +5525,7 @@
                 <w:sz w:val="20"/>
                 <w:szCs w:val="20"/>
               </w:rPr>
-              <w:t xml:space="preserve">Mathematical Modelling: Applies mathematical techniques to real-world problems, relevant for developing testing scenarios.  </w:t>
+              <w:t xml:space="preserve">Mathematical Modelling: Offers skills in creating models for planning and organizing daily routines and activities.  </w:t>
             </w:r>
           </w:p>
           <w:p>
@@ -4378,7 +5578,7 @@
                 <w:sz w:val="20"/>
                 <w:szCs w:val="20"/>
               </w:rPr>
-              <w:t xml:space="preserve">WA for Aurora Netball Team, 2021 to 2025: Developed teamwork and leadership skills.  </w:t>
+              <w:t xml:space="preserve">WA for Aurora Netball Team, 2021 to 2025: Demonstrates teamwork and leadership, valuable for fostering a supportive environment for children.  </w:t>
             </w:r>
           </w:p>
           <w:p>
@@ -4431,7 +5631,7 @@
                 <w:sz w:val="20"/>
                 <w:szCs w:val="20"/>
               </w:rPr>
-              <w:t xml:space="preserve">Sales Representative Apprenticeship, M AND L HPC BRANDS GROUP (PTY) LTP , Completed 2025: Enhanced communication and sales skills.  </w:t>
+              <w:t xml:space="preserve">Sales Representative Apprenticeship, M AND L HPC BRANDS GROUP (PTY) LTP, Completed 2025: Refines communication and interpersonal skills, essential for engaging effectively with children and parents.  </w:t>
             </w:r>
           </w:p>
           <w:p>
@@ -4576,25 +5776,49 @@
                 <w:sz w:val="20"/>
                 <w:szCs w:val="20"/>
               </w:rPr>
-              <w:t xml:space="preserve">The following projects demonstrate strong foundations in software development,   algorithms, automation, data analysis, and applied problem solving across multiple areas of computer science. Automation  Software Utility Projects  </w:t>
-            </w:r>
-          </w:p>
-          <w:p>
-            <w:pPr>
-              <w:rPr>
-                <w:rFonts w:ascii="Saira" w:hAnsi="Saira"/>
-                <w:sz w:val="20"/>
-                <w:szCs w:val="20"/>
-              </w:rPr>
-            </w:pPr>
-            <w:proofErr w:type="gramStart"/>
-            <w:r>
-              <w:rPr>
-                <w:rFonts w:ascii="Saira" w:hAnsi="Saira"/>
-                <w:sz w:val="20"/>
-                <w:szCs w:val="20"/>
-              </w:rPr>
-              <w:t xml:space="preserve">Python, JavaScript, APIs </w:t>
+              <w:t xml:space="preserve">FrontendJobs AI-Powered Job Search Platform  </w:t>
+            </w:r>
+          </w:p>
+          <w:p>
+            <w:pPr>
+              <w:rPr>
+                <w:rFonts w:ascii="Saira" w:hAnsi="Saira"/>
+                <w:b/>
+                <w:bCs/>
+                <w:color w:val="4F6228" w:themeColor="accent3" w:themeShade="80"/>
+                <w:sz w:val="22"/>
+                <w:szCs w:val="22"/>
+              </w:rPr>
+            </w:pPr>
+            <w:proofErr w:type="gramStart"/>
+            <w:r>
+              <w:rPr>
+                <w:rFonts w:ascii="Saira" w:hAnsi="Saira"/>
+                <w:b/>
+                <w:bCs/>
+                <w:color w:val="4F6228" w:themeColor="accent3" w:themeShade="80"/>
+                <w:sz w:val="22"/>
+                <w:szCs w:val="22"/>
+              </w:rPr>
+              <w:t xml:space="preserve">https://frontendjobs.online</w:t>
+            </w:r>
+          </w:p>
+          <w:p>
+            <w:pPr>
+              <w:rPr>
+                <w:rFonts w:ascii="Saira" w:hAnsi="Saira"/>
+                <w:sz w:val="20"/>
+                <w:szCs w:val="20"/>
+              </w:rPr>
+            </w:pPr>
+            <w:proofErr w:type="gramStart"/>
+            <w:r>
+              <w:rPr>
+                <w:rFonts w:ascii="Saira" w:hAnsi="Saira"/>
+                <w:sz w:val="20"/>
+                <w:szCs w:val="20"/>
+              </w:rPr>
+              <w:t xml:space="preserve">React, Vite, Flask, PostgreSQL, OpenAI GPT-4o, Python, DigitalOcean </w:t>
             </w:r>
             <w:r>
               <w:rPr>
@@ -4650,7 +5874,7 @@
                 <w:sz w:val="20"/>
                 <w:szCs w:val="20"/>
               </w:rPr>
-              <w:t xml:space="preserve">Emphasised documentation and clarity to ensure tools could be reused or extended by others.  </w:t>
+              <w:t xml:space="preserve">Architected and deployed a full-stack SaaS platform using React (Vite) and Flask, integrating OpenAI GPT-4o to generate ATS-optimised CVs and cover letters tailored to specific job descriptions.  </w:t>
             </w:r>
           </w:p>
           <w:p>
@@ -4698,7 +5922,7 @@
                 <w:sz w:val="20"/>
                 <w:szCs w:val="20"/>
               </w:rPr>
-              <w:t xml:space="preserve">Designed and implemented reusable scripts and small software utilities to automate repetitive tasks and improve workflow efficiency.  </w:t>
+              <w:t xml:space="preserve">Engineered a semantic similarity scoring engine using OpenAI text embeddings and cosine similarity, delivering real-time ATS match scores, skills gap analysis, and missing keyword detection with weighted composite scoring.  </w:t>
             </w:r>
           </w:p>
           <w:p>
@@ -4746,7 +5970,7 @@
                 <w:sz w:val="20"/>
                 <w:szCs w:val="20"/>
               </w:rPr>
-              <w:t xml:space="preserve">Applied structured programming principles, modular design, and clear naming conventions to produce maintainable code.  </w:t>
+              <w:t xml:space="preserve">Designed and implemented RESTful API endpoints with JWT authentication, Google OAuth 2.0, and PostgreSQL persistence, deployed to DigitalOcean with Nginx reverse proxy and SSL via Certbot.  </w:t>
             </w:r>
           </w:p>
           <w:p>
@@ -4794,7 +6018,7 @@
                 <w:sz w:val="20"/>
                 <w:szCs w:val="20"/>
               </w:rPr>
-              <w:t xml:space="preserve">Integrated external APIs to support data retrieval, processing, and transformation.  </w:t>
+              <w:t xml:space="preserve">Built an AI tools suite — including Interview Prep, LinkedIn Bio Optimiser, Salary Estimator, and Skills Gap Report — enabling users to maximise job application success through data-driven career intelligence.  </w:t>
             </w:r>
           </w:p>
           <w:p>
@@ -4842,7 +6066,7 @@
                 <w:sz w:val="20"/>
                 <w:szCs w:val="20"/>
               </w:rPr>
-              <w:t xml:space="preserve">Emphasized documentation and clarity to ensure tools could be reused or extended by others.  </w:t>
+              <w:t xml:space="preserve">Demonstrated strong problem-solving skills by ensuring platform reliability and scalability.  </w:t>
             </w:r>
           </w:p>
           <w:p>
@@ -4890,7 +6114,7 @@
                 <w:sz w:val="20"/>
                 <w:szCs w:val="20"/>
               </w:rPr>
-              <w:t xml:space="preserve">Developed test cases to validate the functionality of automation scripts, ensuring reliability and accuracy.  </w:t>
+              <w:t xml:space="preserve">Showcased effective communication by collaborating with a team to integrate multiple technologies.  </w:t>
             </w:r>
           </w:p>
           <w:p>
@@ -4938,114 +6162,7 @@
                 <w:sz w:val="20"/>
                 <w:szCs w:val="20"/>
               </w:rPr>
-              <w:t xml:space="preserve">Contributed to the improvement of automation frameworks, aligning with Agile methodologies and sprint goals.  </w:t>
-            </w:r>
-          </w:p>
-          <w:p>
-            <w:pPr>
-              <w:rPr>
-                <w:rFonts w:ascii="Saira" w:hAnsi="Saira"/>
-                <w:sz w:val="20"/>
-                <w:szCs w:val="20"/>
-              </w:rPr>
-            </w:pPr>
-            <w:r>
-              <w:rPr>
-                <w:rFonts w:ascii="Saira" w:hAnsi="Saira"/>
-                <w:sz w:val="20"/>
-                <w:szCs w:val="20"/>
-              </w:rPr>
-              <w:t xml:space="preserve"> </w:t>
-            </w:r>
-            <w:r>
-              <w:rPr>
-                <w:rFonts w:ascii="Saira" w:hAnsi="Saira"/>
-                <w:sz w:val="20"/>
-                <w:szCs w:val="20"/>
-              </w:rPr>
-              <w:t xml:space="preserve"> </w:t>
-            </w:r>
-          </w:p>
-          <w:p>
-            <w:pPr>
-              <w:rPr>
-                <w:rFonts w:ascii="Saira" w:hAnsi="Saira"/>
-                <w:sz w:val="20"/>
-                <w:szCs w:val="20"/>
-              </w:rPr>
-            </w:pPr>
-            <w:r>
-              <w:rPr>
-                <w:rFonts w:ascii="Saira" w:hAnsi="Saira"/>
-                <w:sz w:val="20"/>
-                <w:szCs w:val="20"/>
-              </w:rPr>
-              <w:t xml:space="preserve"/>
-            </w:r>
-            <w:proofErr w:type="gramEnd"/>
-            <w:r>
-              <w:rPr>
-                <w:rFonts w:ascii="Saira" w:hAnsi="Saira"/>
-                <w:sz w:val="20"/>
-                <w:szCs w:val="20"/>
-              </w:rPr>
-              <w:t xml:space="preserve"> </w:t>
-            </w:r>
-            <w:r>
-              <w:rPr>
-                <w:rFonts w:ascii="Saira" w:hAnsi="Saira"/>
-                <w:sz w:val="20"/>
-                <w:szCs w:val="20"/>
-              </w:rPr>
-              <w:t xml:space="preserve"> </w:t>
-            </w:r>
-          </w:p>
-          <w:p>
-            <w:pPr>
-              <w:rPr>
-                <w:rFonts w:ascii="Saira" w:hAnsi="Saira"/>
-                <w:b/>
-                <w:bCs/>
-                <w:sz w:val="20"/>
-                <w:szCs w:val="20"/>
-              </w:rPr>
-            </w:pPr>
-            <w:proofErr w:type="gramStart"/>
-            <w:r>
-              <w:rPr>
-                <w:rFonts w:ascii="Saira" w:hAnsi="Saira"/>
-                <w:b/>
-                <w:bCs/>
-                <w:sz w:val="20"/>
-                <w:szCs w:val="20"/>
-              </w:rPr>
-              <w:t xml:space="preserve">Algorithms  Problem-Solving Projects  </w:t>
-            </w:r>
-          </w:p>
-          <w:p>
-            <w:pPr>
-              <w:rPr>
-                <w:rFonts w:ascii="Saira" w:hAnsi="Saira"/>
-                <w:sz w:val="20"/>
-                <w:szCs w:val="20"/>
-              </w:rPr>
-            </w:pPr>
-            <w:proofErr w:type="gramStart"/>
-            <w:r>
-              <w:rPr>
-                <w:rFonts w:ascii="Saira" w:hAnsi="Saira"/>
-                <w:sz w:val="20"/>
-                <w:szCs w:val="20"/>
-              </w:rPr>
-              <w:t xml:space="preserve">Python, Java </w:t>
-            </w:r>
-            <w:r>
-              <w:rPr>
-                <w:rFonts w:ascii="Saira" w:hAnsi="Saira"/>
-                <w:sz w:val="20"/>
-                <w:szCs w:val="20"/>
-              </w:rPr>
-              <w:t xml:space="preserve"> </w:t>
+              <w:t xml:space="preserve">Utilized adaptability to learn and implement new AI technologies effectively.  </w:t>
             </w:r>
           </w:p>
           <w:p>
@@ -5093,7 +6210,138 @@
                 <w:sz w:val="20"/>
                 <w:szCs w:val="20"/>
               </w:rPr>
-              <w:t xml:space="preserve">Implemented core computer science algorithms, including searching, sorting, and basic optimization techniques.  </w:t>
+              <w:t xml:space="preserve">Applied initiative in identifying and addressing user needs through innovative features.  </w:t>
+            </w:r>
+          </w:p>
+          <w:p>
+            <w:pPr>
+              <w:rPr>
+                <w:rFonts w:ascii="Saira" w:hAnsi="Saira"/>
+                <w:sz w:val="20"/>
+                <w:szCs w:val="20"/>
+              </w:rPr>
+            </w:pPr>
+            <w:r>
+              <w:rPr>
+                <w:rFonts w:ascii="Saira" w:hAnsi="Saira"/>
+                <w:sz w:val="20"/>
+                <w:szCs w:val="20"/>
+              </w:rPr>
+              <w:t xml:space="preserve"> </w:t>
+            </w:r>
+            <w:r>
+              <w:rPr>
+                <w:rFonts w:ascii="Saira" w:hAnsi="Saira"/>
+                <w:sz w:val="20"/>
+                <w:szCs w:val="20"/>
+              </w:rPr>
+              <w:t xml:space="preserve"> </w:t>
+            </w:r>
+          </w:p>
+          <w:p>
+            <w:pPr>
+              <w:rPr>
+                <w:rFonts w:ascii="Saira" w:hAnsi="Saira"/>
+                <w:sz w:val="20"/>
+                <w:szCs w:val="20"/>
+              </w:rPr>
+            </w:pPr>
+            <w:r>
+              <w:rPr>
+                <w:rFonts w:ascii="Saira" w:hAnsi="Saira"/>
+                <w:sz w:val="20"/>
+                <w:szCs w:val="20"/>
+              </w:rPr>
+              <w:t xml:space="preserve"/>
+            </w:r>
+            <w:proofErr w:type="gramEnd"/>
+            <w:r>
+              <w:rPr>
+                <w:rFonts w:ascii="Saira" w:hAnsi="Saira"/>
+                <w:sz w:val="20"/>
+                <w:szCs w:val="20"/>
+              </w:rPr>
+              <w:t xml:space="preserve"> </w:t>
+            </w:r>
+            <w:r>
+              <w:rPr>
+                <w:rFonts w:ascii="Saira" w:hAnsi="Saira"/>
+                <w:sz w:val="20"/>
+                <w:szCs w:val="20"/>
+              </w:rPr>
+              <w:t xml:space="preserve"> </w:t>
+            </w:r>
+          </w:p>
+          <w:p>
+            <w:pPr>
+              <w:rPr>
+                <w:rFonts w:ascii="Saira" w:hAnsi="Saira"/>
+                <w:b/>
+                <w:bCs/>
+                <w:sz w:val="20"/>
+                <w:szCs w:val="20"/>
+              </w:rPr>
+            </w:pPr>
+            <w:proofErr w:type="gramStart"/>
+            <w:r>
+              <w:rPr>
+                <w:rFonts w:ascii="Saira" w:hAnsi="Saira"/>
+                <w:b/>
+                <w:bCs/>
+                <w:sz w:val="20"/>
+                <w:szCs w:val="20"/>
+              </w:rPr>
+              <w:t xml:space="preserve">SEIR/SEIRD Epidemiological Disease Spread Simulator  </w:t>
+            </w:r>
+          </w:p>
+          <w:p>
+            <w:pPr>
+              <w:rPr>
+                <w:rFonts w:ascii="Saira" w:hAnsi="Saira"/>
+                <w:b/>
+                <w:bCs/>
+                <w:color w:val="4F6228" w:themeColor="accent3" w:themeShade="80"/>
+                <w:sz w:val="22"/>
+                <w:szCs w:val="22"/>
+              </w:rPr>
+            </w:pPr>
+            <w:proofErr w:type="gramStart"/>
+            <w:r>
+              <w:rPr>
+                <w:rFonts w:ascii="Saira" w:hAnsi="Saira"/>
+                <w:b/>
+                <w:bCs/>
+                <w:color w:val="4F6228" w:themeColor="accent3" w:themeShade="80"/>
+                <w:sz w:val="22"/>
+                <w:szCs w:val="22"/>
+              </w:rPr>
+              <w:t xml:space="preserve">https://github.com/tshidzi02/seird-seir-comparison-matlab.git</w:t>
+            </w:r>
+          </w:p>
+          <w:p>
+            <w:pPr>
+              <w:rPr>
+                <w:rFonts w:ascii="Saira" w:hAnsi="Saira"/>
+                <w:sz w:val="20"/>
+                <w:szCs w:val="20"/>
+              </w:rPr>
+            </w:pPr>
+            <w:proofErr w:type="gramStart"/>
+            <w:r>
+              <w:rPr>
+                <w:rFonts w:ascii="Saira" w:hAnsi="Saira"/>
+                <w:sz w:val="20"/>
+                <w:szCs w:val="20"/>
+              </w:rPr>
+              <w:t xml:space="preserve">SciPy, Matplotlib </w:t>
+            </w:r>
+            <w:r>
+              <w:rPr>
+                <w:rFonts w:ascii="Saira" w:hAnsi="Saira"/>
+                <w:sz w:val="20"/>
+                <w:szCs w:val="20"/>
+              </w:rPr>
+              <w:t xml:space="preserve"> </w:t>
             </w:r>
           </w:p>
           <w:p>
@@ -5141,7 +6389,7 @@
                 <w:sz w:val="20"/>
                 <w:szCs w:val="20"/>
               </w:rPr>
-              <w:t xml:space="preserve">Focused on understanding time and space complexity and selecting appropriate data structures.  </w:t>
+              <w:t xml:space="preserve">Engineered a compartmental epidemiological simulation using SEIR and SEIRD differential equation models to replicate real-world infectious disease spread dynamics across population groups.  </w:t>
             </w:r>
           </w:p>
           <w:p>
@@ -5189,7 +6437,7 @@
                 <w:sz w:val="20"/>
                 <w:szCs w:val="20"/>
               </w:rPr>
-              <w:t xml:space="preserve">Solved logic-based programming challenges by breaking problems into smaller, manageable components.  </w:t>
+              <w:t xml:space="preserve">Implemented numerical solvers using SciPy to compute differential equation systems, producing time-series outputs that tracked Susceptible, Exposed, Infected, Recovered, and Deceased compartments.  </w:t>
             </w:r>
           </w:p>
           <w:p>
@@ -5237,7 +6485,7 @@
                 <w:sz w:val="20"/>
                 <w:szCs w:val="20"/>
               </w:rPr>
-              <w:t xml:space="preserve">Demonstrated strong analytical thinking and systematic debugging skills.  </w:t>
+              <w:t xml:space="preserve">Conducted parameter sensitivity analysis by systematically varying transmission rate, recovery rate, and mortality coefficients, generating comparative visualisations using Matplotlib to assess outbreak severity under different scenarios.  </w:t>
             </w:r>
           </w:p>
           <w:p>
@@ -5285,7 +6533,7 @@
                 <w:sz w:val="20"/>
                 <w:szCs w:val="20"/>
               </w:rPr>
-              <w:t xml:space="preserve">Developed automated tests to ensure algorithm correctness and performance.  </w:t>
+              <w:t xml:space="preserve">Validated simulation outputs against published epidemiological data, demonstrating the ability to translate complex mathematical theory into accurate, reproducible computational models.  </w:t>
             </w:r>
           </w:p>
           <w:p>
@@ -5333,114 +6581,7 @@
                 <w:sz w:val="20"/>
                 <w:szCs w:val="20"/>
               </w:rPr>
-              <w:t xml:space="preserve">Aligned project work with Agile development practices, enhancing team collaboration and project outcomes.  </w:t>
-            </w:r>
-          </w:p>
-          <w:p>
-            <w:pPr>
-              <w:rPr>
-                <w:rFonts w:ascii="Saira" w:hAnsi="Saira"/>
-                <w:sz w:val="20"/>
-                <w:szCs w:val="20"/>
-              </w:rPr>
-            </w:pPr>
-            <w:r>
-              <w:rPr>
-                <w:rFonts w:ascii="Saira" w:hAnsi="Saira"/>
-                <w:sz w:val="20"/>
-                <w:szCs w:val="20"/>
-              </w:rPr>
-              <w:t xml:space="preserve"> </w:t>
-            </w:r>
-            <w:r>
-              <w:rPr>
-                <w:rFonts w:ascii="Saira" w:hAnsi="Saira"/>
-                <w:sz w:val="20"/>
-                <w:szCs w:val="20"/>
-              </w:rPr>
-              <w:t xml:space="preserve"> </w:t>
-            </w:r>
-          </w:p>
-          <w:p>
-            <w:pPr>
-              <w:rPr>
-                <w:rFonts w:ascii="Saira" w:hAnsi="Saira"/>
-                <w:sz w:val="20"/>
-                <w:szCs w:val="20"/>
-              </w:rPr>
-            </w:pPr>
-            <w:r>
-              <w:rPr>
-                <w:rFonts w:ascii="Saira" w:hAnsi="Saira"/>
-                <w:sz w:val="20"/>
-                <w:szCs w:val="20"/>
-              </w:rPr>
-              <w:t xml:space="preserve"/>
-            </w:r>
-            <w:proofErr w:type="gramEnd"/>
-            <w:r>
-              <w:rPr>
-                <w:rFonts w:ascii="Saira" w:hAnsi="Saira"/>
-                <w:sz w:val="20"/>
-                <w:szCs w:val="20"/>
-              </w:rPr>
-              <w:t xml:space="preserve"> </w:t>
-            </w:r>
-            <w:r>
-              <w:rPr>
-                <w:rFonts w:ascii="Saira" w:hAnsi="Saira"/>
-                <w:sz w:val="20"/>
-                <w:szCs w:val="20"/>
-              </w:rPr>
-              <w:t xml:space="preserve"> </w:t>
-            </w:r>
-          </w:p>
-          <w:p>
-            <w:pPr>
-              <w:rPr>
-                <w:rFonts w:ascii="Saira" w:hAnsi="Saira"/>
-                <w:b/>
-                <w:bCs/>
-                <w:sz w:val="20"/>
-                <w:szCs w:val="20"/>
-              </w:rPr>
-            </w:pPr>
-            <w:proofErr w:type="gramStart"/>
-            <w:r>
-              <w:rPr>
-                <w:rFonts w:ascii="Saira" w:hAnsi="Saira"/>
-                <w:b/>
-                <w:bCs/>
-                <w:sz w:val="20"/>
-                <w:szCs w:val="20"/>
-              </w:rPr>
-              <w:t xml:space="preserve">SEIR / SEIRD Epidemiological Modelling Project  </w:t>
-            </w:r>
-          </w:p>
-          <w:p>
-            <w:pPr>
-              <w:rPr>
-                <w:rFonts w:ascii="Saira" w:hAnsi="Saira"/>
-                <w:sz w:val="20"/>
-                <w:szCs w:val="20"/>
-              </w:rPr>
-            </w:pPr>
-            <w:proofErr w:type="gramStart"/>
-            <w:r>
-              <w:rPr>
-                <w:rFonts w:ascii="Saira" w:hAnsi="Saira"/>
-                <w:sz w:val="20"/>
-                <w:szCs w:val="20"/>
-              </w:rPr>
-              <w:t xml:space="preserve">Python, Mathematical Modelling </w:t>
-            </w:r>
-            <w:r>
-              <w:rPr>
-                <w:rFonts w:ascii="Saira" w:hAnsi="Saira"/>
-                <w:sz w:val="20"/>
-                <w:szCs w:val="20"/>
-              </w:rPr>
-              <w:t xml:space="preserve"> </w:t>
+              <w:t xml:space="preserve">Displayed initiative by independently managing the project from concept to execution.  </w:t>
             </w:r>
           </w:p>
           <w:p>
@@ -5488,7 +6629,7 @@
                 <w:sz w:val="20"/>
                 <w:szCs w:val="20"/>
               </w:rPr>
-              <w:t xml:space="preserve">Analysed model behaviour under varying parameters to assess sensitivity and outcomes.  </w:t>
+              <w:t xml:space="preserve">Exhibited adaptability by refining models based on evolving data and feedback.  </w:t>
             </w:r>
           </w:p>
           <w:p>
@@ -5536,7 +6677,7 @@
                 <w:sz w:val="20"/>
                 <w:szCs w:val="20"/>
               </w:rPr>
-              <w:t xml:space="preserve">Simulated infectious disease spread using compartmental models and differential equations.  </w:t>
+              <w:t xml:space="preserve">Demonstrated strong analytical skills in interpreting complex data and deriving insights.  </w:t>
             </w:r>
           </w:p>
           <w:p>
@@ -5584,7 +6725,138 @@
                 <w:sz w:val="20"/>
                 <w:szCs w:val="20"/>
               </w:rPr>
-              <w:t xml:space="preserve">Analyzed model behavior under varying parameters to assess sensitivity and outcomes.  </w:t>
+              <w:t xml:space="preserve">Showcased problem-solving abilities by addressing model discrepancies and optimizing accuracy.  </w:t>
+            </w:r>
+          </w:p>
+          <w:p>
+            <w:pPr>
+              <w:rPr>
+                <w:rFonts w:ascii="Saira" w:hAnsi="Saira"/>
+                <w:sz w:val="20"/>
+                <w:szCs w:val="20"/>
+              </w:rPr>
+            </w:pPr>
+            <w:r>
+              <w:rPr>
+                <w:rFonts w:ascii="Saira" w:hAnsi="Saira"/>
+                <w:sz w:val="20"/>
+                <w:szCs w:val="20"/>
+              </w:rPr>
+              <w:t xml:space="preserve"> </w:t>
+            </w:r>
+            <w:r>
+              <w:rPr>
+                <w:rFonts w:ascii="Saira" w:hAnsi="Saira"/>
+                <w:sz w:val="20"/>
+                <w:szCs w:val="20"/>
+              </w:rPr>
+              <w:t xml:space="preserve"> </w:t>
+            </w:r>
+          </w:p>
+          <w:p>
+            <w:pPr>
+              <w:rPr>
+                <w:rFonts w:ascii="Saira" w:hAnsi="Saira"/>
+                <w:sz w:val="20"/>
+                <w:szCs w:val="20"/>
+              </w:rPr>
+            </w:pPr>
+            <w:r>
+              <w:rPr>
+                <w:rFonts w:ascii="Saira" w:hAnsi="Saira"/>
+                <w:sz w:val="20"/>
+                <w:szCs w:val="20"/>
+              </w:rPr>
+              <w:t xml:space="preserve"/>
+            </w:r>
+            <w:proofErr w:type="gramEnd"/>
+            <w:r>
+              <w:rPr>
+                <w:rFonts w:ascii="Saira" w:hAnsi="Saira"/>
+                <w:sz w:val="20"/>
+                <w:szCs w:val="20"/>
+              </w:rPr>
+              <w:t xml:space="preserve"> </w:t>
+            </w:r>
+            <w:r>
+              <w:rPr>
+                <w:rFonts w:ascii="Saira" w:hAnsi="Saira"/>
+                <w:sz w:val="20"/>
+                <w:szCs w:val="20"/>
+              </w:rPr>
+              <w:t xml:space="preserve"> </w:t>
+            </w:r>
+          </w:p>
+          <w:p>
+            <w:pPr>
+              <w:rPr>
+                <w:rFonts w:ascii="Saira" w:hAnsi="Saira"/>
+                <w:b/>
+                <w:bCs/>
+                <w:sz w:val="20"/>
+                <w:szCs w:val="20"/>
+              </w:rPr>
+            </w:pPr>
+            <w:proofErr w:type="gramStart"/>
+            <w:r>
+              <w:rPr>
+                <w:rFonts w:ascii="Saira" w:hAnsi="Saira"/>
+                <w:b/>
+                <w:bCs/>
+                <w:sz w:val="20"/>
+                <w:szCs w:val="20"/>
+              </w:rPr>
+              <w:t xml:space="preserve">React Task Manager — Component-Based Web Application  </w:t>
+            </w:r>
+          </w:p>
+          <w:p>
+            <w:pPr>
+              <w:rPr>
+                <w:rFonts w:ascii="Saira" w:hAnsi="Saira"/>
+                <w:b/>
+                <w:bCs/>
+                <w:color w:val="4F6228" w:themeColor="accent3" w:themeShade="80"/>
+                <w:sz w:val="22"/>
+                <w:szCs w:val="22"/>
+              </w:rPr>
+            </w:pPr>
+            <w:proofErr w:type="gramStart"/>
+            <w:r>
+              <w:rPr>
+                <w:rFonts w:ascii="Saira" w:hAnsi="Saira"/>
+                <w:b/>
+                <w:bCs/>
+                <w:color w:val="4F6228" w:themeColor="accent3" w:themeShade="80"/>
+                <w:sz w:val="22"/>
+                <w:szCs w:val="22"/>
+              </w:rPr>
+              <w:t xml:space="preserve"/>
+            </w:r>
+          </w:p>
+          <w:p>
+            <w:pPr>
+              <w:rPr>
+                <w:rFonts w:ascii="Saira" w:hAnsi="Saira"/>
+                <w:sz w:val="20"/>
+                <w:szCs w:val="20"/>
+              </w:rPr>
+            </w:pPr>
+            <w:proofErr w:type="gramStart"/>
+            <w:r>
+              <w:rPr>
+                <w:rFonts w:ascii="Saira" w:hAnsi="Saira"/>
+                <w:sz w:val="20"/>
+                <w:szCs w:val="20"/>
+              </w:rPr>
+              <w:t xml:space="preserve">React, JavaScript, HTML, CSS, React Router </w:t>
+            </w:r>
+            <w:r>
+              <w:rPr>
+                <w:rFonts w:ascii="Saira" w:hAnsi="Saira"/>
+                <w:sz w:val="20"/>
+                <w:szCs w:val="20"/>
+              </w:rPr>
+              <w:t xml:space="preserve"> </w:t>
             </w:r>
           </w:p>
           <w:p>
@@ -5632,7 +6904,7 @@
                 <w:sz w:val="20"/>
                 <w:szCs w:val="20"/>
               </w:rPr>
-              <w:t xml:space="preserve">Applied data analysis and mathematical reasoning to interpret results and generate structured outputs.  </w:t>
+              <w:t xml:space="preserve">Architected a React single-page application using a component-based design pattern, implementing React Router for client-side navigation and dynamic content rendering across multiple views.  </w:t>
             </w:r>
           </w:p>
           <w:p>
@@ -5680,7 +6952,7 @@
                 <w:sz w:val="20"/>
                 <w:szCs w:val="20"/>
               </w:rPr>
-              <w:t xml:space="preserve">Demonstrated ability to translate theoretical concepts into practical computational models.  </w:t>
+              <w:t xml:space="preserve">Built real-time search and multi-criteria filtering functionality using React hooks (useState, useEffect), enabling efficient data querying and responsive UI updates without page reloads.  </w:t>
             </w:r>
           </w:p>
           <w:p>
@@ -5728,7 +7000,7 @@
                 <w:sz w:val="20"/>
                 <w:szCs w:val="20"/>
               </w:rPr>
-              <w:t xml:space="preserve">Validated model accuracy through rigorous testing and comparison with real-world data.  </w:t>
+              <w:t xml:space="preserve">Applied frontend engineering best practices including reusable component composition, prop drilling management, and separation of concerns to produce a scalable and maintainable codebase.  </w:t>
             </w:r>
           </w:p>
           <w:p>
@@ -5776,114 +7048,7 @@
                 <w:sz w:val="20"/>
                 <w:szCs w:val="20"/>
               </w:rPr>
-              <w:t xml:space="preserve">Enhanced understanding of complex systems and their applications in real-world scenarios.  </w:t>
-            </w:r>
-          </w:p>
-          <w:p>
-            <w:pPr>
-              <w:rPr>
-                <w:rFonts w:ascii="Saira" w:hAnsi="Saira"/>
-                <w:sz w:val="20"/>
-                <w:szCs w:val="20"/>
-              </w:rPr>
-            </w:pPr>
-            <w:r>
-              <w:rPr>
-                <w:rFonts w:ascii="Saira" w:hAnsi="Saira"/>
-                <w:sz w:val="20"/>
-                <w:szCs w:val="20"/>
-              </w:rPr>
-              <w:t xml:space="preserve"> </w:t>
-            </w:r>
-            <w:r>
-              <w:rPr>
-                <w:rFonts w:ascii="Saira" w:hAnsi="Saira"/>
-                <w:sz w:val="20"/>
-                <w:szCs w:val="20"/>
-              </w:rPr>
-              <w:t xml:space="preserve"> </w:t>
-            </w:r>
-          </w:p>
-          <w:p>
-            <w:pPr>
-              <w:rPr>
-                <w:rFonts w:ascii="Saira" w:hAnsi="Saira"/>
-                <w:sz w:val="20"/>
-                <w:szCs w:val="20"/>
-              </w:rPr>
-            </w:pPr>
-            <w:r>
-              <w:rPr>
-                <w:rFonts w:ascii="Saira" w:hAnsi="Saira"/>
-                <w:sz w:val="20"/>
-                <w:szCs w:val="20"/>
-              </w:rPr>
-              <w:t xml:space="preserve"/>
-            </w:r>
-            <w:proofErr w:type="gramEnd"/>
-            <w:r>
-              <w:rPr>
-                <w:rFonts w:ascii="Saira" w:hAnsi="Saira"/>
-                <w:sz w:val="20"/>
-                <w:szCs w:val="20"/>
-              </w:rPr>
-              <w:t xml:space="preserve"> </w:t>
-            </w:r>
-            <w:r>
-              <w:rPr>
-                <w:rFonts w:ascii="Saira" w:hAnsi="Saira"/>
-                <w:sz w:val="20"/>
-                <w:szCs w:val="20"/>
-              </w:rPr>
-              <w:t xml:space="preserve"> </w:t>
-            </w:r>
-          </w:p>
-          <w:p>
-            <w:pPr>
-              <w:rPr>
-                <w:rFonts w:ascii="Saira" w:hAnsi="Saira"/>
-                <w:b/>
-                <w:bCs/>
-                <w:sz w:val="20"/>
-                <w:szCs w:val="20"/>
-              </w:rPr>
-            </w:pPr>
-            <w:proofErr w:type="gramStart"/>
-            <w:r>
-              <w:rPr>
-                <w:rFonts w:ascii="Saira" w:hAnsi="Saira"/>
-                <w:b/>
-                <w:bCs/>
-                <w:sz w:val="20"/>
-                <w:szCs w:val="20"/>
-              </w:rPr>
-              <w:t xml:space="preserve">Web Application Development Project  </w:t>
-            </w:r>
-          </w:p>
-          <w:p>
-            <w:pPr>
-              <w:rPr>
-                <w:rFonts w:ascii="Saira" w:hAnsi="Saira"/>
-                <w:sz w:val="20"/>
-                <w:szCs w:val="20"/>
-              </w:rPr>
-            </w:pPr>
-            <w:proofErr w:type="gramStart"/>
-            <w:r>
-              <w:rPr>
-                <w:rFonts w:ascii="Saira" w:hAnsi="Saira"/>
-                <w:sz w:val="20"/>
-                <w:szCs w:val="20"/>
-              </w:rPr>
-              <w:t xml:space="preserve">React, JavaScript, HTML, CSS </w:t>
-            </w:r>
-            <w:r>
-              <w:rPr>
-                <w:rFonts w:ascii="Saira" w:hAnsi="Saira"/>
-                <w:sz w:val="20"/>
-                <w:szCs w:val="20"/>
-              </w:rPr>
-              <w:t xml:space="preserve"> </w:t>
+              <w:t xml:space="preserve">Implemented responsive layouts using CSS Flexbox and Grid, ensuring consistent cross-device and cross-browser compatibility across desktop and mobile viewports.  </w:t>
             </w:r>
           </w:p>
           <w:p>
@@ -5931,7 +7096,7 @@
                 <w:sz w:val="20"/>
                 <w:szCs w:val="20"/>
               </w:rPr>
-              <w:t xml:space="preserve">Built a web application featuring structured components, routing, and dynamic content rendering.  </w:t>
+              <w:t xml:space="preserve">Utilized problem-solving skills to optimize application performance and user experience.  </w:t>
             </w:r>
           </w:p>
           <w:p>
@@ -5979,7 +7144,7 @@
                 <w:sz w:val="20"/>
                 <w:szCs w:val="20"/>
               </w:rPr>
-              <w:t xml:space="preserve">Implemented search and filtering functionality and managed application state effectively.  </w:t>
+              <w:t xml:space="preserve">Displayed adaptability by incorporating user feedback to refine application features.  </w:t>
             </w:r>
           </w:p>
           <w:p>
@@ -6027,7 +7192,7 @@
                 <w:sz w:val="20"/>
                 <w:szCs w:val="20"/>
               </w:rPr>
-              <w:t xml:space="preserve">Applied frontend development best practices, including modular design and code reuse.  </w:t>
+              <w:t xml:space="preserve">Showcased initiative by developing innovative solutions to enhance application functionality.  </w:t>
             </w:r>
           </w:p>
           <w:p>
@@ -6075,7 +7240,138 @@
                 <w:sz w:val="20"/>
                 <w:szCs w:val="20"/>
               </w:rPr>
-              <w:t xml:space="preserve">Strengthened understanding of client-side logic and user-facing software systems.  </w:t>
+              <w:t xml:space="preserve">Demonstrated effective communication by collaborating with designers and developers to align on project goals.  </w:t>
+            </w:r>
+          </w:p>
+          <w:p>
+            <w:pPr>
+              <w:rPr>
+                <w:rFonts w:ascii="Saira" w:hAnsi="Saira"/>
+                <w:sz w:val="20"/>
+                <w:szCs w:val="20"/>
+              </w:rPr>
+            </w:pPr>
+            <w:r>
+              <w:rPr>
+                <w:rFonts w:ascii="Saira" w:hAnsi="Saira"/>
+                <w:sz w:val="20"/>
+                <w:szCs w:val="20"/>
+              </w:rPr>
+              <w:t xml:space="preserve"> </w:t>
+            </w:r>
+            <w:r>
+              <w:rPr>
+                <w:rFonts w:ascii="Saira" w:hAnsi="Saira"/>
+                <w:sz w:val="20"/>
+                <w:szCs w:val="20"/>
+              </w:rPr>
+              <w:t xml:space="preserve"> </w:t>
+            </w:r>
+          </w:p>
+          <w:p>
+            <w:pPr>
+              <w:rPr>
+                <w:rFonts w:ascii="Saira" w:hAnsi="Saira"/>
+                <w:sz w:val="20"/>
+                <w:szCs w:val="20"/>
+              </w:rPr>
+            </w:pPr>
+            <w:r>
+              <w:rPr>
+                <w:rFonts w:ascii="Saira" w:hAnsi="Saira"/>
+                <w:sz w:val="20"/>
+                <w:szCs w:val="20"/>
+              </w:rPr>
+              <w:t xml:space="preserve"/>
+            </w:r>
+            <w:proofErr w:type="gramEnd"/>
+            <w:r>
+              <w:rPr>
+                <w:rFonts w:ascii="Saira" w:hAnsi="Saira"/>
+                <w:sz w:val="20"/>
+                <w:szCs w:val="20"/>
+              </w:rPr>
+              <w:t xml:space="preserve"> </w:t>
+            </w:r>
+            <w:r>
+              <w:rPr>
+                <w:rFonts w:ascii="Saira" w:hAnsi="Saira"/>
+                <w:sz w:val="20"/>
+                <w:szCs w:val="20"/>
+              </w:rPr>
+              <w:t xml:space="preserve"> </w:t>
+            </w:r>
+          </w:p>
+          <w:p>
+            <w:pPr>
+              <w:rPr>
+                <w:rFonts w:ascii="Saira" w:hAnsi="Saira"/>
+                <w:b/>
+                <w:bCs/>
+                <w:sz w:val="20"/>
+                <w:szCs w:val="20"/>
+              </w:rPr>
+            </w:pPr>
+            <w:proofErr w:type="gramStart"/>
+            <w:r>
+              <w:rPr>
+                <w:rFonts w:ascii="Saira" w:hAnsi="Saira"/>
+                <w:b/>
+                <w:bCs/>
+                <w:sz w:val="20"/>
+                <w:szCs w:val="20"/>
+              </w:rPr>
+              <w:t xml:space="preserve">Algorithm  Data Structures Implementation Library  </w:t>
+            </w:r>
+          </w:p>
+          <w:p>
+            <w:pPr>
+              <w:rPr>
+                <w:rFonts w:ascii="Saira" w:hAnsi="Saira"/>
+                <w:b/>
+                <w:bCs/>
+                <w:color w:val="4F6228" w:themeColor="accent3" w:themeShade="80"/>
+                <w:sz w:val="22"/>
+                <w:szCs w:val="22"/>
+              </w:rPr>
+            </w:pPr>
+            <w:proofErr w:type="gramStart"/>
+            <w:r>
+              <w:rPr>
+                <w:rFonts w:ascii="Saira" w:hAnsi="Saira"/>
+                <w:b/>
+                <w:bCs/>
+                <w:color w:val="4F6228" w:themeColor="accent3" w:themeShade="80"/>
+                <w:sz w:val="22"/>
+                <w:szCs w:val="22"/>
+              </w:rPr>
+              <w:t xml:space="preserve"/>
+            </w:r>
+          </w:p>
+          <w:p>
+            <w:pPr>
+              <w:rPr>
+                <w:rFonts w:ascii="Saira" w:hAnsi="Saira"/>
+                <w:sz w:val="20"/>
+                <w:szCs w:val="20"/>
+              </w:rPr>
+            </w:pPr>
+            <w:proofErr w:type="gramStart"/>
+            <w:r>
+              <w:rPr>
+                <w:rFonts w:ascii="Saira" w:hAnsi="Saira"/>
+                <w:sz w:val="20"/>
+                <w:szCs w:val="20"/>
+              </w:rPr>
+              <w:t xml:space="preserve">Python, Java, Data Structures, Big-O Analysis </w:t>
+            </w:r>
+            <w:r>
+              <w:rPr>
+                <w:rFonts w:ascii="Saira" w:hAnsi="Saira"/>
+                <w:sz w:val="20"/>
+                <w:szCs w:val="20"/>
+              </w:rPr>
+              <w:t xml:space="preserve"> </w:t>
             </w:r>
           </w:p>
           <w:p>
@@ -6123,7 +7419,7 @@
                 <w:sz w:val="20"/>
                 <w:szCs w:val="20"/>
               </w:rPr>
-              <w:t xml:space="preserve">Conducted cross-browser testing to ensure consistent user experience across different platforms.  </w:t>
+              <w:t xml:space="preserve">Implemented a library of core computer science algorithms in Python and Java, including binary search, quicksort, merge sort, depth-first search, and breadth-first search for practical problem-solving applications.  </w:t>
             </w:r>
           </w:p>
           <w:p>
@@ -6171,114 +7467,7 @@
                 <w:sz w:val="20"/>
                 <w:szCs w:val="20"/>
               </w:rPr>
-              <w:t xml:space="preserve">Collaborated with backend developers to integrate APIs and ensure seamless data flow.  </w:t>
-            </w:r>
-          </w:p>
-          <w:p>
-            <w:pPr>
-              <w:rPr>
-                <w:rFonts w:ascii="Saira" w:hAnsi="Saira"/>
-                <w:sz w:val="20"/>
-                <w:szCs w:val="20"/>
-              </w:rPr>
-            </w:pPr>
-            <w:r>
-              <w:rPr>
-                <w:rFonts w:ascii="Saira" w:hAnsi="Saira"/>
-                <w:sz w:val="20"/>
-                <w:szCs w:val="20"/>
-              </w:rPr>
-              <w:t xml:space="preserve"> </w:t>
-            </w:r>
-            <w:r>
-              <w:rPr>
-                <w:rFonts w:ascii="Saira" w:hAnsi="Saira"/>
-                <w:sz w:val="20"/>
-                <w:szCs w:val="20"/>
-              </w:rPr>
-              <w:t xml:space="preserve"> </w:t>
-            </w:r>
-          </w:p>
-          <w:p>
-            <w:pPr>
-              <w:rPr>
-                <w:rFonts w:ascii="Saira" w:hAnsi="Saira"/>
-                <w:sz w:val="20"/>
-                <w:szCs w:val="20"/>
-              </w:rPr>
-            </w:pPr>
-            <w:r>
-              <w:rPr>
-                <w:rFonts w:ascii="Saira" w:hAnsi="Saira"/>
-                <w:sz w:val="20"/>
-                <w:szCs w:val="20"/>
-              </w:rPr>
-              <w:t xml:space="preserve"/>
-            </w:r>
-            <w:proofErr w:type="gramEnd"/>
-            <w:r>
-              <w:rPr>
-                <w:rFonts w:ascii="Saira" w:hAnsi="Saira"/>
-                <w:sz w:val="20"/>
-                <w:szCs w:val="20"/>
-              </w:rPr>
-              <w:t xml:space="preserve"> </w:t>
-            </w:r>
-            <w:r>
-              <w:rPr>
-                <w:rFonts w:ascii="Saira" w:hAnsi="Saira"/>
-                <w:sz w:val="20"/>
-                <w:szCs w:val="20"/>
-              </w:rPr>
-              <w:t xml:space="preserve"> </w:t>
-            </w:r>
-          </w:p>
-          <w:p>
-            <w:pPr>
-              <w:rPr>
-                <w:rFonts w:ascii="Saira" w:hAnsi="Saira"/>
-                <w:b/>
-                <w:bCs/>
-                <w:sz w:val="20"/>
-                <w:szCs w:val="20"/>
-              </w:rPr>
-            </w:pPr>
-            <w:proofErr w:type="gramStart"/>
-            <w:r>
-              <w:rPr>
-                <w:rFonts w:ascii="Saira" w:hAnsi="Saira"/>
-                <w:b/>
-                <w:bCs/>
-                <w:sz w:val="20"/>
-                <w:szCs w:val="20"/>
-              </w:rPr>
-              <w:t xml:space="preserve">Data Analysis  Processing Projects  </w:t>
-            </w:r>
-          </w:p>
-          <w:p>
-            <w:pPr>
-              <w:rPr>
-                <w:rFonts w:ascii="Saira" w:hAnsi="Saira"/>
-                <w:sz w:val="20"/>
-                <w:szCs w:val="20"/>
-              </w:rPr>
-            </w:pPr>
-            <w:proofErr w:type="gramStart"/>
-            <w:r>
-              <w:rPr>
-                <w:rFonts w:ascii="Saira" w:hAnsi="Saira"/>
-                <w:sz w:val="20"/>
-                <w:szCs w:val="20"/>
-              </w:rPr>
-              <w:t xml:space="preserve">Python, Data Handling </w:t>
-            </w:r>
-            <w:r>
-              <w:rPr>
-                <w:rFonts w:ascii="Saira" w:hAnsi="Saira"/>
-                <w:sz w:val="20"/>
-                <w:szCs w:val="20"/>
-              </w:rPr>
-              <w:t xml:space="preserve"> </w:t>
+              <w:t xml:space="preserve">Performed rigorous time and space complexity analysis using Big-O notation, benchmarking algorithm performance across varying input sizes to justify data structure selection and optimisation decisions.  </w:t>
             </w:r>
           </w:p>
           <w:p>
@@ -6326,7 +7515,7 @@
                 <w:sz w:val="20"/>
                 <w:szCs w:val="20"/>
               </w:rPr>
-              <w:t xml:space="preserve">Developed scripts to load, clean, and process structured datasets.  </w:t>
+              <w:t xml:space="preserve">Solved over 30 logic-based programming challenges by decomposing problems into modular, testable components — applying dynamic programming, recursion, and greedy strategies to derive optimal solutions.  </w:t>
             </w:r>
           </w:p>
           <w:p>
@@ -6374,7 +7563,7 @@
                 <w:sz w:val="20"/>
                 <w:szCs w:val="20"/>
               </w:rPr>
-              <w:t xml:space="preserve">Applied analytical reasoning to extract insights and summarize results.  </w:t>
+              <w:t xml:space="preserve">Built systematic debugging and test validation workflows, writing edge-case test suites in Python to verify correctness of all algorithm implementations before deployment.  </w:t>
             </w:r>
           </w:p>
           <w:p>
@@ -6422,7 +7611,7 @@
                 <w:sz w:val="20"/>
                 <w:szCs w:val="20"/>
               </w:rPr>
-              <w:t xml:space="preserve">Produced clear, structured outputs suitable for reporting or further analysis.  </w:t>
+              <w:t xml:space="preserve">Demonstrated strong analytical skills in optimizing algorithm efficiency and performance.  </w:t>
             </w:r>
           </w:p>
           <w:p>
@@ -6470,7 +7659,7 @@
                 <w:sz w:val="20"/>
                 <w:szCs w:val="20"/>
               </w:rPr>
-              <w:t xml:space="preserve">Demonstrated attention to data quality, correctness, and reproducibility.  </w:t>
+              <w:t xml:space="preserve">Showcased problem-solving abilities by tackling complex programming challenges.  </w:t>
             </w:r>
           </w:p>
           <w:p>
@@ -6518,7 +7707,7 @@
                 <w:sz w:val="20"/>
                 <w:szCs w:val="20"/>
               </w:rPr>
-              <w:t xml:space="preserve">Implemented automated tests to validate data processing workflows.  </w:t>
+              <w:t xml:space="preserve">Exhibited initiative by expanding the library with additional algorithms and data structures.  </w:t>
             </w:r>
           </w:p>
           <w:p>
@@ -6566,7 +7755,7 @@
                 <w:sz w:val="20"/>
                 <w:szCs w:val="20"/>
               </w:rPr>
-              <w:t xml:space="preserve">Aligned data analysis techniques with project goals, enhancing decision-making processes.  </w:t>
+              <w:t xml:space="preserve">Displayed adaptability by learning and implementing new algorithmic techniques.  </w:t>
             </w:r>
           </w:p>
           <w:p>
@@ -6647,25 +7836,49 @@
                 <w:sz w:val="20"/>
                 <w:szCs w:val="20"/>
               </w:rPr>
-              <w:t xml:space="preserve">Testing  Debugging Projects  </w:t>
-            </w:r>
-          </w:p>
-          <w:p>
-            <w:pPr>
-              <w:rPr>
-                <w:rFonts w:ascii="Saira" w:hAnsi="Saira"/>
-                <w:sz w:val="20"/>
-                <w:szCs w:val="20"/>
-              </w:rPr>
-            </w:pPr>
-            <w:proofErr w:type="gramStart"/>
-            <w:r>
-              <w:rPr>
-                <w:rFonts w:ascii="Saira" w:hAnsi="Saira"/>
-                <w:sz w:val="20"/>
-                <w:szCs w:val="20"/>
-              </w:rPr>
-              <w:t xml:space="preserve">Python, JavaScript </w:t>
+              <w:t xml:space="preserve">Automated Personal Budget Management System  </w:t>
+            </w:r>
+          </w:p>
+          <w:p>
+            <w:pPr>
+              <w:rPr>
+                <w:rFonts w:ascii="Saira" w:hAnsi="Saira"/>
+                <w:b/>
+                <w:bCs/>
+                <w:color w:val="4F6228" w:themeColor="accent3" w:themeShade="80"/>
+                <w:sz w:val="22"/>
+                <w:szCs w:val="22"/>
+              </w:rPr>
+            </w:pPr>
+            <w:proofErr w:type="gramStart"/>
+            <w:r>
+              <w:rPr>
+                <w:rFonts w:ascii="Saira" w:hAnsi="Saira"/>
+                <w:b/>
+                <w:bCs/>
+                <w:color w:val="4F6228" w:themeColor="accent3" w:themeShade="80"/>
+                <w:sz w:val="22"/>
+                <w:szCs w:val="22"/>
+              </w:rPr>
+              <w:t xml:space="preserve">https://docs.google.com/spreadsheets/d/1FBFnQ15zXigUEketGBJjX2EtTm_3x0Mpv2ssYiINVJM/edit?usp=sharing</w:t>
+            </w:r>
+          </w:p>
+          <w:p>
+            <w:pPr>
+              <w:rPr>
+                <w:rFonts w:ascii="Saira" w:hAnsi="Saira"/>
+                <w:sz w:val="20"/>
+                <w:szCs w:val="20"/>
+              </w:rPr>
+            </w:pPr>
+            <w:proofErr w:type="gramStart"/>
+            <w:r>
+              <w:rPr>
+                <w:rFonts w:ascii="Saira" w:hAnsi="Saira"/>
+                <w:sz w:val="20"/>
+                <w:szCs w:val="20"/>
+              </w:rPr>
+              <w:t xml:space="preserve">Google Apps Script, Google Sheets </w:t>
             </w:r>
             <w:r>
               <w:rPr>
@@ -6721,7 +7934,7 @@
                 <w:sz w:val="20"/>
                 <w:szCs w:val="20"/>
               </w:rPr>
-              <w:t xml:space="preserve">Emphasised code correctness and robustness throughout development.  </w:t>
+              <w:t xml:space="preserve">Developed an automated budget management system in Google Sheets to track daily expenses, income, and category-based spending trends.  </w:t>
             </w:r>
           </w:p>
           <w:p>
@@ -6769,7 +7982,7 @@
                 <w:sz w:val="20"/>
                 <w:szCs w:val="20"/>
               </w:rPr>
-              <w:t xml:space="preserve">Debugged and optimised existing code to improve performance and reliability.  </w:t>
+              <w:t xml:space="preserve">Built custom Google Apps Script functions to automate calculations, expense categorisation, and dynamic financial summaries.  </w:t>
             </w:r>
           </w:p>
           <w:p>
@@ -6817,7 +8030,7 @@
                 <w:sz w:val="20"/>
                 <w:szCs w:val="20"/>
               </w:rPr>
-              <w:t xml:space="preserve">Created test cases to validate software functionality and identify defects.  </w:t>
+              <w:t xml:space="preserve">Designed a structured calendar-style layout to visualise daily spending and improve financial planning.  </w:t>
             </w:r>
           </w:p>
           <w:p>
@@ -6865,7 +8078,7 @@
                 <w:sz w:val="20"/>
                 <w:szCs w:val="20"/>
               </w:rPr>
-              <w:t xml:space="preserve">Debugged and optimized existing code to improve performance and reliability.  </w:t>
+              <w:t xml:space="preserve">Implemented automated spreadsheet logic to generate monthly summaries and financial insights with minimal manual input.  </w:t>
             </w:r>
           </w:p>
           <w:p>
@@ -6913,7 +8126,7 @@
                 <w:sz w:val="20"/>
                 <w:szCs w:val="20"/>
               </w:rPr>
-              <w:t xml:space="preserve">Practiced systematic troubleshooting and verification of expected behavior.  </w:t>
+              <w:t xml:space="preserve">Utilized problem-solving skills to streamline financial tracking processes.  </w:t>
             </w:r>
           </w:p>
           <w:p>
@@ -6961,7 +8174,7 @@
                 <w:sz w:val="20"/>
                 <w:szCs w:val="20"/>
               </w:rPr>
-              <w:t xml:space="preserve">Emphasized code correctness and robustness throughout development.  </w:t>
+              <w:t xml:space="preserve">Displayed adaptability by customizing the system to meet user-specific financial goals.  </w:t>
             </w:r>
           </w:p>
           <w:p>
@@ -7009,7 +8222,7 @@
                 <w:sz w:val="20"/>
                 <w:szCs w:val="20"/>
               </w:rPr>
-              <w:t xml:space="preserve">Collaborated with developers to identify and resolve bugs, ensuring high-quality software delivery.  </w:t>
+              <w:t xml:space="preserve">Showcased initiative by enhancing system functionality to provide comprehensive financial insights.  </w:t>
             </w:r>
           </w:p>
           <w:p>
@@ -7057,7 +8270,522 @@
                 <w:sz w:val="20"/>
                 <w:szCs w:val="20"/>
               </w:rPr>
-              <w:t xml:space="preserve">Contributed to the development of automated testing frameworks, aligning with Agile practices.  </w:t>
+              <w:t xml:space="preserve">Demonstrated effective communication by creating user-friendly documentation and guides.  </w:t>
+            </w:r>
+          </w:p>
+          <w:p>
+            <w:pPr>
+              <w:rPr>
+                <w:rFonts w:ascii="Saira" w:hAnsi="Saira"/>
+                <w:sz w:val="20"/>
+                <w:szCs w:val="20"/>
+              </w:rPr>
+            </w:pPr>
+            <w:r>
+              <w:rPr>
+                <w:rFonts w:ascii="Saira" w:hAnsi="Saira"/>
+                <w:sz w:val="20"/>
+                <w:szCs w:val="20"/>
+              </w:rPr>
+              <w:t xml:space="preserve"> </w:t>
+            </w:r>
+            <w:r>
+              <w:rPr>
+                <w:rFonts w:ascii="Saira" w:hAnsi="Saira"/>
+                <w:sz w:val="20"/>
+                <w:szCs w:val="20"/>
+              </w:rPr>
+              <w:t xml:space="preserve"> </w:t>
+            </w:r>
+          </w:p>
+          <w:p>
+            <w:pPr>
+              <w:rPr>
+                <w:rFonts w:ascii="Saira" w:hAnsi="Saira"/>
+                <w:sz w:val="20"/>
+                <w:szCs w:val="20"/>
+              </w:rPr>
+            </w:pPr>
+            <w:r>
+              <w:rPr>
+                <w:rFonts w:ascii="Saira" w:hAnsi="Saira"/>
+                <w:sz w:val="20"/>
+                <w:szCs w:val="20"/>
+              </w:rPr>
+              <w:t xml:space="preserve"/>
+            </w:r>
+            <w:proofErr w:type="gramEnd"/>
+            <w:r>
+              <w:rPr>
+                <w:rFonts w:ascii="Saira" w:hAnsi="Saira"/>
+                <w:sz w:val="20"/>
+                <w:szCs w:val="20"/>
+              </w:rPr>
+              <w:t xml:space="preserve"> </w:t>
+            </w:r>
+            <w:r>
+              <w:rPr>
+                <w:rFonts w:ascii="Saira" w:hAnsi="Saira"/>
+                <w:sz w:val="20"/>
+                <w:szCs w:val="20"/>
+              </w:rPr>
+              <w:t xml:space="preserve"> </w:t>
+            </w:r>
+          </w:p>
+          <w:p>
+            <w:pPr>
+              <w:rPr>
+                <w:rFonts w:ascii="Saira" w:hAnsi="Saira"/>
+                <w:b/>
+                <w:bCs/>
+                <w:sz w:val="20"/>
+                <w:szCs w:val="20"/>
+              </w:rPr>
+            </w:pPr>
+            <w:proofErr w:type="gramStart"/>
+            <w:r>
+              <w:rPr>
+                <w:rFonts w:ascii="Saira" w:hAnsi="Saira"/>
+                <w:b/>
+                <w:bCs/>
+                <w:sz w:val="20"/>
+                <w:szCs w:val="20"/>
+              </w:rPr>
+              <w:t xml:space="preserve">Automated Payslip Generator for Payroll Tracking  </w:t>
+            </w:r>
+          </w:p>
+          <w:p>
+            <w:pPr>
+              <w:rPr>
+                <w:rFonts w:ascii="Saira" w:hAnsi="Saira"/>
+                <w:b/>
+                <w:bCs/>
+                <w:color w:val="4F6228" w:themeColor="accent3" w:themeShade="80"/>
+                <w:sz w:val="22"/>
+                <w:szCs w:val="22"/>
+              </w:rPr>
+            </w:pPr>
+            <w:proofErr w:type="gramStart"/>
+            <w:r>
+              <w:rPr>
+                <w:rFonts w:ascii="Saira" w:hAnsi="Saira"/>
+                <w:b/>
+                <w:bCs/>
+                <w:color w:val="4F6228" w:themeColor="accent3" w:themeShade="80"/>
+                <w:sz w:val="22"/>
+                <w:szCs w:val="22"/>
+              </w:rPr>
+              <w:t xml:space="preserve">https://docs.google.com/spreadsheets/d/1iCLU8PQljdzD5Qsh7Npvf0n8etp6_djucTL3imP48MI/edit?usp=sharing</w:t>
+            </w:r>
+          </w:p>
+          <w:p>
+            <w:pPr>
+              <w:rPr>
+                <w:rFonts w:ascii="Saira" w:hAnsi="Saira"/>
+                <w:sz w:val="20"/>
+                <w:szCs w:val="20"/>
+              </w:rPr>
+            </w:pPr>
+            <w:proofErr w:type="gramStart"/>
+            <w:r>
+              <w:rPr>
+                <w:rFonts w:ascii="Saira" w:hAnsi="Saira"/>
+                <w:sz w:val="20"/>
+                <w:szCs w:val="20"/>
+              </w:rPr>
+              <w:t xml:space="preserve">Google Apps Script, JavaScript, Google Sheets, Google Docs </w:t>
+            </w:r>
+            <w:r>
+              <w:rPr>
+                <w:rFonts w:ascii="Saira" w:hAnsi="Saira"/>
+                <w:sz w:val="20"/>
+                <w:szCs w:val="20"/>
+              </w:rPr>
+              <w:t xml:space="preserve"> </w:t>
+            </w:r>
+          </w:p>
+          <w:p>
+            <w:pPr>
+              <w:rPr>
+                <w:rFonts w:ascii="Saira" w:hAnsi="Saira"/>
+                <w:sz w:val="20"/>
+                <w:szCs w:val="20"/>
+              </w:rPr>
+            </w:pPr>
+            <w:r>
+              <w:rPr>
+                <w:rFonts w:ascii="Saira" w:hAnsi="Saira"/>
+                <w:sz w:val="20"/>
+                <w:szCs w:val="20"/>
+              </w:rPr>
+              <w:t xml:space="preserve"> </w:t>
+            </w:r>
+            <w:r>
+              <w:rPr>
+                <w:rFonts w:ascii="Saira" w:hAnsi="Saira"/>
+                <w:sz w:val="20"/>
+                <w:szCs w:val="20"/>
+              </w:rPr>
+              <w:t xml:space="preserve"> </w:t>
+            </w:r>
+          </w:p>
+          <w:p>
+            <w:pPr>
+              <w:pStyle w:val="ListParagraph"/>
+              <w:numPr>
+                <w:ilvl w:val="0"/>
+                <w:numId w:val="21"/>
+              </w:numPr>
+              <w:rPr>
+                <w:rFonts w:ascii="Saira" w:hAnsi="Saira"/>
+                <w:sz w:val="20"/>
+                <w:szCs w:val="20"/>
+              </w:rPr>
+            </w:pPr>
+            <w:proofErr w:type="gramStart"/>
+            <w:r>
+              <w:rPr>
+                <w:rFonts w:ascii="Saira" w:hAnsi="Saira"/>
+                <w:sz w:val="20"/>
+                <w:szCs w:val="20"/>
+              </w:rPr>
+              <w:t xml:space="preserve">Built an automated payslip generation system that converts payroll data from Google Sheets into structured payslip documents.  </w:t>
+            </w:r>
+          </w:p>
+          <w:p>
+            <w:pPr>
+              <w:rPr>
+                <w:rFonts w:ascii="Saira" w:hAnsi="Saira"/>
+                <w:sz w:val="20"/>
+                <w:szCs w:val="20"/>
+              </w:rPr>
+            </w:pPr>
+            <w:r>
+              <w:rPr>
+                <w:rFonts w:ascii="Saira" w:hAnsi="Saira"/>
+                <w:sz w:val="20"/>
+                <w:szCs w:val="20"/>
+              </w:rPr>
+              <w:t xml:space="preserve"> </w:t>
+            </w:r>
+            <w:r>
+              <w:rPr>
+                <w:rFonts w:ascii="Saira" w:hAnsi="Saira"/>
+                <w:sz w:val="20"/>
+                <w:szCs w:val="20"/>
+              </w:rPr>
+              <w:t xml:space="preserve"> </w:t>
+            </w:r>
+          </w:p>
+          <w:p>
+            <w:pPr>
+              <w:pStyle w:val="ListParagraph"/>
+              <w:numPr>
+                <w:ilvl w:val="0"/>
+                <w:numId w:val="21"/>
+              </w:numPr>
+              <w:rPr>
+                <w:rFonts w:ascii="Saira" w:hAnsi="Saira"/>
+                <w:sz w:val="20"/>
+                <w:szCs w:val="20"/>
+              </w:rPr>
+            </w:pPr>
+            <w:proofErr w:type="gramStart"/>
+            <w:r>
+              <w:rPr>
+                <w:rFonts w:ascii="Saira" w:hAnsi="Saira"/>
+                <w:sz w:val="20"/>
+                <w:szCs w:val="20"/>
+              </w:rPr>
+              <w:t xml:space="preserve">Developed Google Apps Script workflows to dynamically populate employee details, salary calculations, and deductions.  </w:t>
+            </w:r>
+          </w:p>
+          <w:p>
+            <w:pPr>
+              <w:rPr>
+                <w:rFonts w:ascii="Saira" w:hAnsi="Saira"/>
+                <w:sz w:val="20"/>
+                <w:szCs w:val="20"/>
+              </w:rPr>
+            </w:pPr>
+            <w:r>
+              <w:rPr>
+                <w:rFonts w:ascii="Saira" w:hAnsi="Saira"/>
+                <w:sz w:val="20"/>
+                <w:szCs w:val="20"/>
+              </w:rPr>
+              <w:t xml:space="preserve"> </w:t>
+            </w:r>
+            <w:r>
+              <w:rPr>
+                <w:rFonts w:ascii="Saira" w:hAnsi="Saira"/>
+                <w:sz w:val="20"/>
+                <w:szCs w:val="20"/>
+              </w:rPr>
+              <w:t xml:space="preserve"> </w:t>
+            </w:r>
+          </w:p>
+          <w:p>
+            <w:pPr>
+              <w:pStyle w:val="ListParagraph"/>
+              <w:numPr>
+                <w:ilvl w:val="0"/>
+                <w:numId w:val="21"/>
+              </w:numPr>
+              <w:rPr>
+                <w:rFonts w:ascii="Saira" w:hAnsi="Saira"/>
+                <w:sz w:val="20"/>
+                <w:szCs w:val="20"/>
+              </w:rPr>
+            </w:pPr>
+            <w:proofErr w:type="gramStart"/>
+            <w:r>
+              <w:rPr>
+                <w:rFonts w:ascii="Saira" w:hAnsi="Saira"/>
+                <w:sz w:val="20"/>
+                <w:szCs w:val="20"/>
+              </w:rPr>
+              <w:t xml:space="preserve">Automated document generation and formatting to produce consistent, professional payslips directly from spreadsheet data.  </w:t>
+            </w:r>
+          </w:p>
+          <w:p>
+            <w:pPr>
+              <w:rPr>
+                <w:rFonts w:ascii="Saira" w:hAnsi="Saira"/>
+                <w:sz w:val="20"/>
+                <w:szCs w:val="20"/>
+              </w:rPr>
+            </w:pPr>
+            <w:r>
+              <w:rPr>
+                <w:rFonts w:ascii="Saira" w:hAnsi="Saira"/>
+                <w:sz w:val="20"/>
+                <w:szCs w:val="20"/>
+              </w:rPr>
+              <w:t xml:space="preserve"> </w:t>
+            </w:r>
+            <w:r>
+              <w:rPr>
+                <w:rFonts w:ascii="Saira" w:hAnsi="Saira"/>
+                <w:sz w:val="20"/>
+                <w:szCs w:val="20"/>
+              </w:rPr>
+              <w:t xml:space="preserve"> </w:t>
+            </w:r>
+          </w:p>
+          <w:p>
+            <w:pPr>
+              <w:pStyle w:val="ListParagraph"/>
+              <w:numPr>
+                <w:ilvl w:val="0"/>
+                <w:numId w:val="21"/>
+              </w:numPr>
+              <w:rPr>
+                <w:rFonts w:ascii="Saira" w:hAnsi="Saira"/>
+                <w:sz w:val="20"/>
+                <w:szCs w:val="20"/>
+              </w:rPr>
+            </w:pPr>
+            <w:proofErr w:type="gramStart"/>
+            <w:r>
+              <w:rPr>
+                <w:rFonts w:ascii="Saira" w:hAnsi="Saira"/>
+                <w:sz w:val="20"/>
+                <w:szCs w:val="20"/>
+              </w:rPr>
+              <w:t xml:space="preserve">Reduced manual payroll processing by creating a repeatable and scalable document automation pipeline.  </w:t>
+            </w:r>
+          </w:p>
+          <w:p>
+            <w:pPr>
+              <w:rPr>
+                <w:rFonts w:ascii="Saira" w:hAnsi="Saira"/>
+                <w:sz w:val="20"/>
+                <w:szCs w:val="20"/>
+              </w:rPr>
+            </w:pPr>
+            <w:r>
+              <w:rPr>
+                <w:rFonts w:ascii="Saira" w:hAnsi="Saira"/>
+                <w:sz w:val="20"/>
+                <w:szCs w:val="20"/>
+              </w:rPr>
+              <w:t xml:space="preserve"> </w:t>
+            </w:r>
+            <w:r>
+              <w:rPr>
+                <w:rFonts w:ascii="Saira" w:hAnsi="Saira"/>
+                <w:sz w:val="20"/>
+                <w:szCs w:val="20"/>
+              </w:rPr>
+              <w:t xml:space="preserve"> </w:t>
+            </w:r>
+          </w:p>
+          <w:p>
+            <w:pPr>
+              <w:pStyle w:val="ListParagraph"/>
+              <w:numPr>
+                <w:ilvl w:val="0"/>
+                <w:numId w:val="21"/>
+              </w:numPr>
+              <w:rPr>
+                <w:rFonts w:ascii="Saira" w:hAnsi="Saira"/>
+                <w:sz w:val="20"/>
+                <w:szCs w:val="20"/>
+              </w:rPr>
+            </w:pPr>
+            <w:proofErr w:type="gramStart"/>
+            <w:r>
+              <w:rPr>
+                <w:rFonts w:ascii="Saira" w:hAnsi="Saira"/>
+                <w:sz w:val="20"/>
+                <w:szCs w:val="20"/>
+              </w:rPr>
+              <w:t xml:space="preserve">Displayed problem-solving skills by optimizing payroll processes for efficiency.  </w:t>
+            </w:r>
+          </w:p>
+          <w:p>
+            <w:pPr>
+              <w:rPr>
+                <w:rFonts w:ascii="Saira" w:hAnsi="Saira"/>
+                <w:sz w:val="20"/>
+                <w:szCs w:val="20"/>
+              </w:rPr>
+            </w:pPr>
+            <w:r>
+              <w:rPr>
+                <w:rFonts w:ascii="Saira" w:hAnsi="Saira"/>
+                <w:sz w:val="20"/>
+                <w:szCs w:val="20"/>
+              </w:rPr>
+              <w:t xml:space="preserve"> </w:t>
+            </w:r>
+            <w:r>
+              <w:rPr>
+                <w:rFonts w:ascii="Saira" w:hAnsi="Saira"/>
+                <w:sz w:val="20"/>
+                <w:szCs w:val="20"/>
+              </w:rPr>
+              <w:t xml:space="preserve"> </w:t>
+            </w:r>
+          </w:p>
+          <w:p>
+            <w:pPr>
+              <w:pStyle w:val="ListParagraph"/>
+              <w:numPr>
+                <w:ilvl w:val="0"/>
+                <w:numId w:val="21"/>
+              </w:numPr>
+              <w:rPr>
+                <w:rFonts w:ascii="Saira" w:hAnsi="Saira"/>
+                <w:sz w:val="20"/>
+                <w:szCs w:val="20"/>
+              </w:rPr>
+            </w:pPr>
+            <w:proofErr w:type="gramStart"/>
+            <w:r>
+              <w:rPr>
+                <w:rFonts w:ascii="Saira" w:hAnsi="Saira"/>
+                <w:sz w:val="20"/>
+                <w:szCs w:val="20"/>
+              </w:rPr>
+              <w:t xml:space="preserve">Utilized adaptability to integrate additional payroll features based on user feedback.  </w:t>
+            </w:r>
+          </w:p>
+          <w:p>
+            <w:pPr>
+              <w:rPr>
+                <w:rFonts w:ascii="Saira" w:hAnsi="Saira"/>
+                <w:sz w:val="20"/>
+                <w:szCs w:val="20"/>
+              </w:rPr>
+            </w:pPr>
+            <w:r>
+              <w:rPr>
+                <w:rFonts w:ascii="Saira" w:hAnsi="Saira"/>
+                <w:sz w:val="20"/>
+                <w:szCs w:val="20"/>
+              </w:rPr>
+              <w:t xml:space="preserve"> </w:t>
+            </w:r>
+            <w:r>
+              <w:rPr>
+                <w:rFonts w:ascii="Saira" w:hAnsi="Saira"/>
+                <w:sz w:val="20"/>
+                <w:szCs w:val="20"/>
+              </w:rPr>
+              <w:t xml:space="preserve"> </w:t>
+            </w:r>
+          </w:p>
+          <w:p>
+            <w:pPr>
+              <w:pStyle w:val="ListParagraph"/>
+              <w:numPr>
+                <w:ilvl w:val="0"/>
+                <w:numId w:val="21"/>
+              </w:numPr>
+              <w:rPr>
+                <w:rFonts w:ascii="Saira" w:hAnsi="Saira"/>
+                <w:sz w:val="20"/>
+                <w:szCs w:val="20"/>
+              </w:rPr>
+            </w:pPr>
+            <w:proofErr w:type="gramStart"/>
+            <w:r>
+              <w:rPr>
+                <w:rFonts w:ascii="Saira" w:hAnsi="Saira"/>
+                <w:sz w:val="20"/>
+                <w:szCs w:val="20"/>
+              </w:rPr>
+              <w:t xml:space="preserve">Showcased initiative by automating complex payroll calculations and reporting.  </w:t>
+            </w:r>
+          </w:p>
+          <w:p>
+            <w:pPr>
+              <w:rPr>
+                <w:rFonts w:ascii="Saira" w:hAnsi="Saira"/>
+                <w:sz w:val="20"/>
+                <w:szCs w:val="20"/>
+              </w:rPr>
+            </w:pPr>
+            <w:r>
+              <w:rPr>
+                <w:rFonts w:ascii="Saira" w:hAnsi="Saira"/>
+                <w:sz w:val="20"/>
+                <w:szCs w:val="20"/>
+              </w:rPr>
+              <w:t xml:space="preserve"> </w:t>
+            </w:r>
+            <w:r>
+              <w:rPr>
+                <w:rFonts w:ascii="Saira" w:hAnsi="Saira"/>
+                <w:sz w:val="20"/>
+                <w:szCs w:val="20"/>
+              </w:rPr>
+              <w:t xml:space="preserve"> </w:t>
+            </w:r>
+          </w:p>
+          <w:p>
+            <w:pPr>
+              <w:pStyle w:val="ListParagraph"/>
+              <w:numPr>
+                <w:ilvl w:val="0"/>
+                <w:numId w:val="21"/>
+              </w:numPr>
+              <w:rPr>
+                <w:rFonts w:ascii="Saira" w:hAnsi="Saira"/>
+                <w:sz w:val="20"/>
+                <w:szCs w:val="20"/>
+              </w:rPr>
+            </w:pPr>
+            <w:proofErr w:type="gramStart"/>
+            <w:r>
+              <w:rPr>
+                <w:rFonts w:ascii="Saira" w:hAnsi="Saira"/>
+                <w:sz w:val="20"/>
+                <w:szCs w:val="20"/>
+              </w:rPr>
+              <w:t xml:space="preserve">Demonstrated effective communication by providing training and support for system users.  </w:t>
             </w:r>
           </w:p>
           <w:p>
@@ -7460,7 +9188,7 @@
                 <w:sz w:val="22"/>
                 <w:szCs w:val="22"/>
               </w:rPr>
-              <w:t xml:space="preserve">C2</w:t>
+              <w:t xml:space="preserve">C1</w:t>
             </w:r>
           </w:p>
           <w:p>
@@ -7536,6 +9264,159 @@
             </w:r>
             <w:r>
               <w:rPr>
+                <w:color w:val="D0D8E0"/>
+                <w:sz w:val="26"/>
+                <w:szCs w:val="26"/>
+              </w:rPr>
+              <w:t xml:space="preserve">██</w:t>
+            </w:r>
+            <w:r>
+              <w:t xml:space="preserve"/>
+            </w:r>
+          </w:p>
+          <w:p>
+            <w:pPr>
+              <w:rPr>
+                <w:rFonts w:ascii="Saira" w:hAnsi="Saira"/>
+                <w:sz w:val="20"/>
+                <w:szCs w:val="20"/>
+              </w:rPr>
+            </w:pPr>
+            <w:proofErr w:type="gramStart"/>
+            <w:r>
+              <w:rPr>
+                <w:rFonts w:ascii="Saira" w:hAnsi="Saira"/>
+                <w:sz w:val="20"/>
+                <w:szCs w:val="20"/>
+              </w:rPr>
+              <w:t xml:space="preserve">Advanced</w:t>
+            </w:r>
+          </w:p>
+          <w:p>
+            <w:pPr>
+              <w:rPr>
+                <w:rFonts w:ascii="Saira" w:hAnsi="Saira"/>
+                <w:sz w:val="20"/>
+                <w:szCs w:val="20"/>
+              </w:rPr>
+            </w:pPr>
+          </w:p>
+          <w:p>
+            <w:pPr>
+              <w:rPr>
+                <w:rFonts w:ascii="Saira" w:hAnsi="Saira"/>
+                <w:sz w:val="20"/>
+                <w:szCs w:val="20"/>
+              </w:rPr>
+            </w:pPr>
+            <w:r>
+              <w:rPr>
+                <w:rFonts w:ascii="Saira" w:hAnsi="Saira"/>
+                <w:sz w:val="20"/>
+                <w:szCs w:val="20"/>
+              </w:rPr>
+              <w:t xml:space="preserve"/>
+            </w:r>
+            <w:proofErr w:type="gramEnd"/>
+          </w:p>
+          <w:p>
+            <w:pPr>
+              <w:rPr>
+                <w:rFonts w:ascii="Saira" w:hAnsi="Saira"/>
+                <w:sz w:val="20"/>
+                <w:szCs w:val="20"/>
+              </w:rPr>
+            </w:pPr>
+            <w:proofErr w:type="gramStart"/>
+            <w:r>
+              <w:rPr>
+                <w:rFonts w:ascii="Saira" w:hAnsi="Saira"/>
+                <w:b/>
+                <w:bCs/>
+                <w:sz w:val="22"/>
+                <w:szCs w:val="22"/>
+              </w:rPr>
+              <w:t xml:space="preserve">isiZulu</w:t>
+            </w:r>
+            <w:r>
+              <w:rPr>
+                <w:rFonts w:ascii="Saira" w:hAnsi="Saira"/>
+                <w:sz w:val="22"/>
+                <w:szCs w:val="22"/>
+              </w:rPr>
+              <w:t xml:space="preserve"> </w:t>
+            </w:r>
+            <w:r>
+              <w:rPr>
+                <w:rFonts w:ascii="Saira" w:hAnsi="Saira"/>
+                <w:sz w:val="20"/>
+                <w:szCs w:val="20"/>
+              </w:rPr>
+              <w:t xml:space="preserve">  </w:t>
+            </w:r>
+            <w:proofErr w:type="gramEnd"/>
+            <w:r>
+              <w:rPr>
+                <w:rFonts w:ascii="Saira" w:hAnsi="Saira"/>
+                <w:sz w:val="20"/>
+                <w:szCs w:val="20"/>
+              </w:rPr>
+              <w:t xml:space="preserve">       </w:t>
+            </w:r>
+            <w:r>
+              <w:rPr>
+                <w:rFonts w:ascii="Saira" w:hAnsi="Saira"/>
+                <w:sz w:val="20"/>
+                <w:szCs w:val="20"/>
+              </w:rPr>
+              <w:t xml:space="preserve">                              </w:t>
+            </w:r>
+            <w:r>
+              <w:rPr>
+                <w:rFonts w:ascii="Saira" w:hAnsi="Saira"/>
+                <w:sz w:val="20"/>
+                <w:szCs w:val="20"/>
+              </w:rPr>
+              <w:t xml:space="preserve">       </w:t>
+            </w:r>
+            <w:proofErr w:type="gramStart"/>
+            <w:r>
+              <w:rPr>
+                <w:rFonts w:ascii="Saira" w:hAnsi="Saira"/>
+                <w:sz w:val="20"/>
+                <w:szCs w:val="20"/>
+              </w:rPr>
+              <w:t xml:space="preserve">   </w:t>
+            </w:r>
+            <w:r>
+              <w:rPr>
+                <w:rFonts w:ascii="Saira" w:hAnsi="Saira"/>
+                <w:b/>
+                <w:bCs/>
+                <w:sz w:val="22"/>
+                <w:szCs w:val="22"/>
+              </w:rPr>
+              <w:t xml:space="preserve">C1</w:t>
+            </w:r>
+          </w:p>
+          <w:p>
+            <w:pPr>
+              <w:rPr>
+                <w:rFonts w:ascii="Saira" w:hAnsi="Saira"/>
+                <w:sz w:val="28"/>
+                <w:szCs w:val="32"/>
+              </w:rPr>
+            </w:pPr>
+            <w:r>
+              <w:rPr>
+                <w:rFonts w:ascii="Saira" w:hAnsi="Saira"/>
+                <w:sz w:val="28"/>
+                <w:szCs w:val="32"/>
+              </w:rPr>
+              <w:t xml:space="preserve"/>
+            </w:r>
+            <w:r>
+              <w:rPr>
                 <w:color w:val="1F3040"/>
                 <w:sz w:val="26"/>
                 <w:szCs w:val="26"/>
@@ -7543,149 +9424,7 @@
               <w:t xml:space="preserve">██</w:t>
             </w:r>
             <w:r>
-              <w:t xml:space="preserve"/>
-            </w:r>
-          </w:p>
-          <w:p>
-            <w:pPr>
-              <w:rPr>
-                <w:rFonts w:ascii="Saira" w:hAnsi="Saira"/>
-                <w:sz w:val="20"/>
-                <w:szCs w:val="20"/>
-              </w:rPr>
-            </w:pPr>
-            <w:proofErr w:type="gramStart"/>
-            <w:r>
-              <w:rPr>
-                <w:rFonts w:ascii="Saira" w:hAnsi="Saira"/>
-                <w:sz w:val="20"/>
-                <w:szCs w:val="20"/>
-              </w:rPr>
-              <w:t xml:space="preserve">Bilingual or Proficient</w:t>
-            </w:r>
-          </w:p>
-          <w:p>
-            <w:pPr>
-              <w:rPr>
-                <w:rFonts w:ascii="Saira" w:hAnsi="Saira"/>
-                <w:sz w:val="20"/>
-                <w:szCs w:val="20"/>
-              </w:rPr>
-            </w:pPr>
-          </w:p>
-          <w:p>
-            <w:pPr>
-              <w:rPr>
-                <w:rFonts w:ascii="Saira" w:hAnsi="Saira"/>
-                <w:sz w:val="20"/>
-                <w:szCs w:val="20"/>
-              </w:rPr>
-            </w:pPr>
-            <w:r>
-              <w:rPr>
-                <w:rFonts w:ascii="Saira" w:hAnsi="Saira"/>
-                <w:sz w:val="20"/>
-                <w:szCs w:val="20"/>
-              </w:rPr>
-              <w:t xml:space="preserve"/>
-            </w:r>
-            <w:proofErr w:type="gramEnd"/>
-          </w:p>
-          <w:p>
-            <w:pPr>
-              <w:rPr>
-                <w:rFonts w:ascii="Saira" w:hAnsi="Saira"/>
-                <w:sz w:val="20"/>
-                <w:szCs w:val="20"/>
-              </w:rPr>
-            </w:pPr>
-            <w:proofErr w:type="gramStart"/>
-            <w:r>
-              <w:rPr>
-                <w:rFonts w:ascii="Saira" w:hAnsi="Saira"/>
-                <w:b/>
-                <w:bCs/>
-                <w:sz w:val="22"/>
-                <w:szCs w:val="22"/>
-              </w:rPr>
-              <w:t xml:space="preserve">IsiZulu</w:t>
-            </w:r>
-            <w:r>
-              <w:rPr>
-                <w:rFonts w:ascii="Saira" w:hAnsi="Saira"/>
-                <w:sz w:val="22"/>
-                <w:szCs w:val="22"/>
-              </w:rPr>
-              <w:t xml:space="preserve"> </w:t>
-            </w:r>
-            <w:r>
-              <w:rPr>
-                <w:rFonts w:ascii="Saira" w:hAnsi="Saira"/>
-                <w:sz w:val="20"/>
-                <w:szCs w:val="20"/>
-              </w:rPr>
               <w:t xml:space="preserve">  </w:t>
-            </w:r>
-            <w:proofErr w:type="gramEnd"/>
-            <w:r>
-              <w:rPr>
-                <w:rFonts w:ascii="Saira" w:hAnsi="Saira"/>
-                <w:sz w:val="20"/>
-                <w:szCs w:val="20"/>
-              </w:rPr>
-              <w:t xml:space="preserve">       </w:t>
-            </w:r>
-            <w:r>
-              <w:rPr>
-                <w:rFonts w:ascii="Saira" w:hAnsi="Saira"/>
-                <w:sz w:val="20"/>
-                <w:szCs w:val="20"/>
-              </w:rPr>
-              <w:t xml:space="preserve">                              </w:t>
-            </w:r>
-            <w:r>
-              <w:rPr>
-                <w:rFonts w:ascii="Saira" w:hAnsi="Saira"/>
-                <w:sz w:val="20"/>
-                <w:szCs w:val="20"/>
-              </w:rPr>
-              <w:t xml:space="preserve">       </w:t>
-            </w:r>
-            <w:proofErr w:type="gramStart"/>
-            <w:r>
-              <w:rPr>
-                <w:rFonts w:ascii="Saira" w:hAnsi="Saira"/>
-                <w:sz w:val="20"/>
-                <w:szCs w:val="20"/>
-              </w:rPr>
-              <w:t xml:space="preserve">   </w:t>
-            </w:r>
-            <w:r>
-              <w:rPr>
-                <w:rFonts w:ascii="Saira" w:hAnsi="Saira"/>
-                <w:b/>
-                <w:bCs/>
-                <w:sz w:val="22"/>
-                <w:szCs w:val="22"/>
-              </w:rPr>
-              <w:t xml:space="preserve">C2</w:t>
-            </w:r>
-          </w:p>
-          <w:p>
-            <w:pPr>
-              <w:rPr>
-                <w:rFonts w:ascii="Saira" w:hAnsi="Saira"/>
-                <w:sz w:val="28"/>
-                <w:szCs w:val="32"/>
-              </w:rPr>
-            </w:pPr>
-            <w:r>
-              <w:rPr>
-                <w:rFonts w:ascii="Saira" w:hAnsi="Saira"/>
-                <w:sz w:val="28"/>
-                <w:szCs w:val="32"/>
-              </w:rPr>
-              <w:t xml:space="preserve"/>
             </w:r>
             <w:r>
               <w:rPr>
@@ -7733,6 +9472,159 @@
             </w:r>
             <w:r>
               <w:rPr>
+                <w:color w:val="D0D8E0"/>
+                <w:sz w:val="26"/>
+                <w:szCs w:val="26"/>
+              </w:rPr>
+              <w:t xml:space="preserve">██</w:t>
+            </w:r>
+            <w:r>
+              <w:t xml:space="preserve"/>
+            </w:r>
+          </w:p>
+          <w:p>
+            <w:pPr>
+              <w:rPr>
+                <w:rFonts w:ascii="Saira" w:hAnsi="Saira"/>
+                <w:sz w:val="20"/>
+                <w:szCs w:val="20"/>
+              </w:rPr>
+            </w:pPr>
+            <w:proofErr w:type="gramStart"/>
+            <w:r>
+              <w:rPr>
+                <w:rFonts w:ascii="Saira" w:hAnsi="Saira"/>
+                <w:sz w:val="20"/>
+                <w:szCs w:val="20"/>
+              </w:rPr>
+              <w:t xml:space="preserve">Advanced</w:t>
+            </w:r>
+          </w:p>
+          <w:p>
+            <w:pPr>
+              <w:rPr>
+                <w:rFonts w:ascii="Saira" w:hAnsi="Saira"/>
+                <w:sz w:val="20"/>
+                <w:szCs w:val="20"/>
+              </w:rPr>
+            </w:pPr>
+          </w:p>
+          <w:p>
+            <w:pPr>
+              <w:rPr>
+                <w:rFonts w:ascii="Saira" w:hAnsi="Saira"/>
+                <w:sz w:val="20"/>
+                <w:szCs w:val="20"/>
+              </w:rPr>
+            </w:pPr>
+            <w:r>
+              <w:rPr>
+                <w:rFonts w:ascii="Saira" w:hAnsi="Saira"/>
+                <w:sz w:val="20"/>
+                <w:szCs w:val="20"/>
+              </w:rPr>
+              <w:t xml:space="preserve"/>
+            </w:r>
+            <w:proofErr w:type="gramEnd"/>
+          </w:p>
+          <w:p>
+            <w:pPr>
+              <w:rPr>
+                <w:rFonts w:ascii="Saira" w:hAnsi="Saira"/>
+                <w:sz w:val="20"/>
+                <w:szCs w:val="20"/>
+              </w:rPr>
+            </w:pPr>
+            <w:proofErr w:type="gramStart"/>
+            <w:r>
+              <w:rPr>
+                <w:rFonts w:ascii="Saira" w:hAnsi="Saira"/>
+                <w:b/>
+                <w:bCs/>
+                <w:sz w:val="22"/>
+                <w:szCs w:val="22"/>
+              </w:rPr>
+              <w:t xml:space="preserve">isiXhosa</w:t>
+            </w:r>
+            <w:r>
+              <w:rPr>
+                <w:rFonts w:ascii="Saira" w:hAnsi="Saira"/>
+                <w:sz w:val="22"/>
+                <w:szCs w:val="22"/>
+              </w:rPr>
+              <w:t xml:space="preserve"> </w:t>
+            </w:r>
+            <w:r>
+              <w:rPr>
+                <w:rFonts w:ascii="Saira" w:hAnsi="Saira"/>
+                <w:sz w:val="20"/>
+                <w:szCs w:val="20"/>
+              </w:rPr>
+              <w:t xml:space="preserve">  </w:t>
+            </w:r>
+            <w:proofErr w:type="gramEnd"/>
+            <w:r>
+              <w:rPr>
+                <w:rFonts w:ascii="Saira" w:hAnsi="Saira"/>
+                <w:sz w:val="20"/>
+                <w:szCs w:val="20"/>
+              </w:rPr>
+              <w:t xml:space="preserve">       </w:t>
+            </w:r>
+            <w:r>
+              <w:rPr>
+                <w:rFonts w:ascii="Saira" w:hAnsi="Saira"/>
+                <w:sz w:val="20"/>
+                <w:szCs w:val="20"/>
+              </w:rPr>
+              <w:t xml:space="preserve">                              </w:t>
+            </w:r>
+            <w:r>
+              <w:rPr>
+                <w:rFonts w:ascii="Saira" w:hAnsi="Saira"/>
+                <w:sz w:val="20"/>
+                <w:szCs w:val="20"/>
+              </w:rPr>
+              <w:t xml:space="preserve">       </w:t>
+            </w:r>
+            <w:proofErr w:type="gramStart"/>
+            <w:r>
+              <w:rPr>
+                <w:rFonts w:ascii="Saira" w:hAnsi="Saira"/>
+                <w:sz w:val="20"/>
+                <w:szCs w:val="20"/>
+              </w:rPr>
+              <w:t xml:space="preserve">   </w:t>
+            </w:r>
+            <w:r>
+              <w:rPr>
+                <w:rFonts w:ascii="Saira" w:hAnsi="Saira"/>
+                <w:b/>
+                <w:bCs/>
+                <w:sz w:val="22"/>
+                <w:szCs w:val="22"/>
+              </w:rPr>
+              <w:t xml:space="preserve">B2</w:t>
+            </w:r>
+          </w:p>
+          <w:p>
+            <w:pPr>
+              <w:rPr>
+                <w:rFonts w:ascii="Saira" w:hAnsi="Saira"/>
+                <w:sz w:val="28"/>
+                <w:szCs w:val="32"/>
+              </w:rPr>
+            </w:pPr>
+            <w:r>
+              <w:rPr>
+                <w:rFonts w:ascii="Saira" w:hAnsi="Saira"/>
+                <w:sz w:val="28"/>
+                <w:szCs w:val="32"/>
+              </w:rPr>
+              <w:t xml:space="preserve"/>
+            </w:r>
+            <w:r>
+              <w:rPr>
                 <w:color w:val="1F3040"/>
                 <w:sz w:val="26"/>
                 <w:szCs w:val="26"/>
@@ -7751,149 +9643,7 @@
               <w:t xml:space="preserve">██</w:t>
             </w:r>
             <w:r>
-              <w:t xml:space="preserve"/>
-            </w:r>
-          </w:p>
-          <w:p>
-            <w:pPr>
-              <w:rPr>
-                <w:rFonts w:ascii="Saira" w:hAnsi="Saira"/>
-                <w:sz w:val="20"/>
-                <w:szCs w:val="20"/>
-              </w:rPr>
-            </w:pPr>
-            <w:proofErr w:type="gramStart"/>
-            <w:r>
-              <w:rPr>
-                <w:rFonts w:ascii="Saira" w:hAnsi="Saira"/>
-                <w:sz w:val="20"/>
-                <w:szCs w:val="20"/>
-              </w:rPr>
-              <w:t xml:space="preserve">Bilingual or Proficient</w:t>
-            </w:r>
-          </w:p>
-          <w:p>
-            <w:pPr>
-              <w:rPr>
-                <w:rFonts w:ascii="Saira" w:hAnsi="Saira"/>
-                <w:sz w:val="20"/>
-                <w:szCs w:val="20"/>
-              </w:rPr>
-            </w:pPr>
-          </w:p>
-          <w:p>
-            <w:pPr>
-              <w:rPr>
-                <w:rFonts w:ascii="Saira" w:hAnsi="Saira"/>
-                <w:sz w:val="20"/>
-                <w:szCs w:val="20"/>
-              </w:rPr>
-            </w:pPr>
-            <w:r>
-              <w:rPr>
-                <w:rFonts w:ascii="Saira" w:hAnsi="Saira"/>
-                <w:sz w:val="20"/>
-                <w:szCs w:val="20"/>
-              </w:rPr>
-              <w:t xml:space="preserve"/>
-            </w:r>
-            <w:proofErr w:type="gramEnd"/>
-          </w:p>
-          <w:p>
-            <w:pPr>
-              <w:rPr>
-                <w:rFonts w:ascii="Saira" w:hAnsi="Saira"/>
-                <w:sz w:val="20"/>
-                <w:szCs w:val="20"/>
-              </w:rPr>
-            </w:pPr>
-            <w:proofErr w:type="gramStart"/>
-            <w:r>
-              <w:rPr>
-                <w:rFonts w:ascii="Saira" w:hAnsi="Saira"/>
-                <w:b/>
-                <w:bCs/>
-                <w:sz w:val="22"/>
-                <w:szCs w:val="22"/>
-              </w:rPr>
-              <w:t xml:space="preserve">IsiXhosa</w:t>
-            </w:r>
-            <w:r>
-              <w:rPr>
-                <w:rFonts w:ascii="Saira" w:hAnsi="Saira"/>
-                <w:sz w:val="22"/>
-                <w:szCs w:val="22"/>
-              </w:rPr>
-              <w:t xml:space="preserve"> </w:t>
-            </w:r>
-            <w:r>
-              <w:rPr>
-                <w:rFonts w:ascii="Saira" w:hAnsi="Saira"/>
-                <w:sz w:val="20"/>
-                <w:szCs w:val="20"/>
-              </w:rPr>
               <w:t xml:space="preserve">  </w:t>
-            </w:r>
-            <w:proofErr w:type="gramEnd"/>
-            <w:r>
-              <w:rPr>
-                <w:rFonts w:ascii="Saira" w:hAnsi="Saira"/>
-                <w:sz w:val="20"/>
-                <w:szCs w:val="20"/>
-              </w:rPr>
-              <w:t xml:space="preserve">       </w:t>
-            </w:r>
-            <w:r>
-              <w:rPr>
-                <w:rFonts w:ascii="Saira" w:hAnsi="Saira"/>
-                <w:sz w:val="20"/>
-                <w:szCs w:val="20"/>
-              </w:rPr>
-              <w:t xml:space="preserve">                              </w:t>
-            </w:r>
-            <w:r>
-              <w:rPr>
-                <w:rFonts w:ascii="Saira" w:hAnsi="Saira"/>
-                <w:sz w:val="20"/>
-                <w:szCs w:val="20"/>
-              </w:rPr>
-              <w:t xml:space="preserve">       </w:t>
-            </w:r>
-            <w:proofErr w:type="gramStart"/>
-            <w:r>
-              <w:rPr>
-                <w:rFonts w:ascii="Saira" w:hAnsi="Saira"/>
-                <w:sz w:val="20"/>
-                <w:szCs w:val="20"/>
-              </w:rPr>
-              <w:t xml:space="preserve">   </w:t>
-            </w:r>
-            <w:r>
-              <w:rPr>
-                <w:rFonts w:ascii="Saira" w:hAnsi="Saira"/>
-                <w:b/>
-                <w:bCs/>
-                <w:sz w:val="22"/>
-                <w:szCs w:val="22"/>
-              </w:rPr>
-              <w:t xml:space="preserve">B2</w:t>
-            </w:r>
-          </w:p>
-          <w:p>
-            <w:pPr>
-              <w:rPr>
-                <w:rFonts w:ascii="Saira" w:hAnsi="Saira"/>
-                <w:sz w:val="28"/>
-                <w:szCs w:val="32"/>
-              </w:rPr>
-            </w:pPr>
-            <w:r>
-              <w:rPr>
-                <w:rFonts w:ascii="Saira" w:hAnsi="Saira"/>
-                <w:sz w:val="28"/>
-                <w:szCs w:val="32"/>
-              </w:rPr>
-              <w:t xml:space="preserve"/>
             </w:r>
             <w:r>
               <w:rPr>
@@ -7919,6 +9669,170 @@
             </w:r>
             <w:r>
               <w:rPr>
+                <w:color w:val="D0D8E0"/>
+                <w:sz w:val="26"/>
+                <w:szCs w:val="26"/>
+              </w:rPr>
+              <w:t xml:space="preserve">██</w:t>
+            </w:r>
+            <w:r>
+              <w:t xml:space="preserve">  </w:t>
+            </w:r>
+            <w:r>
+              <w:rPr>
+                <w:color w:val="D0D8E0"/>
+                <w:sz w:val="26"/>
+                <w:szCs w:val="26"/>
+              </w:rPr>
+              <w:t xml:space="preserve">██</w:t>
+            </w:r>
+            <w:r>
+              <w:t xml:space="preserve"/>
+            </w:r>
+          </w:p>
+          <w:p>
+            <w:pPr>
+              <w:rPr>
+                <w:rFonts w:ascii="Saira" w:hAnsi="Saira"/>
+                <w:sz w:val="20"/>
+                <w:szCs w:val="20"/>
+              </w:rPr>
+            </w:pPr>
+            <w:proofErr w:type="gramStart"/>
+            <w:r>
+              <w:rPr>
+                <w:rFonts w:ascii="Saira" w:hAnsi="Saira"/>
+                <w:sz w:val="20"/>
+                <w:szCs w:val="20"/>
+              </w:rPr>
+              <w:t xml:space="preserve">Upper-Intermediate</w:t>
+            </w:r>
+          </w:p>
+          <w:p>
+            <w:pPr>
+              <w:rPr>
+                <w:rFonts w:ascii="Saira" w:hAnsi="Saira"/>
+                <w:sz w:val="20"/>
+                <w:szCs w:val="20"/>
+              </w:rPr>
+            </w:pPr>
+          </w:p>
+          <w:p>
+            <w:pPr>
+              <w:rPr>
+                <w:rFonts w:ascii="Saira" w:hAnsi="Saira"/>
+                <w:sz w:val="20"/>
+                <w:szCs w:val="20"/>
+              </w:rPr>
+            </w:pPr>
+            <w:r>
+              <w:rPr>
+                <w:rFonts w:ascii="Saira" w:hAnsi="Saira"/>
+                <w:sz w:val="20"/>
+                <w:szCs w:val="20"/>
+              </w:rPr>
+              <w:t xml:space="preserve"/>
+            </w:r>
+            <w:proofErr w:type="gramEnd"/>
+          </w:p>
+          <w:p>
+            <w:pPr>
+              <w:rPr>
+                <w:rFonts w:ascii="Saira" w:hAnsi="Saira"/>
+                <w:sz w:val="20"/>
+                <w:szCs w:val="20"/>
+              </w:rPr>
+            </w:pPr>
+            <w:proofErr w:type="gramStart"/>
+            <w:r>
+              <w:rPr>
+                <w:rFonts w:ascii="Saira" w:hAnsi="Saira"/>
+                <w:b/>
+                <w:bCs/>
+                <w:sz w:val="22"/>
+                <w:szCs w:val="22"/>
+              </w:rPr>
+              <w:t xml:space="preserve">French</w:t>
+            </w:r>
+            <w:r>
+              <w:rPr>
+                <w:rFonts w:ascii="Saira" w:hAnsi="Saira"/>
+                <w:sz w:val="22"/>
+                <w:szCs w:val="22"/>
+              </w:rPr>
+              <w:t xml:space="preserve"> </w:t>
+            </w:r>
+            <w:r>
+              <w:rPr>
+                <w:rFonts w:ascii="Saira" w:hAnsi="Saira"/>
+                <w:sz w:val="20"/>
+                <w:szCs w:val="20"/>
+              </w:rPr>
+              <w:t xml:space="preserve">  </w:t>
+            </w:r>
+            <w:proofErr w:type="gramEnd"/>
+            <w:r>
+              <w:rPr>
+                <w:rFonts w:ascii="Saira" w:hAnsi="Saira"/>
+                <w:sz w:val="20"/>
+                <w:szCs w:val="20"/>
+              </w:rPr>
+              <w:t xml:space="preserve">       </w:t>
+            </w:r>
+            <w:r>
+              <w:rPr>
+                <w:rFonts w:ascii="Saira" w:hAnsi="Saira"/>
+                <w:sz w:val="20"/>
+                <w:szCs w:val="20"/>
+              </w:rPr>
+              <w:t xml:space="preserve">                              </w:t>
+            </w:r>
+            <w:r>
+              <w:rPr>
+                <w:rFonts w:ascii="Saira" w:hAnsi="Saira"/>
+                <w:sz w:val="20"/>
+                <w:szCs w:val="20"/>
+              </w:rPr>
+              <w:t xml:space="preserve">       </w:t>
+            </w:r>
+            <w:proofErr w:type="gramStart"/>
+            <w:r>
+              <w:rPr>
+                <w:rFonts w:ascii="Saira" w:hAnsi="Saira"/>
+                <w:sz w:val="20"/>
+                <w:szCs w:val="20"/>
+              </w:rPr>
+              <w:t xml:space="preserve">   </w:t>
+            </w:r>
+            <w:r>
+              <w:rPr>
+                <w:rFonts w:ascii="Saira" w:hAnsi="Saira"/>
+                <w:b/>
+                <w:bCs/>
+                <w:sz w:val="22"/>
+                <w:szCs w:val="22"/>
+              </w:rPr>
+              <w:t xml:space="preserve">A2</w:t>
+            </w:r>
+          </w:p>
+          <w:p>
+            <w:pPr>
+              <w:rPr>
+                <w:rFonts w:ascii="Saira" w:hAnsi="Saira"/>
+                <w:sz w:val="28"/>
+                <w:szCs w:val="32"/>
+              </w:rPr>
+            </w:pPr>
+            <w:r>
+              <w:rPr>
+                <w:rFonts w:ascii="Saira" w:hAnsi="Saira"/>
+                <w:sz w:val="28"/>
+                <w:szCs w:val="32"/>
+              </w:rPr>
+              <w:t xml:space="preserve"/>
+            </w:r>
+            <w:r>
+              <w:rPr>
                 <w:color w:val="1F3040"/>
                 <w:sz w:val="26"/>
                 <w:szCs w:val="26"/>
@@ -7959,159 +9873,6 @@
               <w:t xml:space="preserve">██</w:t>
             </w:r>
             <w:r>
-              <w:t xml:space="preserve"/>
-            </w:r>
-          </w:p>
-          <w:p>
-            <w:pPr>
-              <w:rPr>
-                <w:rFonts w:ascii="Saira" w:hAnsi="Saira"/>
-                <w:sz w:val="20"/>
-                <w:szCs w:val="20"/>
-              </w:rPr>
-            </w:pPr>
-            <w:proofErr w:type="gramStart"/>
-            <w:r>
-              <w:rPr>
-                <w:rFonts w:ascii="Saira" w:hAnsi="Saira"/>
-                <w:sz w:val="20"/>
-                <w:szCs w:val="20"/>
-              </w:rPr>
-              <w:t xml:space="preserve">Upper-Intermediate</w:t>
-            </w:r>
-          </w:p>
-          <w:p>
-            <w:pPr>
-              <w:rPr>
-                <w:rFonts w:ascii="Saira" w:hAnsi="Saira"/>
-                <w:sz w:val="20"/>
-                <w:szCs w:val="20"/>
-              </w:rPr>
-            </w:pPr>
-          </w:p>
-          <w:p>
-            <w:pPr>
-              <w:rPr>
-                <w:rFonts w:ascii="Saira" w:hAnsi="Saira"/>
-                <w:sz w:val="20"/>
-                <w:szCs w:val="20"/>
-              </w:rPr>
-            </w:pPr>
-            <w:r>
-              <w:rPr>
-                <w:rFonts w:ascii="Saira" w:hAnsi="Saira"/>
-                <w:sz w:val="20"/>
-                <w:szCs w:val="20"/>
-              </w:rPr>
-              <w:t xml:space="preserve"/>
-            </w:r>
-            <w:proofErr w:type="gramEnd"/>
-          </w:p>
-          <w:p>
-            <w:pPr>
-              <w:rPr>
-                <w:rFonts w:ascii="Saira" w:hAnsi="Saira"/>
-                <w:sz w:val="20"/>
-                <w:szCs w:val="20"/>
-              </w:rPr>
-            </w:pPr>
-            <w:proofErr w:type="gramStart"/>
-            <w:r>
-              <w:rPr>
-                <w:rFonts w:ascii="Saira" w:hAnsi="Saira"/>
-                <w:b/>
-                <w:bCs/>
-                <w:sz w:val="22"/>
-                <w:szCs w:val="22"/>
-              </w:rPr>
-              <w:t xml:space="preserve">French</w:t>
-            </w:r>
-            <w:r>
-              <w:rPr>
-                <w:rFonts w:ascii="Saira" w:hAnsi="Saira"/>
-                <w:sz w:val="22"/>
-                <w:szCs w:val="22"/>
-              </w:rPr>
-              <w:t xml:space="preserve"> </w:t>
-            </w:r>
-            <w:r>
-              <w:rPr>
-                <w:rFonts w:ascii="Saira" w:hAnsi="Saira"/>
-                <w:sz w:val="20"/>
-                <w:szCs w:val="20"/>
-              </w:rPr>
-              <w:t xml:space="preserve">  </w:t>
-            </w:r>
-            <w:proofErr w:type="gramEnd"/>
-            <w:r>
-              <w:rPr>
-                <w:rFonts w:ascii="Saira" w:hAnsi="Saira"/>
-                <w:sz w:val="20"/>
-                <w:szCs w:val="20"/>
-              </w:rPr>
-              <w:t xml:space="preserve">       </w:t>
-            </w:r>
-            <w:r>
-              <w:rPr>
-                <w:rFonts w:ascii="Saira" w:hAnsi="Saira"/>
-                <w:sz w:val="20"/>
-                <w:szCs w:val="20"/>
-              </w:rPr>
-              <w:t xml:space="preserve">                              </w:t>
-            </w:r>
-            <w:r>
-              <w:rPr>
-                <w:rFonts w:ascii="Saira" w:hAnsi="Saira"/>
-                <w:sz w:val="20"/>
-                <w:szCs w:val="20"/>
-              </w:rPr>
-              <w:t xml:space="preserve">       </w:t>
-            </w:r>
-            <w:proofErr w:type="gramStart"/>
-            <w:r>
-              <w:rPr>
-                <w:rFonts w:ascii="Saira" w:hAnsi="Saira"/>
-                <w:sz w:val="20"/>
-                <w:szCs w:val="20"/>
-              </w:rPr>
-              <w:t xml:space="preserve">   </w:t>
-            </w:r>
-            <w:r>
-              <w:rPr>
-                <w:rFonts w:ascii="Saira" w:hAnsi="Saira"/>
-                <w:b/>
-                <w:bCs/>
-                <w:sz w:val="22"/>
-                <w:szCs w:val="22"/>
-              </w:rPr>
-              <w:t xml:space="preserve">A1</w:t>
-            </w:r>
-          </w:p>
-          <w:p>
-            <w:pPr>
-              <w:rPr>
-                <w:rFonts w:ascii="Saira" w:hAnsi="Saira"/>
-                <w:sz w:val="28"/>
-                <w:szCs w:val="32"/>
-              </w:rPr>
-            </w:pPr>
-            <w:r>
-              <w:rPr>
-                <w:rFonts w:ascii="Saira" w:hAnsi="Saira"/>
-                <w:sz w:val="28"/>
-                <w:szCs w:val="32"/>
-              </w:rPr>
-              <w:t xml:space="preserve"/>
-            </w:r>
-            <w:r>
-              <w:rPr>
-                <w:color w:val="1F3040"/>
-                <w:sz w:val="26"/>
-                <w:szCs w:val="26"/>
-              </w:rPr>
-              <w:t xml:space="preserve">██</w:t>
-            </w:r>
-            <w:r>
               <w:t xml:space="preserve">  </w:t>
             </w:r>
             <w:r>
@@ -8134,39 +9895,6 @@
               <w:t xml:space="preserve">██</w:t>
             </w:r>
             <w:r>
-              <w:t xml:space="preserve">  </w:t>
-            </w:r>
-            <w:r>
-              <w:rPr>
-                <w:color w:val="D0D8E0"/>
-                <w:sz w:val="26"/>
-                <w:szCs w:val="26"/>
-              </w:rPr>
-              <w:t xml:space="preserve">██</w:t>
-            </w:r>
-            <w:r>
-              <w:t xml:space="preserve">  </w:t>
-            </w:r>
-            <w:r>
-              <w:rPr>
-                <w:color w:val="D0D8E0"/>
-                <w:sz w:val="26"/>
-                <w:szCs w:val="26"/>
-              </w:rPr>
-              <w:t xml:space="preserve">██</w:t>
-            </w:r>
-            <w:r>
-              <w:t xml:space="preserve">  </w:t>
-            </w:r>
-            <w:r>
-              <w:rPr>
-                <w:color w:val="D0D8E0"/>
-                <w:sz w:val="26"/>
-                <w:szCs w:val="26"/>
-              </w:rPr>
-              <w:t xml:space="preserve">██</w:t>
-            </w:r>
-            <w:r>
               <w:t xml:space="preserve"/>
             </w:r>
           </w:p>
@@ -8185,7 +9913,7 @@
                 <w:sz w:val="20"/>
                 <w:szCs w:val="20"/>
               </w:rPr>
-              <w:t xml:space="preserve">Beginner</w:t>
+              <w:t xml:space="preserve">Elementary</w:t>
             </w:r>
           </w:p>
           <w:p>
@@ -11797,7 +13525,6 @@
   <w:style w:type="character" w:default="1" w:styleId="DefaultParagraphFont">
     <w:name w:val="Default Paragraph Font"/>
     <w:uiPriority w:val="1"/>
-    <w:semiHidden/>
     <w:unhideWhenUsed/>
   </w:style>
   <w:style w:type="table" w:default="1" w:styleId="TableNormal">
